--- a/Minería de datos/Practica 1/Práctica 1.docx
+++ b/Minería de datos/Practica 1/Práctica 1.docx
@@ -1,32 +1,37 @@
 
 <file path=word/document.xml><?xml version="1.0" encoding="utf-8"?>
-<w:document xmlns:wpc="http://schemas.microsoft.com/office/word/2010/wordprocessingCanvas" xmlns:mc="http://schemas.openxmlformats.org/markup-compatibility/2006" xmlns:o="urn:schemas-microsoft-com:office:office" xmlns:r="http://schemas.openxmlformats.org/officeDocument/2006/relationships" xmlns:m="http://schemas.openxmlformats.org/officeDocument/2006/math" xmlns:v="urn:schemas-microsoft-com:vml" xmlns:wp14="http://schemas.microsoft.com/office/word/2010/wordprocessingDrawing" xmlns:wp="http://schemas.openxmlformats.org/drawingml/2006/wordprocessingDrawing" xmlns:w10="urn:schemas-microsoft-com:office:word" xmlns:w="http://schemas.openxmlformats.org/wordprocessingml/2006/main" xmlns:w14="http://schemas.microsoft.com/office/word/2010/wordml" xmlns:w15="http://schemas.microsoft.com/office/word/2012/wordml" xmlns:wpg="http://schemas.microsoft.com/office/word/2010/wordprocessingGroup" xmlns:wpi="http://schemas.microsoft.com/office/word/2010/wordprocessingInk" xmlns:wne="http://schemas.microsoft.com/office/word/2006/wordml" xmlns:wps="http://schemas.microsoft.com/office/word/2010/wordprocessingShape" mc:Ignorable="w14 w15 wp14">
+<w:document xmlns:wpc="http://schemas.microsoft.com/office/word/2010/wordprocessingCanvas" xmlns:cx="http://schemas.microsoft.com/office/drawing/2014/chartex" xmlns:cx1="http://schemas.microsoft.com/office/drawing/2015/9/8/chartex" xmlns:cx2="http://schemas.microsoft.com/office/drawing/2015/10/21/chartex" xmlns:cx3="http://schemas.microsoft.com/office/drawing/2016/5/9/chartex" xmlns:cx4="http://schemas.microsoft.com/office/drawing/2016/5/10/chartex" xmlns:cx5="http://schemas.microsoft.com/office/drawing/2016/5/11/chartex" xmlns:cx6="http://schemas.microsoft.com/office/drawing/2016/5/12/chartex" xmlns:cx7="http://schemas.microsoft.com/office/drawing/2016/5/13/chartex" xmlns:cx8="http://schemas.microsoft.com/office/drawing/2016/5/14/chartex" xmlns:mc="http://schemas.openxmlformats.org/markup-compatibility/2006" xmlns:aink="http://schemas.microsoft.com/office/drawing/2016/ink" xmlns:am3d="http://schemas.microsoft.com/office/drawing/2017/model3d" xmlns:o="urn:schemas-microsoft-com:office:office" xmlns:oel="http://schemas.microsoft.com/office/2019/extlst" xmlns:r="http://schemas.openxmlformats.org/officeDocument/2006/relationships" xmlns:m="http://schemas.openxmlformats.org/officeDocument/2006/math" xmlns:v="urn:schemas-microsoft-com:vml" xmlns:wp14="http://schemas.microsoft.com/office/word/2010/wordprocessingDrawing" xmlns:wp="http://schemas.openxmlformats.org/drawingml/2006/wordprocessingDrawing" xmlns:w10="urn:schemas-microsoft-com:office:word" xmlns:w="http://schemas.openxmlformats.org/wordprocessingml/2006/main" xmlns:w14="http://schemas.microsoft.com/office/word/2010/wordml" xmlns:w15="http://schemas.microsoft.com/office/word/2012/wordml" xmlns:w16cex="http://schemas.microsoft.com/office/word/2018/wordml/cex" xmlns:w16cid="http://schemas.microsoft.com/office/word/2016/wordml/cid" xmlns:w16="http://schemas.microsoft.com/office/word/2018/wordml" xmlns:w16du="http://schemas.microsoft.com/office/word/2023/wordml/word16du" xmlns:w16sdtdh="http://schemas.microsoft.com/office/word/2020/wordml/sdtdatahash" xmlns:w16sdtfl="http://schemas.microsoft.com/office/word/2024/wordml/sdtformatlock" xmlns:w16se="http://schemas.microsoft.com/office/word/2015/wordml/symex" xmlns:wpg="http://schemas.microsoft.com/office/word/2010/wordprocessingGroup" xmlns:wpi="http://schemas.microsoft.com/office/word/2010/wordprocessingInk" xmlns:wne="http://schemas.microsoft.com/office/word/2006/wordml" xmlns:wps="http://schemas.microsoft.com/office/word/2010/wordprocessingShape" mc:Ignorable="w14 w15 w16se w16cid w16 w16cex w16sdtdh w16sdtfl w16du wp14">
   <w:body>
     <w:p>
-      <w:r>
-        <w:t>Práctica 1:</w:t>
-      </w:r>
-    </w:p>
-    <w:p>
-      <w:r>
-        <w:t xml:space="preserve">1.1 - </w:t>
-      </w:r>
-    </w:p>
-    <w:p>
-      <w:r>
-        <w:t>3.1 – Seleccionar un Dataset incluído en las librerías de R</w:t>
-      </w:r>
-    </w:p>
-    <w:p>
-      <w:r>
-        <w:rPr>
-          <w:lang w:eastAsia="es-MX"/>
+      <w:pPr>
+        <w:spacing w:after="200" w:line="276" w:lineRule="auto"/>
+        <w:ind w:right="-270"/>
+        <w:jc w:val="center"/>
+        <w:rPr>
+          <w:rFonts w:ascii="Aptos" w:eastAsia="Aptos" w:hAnsi="Aptos" w:cs="Aptos"/>
+          <w:b/>
+          <w:bCs/>
+          <w:sz w:val="28"/>
+          <w:szCs w:val="28"/>
+        </w:rPr>
+      </w:pPr>
+      <w:r>
+        <w:rPr>
+          <w:noProof/>
         </w:rPr>
         <w:drawing>
-          <wp:inline distT="0" distB="0" distL="0" distR="0" wp14:anchorId="42DF018D" wp14:editId="0F9AEACD">
-            <wp:extent cx="5612130" cy="1753870"/>
-            <wp:effectExtent l="0" t="0" r="7620" b="0"/>
-            <wp:docPr id="1" name="Imagen 1"/>
+          <wp:anchor distT="0" distB="0" distL="114300" distR="114300" simplePos="0" relativeHeight="251660288" behindDoc="0" locked="0" layoutInCell="1" allowOverlap="1" wp14:anchorId="3F156AB5" wp14:editId="33AB705B">
+            <wp:simplePos x="0" y="0"/>
+            <wp:positionH relativeFrom="margin">
+              <wp:posOffset>5349273</wp:posOffset>
+            </wp:positionH>
+            <wp:positionV relativeFrom="margin">
+              <wp:posOffset>-112295</wp:posOffset>
+            </wp:positionV>
+            <wp:extent cx="1083657" cy="1111250"/>
+            <wp:effectExtent l="0" t="0" r="2540" b="0"/>
+            <wp:wrapNone/>
+            <wp:docPr id="1246322802" name="Imagen 1246322802" descr="Imagen de la pantalla de un celular con letras&#10;&#10;El contenido generado por IA puede ser incorrecto."/>
             <wp:cNvGraphicFramePr>
               <a:graphicFrameLocks xmlns:a="http://schemas.openxmlformats.org/drawingml/2006/main" noChangeAspect="1"/>
             </wp:cNvGraphicFramePr>
@@ -34,11 +39,17 @@
               <a:graphicData uri="http://schemas.openxmlformats.org/drawingml/2006/picture">
                 <pic:pic xmlns:pic="http://schemas.openxmlformats.org/drawingml/2006/picture">
                   <pic:nvPicPr>
-                    <pic:cNvPr id="1" name=""/>
+                    <pic:cNvPr id="1246322802" name="Imagen 1246322802" descr="Imagen de la pantalla de un celular con letras&#10;&#10;El contenido generado por IA puede ser incorrecto."/>
                     <pic:cNvPicPr/>
                   </pic:nvPicPr>
                   <pic:blipFill>
-                    <a:blip r:embed="rId5"/>
+                    <a:blip r:embed="rId5">
+                      <a:extLst>
+                        <a:ext uri="{28A0092B-C50C-407E-A947-70E740481C1C}">
+                          <a14:useLocalDpi xmlns:a14="http://schemas.microsoft.com/office/drawing/2010/main" val="0"/>
+                        </a:ext>
+                      </a:extLst>
+                    </a:blip>
                     <a:stretch>
                       <a:fillRect/>
                     </a:stretch>
@@ -46,7 +57,1048 @@
                   <pic:spPr>
                     <a:xfrm>
                       <a:off x="0" y="0"/>
-                      <a:ext cx="5612130" cy="1753870"/>
+                      <a:ext cx="1083657" cy="1111250"/>
+                    </a:xfrm>
+                    <a:prstGeom prst="rect">
+                      <a:avLst/>
+                    </a:prstGeom>
+                  </pic:spPr>
+                </pic:pic>
+              </a:graphicData>
+            </a:graphic>
+            <wp14:sizeRelH relativeFrom="margin">
+              <wp14:pctWidth>0</wp14:pctWidth>
+            </wp14:sizeRelH>
+            <wp14:sizeRelV relativeFrom="margin">
+              <wp14:pctHeight>0</wp14:pctHeight>
+            </wp14:sizeRelV>
+          </wp:anchor>
+        </w:drawing>
+      </w:r>
+      <w:r>
+        <w:rPr>
+          <w:noProof/>
+        </w:rPr>
+        <w:drawing>
+          <wp:anchor distT="0" distB="0" distL="114300" distR="114300" simplePos="0" relativeHeight="251659264" behindDoc="0" locked="0" layoutInCell="1" allowOverlap="1" wp14:anchorId="53021B4A" wp14:editId="12DDC39F">
+            <wp:simplePos x="0" y="0"/>
+            <wp:positionH relativeFrom="margin">
+              <wp:posOffset>-375452</wp:posOffset>
+            </wp:positionH>
+            <wp:positionV relativeFrom="margin">
+              <wp:posOffset>-131846</wp:posOffset>
+            </wp:positionV>
+            <wp:extent cx="1096645" cy="1078519"/>
+            <wp:effectExtent l="0" t="0" r="8255" b="7620"/>
+            <wp:wrapNone/>
+            <wp:docPr id="1882926997" name="Imagen 1882926997" descr="Logotipo&#10;&#10;El contenido generado por IA puede ser incorrecto."/>
+            <wp:cNvGraphicFramePr>
+              <a:graphicFrameLocks xmlns:a="http://schemas.openxmlformats.org/drawingml/2006/main" noChangeAspect="1"/>
+            </wp:cNvGraphicFramePr>
+            <a:graphic xmlns:a="http://schemas.openxmlformats.org/drawingml/2006/main">
+              <a:graphicData uri="http://schemas.openxmlformats.org/drawingml/2006/picture">
+                <pic:pic xmlns:pic="http://schemas.openxmlformats.org/drawingml/2006/picture">
+                  <pic:nvPicPr>
+                    <pic:cNvPr id="1882926997" name="Imagen 1882926997" descr="Logotipo&#10;&#10;El contenido generado por IA puede ser incorrecto."/>
+                    <pic:cNvPicPr/>
+                  </pic:nvPicPr>
+                  <pic:blipFill>
+                    <a:blip r:embed="rId6" cstate="print">
+                      <a:extLst>
+                        <a:ext uri="{28A0092B-C50C-407E-A947-70E740481C1C}">
+                          <a14:useLocalDpi xmlns:a14="http://schemas.microsoft.com/office/drawing/2010/main" val="0"/>
+                        </a:ext>
+                      </a:extLst>
+                    </a:blip>
+                    <a:stretch>
+                      <a:fillRect/>
+                    </a:stretch>
+                  </pic:blipFill>
+                  <pic:spPr>
+                    <a:xfrm>
+                      <a:off x="0" y="0"/>
+                      <a:ext cx="1096645" cy="1078519"/>
+                    </a:xfrm>
+                    <a:prstGeom prst="rect">
+                      <a:avLst/>
+                    </a:prstGeom>
+                  </pic:spPr>
+                </pic:pic>
+              </a:graphicData>
+            </a:graphic>
+            <wp14:sizeRelH relativeFrom="margin">
+              <wp14:pctWidth>0</wp14:pctWidth>
+            </wp14:sizeRelH>
+            <wp14:sizeRelV relativeFrom="margin">
+              <wp14:pctHeight>0</wp14:pctHeight>
+            </wp14:sizeRelV>
+          </wp:anchor>
+        </w:drawing>
+      </w:r>
+      <w:r>
+        <w:rPr>
+          <w:rFonts w:ascii="Aptos" w:eastAsia="Aptos" w:hAnsi="Aptos" w:cs="Aptos"/>
+          <w:b/>
+          <w:bCs/>
+          <w:sz w:val="56"/>
+          <w:szCs w:val="56"/>
+        </w:rPr>
+        <w:t>UNIVERSIDAD AUTÓNOMA</w:t>
+      </w:r>
+    </w:p>
+    <w:p>
+      <w:pPr>
+        <w:spacing w:after="200" w:line="276" w:lineRule="auto"/>
+        <w:ind w:left="-270" w:right="-270"/>
+        <w:jc w:val="center"/>
+        <w:rPr>
+          <w:sz w:val="52"/>
+          <w:szCs w:val="52"/>
+        </w:rPr>
+      </w:pPr>
+      <w:r>
+        <w:rPr>
+          <w:rFonts w:ascii="Aptos" w:eastAsia="Aptos" w:hAnsi="Aptos" w:cs="Aptos"/>
+          <w:b/>
+          <w:bCs/>
+          <w:sz w:val="56"/>
+          <w:szCs w:val="56"/>
+        </w:rPr>
+        <w:t>DE NUEVO LEÓN</w:t>
+      </w:r>
+    </w:p>
+    <w:p>
+      <w:pPr>
+        <w:spacing w:after="200" w:line="276" w:lineRule="auto"/>
+        <w:rPr>
+          <w:rFonts w:ascii="Aptos" w:eastAsia="Aptos" w:hAnsi="Aptos" w:cs="Aptos"/>
+          <w:b/>
+          <w:bCs/>
+          <w:sz w:val="40"/>
+          <w:szCs w:val="40"/>
+        </w:rPr>
+      </w:pPr>
+      <w:r>
+        <w:rPr>
+          <w:rFonts w:ascii="Aptos" w:eastAsia="Aptos" w:hAnsi="Aptos" w:cs="Aptos"/>
+          <w:b/>
+          <w:bCs/>
+          <w:sz w:val="40"/>
+          <w:szCs w:val="40"/>
+        </w:rPr>
+        <w:t>FACULTAD DE INGENIERÍA MECÁNICA Y ELÉCTRICA</w:t>
+      </w:r>
+    </w:p>
+    <w:p>
+      <w:pPr>
+        <w:spacing w:after="200" w:line="276" w:lineRule="auto"/>
+        <w:rPr>
+          <w:rFonts w:ascii="Aptos" w:eastAsia="Aptos" w:hAnsi="Aptos" w:cs="Aptos"/>
+          <w:b/>
+          <w:bCs/>
+        </w:rPr>
+      </w:pPr>
+    </w:p>
+    <w:p>
+      <w:pPr>
+        <w:spacing w:after="200" w:line="276" w:lineRule="auto"/>
+        <w:jc w:val="center"/>
+        <w:rPr>
+          <w:rFonts w:ascii="Aptos" w:eastAsia="Aptos" w:hAnsi="Aptos" w:cs="Aptos"/>
+          <w:b/>
+          <w:bCs/>
+          <w:i/>
+          <w:iCs/>
+          <w:sz w:val="48"/>
+          <w:szCs w:val="48"/>
+        </w:rPr>
+      </w:pPr>
+      <w:r>
+        <w:rPr>
+          <w:rFonts w:ascii="Aptos" w:eastAsia="Aptos" w:hAnsi="Aptos" w:cs="Aptos"/>
+          <w:b/>
+          <w:bCs/>
+          <w:i/>
+          <w:iCs/>
+          <w:sz w:val="48"/>
+          <w:szCs w:val="48"/>
+        </w:rPr>
+        <w:t xml:space="preserve"> </w:t>
+      </w:r>
+      <w:r>
+        <w:rPr>
+          <w:rFonts w:ascii="Aptos" w:eastAsia="Aptos" w:hAnsi="Aptos" w:cs="Aptos"/>
+          <w:b/>
+          <w:bCs/>
+          <w:i/>
+          <w:iCs/>
+          <w:sz w:val="48"/>
+          <w:szCs w:val="48"/>
+        </w:rPr>
+        <w:t xml:space="preserve">Ciencia de la </w:t>
+      </w:r>
+      <w:r>
+        <w:rPr>
+          <w:rFonts w:ascii="Aptos" w:eastAsia="Aptos" w:hAnsi="Aptos" w:cs="Aptos"/>
+          <w:b/>
+          <w:bCs/>
+          <w:i/>
+          <w:iCs/>
+          <w:sz w:val="48"/>
+          <w:szCs w:val="48"/>
+        </w:rPr>
+        <w:t>Ingeniería</w:t>
+      </w:r>
+    </w:p>
+    <w:p>
+      <w:pPr>
+        <w:spacing w:after="200" w:line="276" w:lineRule="auto"/>
+        <w:jc w:val="center"/>
+        <w:rPr>
+          <w:b/>
+          <w:bCs/>
+          <w:sz w:val="96"/>
+          <w:szCs w:val="96"/>
+        </w:rPr>
+      </w:pPr>
+      <w:r>
+        <w:rPr>
+          <w:b/>
+          <w:bCs/>
+          <w:sz w:val="96"/>
+          <w:szCs w:val="96"/>
+        </w:rPr>
+        <w:t>P</w:t>
+      </w:r>
+      <w:r>
+        <w:rPr>
+          <w:b/>
+          <w:bCs/>
+          <w:sz w:val="96"/>
+          <w:szCs w:val="96"/>
+        </w:rPr>
+        <w:t>1</w:t>
+      </w:r>
+    </w:p>
+    <w:p>
+      <w:pPr>
+        <w:spacing w:after="200" w:line="276" w:lineRule="auto"/>
+        <w:jc w:val="center"/>
+        <w:rPr>
+          <w:rFonts w:ascii="Aptos" w:eastAsia="Aptos" w:hAnsi="Aptos" w:cs="Aptos"/>
+          <w:b/>
+          <w:bCs/>
+          <w:sz w:val="32"/>
+          <w:szCs w:val="32"/>
+        </w:rPr>
+      </w:pPr>
+      <w:r>
+        <w:rPr>
+          <w:rFonts w:ascii="Aptos" w:eastAsia="Aptos" w:hAnsi="Aptos" w:cs="Aptos"/>
+          <w:b/>
+          <w:bCs/>
+          <w:sz w:val="32"/>
+          <w:szCs w:val="32"/>
+        </w:rPr>
+        <w:t>DOCENTE: -</w:t>
+      </w:r>
+    </w:p>
+    <w:tbl>
+      <w:tblPr>
+        <w:tblStyle w:val="Tablaconcuadrcula"/>
+        <w:tblpPr w:leftFromText="141" w:rightFromText="141" w:vertAnchor="text" w:horzAnchor="margin" w:tblpXSpec="center" w:tblpY="118"/>
+        <w:tblW w:w="7088" w:type="dxa"/>
+        <w:tblLayout w:type="fixed"/>
+        <w:tblLook w:val="04A0" w:firstRow="1" w:lastRow="0" w:firstColumn="1" w:lastColumn="0" w:noHBand="0" w:noVBand="1"/>
+      </w:tblPr>
+      <w:tblGrid>
+        <w:gridCol w:w="5260"/>
+        <w:gridCol w:w="1828"/>
+      </w:tblGrid>
+      <w:tr>
+        <w:trPr>
+          <w:trHeight w:val="430"/>
+        </w:trPr>
+        <w:tc>
+          <w:tcPr>
+            <w:tcW w:w="5260" w:type="dxa"/>
+            <w:tcBorders>
+              <w:top w:val="single" w:sz="8" w:space="0" w:color="0A1D30"/>
+              <w:left w:val="single" w:sz="8" w:space="0" w:color="0A1D30"/>
+              <w:bottom w:val="single" w:sz="8" w:space="0" w:color="0A1D30"/>
+              <w:right w:val="single" w:sz="8" w:space="0" w:color="0A1D30"/>
+            </w:tcBorders>
+            <w:shd w:val="clear" w:color="auto" w:fill="8DD873" w:themeFill="accent6" w:themeFillTint="99"/>
+            <w:tcMar>
+              <w:left w:w="108" w:type="dxa"/>
+              <w:right w:w="108" w:type="dxa"/>
+            </w:tcMar>
+          </w:tcPr>
+          <w:p>
+            <w:pPr>
+              <w:jc w:val="center"/>
+              <w:rPr>
+                <w:sz w:val="32"/>
+                <w:szCs w:val="32"/>
+              </w:rPr>
+            </w:pPr>
+            <w:r>
+              <w:rPr>
+                <w:rFonts w:ascii="Aptos" w:eastAsia="Aptos" w:hAnsi="Aptos" w:cs="Aptos"/>
+                <w:b/>
+                <w:bCs/>
+                <w:sz w:val="32"/>
+                <w:szCs w:val="32"/>
+              </w:rPr>
+              <w:t>Nombre</w:t>
+            </w:r>
+          </w:p>
+        </w:tc>
+        <w:tc>
+          <w:tcPr>
+            <w:tcW w:w="1828" w:type="dxa"/>
+            <w:tcBorders>
+              <w:top w:val="single" w:sz="8" w:space="0" w:color="0A1D30"/>
+              <w:left w:val="single" w:sz="8" w:space="0" w:color="0A1D30"/>
+              <w:bottom w:val="single" w:sz="8" w:space="0" w:color="0A1D30"/>
+              <w:right w:val="single" w:sz="8" w:space="0" w:color="0A1D30"/>
+            </w:tcBorders>
+            <w:shd w:val="clear" w:color="auto" w:fill="8DD873" w:themeFill="accent6" w:themeFillTint="99"/>
+            <w:tcMar>
+              <w:left w:w="108" w:type="dxa"/>
+              <w:right w:w="108" w:type="dxa"/>
+            </w:tcMar>
+          </w:tcPr>
+          <w:p>
+            <w:pPr>
+              <w:jc w:val="center"/>
+              <w:rPr>
+                <w:sz w:val="32"/>
+                <w:szCs w:val="32"/>
+              </w:rPr>
+            </w:pPr>
+            <w:r>
+              <w:rPr>
+                <w:rFonts w:ascii="Aptos" w:eastAsia="Aptos" w:hAnsi="Aptos" w:cs="Aptos"/>
+                <w:b/>
+                <w:bCs/>
+                <w:sz w:val="32"/>
+                <w:szCs w:val="32"/>
+              </w:rPr>
+              <w:t>Matrícula</w:t>
+            </w:r>
+          </w:p>
+        </w:tc>
+      </w:tr>
+      <w:tr>
+        <w:trPr>
+          <w:trHeight w:val="430"/>
+        </w:trPr>
+        <w:tc>
+          <w:tcPr>
+            <w:tcW w:w="5260" w:type="dxa"/>
+            <w:tcBorders>
+              <w:top w:val="single" w:sz="8" w:space="0" w:color="0A1D30"/>
+              <w:left w:val="single" w:sz="8" w:space="0" w:color="0A1D30"/>
+              <w:bottom w:val="single" w:sz="8" w:space="0" w:color="0A1D30"/>
+              <w:right w:val="single" w:sz="8" w:space="0" w:color="0A1D30"/>
+            </w:tcBorders>
+            <w:tcMar>
+              <w:left w:w="108" w:type="dxa"/>
+              <w:right w:w="108" w:type="dxa"/>
+            </w:tcMar>
+          </w:tcPr>
+          <w:p>
+            <w:pPr>
+              <w:rPr>
+                <w:rFonts w:ascii="Aptos" w:eastAsia="Aptos" w:hAnsi="Aptos" w:cs="Aptos"/>
+                <w:b/>
+                <w:bCs/>
+                <w:sz w:val="32"/>
+                <w:szCs w:val="32"/>
+              </w:rPr>
+            </w:pPr>
+            <w:r>
+              <w:rPr>
+                <w:rFonts w:ascii="Aptos" w:eastAsia="Aptos" w:hAnsi="Aptos" w:cs="Aptos"/>
+                <w:b/>
+                <w:bCs/>
+                <w:sz w:val="32"/>
+                <w:szCs w:val="32"/>
+              </w:rPr>
+              <w:t>Ángel Gerardo Garza Rodríguez</w:t>
+            </w:r>
+          </w:p>
+        </w:tc>
+        <w:tc>
+          <w:tcPr>
+            <w:tcW w:w="1828" w:type="dxa"/>
+            <w:tcBorders>
+              <w:top w:val="single" w:sz="8" w:space="0" w:color="0A1D30"/>
+              <w:left w:val="single" w:sz="8" w:space="0" w:color="0A1D30"/>
+              <w:bottom w:val="single" w:sz="8" w:space="0" w:color="0A1D30"/>
+              <w:right w:val="single" w:sz="8" w:space="0" w:color="0A1D30"/>
+            </w:tcBorders>
+            <w:tcMar>
+              <w:left w:w="108" w:type="dxa"/>
+              <w:right w:w="108" w:type="dxa"/>
+            </w:tcMar>
+          </w:tcPr>
+          <w:p>
+            <w:pPr>
+              <w:jc w:val="center"/>
+              <w:rPr>
+                <w:rFonts w:ascii="Aptos" w:eastAsia="Aptos" w:hAnsi="Aptos" w:cs="Aptos"/>
+                <w:b/>
+                <w:bCs/>
+                <w:sz w:val="32"/>
+                <w:szCs w:val="32"/>
+              </w:rPr>
+            </w:pPr>
+            <w:r>
+              <w:rPr>
+                <w:rFonts w:ascii="Aptos" w:eastAsia="Aptos" w:hAnsi="Aptos" w:cs="Aptos"/>
+                <w:b/>
+                <w:bCs/>
+                <w:sz w:val="32"/>
+                <w:szCs w:val="32"/>
+              </w:rPr>
+              <w:t>2000036</w:t>
+            </w:r>
+          </w:p>
+        </w:tc>
+      </w:tr>
+      <w:tr>
+        <w:trPr>
+          <w:trHeight w:val="430"/>
+        </w:trPr>
+        <w:tc>
+          <w:tcPr>
+            <w:tcW w:w="5260" w:type="dxa"/>
+            <w:tcBorders>
+              <w:top w:val="single" w:sz="8" w:space="0" w:color="0A1D30"/>
+              <w:left w:val="single" w:sz="8" w:space="0" w:color="0A1D30"/>
+              <w:bottom w:val="single" w:sz="8" w:space="0" w:color="0A1D30"/>
+              <w:right w:val="single" w:sz="8" w:space="0" w:color="0A1D30"/>
+            </w:tcBorders>
+            <w:tcMar>
+              <w:left w:w="108" w:type="dxa"/>
+              <w:right w:w="108" w:type="dxa"/>
+            </w:tcMar>
+          </w:tcPr>
+          <w:p>
+            <w:pPr>
+              <w:rPr>
+                <w:rFonts w:ascii="Aptos" w:eastAsia="Aptos" w:hAnsi="Aptos" w:cs="Aptos"/>
+                <w:b/>
+                <w:bCs/>
+                <w:sz w:val="32"/>
+                <w:szCs w:val="32"/>
+              </w:rPr>
+            </w:pPr>
+            <w:r>
+              <w:rPr>
+                <w:rFonts w:ascii="Aptos" w:eastAsia="Aptos" w:hAnsi="Aptos" w:cs="Aptos"/>
+                <w:b/>
+                <w:bCs/>
+                <w:sz w:val="32"/>
+                <w:szCs w:val="32"/>
+              </w:rPr>
+              <w:t>Ranfery Josua Peregrina Morales</w:t>
+            </w:r>
+          </w:p>
+        </w:tc>
+        <w:tc>
+          <w:tcPr>
+            <w:tcW w:w="1828" w:type="dxa"/>
+            <w:tcBorders>
+              <w:top w:val="single" w:sz="8" w:space="0" w:color="0A1D30"/>
+              <w:left w:val="single" w:sz="8" w:space="0" w:color="0A1D30"/>
+              <w:bottom w:val="single" w:sz="8" w:space="0" w:color="0A1D30"/>
+              <w:right w:val="single" w:sz="8" w:space="0" w:color="0A1D30"/>
+            </w:tcBorders>
+            <w:tcMar>
+              <w:left w:w="108" w:type="dxa"/>
+              <w:right w:w="108" w:type="dxa"/>
+            </w:tcMar>
+          </w:tcPr>
+          <w:p>
+            <w:pPr>
+              <w:jc w:val="center"/>
+              <w:rPr>
+                <w:rFonts w:ascii="Aptos" w:eastAsia="Aptos" w:hAnsi="Aptos" w:cs="Aptos"/>
+                <w:b/>
+                <w:bCs/>
+                <w:sz w:val="32"/>
+                <w:szCs w:val="32"/>
+              </w:rPr>
+            </w:pPr>
+            <w:r>
+              <w:rPr>
+                <w:rFonts w:ascii="Aptos" w:eastAsia="Aptos" w:hAnsi="Aptos" w:cs="Aptos"/>
+                <w:b/>
+                <w:bCs/>
+                <w:sz w:val="32"/>
+                <w:szCs w:val="32"/>
+              </w:rPr>
+              <w:t>1924910</w:t>
+            </w:r>
+          </w:p>
+        </w:tc>
+      </w:tr>
+      <w:tr>
+        <w:trPr>
+          <w:trHeight w:val="430"/>
+        </w:trPr>
+        <w:tc>
+          <w:tcPr>
+            <w:tcW w:w="5260" w:type="dxa"/>
+            <w:tcBorders>
+              <w:top w:val="single" w:sz="8" w:space="0" w:color="0A1D30"/>
+              <w:left w:val="single" w:sz="8" w:space="0" w:color="0A1D30"/>
+              <w:bottom w:val="single" w:sz="8" w:space="0" w:color="0A1D30"/>
+              <w:right w:val="single" w:sz="8" w:space="0" w:color="0A1D30"/>
+            </w:tcBorders>
+            <w:tcMar>
+              <w:left w:w="108" w:type="dxa"/>
+              <w:right w:w="108" w:type="dxa"/>
+            </w:tcMar>
+          </w:tcPr>
+          <w:p>
+            <w:pPr>
+              <w:rPr>
+                <w:rFonts w:ascii="Aptos" w:eastAsia="Aptos" w:hAnsi="Aptos" w:cs="Aptos"/>
+                <w:b/>
+                <w:bCs/>
+                <w:sz w:val="32"/>
+                <w:szCs w:val="32"/>
+              </w:rPr>
+            </w:pPr>
+          </w:p>
+        </w:tc>
+        <w:tc>
+          <w:tcPr>
+            <w:tcW w:w="1828" w:type="dxa"/>
+            <w:tcBorders>
+              <w:top w:val="single" w:sz="8" w:space="0" w:color="0A1D30"/>
+              <w:left w:val="single" w:sz="8" w:space="0" w:color="0A1D30"/>
+              <w:bottom w:val="single" w:sz="8" w:space="0" w:color="0A1D30"/>
+              <w:right w:val="single" w:sz="8" w:space="0" w:color="0A1D30"/>
+            </w:tcBorders>
+            <w:tcMar>
+              <w:left w:w="108" w:type="dxa"/>
+              <w:right w:w="108" w:type="dxa"/>
+            </w:tcMar>
+          </w:tcPr>
+          <w:p>
+            <w:pPr>
+              <w:jc w:val="center"/>
+              <w:rPr>
+                <w:rFonts w:ascii="Aptos" w:eastAsia="Aptos" w:hAnsi="Aptos" w:cs="Aptos"/>
+                <w:b/>
+                <w:bCs/>
+                <w:sz w:val="32"/>
+                <w:szCs w:val="32"/>
+              </w:rPr>
+            </w:pPr>
+          </w:p>
+        </w:tc>
+      </w:tr>
+      <w:tr>
+        <w:trPr>
+          <w:trHeight w:val="430"/>
+        </w:trPr>
+        <w:tc>
+          <w:tcPr>
+            <w:tcW w:w="5260" w:type="dxa"/>
+            <w:tcBorders>
+              <w:top w:val="single" w:sz="8" w:space="0" w:color="0A1D30"/>
+              <w:left w:val="single" w:sz="8" w:space="0" w:color="0A1D30"/>
+              <w:bottom w:val="single" w:sz="8" w:space="0" w:color="0A1D30"/>
+              <w:right w:val="single" w:sz="8" w:space="0" w:color="0A1D30"/>
+            </w:tcBorders>
+            <w:tcMar>
+              <w:left w:w="108" w:type="dxa"/>
+              <w:right w:w="108" w:type="dxa"/>
+            </w:tcMar>
+          </w:tcPr>
+          <w:p>
+            <w:pPr>
+              <w:rPr>
+                <w:rFonts w:ascii="Aptos" w:eastAsia="Aptos" w:hAnsi="Aptos" w:cs="Aptos"/>
+                <w:b/>
+                <w:bCs/>
+                <w:sz w:val="32"/>
+                <w:szCs w:val="32"/>
+              </w:rPr>
+            </w:pPr>
+          </w:p>
+        </w:tc>
+        <w:tc>
+          <w:tcPr>
+            <w:tcW w:w="1828" w:type="dxa"/>
+            <w:tcBorders>
+              <w:top w:val="single" w:sz="8" w:space="0" w:color="0A1D30"/>
+              <w:left w:val="single" w:sz="8" w:space="0" w:color="0A1D30"/>
+              <w:bottom w:val="single" w:sz="8" w:space="0" w:color="0A1D30"/>
+              <w:right w:val="single" w:sz="8" w:space="0" w:color="0A1D30"/>
+            </w:tcBorders>
+            <w:tcMar>
+              <w:left w:w="108" w:type="dxa"/>
+              <w:right w:w="108" w:type="dxa"/>
+            </w:tcMar>
+          </w:tcPr>
+          <w:p>
+            <w:pPr>
+              <w:jc w:val="center"/>
+              <w:rPr>
+                <w:rFonts w:ascii="Aptos" w:eastAsia="Aptos" w:hAnsi="Aptos" w:cs="Aptos"/>
+                <w:b/>
+                <w:bCs/>
+                <w:sz w:val="32"/>
+                <w:szCs w:val="32"/>
+              </w:rPr>
+            </w:pPr>
+          </w:p>
+        </w:tc>
+      </w:tr>
+      <w:tr>
+        <w:trPr>
+          <w:trHeight w:val="430"/>
+        </w:trPr>
+        <w:tc>
+          <w:tcPr>
+            <w:tcW w:w="5260" w:type="dxa"/>
+            <w:tcBorders>
+              <w:top w:val="single" w:sz="8" w:space="0" w:color="0A1D30"/>
+              <w:left w:val="single" w:sz="8" w:space="0" w:color="0A1D30"/>
+              <w:bottom w:val="single" w:sz="8" w:space="0" w:color="0A1D30"/>
+              <w:right w:val="single" w:sz="8" w:space="0" w:color="0A1D30"/>
+            </w:tcBorders>
+            <w:tcMar>
+              <w:left w:w="108" w:type="dxa"/>
+              <w:right w:w="108" w:type="dxa"/>
+            </w:tcMar>
+          </w:tcPr>
+          <w:p>
+            <w:pPr>
+              <w:rPr>
+                <w:rFonts w:ascii="Aptos" w:eastAsia="Aptos" w:hAnsi="Aptos" w:cs="Aptos"/>
+                <w:b/>
+                <w:bCs/>
+                <w:sz w:val="32"/>
+                <w:szCs w:val="32"/>
+              </w:rPr>
+            </w:pPr>
+          </w:p>
+        </w:tc>
+        <w:tc>
+          <w:tcPr>
+            <w:tcW w:w="1828" w:type="dxa"/>
+            <w:tcBorders>
+              <w:top w:val="single" w:sz="8" w:space="0" w:color="0A1D30"/>
+              <w:left w:val="single" w:sz="8" w:space="0" w:color="0A1D30"/>
+              <w:bottom w:val="single" w:sz="8" w:space="0" w:color="0A1D30"/>
+              <w:right w:val="single" w:sz="8" w:space="0" w:color="0A1D30"/>
+            </w:tcBorders>
+            <w:tcMar>
+              <w:left w:w="108" w:type="dxa"/>
+              <w:right w:w="108" w:type="dxa"/>
+            </w:tcMar>
+          </w:tcPr>
+          <w:p>
+            <w:pPr>
+              <w:jc w:val="center"/>
+              <w:rPr>
+                <w:rFonts w:ascii="Aptos" w:eastAsia="Aptos" w:hAnsi="Aptos" w:cs="Aptos"/>
+                <w:b/>
+                <w:bCs/>
+                <w:sz w:val="32"/>
+                <w:szCs w:val="32"/>
+              </w:rPr>
+            </w:pPr>
+          </w:p>
+        </w:tc>
+      </w:tr>
+    </w:tbl>
+    <w:p>
+      <w:pPr>
+        <w:spacing w:after="200" w:line="276" w:lineRule="auto"/>
+        <w:jc w:val="center"/>
+        <w:rPr>
+          <w:rFonts w:ascii="Aptos" w:eastAsia="Aptos" w:hAnsi="Aptos" w:cs="Aptos"/>
+          <w:b/>
+          <w:bCs/>
+          <w:sz w:val="32"/>
+          <w:szCs w:val="32"/>
+        </w:rPr>
+      </w:pPr>
+    </w:p>
+    <w:p>
+      <w:pPr>
+        <w:spacing w:after="200" w:line="276" w:lineRule="auto"/>
+        <w:rPr>
+          <w:rFonts w:ascii="Aptos" w:eastAsia="Aptos" w:hAnsi="Aptos" w:cs="Aptos"/>
+          <w:b/>
+          <w:bCs/>
+          <w:sz w:val="32"/>
+          <w:szCs w:val="32"/>
+        </w:rPr>
+      </w:pPr>
+    </w:p>
+    <w:p>
+      <w:pPr>
+        <w:spacing w:after="200" w:line="276" w:lineRule="auto"/>
+        <w:jc w:val="center"/>
+        <w:rPr>
+          <w:rFonts w:ascii="Aptos" w:eastAsia="Aptos" w:hAnsi="Aptos" w:cs="Aptos"/>
+          <w:b/>
+          <w:bCs/>
+          <w:sz w:val="32"/>
+          <w:szCs w:val="32"/>
+        </w:rPr>
+      </w:pPr>
+    </w:p>
+    <w:p>
+      <w:pPr>
+        <w:spacing w:after="200" w:line="276" w:lineRule="auto"/>
+        <w:jc w:val="center"/>
+        <w:rPr>
+          <w:rFonts w:ascii="Aptos" w:eastAsia="Aptos" w:hAnsi="Aptos" w:cs="Aptos"/>
+          <w:b/>
+          <w:bCs/>
+          <w:sz w:val="32"/>
+          <w:szCs w:val="32"/>
+        </w:rPr>
+      </w:pPr>
+    </w:p>
+    <w:p>
+      <w:pPr>
+        <w:spacing w:after="200" w:line="276" w:lineRule="auto"/>
+        <w:jc w:val="center"/>
+        <w:rPr>
+          <w:rFonts w:ascii="Aptos" w:eastAsia="Aptos" w:hAnsi="Aptos" w:cs="Aptos"/>
+          <w:b/>
+          <w:bCs/>
+          <w:sz w:val="32"/>
+          <w:szCs w:val="32"/>
+        </w:rPr>
+      </w:pPr>
+    </w:p>
+    <w:p>
+      <w:pPr>
+        <w:spacing w:after="200" w:line="276" w:lineRule="auto"/>
+        <w:jc w:val="center"/>
+        <w:rPr>
+          <w:rFonts w:ascii="Aptos" w:eastAsia="Aptos" w:hAnsi="Aptos" w:cs="Aptos"/>
+          <w:b/>
+          <w:bCs/>
+          <w:sz w:val="32"/>
+          <w:szCs w:val="32"/>
+        </w:rPr>
+      </w:pPr>
+    </w:p>
+    <w:p>
+      <w:pPr>
+        <w:spacing w:after="200" w:line="276" w:lineRule="auto"/>
+        <w:jc w:val="center"/>
+        <w:rPr>
+          <w:rFonts w:ascii="Aptos" w:eastAsia="Aptos" w:hAnsi="Aptos" w:cs="Aptos"/>
+          <w:b/>
+          <w:bCs/>
+          <w:sz w:val="32"/>
+          <w:szCs w:val="32"/>
+        </w:rPr>
+      </w:pPr>
+      <w:r>
+        <w:rPr>
+          <w:rFonts w:ascii="Aptos" w:eastAsia="Aptos" w:hAnsi="Aptos" w:cs="Aptos"/>
+          <w:b/>
+          <w:bCs/>
+          <w:sz w:val="32"/>
+          <w:szCs w:val="32"/>
+        </w:rPr>
+        <w:t>Grupo:  -</w:t>
+      </w:r>
+      <w:r>
+        <w:rPr>
+          <w:rFonts w:ascii="Aptos" w:eastAsia="Aptos" w:hAnsi="Aptos" w:cs="Aptos"/>
+          <w:b/>
+          <w:bCs/>
+          <w:sz w:val="32"/>
+          <w:szCs w:val="32"/>
+        </w:rPr>
+        <w:tab/>
+        <w:t xml:space="preserve"> Hora: -</w:t>
+      </w:r>
+    </w:p>
+    <w:p>
+      <w:pPr>
+        <w:spacing w:after="200" w:line="276" w:lineRule="auto"/>
+        <w:jc w:val="center"/>
+        <w:rPr>
+          <w:rFonts w:ascii="Aptos" w:eastAsia="Aptos" w:hAnsi="Aptos" w:cs="Aptos"/>
+          <w:b/>
+          <w:bCs/>
+          <w:sz w:val="32"/>
+          <w:szCs w:val="32"/>
+        </w:rPr>
+      </w:pPr>
+      <w:r>
+        <w:rPr>
+          <w:rFonts w:ascii="Aptos" w:eastAsia="Aptos" w:hAnsi="Aptos" w:cs="Aptos"/>
+          <w:b/>
+          <w:bCs/>
+          <w:sz w:val="32"/>
+          <w:szCs w:val="32"/>
+        </w:rPr>
+        <w:t xml:space="preserve">Semestre Enero – </w:t>
+      </w:r>
+      <w:proofErr w:type="gramStart"/>
+      <w:r>
+        <w:rPr>
+          <w:rFonts w:ascii="Aptos" w:eastAsia="Aptos" w:hAnsi="Aptos" w:cs="Aptos"/>
+          <w:b/>
+          <w:bCs/>
+          <w:sz w:val="32"/>
+          <w:szCs w:val="32"/>
+        </w:rPr>
+        <w:t>Junio</w:t>
+      </w:r>
+      <w:proofErr w:type="gramEnd"/>
+      <w:r>
+        <w:rPr>
+          <w:rFonts w:ascii="Aptos" w:eastAsia="Aptos" w:hAnsi="Aptos" w:cs="Aptos"/>
+          <w:b/>
+          <w:bCs/>
+          <w:sz w:val="32"/>
+          <w:szCs w:val="32"/>
+        </w:rPr>
+        <w:t xml:space="preserve"> 2026</w:t>
+      </w:r>
+    </w:p>
+    <w:p>
+      <w:pPr>
+        <w:spacing w:after="200" w:line="276" w:lineRule="auto"/>
+        <w:jc w:val="center"/>
+        <w:rPr>
+          <w:rFonts w:ascii="Aptos" w:eastAsia="Aptos" w:hAnsi="Aptos" w:cs="Aptos"/>
+          <w:b/>
+          <w:bCs/>
+          <w:sz w:val="32"/>
+          <w:szCs w:val="32"/>
+        </w:rPr>
+      </w:pPr>
+    </w:p>
+    <w:p>
+      <w:pPr>
+        <w:spacing w:after="200" w:line="276" w:lineRule="auto"/>
+        <w:jc w:val="center"/>
+        <w:rPr>
+          <w:rFonts w:ascii="Aptos" w:eastAsia="Aptos" w:hAnsi="Aptos" w:cs="Aptos"/>
+          <w:b/>
+          <w:bCs/>
+          <w:sz w:val="32"/>
+          <w:szCs w:val="32"/>
+        </w:rPr>
+      </w:pPr>
+      <w:r>
+        <w:rPr>
+          <w:rFonts w:ascii="Aptos" w:eastAsia="Aptos" w:hAnsi="Aptos" w:cs="Aptos"/>
+          <w:b/>
+          <w:bCs/>
+          <w:sz w:val="32"/>
+          <w:szCs w:val="32"/>
+        </w:rPr>
+        <w:t xml:space="preserve"> San Nicolás de los Garza, Nuevo León a 15 de febrero de 2026</w:t>
+      </w:r>
+    </w:p>
+    <w:p>
+      <w:pPr>
+        <w:pStyle w:val="Ttulo1"/>
+      </w:pPr>
+      <w:r>
+        <w:lastRenderedPageBreak/>
+        <w:t>1.1 - 3 Indicadores del World Bank Open Data y su relación con el objetivo.</w:t>
+      </w:r>
+    </w:p>
+    <w:p>
+      <w:r>
+        <w:rPr>
+          <w:b/>
+          <w:bCs/>
+        </w:rPr>
+        <w:t>Indicadores</w:t>
+      </w:r>
+    </w:p>
+    <w:p>
+      <w:pPr>
+        <w:pStyle w:val="Prrafodelista"/>
+        <w:numPr>
+          <w:ilvl w:val="0"/>
+          <w:numId w:val="10"/>
+        </w:numPr>
+      </w:pPr>
+      <w:r>
+        <w:t>Años promedio de escolaridad - BAR.SCHL.15UP</w:t>
+      </w:r>
+    </w:p>
+    <w:p>
+      <w:pPr>
+        <w:pStyle w:val="Prrafodelista"/>
+        <w:numPr>
+          <w:ilvl w:val="0"/>
+          <w:numId w:val="10"/>
+        </w:numPr>
+      </w:pPr>
+      <w:r>
+        <w:t>Gasto público en educación (% del PIB) - SE.XPD.TOTL.GD.ZS</w:t>
+      </w:r>
+    </w:p>
+    <w:p>
+      <w:pPr>
+        <w:pStyle w:val="Prrafodelista"/>
+        <w:numPr>
+          <w:ilvl w:val="0"/>
+          <w:numId w:val="10"/>
+        </w:numPr>
+      </w:pPr>
+      <w:r>
+        <w:t>PIB per cápita (US$) - NY.GDP.PCAP.CD</w:t>
+      </w:r>
+    </w:p>
+    <w:p>
+      <w:r>
+        <w:rPr>
+          <w:b/>
+          <w:bCs/>
+        </w:rPr>
+        <w:t>Objetivo</w:t>
+      </w:r>
+      <w:r>
+        <w:t>:</w:t>
+      </w:r>
+      <w:r>
+        <w:br/>
+        <w:t>Cuantificar la relación entre inversión educativa y desarrollo económico, determinando si más educación genera más riqueza o viceversa.</w:t>
+      </w:r>
+    </w:p>
+    <w:p>
+      <w:pPr>
+        <w:pStyle w:val="Ttulo2"/>
+      </w:pPr>
+      <w:r>
+        <w:t>1.2 – Desarrollo</w:t>
+      </w:r>
+    </w:p>
+    <w:p>
+      <w:r>
+        <w:t xml:space="preserve">Los </w:t>
+      </w:r>
+      <w:proofErr w:type="spellStart"/>
+      <w:r>
+        <w:t>DataSets</w:t>
+      </w:r>
+      <w:proofErr w:type="spellEnd"/>
+      <w:r>
+        <w:t xml:space="preserve"> CSV son un desastre. </w:t>
+      </w:r>
+    </w:p>
+    <w:p>
+      <w:pPr>
+        <w:pStyle w:val="Prrafodelista"/>
+        <w:numPr>
+          <w:ilvl w:val="0"/>
+          <w:numId w:val="12"/>
+        </w:numPr>
+      </w:pPr>
+      <w:r>
+        <w:t>4 filas de metadatos arriba</w:t>
+      </w:r>
+    </w:p>
+    <w:p>
+      <w:pPr>
+        <w:pStyle w:val="Prrafodelista"/>
+        <w:numPr>
+          <w:ilvl w:val="0"/>
+          <w:numId w:val="12"/>
+        </w:numPr>
+      </w:pPr>
+      <w:r>
+        <w:t>Años como columnas</w:t>
+      </w:r>
+    </w:p>
+    <w:p>
+      <w:pPr>
+        <w:pStyle w:val="Prrafodelista"/>
+        <w:numPr>
+          <w:ilvl w:val="0"/>
+          <w:numId w:val="12"/>
+        </w:numPr>
+      </w:pPr>
+      <w:r>
+        <w:t>Países como filas</w:t>
+      </w:r>
+    </w:p>
+    <w:p>
+      <w:pPr>
+        <w:pStyle w:val="Prrafodelista"/>
+        <w:numPr>
+          <w:ilvl w:val="0"/>
+          <w:numId w:val="12"/>
+        </w:numPr>
+      </w:pPr>
+      <w:r>
+        <w:t>Muchos NA</w:t>
+      </w:r>
+    </w:p>
+    <w:p>
+      <w:r>
+        <w:t xml:space="preserve">Inicio creando 3 </w:t>
+      </w:r>
+      <w:proofErr w:type="spellStart"/>
+      <w:r>
+        <w:t>DataFrames</w:t>
+      </w:r>
+      <w:proofErr w:type="spellEnd"/>
+      <w:r>
+        <w:t xml:space="preserve"> separados con los 3 indicadores que separamos.</w:t>
+      </w:r>
+      <w:r>
+        <w:br/>
+        <w:t>Pero nos saltamos las primeras 4 filas porque son metadatos.</w:t>
+      </w:r>
+    </w:p>
+    <w:p>
+      <w:r>
+        <w:rPr>
+          <w:noProof/>
+        </w:rPr>
+        <w:drawing>
+          <wp:inline distT="0" distB="0" distL="0" distR="0" wp14:anchorId="375A9C9E" wp14:editId="5B07267D">
+            <wp:extent cx="4495800" cy="422202"/>
+            <wp:effectExtent l="0" t="0" r="0" b="0"/>
+            <wp:docPr id="914051130" name="Imagen 1"/>
+            <wp:cNvGraphicFramePr>
+              <a:graphicFrameLocks xmlns:a="http://schemas.openxmlformats.org/drawingml/2006/main" noChangeAspect="1"/>
+            </wp:cNvGraphicFramePr>
+            <a:graphic xmlns:a="http://schemas.openxmlformats.org/drawingml/2006/main">
+              <a:graphicData uri="http://schemas.openxmlformats.org/drawingml/2006/picture">
+                <pic:pic xmlns:pic="http://schemas.openxmlformats.org/drawingml/2006/picture">
+                  <pic:nvPicPr>
+                    <pic:cNvPr id="914051130" name=""/>
+                    <pic:cNvPicPr/>
+                  </pic:nvPicPr>
+                  <pic:blipFill>
+                    <a:blip r:embed="rId7"/>
+                    <a:stretch>
+                      <a:fillRect/>
+                    </a:stretch>
+                  </pic:blipFill>
+                  <pic:spPr>
+                    <a:xfrm>
+                      <a:off x="0" y="0"/>
+                      <a:ext cx="4622078" cy="434061"/>
                     </a:xfrm>
                     <a:prstGeom prst="rect">
                       <a:avLst/>
@@ -60,412 +1112,90 @@
       </w:r>
     </w:p>
     <w:p>
-      <w:pPr>
-        <w:pStyle w:val="HTMLconformatoprevio"/>
-        <w:shd w:val="clear" w:color="auto" w:fill="FFFFFF"/>
-        <w:wordWrap w:val="0"/>
-        <w:spacing w:line="240" w:lineRule="atLeast"/>
-        <w:rPr>
-          <w:rStyle w:val="gnj4oy0ca5b"/>
-          <w:rFonts w:ascii="Lucida Console" w:hAnsi="Lucida Console"/>
-          <w:color w:val="0000FF"/>
-        </w:rPr>
-      </w:pPr>
-      <w:r>
-        <w:rPr>
-          <w:rStyle w:val="gnj4oy0ccac"/>
-          <w:rFonts w:ascii="Lucida Console" w:hAnsi="Lucida Console"/>
-          <w:color w:val="0000FF"/>
-        </w:rPr>
-        <w:t xml:space="preserve">&gt; </w:t>
-      </w:r>
-      <w:proofErr w:type="gramStart"/>
-      <w:r>
-        <w:rPr>
-          <w:rStyle w:val="gnj4oy0ca5b"/>
-          <w:rFonts w:ascii="Lucida Console" w:hAnsi="Lucida Console"/>
-          <w:color w:val="0000FF"/>
-        </w:rPr>
-        <w:t>head(</w:t>
+      <w:r>
+        <w:t>El Data set de “</w:t>
       </w:r>
       <w:proofErr w:type="spellStart"/>
-      <w:proofErr w:type="gramEnd"/>
-      <w:r>
-        <w:rPr>
-          <w:rStyle w:val="gnj4oy0ca5b"/>
-          <w:rFonts w:ascii="Lucida Console" w:hAnsi="Lucida Console"/>
-          <w:color w:val="0000FF"/>
-        </w:rPr>
-        <w:t>USArrests</w:t>
+      <w:r>
+        <w:t>GastoPublico_Educacion</w:t>
       </w:r>
       <w:proofErr w:type="spellEnd"/>
       <w:r>
-        <w:rPr>
-          <w:rStyle w:val="gnj4oy0ca5b"/>
-          <w:rFonts w:ascii="Lucida Console" w:hAnsi="Lucida Console"/>
-          <w:color w:val="0000FF"/>
-        </w:rPr>
-        <w:t>)</w:t>
-      </w:r>
-    </w:p>
-    <w:p>
-      <w:pPr>
-        <w:pStyle w:val="HTMLconformatoprevio"/>
-        <w:shd w:val="clear" w:color="auto" w:fill="FFFFFF"/>
-        <w:wordWrap w:val="0"/>
-        <w:spacing w:line="240" w:lineRule="atLeast"/>
-        <w:rPr>
-          <w:rStyle w:val="gnj4oy0ck5b"/>
-          <w:rFonts w:ascii="Lucida Console" w:hAnsi="Lucida Console"/>
-          <w:color w:val="000000"/>
-          <w:bdr w:val="none" w:sz="0" w:space="0" w:color="auto" w:frame="1"/>
-        </w:rPr>
-      </w:pPr>
-      <w:r>
-        <w:rPr>
-          <w:rStyle w:val="gnj4oy0ck5b"/>
-          <w:rFonts w:ascii="Lucida Console" w:hAnsi="Lucida Console"/>
-          <w:color w:val="000000"/>
-          <w:bdr w:val="none" w:sz="0" w:space="0" w:color="auto" w:frame="1"/>
-        </w:rPr>
-        <w:t xml:space="preserve">           </w:t>
+        <w:t>” y de “</w:t>
       </w:r>
       <w:proofErr w:type="spellStart"/>
       <w:r>
-        <w:rPr>
-          <w:rStyle w:val="gnj4oy0ck5b"/>
-          <w:rFonts w:ascii="Lucida Console" w:hAnsi="Lucida Console"/>
-          <w:color w:val="000000"/>
-          <w:bdr w:val="none" w:sz="0" w:space="0" w:color="auto" w:frame="1"/>
-        </w:rPr>
-        <w:t>Murder</w:t>
+        <w:t>PIB_PerCapita</w:t>
       </w:r>
       <w:proofErr w:type="spellEnd"/>
       <w:r>
-        <w:rPr>
-          <w:rStyle w:val="gnj4oy0ck5b"/>
-          <w:rFonts w:ascii="Lucida Console" w:hAnsi="Lucida Console"/>
-          <w:color w:val="000000"/>
-          <w:bdr w:val="none" w:sz="0" w:space="0" w:color="auto" w:frame="1"/>
+        <w:t>” están escritas a lo “ancho”, y cada columna es un año, pero “</w:t>
+      </w:r>
+      <w:proofErr w:type="spellStart"/>
+      <w:r>
+        <w:t>AñosPromedio_Escolaridad</w:t>
+      </w:r>
+      <w:proofErr w:type="spellEnd"/>
+      <w:r>
+        <w:t xml:space="preserve">” usa otro formato de listado en donde tiene su propia columna para representar los datos. </w:t>
+      </w:r>
+    </w:p>
+    <w:p>
+      <w:r>
+        <w:t xml:space="preserve">De los 2 </w:t>
+      </w:r>
+      <w:proofErr w:type="spellStart"/>
+      <w:r>
+        <w:t>DataSets</w:t>
+      </w:r>
+      <w:proofErr w:type="spellEnd"/>
+      <w:r>
+        <w:t xml:space="preserve"> que están escritos a lo “Ancho”, nos saltamos las primeras 4 filas que son de </w:t>
+      </w:r>
+      <w:r>
+        <w:rPr>
+          <w:i/>
+          <w:iCs/>
+        </w:rPr>
+        <w:t>metadatos</w:t>
+      </w:r>
+      <w:r>
+        <w:t>.</w:t>
+      </w:r>
+      <w:r>
+        <w:br/>
+        <w:t xml:space="preserve">Para el CSV de </w:t>
+      </w:r>
+      <w:proofErr w:type="spellStart"/>
+      <w:r>
+        <w:rPr>
+          <w:i/>
+          <w:iCs/>
+        </w:rPr>
+        <w:t>AñosPromedio_Escolaridad</w:t>
+      </w:r>
+      <w:proofErr w:type="spellEnd"/>
+      <w:r>
+        <w:rPr>
+          <w:i/>
+          <w:iCs/>
         </w:rPr>
         <w:t xml:space="preserve"> </w:t>
       </w:r>
-      <w:proofErr w:type="spellStart"/>
-      <w:r>
-        <w:rPr>
-          <w:rStyle w:val="gnj4oy0ck5b"/>
-          <w:rFonts w:ascii="Lucida Console" w:hAnsi="Lucida Console"/>
-          <w:color w:val="000000"/>
-          <w:bdr w:val="none" w:sz="0" w:space="0" w:color="auto" w:frame="1"/>
-        </w:rPr>
-        <w:t>Assault</w:t>
-      </w:r>
-      <w:proofErr w:type="spellEnd"/>
-      <w:r>
-        <w:rPr>
-          <w:rStyle w:val="gnj4oy0ck5b"/>
-          <w:rFonts w:ascii="Lucida Console" w:hAnsi="Lucida Console"/>
-          <w:color w:val="000000"/>
-          <w:bdr w:val="none" w:sz="0" w:space="0" w:color="auto" w:frame="1"/>
-        </w:rPr>
-        <w:t xml:space="preserve"> </w:t>
-      </w:r>
-      <w:proofErr w:type="spellStart"/>
-      <w:r>
-        <w:rPr>
-          <w:rStyle w:val="gnj4oy0ck5b"/>
-          <w:rFonts w:ascii="Lucida Console" w:hAnsi="Lucida Console"/>
-          <w:color w:val="000000"/>
-          <w:bdr w:val="none" w:sz="0" w:space="0" w:color="auto" w:frame="1"/>
-        </w:rPr>
-        <w:t>UrbanPop</w:t>
-      </w:r>
-      <w:proofErr w:type="spellEnd"/>
-      <w:r>
-        <w:rPr>
-          <w:rStyle w:val="gnj4oy0ck5b"/>
-          <w:rFonts w:ascii="Lucida Console" w:hAnsi="Lucida Console"/>
-          <w:color w:val="000000"/>
-          <w:bdr w:val="none" w:sz="0" w:space="0" w:color="auto" w:frame="1"/>
-        </w:rPr>
-        <w:t xml:space="preserve"> Rape</w:t>
-      </w:r>
-    </w:p>
-    <w:p>
-      <w:pPr>
-        <w:pStyle w:val="HTMLconformatoprevio"/>
-        <w:shd w:val="clear" w:color="auto" w:fill="FFFFFF"/>
-        <w:wordWrap w:val="0"/>
-        <w:spacing w:line="240" w:lineRule="atLeast"/>
-        <w:rPr>
-          <w:rStyle w:val="gnj4oy0ck5b"/>
-          <w:rFonts w:ascii="Lucida Console" w:hAnsi="Lucida Console"/>
-          <w:color w:val="000000"/>
-          <w:bdr w:val="none" w:sz="0" w:space="0" w:color="auto" w:frame="1"/>
-        </w:rPr>
-      </w:pPr>
-      <w:r>
-        <w:rPr>
-          <w:rStyle w:val="gnj4oy0ck5b"/>
-          <w:rFonts w:ascii="Lucida Console" w:hAnsi="Lucida Console"/>
-          <w:color w:val="000000"/>
-          <w:bdr w:val="none" w:sz="0" w:space="0" w:color="auto" w:frame="1"/>
-        </w:rPr>
-        <w:t>Alabama      13.2     236       58 21.2</w:t>
-      </w:r>
-    </w:p>
-    <w:p>
-      <w:pPr>
-        <w:pStyle w:val="HTMLconformatoprevio"/>
-        <w:shd w:val="clear" w:color="auto" w:fill="FFFFFF"/>
-        <w:wordWrap w:val="0"/>
-        <w:spacing w:line="240" w:lineRule="atLeast"/>
-        <w:rPr>
-          <w:rStyle w:val="gnj4oy0ck5b"/>
-          <w:rFonts w:ascii="Lucida Console" w:hAnsi="Lucida Console"/>
-          <w:color w:val="000000"/>
-          <w:bdr w:val="none" w:sz="0" w:space="0" w:color="auto" w:frame="1"/>
-        </w:rPr>
-      </w:pPr>
-      <w:r>
-        <w:rPr>
-          <w:rStyle w:val="gnj4oy0ck5b"/>
-          <w:rFonts w:ascii="Lucida Console" w:hAnsi="Lucida Console"/>
-          <w:color w:val="000000"/>
-          <w:bdr w:val="none" w:sz="0" w:space="0" w:color="auto" w:frame="1"/>
-        </w:rPr>
-        <w:t>Alaska       10.0     263       48 44.5</w:t>
-      </w:r>
-    </w:p>
-    <w:p>
-      <w:pPr>
-        <w:pStyle w:val="HTMLconformatoprevio"/>
-        <w:shd w:val="clear" w:color="auto" w:fill="FFFFFF"/>
-        <w:wordWrap w:val="0"/>
-        <w:spacing w:line="240" w:lineRule="atLeast"/>
-        <w:rPr>
-          <w:rStyle w:val="gnj4oy0ck5b"/>
-          <w:rFonts w:ascii="Lucida Console" w:hAnsi="Lucida Console"/>
-          <w:color w:val="000000"/>
-          <w:bdr w:val="none" w:sz="0" w:space="0" w:color="auto" w:frame="1"/>
-        </w:rPr>
-      </w:pPr>
-      <w:r>
-        <w:rPr>
-          <w:rStyle w:val="gnj4oy0ck5b"/>
-          <w:rFonts w:ascii="Lucida Console" w:hAnsi="Lucida Console"/>
-          <w:color w:val="000000"/>
-          <w:bdr w:val="none" w:sz="0" w:space="0" w:color="auto" w:frame="1"/>
-        </w:rPr>
-        <w:t>Arizona       8.1     294       80 31.0</w:t>
-      </w:r>
-    </w:p>
-    <w:p>
-      <w:pPr>
-        <w:pStyle w:val="HTMLconformatoprevio"/>
-        <w:shd w:val="clear" w:color="auto" w:fill="FFFFFF"/>
-        <w:wordWrap w:val="0"/>
-        <w:spacing w:line="240" w:lineRule="atLeast"/>
-        <w:rPr>
-          <w:rStyle w:val="gnj4oy0ck5b"/>
-          <w:rFonts w:ascii="Lucida Console" w:hAnsi="Lucida Console"/>
-          <w:color w:val="000000"/>
-          <w:bdr w:val="none" w:sz="0" w:space="0" w:color="auto" w:frame="1"/>
-        </w:rPr>
-      </w:pPr>
-      <w:r>
-        <w:rPr>
-          <w:rStyle w:val="gnj4oy0ck5b"/>
-          <w:rFonts w:ascii="Lucida Console" w:hAnsi="Lucida Console"/>
-          <w:color w:val="000000"/>
-          <w:bdr w:val="none" w:sz="0" w:space="0" w:color="auto" w:frame="1"/>
-        </w:rPr>
-        <w:t>Arkansas      8.8     190       50 19.5</w:t>
-      </w:r>
-    </w:p>
-    <w:p>
-      <w:pPr>
-        <w:pStyle w:val="HTMLconformatoprevio"/>
-        <w:shd w:val="clear" w:color="auto" w:fill="FFFFFF"/>
-        <w:wordWrap w:val="0"/>
-        <w:spacing w:line="240" w:lineRule="atLeast"/>
-        <w:rPr>
-          <w:rStyle w:val="gnj4oy0ck5b"/>
-          <w:rFonts w:ascii="Lucida Console" w:hAnsi="Lucida Console"/>
-          <w:color w:val="000000"/>
-          <w:bdr w:val="none" w:sz="0" w:space="0" w:color="auto" w:frame="1"/>
-        </w:rPr>
-      </w:pPr>
-      <w:r>
-        <w:rPr>
-          <w:rStyle w:val="gnj4oy0ck5b"/>
-          <w:rFonts w:ascii="Lucida Console" w:hAnsi="Lucida Console"/>
-          <w:color w:val="000000"/>
-          <w:bdr w:val="none" w:sz="0" w:space="0" w:color="auto" w:frame="1"/>
-        </w:rPr>
-        <w:t>California    9.0     276       91 40.6</w:t>
-      </w:r>
-    </w:p>
-    <w:p>
-      <w:pPr>
-        <w:pStyle w:val="HTMLconformatoprevio"/>
-        <w:shd w:val="clear" w:color="auto" w:fill="FFFFFF"/>
-        <w:wordWrap w:val="0"/>
-        <w:spacing w:line="240" w:lineRule="atLeast"/>
-        <w:rPr>
-          <w:rFonts w:ascii="Lucida Console" w:hAnsi="Lucida Console"/>
-          <w:color w:val="000000"/>
-        </w:rPr>
-      </w:pPr>
-      <w:r>
-        <w:rPr>
-          <w:rStyle w:val="gnj4oy0ck5b"/>
-          <w:rFonts w:ascii="Lucida Console" w:hAnsi="Lucida Console"/>
-          <w:color w:val="000000"/>
-          <w:bdr w:val="none" w:sz="0" w:space="0" w:color="auto" w:frame="1"/>
-        </w:rPr>
-        <w:t>Colorado      7.9     204       78 38.7</w:t>
-      </w:r>
-    </w:p>
-    <w:p/>
-    <w:p>
-      <w:pPr>
-        <w:pStyle w:val="Prrafodelista"/>
-        <w:numPr>
-          <w:ilvl w:val="0"/>
-          <w:numId w:val="2"/>
-        </w:numPr>
-      </w:pPr>
-      <w:r>
-        <w:rPr>
-          <w:b/>
-        </w:rPr>
-        <w:t>UrbanPop</w:t>
-      </w:r>
-      <w:r>
-        <w:t xml:space="preserve"> refiere a ‘Urban Population’, representa el porcentaje de la población total que vive en áreas urbanas en cada uno de los estados de EE.UU.</w:t>
-      </w:r>
-    </w:p>
-    <w:p>
-      <w:pPr>
-        <w:pStyle w:val="Prrafodelista"/>
-        <w:numPr>
-          <w:ilvl w:val="0"/>
-          <w:numId w:val="2"/>
-        </w:numPr>
-      </w:pPr>
-      <w:r>
-        <w:rPr>
-          <w:b/>
-        </w:rPr>
-        <w:t>Murder:</w:t>
-      </w:r>
-      <w:r>
-        <w:t xml:space="preserve"> Número de arrestos por asesinato (Por 100,000)</w:t>
-      </w:r>
-    </w:p>
-    <w:p>
-      <w:pPr>
-        <w:pStyle w:val="Prrafodelista"/>
-        <w:numPr>
-          <w:ilvl w:val="0"/>
-          <w:numId w:val="2"/>
-        </w:numPr>
-      </w:pPr>
-      <w:r>
-        <w:rPr>
-          <w:b/>
-        </w:rPr>
-        <w:t>Assault:</w:t>
-      </w:r>
-      <w:r>
-        <w:t xml:space="preserve"> Número de arrestos por asalto (Por 100,000)</w:t>
-      </w:r>
-    </w:p>
-    <w:p>
-      <w:pPr>
-        <w:pStyle w:val="Prrafodelista"/>
-        <w:numPr>
-          <w:ilvl w:val="0"/>
-          <w:numId w:val="2"/>
-        </w:numPr>
-      </w:pPr>
-      <w:r>
-        <w:rPr>
-          <w:b/>
-        </w:rPr>
-        <w:t>Rape:</w:t>
-      </w:r>
-      <w:r>
-        <w:t xml:space="preserve"> Número de arrestos por violación (Por 100,000)</w:t>
-      </w:r>
-    </w:p>
-    <w:p>
-      <w:pPr>
-        <w:pStyle w:val="HTMLconformatoprevio"/>
-        <w:shd w:val="clear" w:color="auto" w:fill="FFFFFF"/>
-        <w:wordWrap w:val="0"/>
-        <w:spacing w:line="240" w:lineRule="atLeast"/>
-        <w:rPr>
-          <w:rStyle w:val="gnj4oy0ca5b"/>
-          <w:rFonts w:ascii="Lucida Console" w:hAnsi="Lucida Console"/>
-          <w:color w:val="0000FF"/>
-        </w:rPr>
-      </w:pPr>
-      <w:r>
-        <w:rPr>
-          <w:rStyle w:val="gnj4oy0ccac"/>
-          <w:rFonts w:ascii="Lucida Console" w:hAnsi="Lucida Console"/>
-          <w:color w:val="0000FF"/>
-        </w:rPr>
-        <w:t xml:space="preserve">&gt; </w:t>
-      </w:r>
-      <w:proofErr w:type="spellStart"/>
-      <w:proofErr w:type="gramStart"/>
-      <w:r>
-        <w:rPr>
-          <w:rStyle w:val="gnj4oy0ca5b"/>
-          <w:rFonts w:ascii="Lucida Console" w:hAnsi="Lucida Console"/>
-          <w:color w:val="0000FF"/>
-        </w:rPr>
-        <w:t>summary</w:t>
-      </w:r>
-      <w:proofErr w:type="spellEnd"/>
-      <w:r>
-        <w:rPr>
-          <w:rStyle w:val="gnj4oy0ca5b"/>
-          <w:rFonts w:ascii="Lucida Console" w:hAnsi="Lucida Console"/>
-          <w:color w:val="0000FF"/>
-        </w:rPr>
-        <w:t>(</w:t>
-      </w:r>
-      <w:proofErr w:type="spellStart"/>
-      <w:proofErr w:type="gramEnd"/>
-      <w:r>
-        <w:rPr>
-          <w:rStyle w:val="gnj4oy0ca5b"/>
-          <w:rFonts w:ascii="Lucida Console" w:hAnsi="Lucida Console"/>
-          <w:color w:val="0000FF"/>
-        </w:rPr>
-        <w:t>USArrests</w:t>
-      </w:r>
-      <w:proofErr w:type="spellEnd"/>
-      <w:r>
-        <w:rPr>
-          <w:rStyle w:val="gnj4oy0ca5b"/>
-          <w:rFonts w:ascii="Lucida Console" w:hAnsi="Lucida Console"/>
-          <w:color w:val="0000FF"/>
-        </w:rPr>
-        <w:t>)</w:t>
-      </w:r>
-    </w:p>
-    <w:p>
-      <w:r>
+      <w:r>
+        <w:t>no es necesario evitar esas 4 filas.</w:t>
+      </w:r>
+    </w:p>
+    <w:p>
+      <w:r>
+        <w:rPr>
+          <w:noProof/>
+        </w:rPr>
         <w:drawing>
-          <wp:inline distT="0" distB="0" distL="0" distR="0" wp14:anchorId="054C2478" wp14:editId="43E79880">
-            <wp:extent cx="5612130" cy="958215"/>
-            <wp:effectExtent l="0" t="0" r="7620" b="0"/>
-            <wp:docPr id="2" name="Imagen 2"/>
+          <wp:inline distT="0" distB="0" distL="0" distR="0" wp14:anchorId="0B95C961" wp14:editId="7B57E7CB">
+            <wp:extent cx="6530232" cy="450000"/>
+            <wp:effectExtent l="0" t="0" r="0" b="7620"/>
+            <wp:docPr id="1945884309" name="Imagen 1"/>
             <wp:cNvGraphicFramePr>
               <a:graphicFrameLocks xmlns:a="http://schemas.openxmlformats.org/drawingml/2006/main" noChangeAspect="1"/>
             </wp:cNvGraphicFramePr>
@@ -473,11 +1203,11 @@
               <a:graphicData uri="http://schemas.openxmlformats.org/drawingml/2006/picture">
                 <pic:pic xmlns:pic="http://schemas.openxmlformats.org/drawingml/2006/picture">
                   <pic:nvPicPr>
-                    <pic:cNvPr id="1" name=""/>
+                    <pic:cNvPr id="1945884309" name=""/>
                     <pic:cNvPicPr/>
                   </pic:nvPicPr>
                   <pic:blipFill>
-                    <a:blip r:embed="rId6"/>
+                    <a:blip r:embed="rId8"/>
                     <a:stretch>
                       <a:fillRect/>
                     </a:stretch>
@@ -485,7 +1215,7 @@
                   <pic:spPr>
                     <a:xfrm>
                       <a:off x="0" y="0"/>
-                      <a:ext cx="5612130" cy="958215"/>
+                      <a:ext cx="6530232" cy="450000"/>
                     </a:xfrm>
                     <a:prstGeom prst="rect">
                       <a:avLst/>
@@ -499,13 +1229,3889 @@
       </w:r>
     </w:p>
     <w:p>
-      <w:bookmarkStart w:id="0" w:name="_GoBack"/>
-      <w:bookmarkEnd w:id="0"/>
-    </w:p>
+      <w:r>
+        <w:t xml:space="preserve">para nuestro estudio no tiene caso analizar todos los gatos de toda la historia registrada del banco mundial en educación, así que nos concentraremos en un periodo específico. El más actual y completo que tenemos para trabajar con los 3 </w:t>
+      </w:r>
+      <w:proofErr w:type="spellStart"/>
+      <w:r>
+        <w:t>DataSets</w:t>
+      </w:r>
+      <w:proofErr w:type="spellEnd"/>
+      <w:r>
+        <w:t xml:space="preserve"> es el año 2019.</w:t>
+      </w:r>
+    </w:p>
+    <w:p>
+      <w:r>
+        <w:lastRenderedPageBreak/>
+        <w:t xml:space="preserve">Para los dos </w:t>
+      </w:r>
+      <w:proofErr w:type="spellStart"/>
+      <w:r>
+        <w:t>DataSets</w:t>
+      </w:r>
+      <w:proofErr w:type="spellEnd"/>
+      <w:r>
+        <w:t xml:space="preserve"> que están escritos con las columnas a lo ancho elegí filtrar la columna de 2019 como dato, pero para el </w:t>
+      </w:r>
+      <w:proofErr w:type="spellStart"/>
+      <w:r>
+        <w:t>dataset</w:t>
+      </w:r>
+      <w:proofErr w:type="spellEnd"/>
+      <w:r>
+        <w:t xml:space="preserve"> escrito en la dimensión de “largo”, elegí en la columna de año (TIME_PERIOD)</w:t>
+      </w:r>
+      <w:r>
+        <w:t xml:space="preserve"> sólo los datos que coincidían con el año que buscamos</w:t>
+      </w:r>
+      <w:r>
+        <w:t>.</w:t>
+      </w:r>
+    </w:p>
+    <w:p>
+      <w:r>
+        <w:t xml:space="preserve">Y vamos a trabajar con los datos que coincidan entre nombre de países, así que también tomaremos las etiquetas de: </w:t>
+      </w:r>
+      <w:r>
+        <w:rPr>
+          <w:i/>
+          <w:iCs/>
+        </w:rPr>
+        <w:t>REF_AREA_LABEL</w:t>
+      </w:r>
+      <w:r>
+        <w:t xml:space="preserve"> (El nombre del país), y </w:t>
+      </w:r>
+      <w:r>
+        <w:rPr>
+          <w:i/>
+          <w:iCs/>
+        </w:rPr>
+        <w:t>OBS_VALUE</w:t>
+      </w:r>
+      <w:r>
+        <w:t xml:space="preserve"> (El valor de la escolaridad promedio)</w:t>
+      </w:r>
+    </w:p>
+    <w:p>
+      <w:r>
+        <w:rPr>
+          <w:noProof/>
+        </w:rPr>
+        <w:drawing>
+          <wp:inline distT="0" distB="0" distL="0" distR="0" wp14:anchorId="23593EC1" wp14:editId="015C3A04">
+            <wp:extent cx="5419211" cy="588818"/>
+            <wp:effectExtent l="0" t="0" r="0" b="1905"/>
+            <wp:docPr id="1696017094" name="Imagen 1"/>
+            <wp:cNvGraphicFramePr>
+              <a:graphicFrameLocks xmlns:a="http://schemas.openxmlformats.org/drawingml/2006/main" noChangeAspect="1"/>
+            </wp:cNvGraphicFramePr>
+            <a:graphic xmlns:a="http://schemas.openxmlformats.org/drawingml/2006/main">
+              <a:graphicData uri="http://schemas.openxmlformats.org/drawingml/2006/picture">
+                <pic:pic xmlns:pic="http://schemas.openxmlformats.org/drawingml/2006/picture">
+                  <pic:nvPicPr>
+                    <pic:cNvPr id="1696017094" name=""/>
+                    <pic:cNvPicPr/>
+                  </pic:nvPicPr>
+                  <pic:blipFill>
+                    <a:blip r:embed="rId9"/>
+                    <a:stretch>
+                      <a:fillRect/>
+                    </a:stretch>
+                  </pic:blipFill>
+                  <pic:spPr>
+                    <a:xfrm>
+                      <a:off x="0" y="0"/>
+                      <a:ext cx="5452823" cy="592470"/>
+                    </a:xfrm>
+                    <a:prstGeom prst="rect">
+                      <a:avLst/>
+                    </a:prstGeom>
+                  </pic:spPr>
+                </pic:pic>
+              </a:graphicData>
+            </a:graphic>
+          </wp:inline>
+        </w:drawing>
+      </w:r>
+    </w:p>
+    <w:p>
+      <w:r>
+        <w:t xml:space="preserve">Por comodidad y para hacer una unión de los </w:t>
+      </w:r>
+      <w:proofErr w:type="spellStart"/>
+      <w:r>
+        <w:t>DataSets</w:t>
+      </w:r>
+      <w:proofErr w:type="spellEnd"/>
+      <w:r>
+        <w:t xml:space="preserve"> renombraré las columnas, para que los tres compartan en común la columna “País”.</w:t>
+      </w:r>
+    </w:p>
+    <w:p>
+      <w:r>
+        <w:rPr>
+          <w:noProof/>
+        </w:rPr>
+        <w:drawing>
+          <wp:inline distT="0" distB="0" distL="0" distR="0" wp14:anchorId="05467B41" wp14:editId="3902E2D3">
+            <wp:extent cx="5943600" cy="374015"/>
+            <wp:effectExtent l="0" t="0" r="0" b="6985"/>
+            <wp:docPr id="500656075" name="Imagen 1"/>
+            <wp:cNvGraphicFramePr>
+              <a:graphicFrameLocks xmlns:a="http://schemas.openxmlformats.org/drawingml/2006/main" noChangeAspect="1"/>
+            </wp:cNvGraphicFramePr>
+            <a:graphic xmlns:a="http://schemas.openxmlformats.org/drawingml/2006/main">
+              <a:graphicData uri="http://schemas.openxmlformats.org/drawingml/2006/picture">
+                <pic:pic xmlns:pic="http://schemas.openxmlformats.org/drawingml/2006/picture">
+                  <pic:nvPicPr>
+                    <pic:cNvPr id="500656075" name=""/>
+                    <pic:cNvPicPr/>
+                  </pic:nvPicPr>
+                  <pic:blipFill>
+                    <a:blip r:embed="rId10"/>
+                    <a:stretch>
+                      <a:fillRect/>
+                    </a:stretch>
+                  </pic:blipFill>
+                  <pic:spPr>
+                    <a:xfrm>
+                      <a:off x="0" y="0"/>
+                      <a:ext cx="5943600" cy="374015"/>
+                    </a:xfrm>
+                    <a:prstGeom prst="rect">
+                      <a:avLst/>
+                    </a:prstGeom>
+                  </pic:spPr>
+                </pic:pic>
+              </a:graphicData>
+            </a:graphic>
+          </wp:inline>
+        </w:drawing>
+      </w:r>
+    </w:p>
+    <w:p>
+      <w:r>
+        <w:t xml:space="preserve">Primero unimos dos de nuestras columnas, y luego esa unión la unimos a la </w:t>
+      </w:r>
+      <w:proofErr w:type="gramStart"/>
+      <w:r>
+        <w:t>tercer columna</w:t>
+      </w:r>
+      <w:proofErr w:type="gramEnd"/>
+      <w:r>
+        <w:t>, utilizando como índice en común la columna “País”.</w:t>
+      </w:r>
+      <w:r>
+        <w:t xml:space="preserve"> Otra alternativa hubiera sido crear un </w:t>
+      </w:r>
+      <w:proofErr w:type="spellStart"/>
+      <w:r>
+        <w:t>dataframe</w:t>
+      </w:r>
+      <w:proofErr w:type="spellEnd"/>
+      <w:r>
+        <w:t xml:space="preserve"> agregando columna por columna con </w:t>
+      </w:r>
+      <w:proofErr w:type="spellStart"/>
+      <w:proofErr w:type="gramStart"/>
+      <w:r>
+        <w:rPr>
+          <w:i/>
+          <w:iCs/>
+        </w:rPr>
+        <w:t>data.frame</w:t>
+      </w:r>
+      <w:proofErr w:type="spellEnd"/>
+      <w:proofErr w:type="gramEnd"/>
+      <w:r>
+        <w:rPr>
+          <w:i/>
+          <w:iCs/>
+        </w:rPr>
+        <w:t>(</w:t>
+      </w:r>
+      <w:proofErr w:type="spellStart"/>
+      <w:r>
+        <w:rPr>
+          <w:i/>
+          <w:iCs/>
+        </w:rPr>
+        <w:t>DataSet</w:t>
+      </w:r>
+      <w:proofErr w:type="spellEnd"/>
+      <w:r>
+        <w:rPr>
+          <w:i/>
+          <w:iCs/>
+        </w:rPr>
+        <w:t xml:space="preserve"> $Columna) </w:t>
+      </w:r>
+      <w:r>
+        <w:t>pero me arriesgaba a que las filas quedaran en desorden.</w:t>
+      </w:r>
+    </w:p>
+    <w:p>
+      <w:r>
+        <w:rPr>
+          <w:noProof/>
+        </w:rPr>
+        <w:drawing>
+          <wp:inline distT="0" distB="0" distL="0" distR="0" wp14:anchorId="344008BB" wp14:editId="179BC8F9">
+            <wp:extent cx="3848637" cy="219106"/>
+            <wp:effectExtent l="0" t="0" r="0" b="9525"/>
+            <wp:docPr id="1401911825" name="Imagen 1"/>
+            <wp:cNvGraphicFramePr>
+              <a:graphicFrameLocks xmlns:a="http://schemas.openxmlformats.org/drawingml/2006/main" noChangeAspect="1"/>
+            </wp:cNvGraphicFramePr>
+            <a:graphic xmlns:a="http://schemas.openxmlformats.org/drawingml/2006/main">
+              <a:graphicData uri="http://schemas.openxmlformats.org/drawingml/2006/picture">
+                <pic:pic xmlns:pic="http://schemas.openxmlformats.org/drawingml/2006/picture">
+                  <pic:nvPicPr>
+                    <pic:cNvPr id="1401911825" name=""/>
+                    <pic:cNvPicPr/>
+                  </pic:nvPicPr>
+                  <pic:blipFill>
+                    <a:blip r:embed="rId11"/>
+                    <a:stretch>
+                      <a:fillRect/>
+                    </a:stretch>
+                  </pic:blipFill>
+                  <pic:spPr>
+                    <a:xfrm>
+                      <a:off x="0" y="0"/>
+                      <a:ext cx="3848637" cy="219106"/>
+                    </a:xfrm>
+                    <a:prstGeom prst="rect">
+                      <a:avLst/>
+                    </a:prstGeom>
+                  </pic:spPr>
+                </pic:pic>
+              </a:graphicData>
+            </a:graphic>
+          </wp:inline>
+        </w:drawing>
+      </w:r>
+    </w:p>
+    <w:p>
+      <w:r>
+        <w:t>Eliminamos las filas que tengan “NA” (Datos vacíos) para que no estorben el análisis.</w:t>
+      </w:r>
+    </w:p>
+    <w:tbl>
+      <w:tblPr>
+        <w:tblpPr w:leftFromText="141" w:rightFromText="141" w:vertAnchor="text" w:horzAnchor="margin" w:tblpY="-11"/>
+        <w:tblW w:w="4106" w:type="dxa"/>
+        <w:tblCellMar>
+          <w:left w:w="70" w:type="dxa"/>
+          <w:right w:w="70" w:type="dxa"/>
+        </w:tblCellMar>
+        <w:tblLook w:val="04A0" w:firstRow="1" w:lastRow="0" w:firstColumn="1" w:lastColumn="0" w:noHBand="0" w:noVBand="1"/>
+      </w:tblPr>
+      <w:tblGrid>
+        <w:gridCol w:w="1271"/>
+        <w:gridCol w:w="2835"/>
+      </w:tblGrid>
+      <w:tr>
+        <w:trPr>
+          <w:trHeight w:val="288"/>
+        </w:trPr>
+        <w:tc>
+          <w:tcPr>
+            <w:tcW w:w="1271" w:type="dxa"/>
+            <w:tcBorders>
+              <w:top w:val="single" w:sz="4" w:space="0" w:color="8EA9DB"/>
+              <w:left w:val="single" w:sz="4" w:space="0" w:color="8EA9DB"/>
+              <w:bottom w:val="single" w:sz="4" w:space="0" w:color="8EA9DB"/>
+              <w:right w:val="nil"/>
+            </w:tcBorders>
+            <w:shd w:val="clear" w:color="4472C4" w:fill="4472C4"/>
+            <w:vAlign w:val="center"/>
+            <w:hideMark/>
+          </w:tcPr>
+          <w:p>
+            <w:pPr>
+              <w:spacing w:after="0" w:line="240" w:lineRule="auto"/>
+              <w:jc w:val="center"/>
+              <w:rPr>
+                <w:rFonts w:ascii="Calibri" w:eastAsia="Times New Roman" w:hAnsi="Calibri" w:cs="Calibri"/>
+                <w:b/>
+                <w:bCs/>
+                <w:color w:val="FFFFFF"/>
+                <w:kern w:val="0"/>
+                <w:sz w:val="22"/>
+                <w:szCs w:val="22"/>
+                <w:lang w:eastAsia="es-MX"/>
+                <w14:ligatures w14:val="none"/>
+              </w:rPr>
+            </w:pPr>
+            <w:r>
+              <w:rPr>
+                <w:rFonts w:ascii="Calibri" w:eastAsia="Times New Roman" w:hAnsi="Calibri" w:cs="Calibri"/>
+                <w:b/>
+                <w:bCs/>
+                <w:color w:val="FFFFFF"/>
+                <w:kern w:val="0"/>
+                <w:sz w:val="22"/>
+                <w:szCs w:val="22"/>
+                <w:lang w:eastAsia="es-MX"/>
+                <w14:ligatures w14:val="none"/>
+              </w:rPr>
+              <w:t>Valor</w:t>
+            </w:r>
+          </w:p>
+        </w:tc>
+        <w:tc>
+          <w:tcPr>
+            <w:tcW w:w="2835" w:type="dxa"/>
+            <w:tcBorders>
+              <w:top w:val="single" w:sz="4" w:space="0" w:color="8EA9DB"/>
+              <w:left w:val="nil"/>
+              <w:bottom w:val="single" w:sz="4" w:space="0" w:color="8EA9DB"/>
+              <w:right w:val="single" w:sz="4" w:space="0" w:color="8EA9DB"/>
+            </w:tcBorders>
+            <w:shd w:val="clear" w:color="4472C4" w:fill="4472C4"/>
+            <w:vAlign w:val="center"/>
+            <w:hideMark/>
+          </w:tcPr>
+          <w:p>
+            <w:pPr>
+              <w:spacing w:after="0" w:line="240" w:lineRule="auto"/>
+              <w:jc w:val="center"/>
+              <w:rPr>
+                <w:rFonts w:ascii="Calibri" w:eastAsia="Times New Roman" w:hAnsi="Calibri" w:cs="Calibri"/>
+                <w:b/>
+                <w:bCs/>
+                <w:color w:val="FFFFFF"/>
+                <w:kern w:val="0"/>
+                <w:sz w:val="22"/>
+                <w:szCs w:val="22"/>
+                <w:lang w:eastAsia="es-MX"/>
+                <w14:ligatures w14:val="none"/>
+              </w:rPr>
+            </w:pPr>
+            <w:r>
+              <w:rPr>
+                <w:rFonts w:ascii="Calibri" w:eastAsia="Times New Roman" w:hAnsi="Calibri" w:cs="Calibri"/>
+                <w:b/>
+                <w:bCs/>
+                <w:color w:val="FFFFFF"/>
+                <w:kern w:val="0"/>
+                <w:sz w:val="22"/>
+                <w:szCs w:val="22"/>
+                <w:lang w:eastAsia="es-MX"/>
+                <w14:ligatures w14:val="none"/>
+              </w:rPr>
+              <w:t>Significado</w:t>
+            </w:r>
+          </w:p>
+        </w:tc>
+      </w:tr>
+      <w:tr>
+        <w:trPr>
+          <w:trHeight w:val="288"/>
+        </w:trPr>
+        <w:tc>
+          <w:tcPr>
+            <w:tcW w:w="1271" w:type="dxa"/>
+            <w:tcBorders>
+              <w:top w:val="single" w:sz="4" w:space="0" w:color="8EA9DB"/>
+              <w:left w:val="single" w:sz="4" w:space="0" w:color="8EA9DB"/>
+              <w:bottom w:val="single" w:sz="4" w:space="0" w:color="8EA9DB"/>
+              <w:right w:val="nil"/>
+            </w:tcBorders>
+            <w:shd w:val="clear" w:color="D9E1F2" w:fill="D9E1F2"/>
+            <w:vAlign w:val="center"/>
+            <w:hideMark/>
+          </w:tcPr>
+          <w:p>
+            <w:pPr>
+              <w:spacing w:after="0" w:line="240" w:lineRule="auto"/>
+              <w:jc w:val="center"/>
+              <w:rPr>
+                <w:rFonts w:ascii="Calibri" w:eastAsia="Times New Roman" w:hAnsi="Calibri" w:cs="Calibri"/>
+                <w:color w:val="000000"/>
+                <w:kern w:val="0"/>
+                <w:sz w:val="22"/>
+                <w:szCs w:val="22"/>
+                <w:lang w:eastAsia="es-MX"/>
+                <w14:ligatures w14:val="none"/>
+              </w:rPr>
+            </w:pPr>
+            <w:r>
+              <w:rPr>
+                <w:rFonts w:ascii="Calibri" w:eastAsia="Times New Roman" w:hAnsi="Calibri" w:cs="Calibri"/>
+                <w:color w:val="000000"/>
+                <w:kern w:val="0"/>
+                <w:sz w:val="22"/>
+                <w:szCs w:val="22"/>
+                <w:lang w:eastAsia="es-MX"/>
+                <w14:ligatures w14:val="none"/>
+              </w:rPr>
+              <w:t>0</w:t>
+            </w:r>
+          </w:p>
+        </w:tc>
+        <w:tc>
+          <w:tcPr>
+            <w:tcW w:w="2835" w:type="dxa"/>
+            <w:tcBorders>
+              <w:top w:val="single" w:sz="4" w:space="0" w:color="8EA9DB"/>
+              <w:left w:val="nil"/>
+              <w:bottom w:val="single" w:sz="4" w:space="0" w:color="8EA9DB"/>
+              <w:right w:val="single" w:sz="4" w:space="0" w:color="8EA9DB"/>
+            </w:tcBorders>
+            <w:shd w:val="clear" w:color="D9E1F2" w:fill="D9E1F2"/>
+            <w:vAlign w:val="center"/>
+            <w:hideMark/>
+          </w:tcPr>
+          <w:p>
+            <w:pPr>
+              <w:spacing w:after="0" w:line="240" w:lineRule="auto"/>
+              <w:rPr>
+                <w:rFonts w:ascii="Calibri" w:eastAsia="Times New Roman" w:hAnsi="Calibri" w:cs="Calibri"/>
+                <w:color w:val="000000"/>
+                <w:kern w:val="0"/>
+                <w:sz w:val="22"/>
+                <w:szCs w:val="22"/>
+                <w:lang w:eastAsia="es-MX"/>
+                <w14:ligatures w14:val="none"/>
+              </w:rPr>
+            </w:pPr>
+            <w:r>
+              <w:rPr>
+                <w:rFonts w:ascii="Calibri" w:eastAsia="Times New Roman" w:hAnsi="Calibri" w:cs="Calibri"/>
+                <w:color w:val="000000"/>
+                <w:kern w:val="0"/>
+                <w:sz w:val="22"/>
+                <w:szCs w:val="22"/>
+                <w:lang w:eastAsia="es-MX"/>
+                <w14:ligatures w14:val="none"/>
+              </w:rPr>
+              <w:t>No hay relación lineal</w:t>
+            </w:r>
+          </w:p>
+        </w:tc>
+      </w:tr>
+      <w:tr>
+        <w:trPr>
+          <w:trHeight w:val="288"/>
+        </w:trPr>
+        <w:tc>
+          <w:tcPr>
+            <w:tcW w:w="1271" w:type="dxa"/>
+            <w:tcBorders>
+              <w:top w:val="single" w:sz="4" w:space="0" w:color="8EA9DB"/>
+              <w:left w:val="single" w:sz="4" w:space="0" w:color="8EA9DB"/>
+              <w:bottom w:val="single" w:sz="4" w:space="0" w:color="8EA9DB"/>
+              <w:right w:val="nil"/>
+            </w:tcBorders>
+            <w:vAlign w:val="center"/>
+            <w:hideMark/>
+          </w:tcPr>
+          <w:p>
+            <w:pPr>
+              <w:spacing w:after="0" w:line="240" w:lineRule="auto"/>
+              <w:jc w:val="center"/>
+              <w:rPr>
+                <w:rFonts w:ascii="Calibri" w:eastAsia="Times New Roman" w:hAnsi="Calibri" w:cs="Calibri"/>
+                <w:color w:val="000000"/>
+                <w:kern w:val="0"/>
+                <w:sz w:val="22"/>
+                <w:szCs w:val="22"/>
+                <w:lang w:eastAsia="es-MX"/>
+                <w14:ligatures w14:val="none"/>
+              </w:rPr>
+            </w:pPr>
+            <w:r>
+              <w:rPr>
+                <w:rFonts w:ascii="Calibri" w:eastAsia="Times New Roman" w:hAnsi="Calibri" w:cs="Calibri"/>
+                <w:color w:val="000000"/>
+                <w:kern w:val="0"/>
+                <w:sz w:val="22"/>
+                <w:szCs w:val="22"/>
+                <w:lang w:eastAsia="es-MX"/>
+                <w14:ligatures w14:val="none"/>
+              </w:rPr>
+              <w:t>0.3</w:t>
+            </w:r>
+          </w:p>
+        </w:tc>
+        <w:tc>
+          <w:tcPr>
+            <w:tcW w:w="2835" w:type="dxa"/>
+            <w:tcBorders>
+              <w:top w:val="single" w:sz="4" w:space="0" w:color="8EA9DB"/>
+              <w:left w:val="nil"/>
+              <w:bottom w:val="single" w:sz="4" w:space="0" w:color="8EA9DB"/>
+              <w:right w:val="single" w:sz="4" w:space="0" w:color="8EA9DB"/>
+            </w:tcBorders>
+            <w:vAlign w:val="center"/>
+            <w:hideMark/>
+          </w:tcPr>
+          <w:p>
+            <w:pPr>
+              <w:spacing w:after="0" w:line="240" w:lineRule="auto"/>
+              <w:rPr>
+                <w:rFonts w:ascii="Calibri" w:eastAsia="Times New Roman" w:hAnsi="Calibri" w:cs="Calibri"/>
+                <w:color w:val="000000"/>
+                <w:kern w:val="0"/>
+                <w:sz w:val="22"/>
+                <w:szCs w:val="22"/>
+                <w:lang w:eastAsia="es-MX"/>
+                <w14:ligatures w14:val="none"/>
+              </w:rPr>
+            </w:pPr>
+            <w:r>
+              <w:rPr>
+                <w:rFonts w:ascii="Calibri" w:eastAsia="Times New Roman" w:hAnsi="Calibri" w:cs="Calibri"/>
+                <w:color w:val="000000"/>
+                <w:kern w:val="0"/>
+                <w:sz w:val="22"/>
+                <w:szCs w:val="22"/>
+                <w:lang w:eastAsia="es-MX"/>
+                <w14:ligatures w14:val="none"/>
+              </w:rPr>
+              <w:t>Relación débil</w:t>
+            </w:r>
+          </w:p>
+        </w:tc>
+      </w:tr>
+      <w:tr>
+        <w:trPr>
+          <w:trHeight w:val="288"/>
+        </w:trPr>
+        <w:tc>
+          <w:tcPr>
+            <w:tcW w:w="1271" w:type="dxa"/>
+            <w:tcBorders>
+              <w:top w:val="single" w:sz="4" w:space="0" w:color="8EA9DB"/>
+              <w:left w:val="single" w:sz="4" w:space="0" w:color="8EA9DB"/>
+              <w:bottom w:val="single" w:sz="4" w:space="0" w:color="8EA9DB"/>
+              <w:right w:val="nil"/>
+            </w:tcBorders>
+            <w:shd w:val="clear" w:color="D9E1F2" w:fill="D9E1F2"/>
+            <w:vAlign w:val="center"/>
+            <w:hideMark/>
+          </w:tcPr>
+          <w:p>
+            <w:pPr>
+              <w:spacing w:after="0" w:line="240" w:lineRule="auto"/>
+              <w:jc w:val="center"/>
+              <w:rPr>
+                <w:rFonts w:ascii="Calibri" w:eastAsia="Times New Roman" w:hAnsi="Calibri" w:cs="Calibri"/>
+                <w:color w:val="000000"/>
+                <w:kern w:val="0"/>
+                <w:sz w:val="22"/>
+                <w:szCs w:val="22"/>
+                <w:lang w:eastAsia="es-MX"/>
+                <w14:ligatures w14:val="none"/>
+              </w:rPr>
+            </w:pPr>
+            <w:r>
+              <w:rPr>
+                <w:rFonts w:ascii="Calibri" w:eastAsia="Times New Roman" w:hAnsi="Calibri" w:cs="Calibri"/>
+                <w:color w:val="000000"/>
+                <w:kern w:val="0"/>
+                <w:sz w:val="22"/>
+                <w:szCs w:val="22"/>
+                <w:lang w:eastAsia="es-MX"/>
+                <w14:ligatures w14:val="none"/>
+              </w:rPr>
+              <w:t>0.5</w:t>
+            </w:r>
+          </w:p>
+        </w:tc>
+        <w:tc>
+          <w:tcPr>
+            <w:tcW w:w="2835" w:type="dxa"/>
+            <w:tcBorders>
+              <w:top w:val="single" w:sz="4" w:space="0" w:color="8EA9DB"/>
+              <w:left w:val="nil"/>
+              <w:bottom w:val="single" w:sz="4" w:space="0" w:color="8EA9DB"/>
+              <w:right w:val="single" w:sz="4" w:space="0" w:color="8EA9DB"/>
+            </w:tcBorders>
+            <w:shd w:val="clear" w:color="D9E1F2" w:fill="D9E1F2"/>
+            <w:vAlign w:val="center"/>
+            <w:hideMark/>
+          </w:tcPr>
+          <w:p>
+            <w:pPr>
+              <w:spacing w:after="0" w:line="240" w:lineRule="auto"/>
+              <w:rPr>
+                <w:rFonts w:ascii="Calibri" w:eastAsia="Times New Roman" w:hAnsi="Calibri" w:cs="Calibri"/>
+                <w:color w:val="000000"/>
+                <w:kern w:val="0"/>
+                <w:sz w:val="22"/>
+                <w:szCs w:val="22"/>
+                <w:lang w:eastAsia="es-MX"/>
+                <w14:ligatures w14:val="none"/>
+              </w:rPr>
+            </w:pPr>
+            <w:r>
+              <w:rPr>
+                <w:rFonts w:ascii="Calibri" w:eastAsia="Times New Roman" w:hAnsi="Calibri" w:cs="Calibri"/>
+                <w:color w:val="000000"/>
+                <w:kern w:val="0"/>
+                <w:sz w:val="22"/>
+                <w:szCs w:val="22"/>
+                <w:lang w:eastAsia="es-MX"/>
+                <w14:ligatures w14:val="none"/>
+              </w:rPr>
+              <w:t>Relación moderada</w:t>
+            </w:r>
+          </w:p>
+        </w:tc>
+      </w:tr>
+      <w:tr>
+        <w:trPr>
+          <w:trHeight w:val="288"/>
+        </w:trPr>
+        <w:tc>
+          <w:tcPr>
+            <w:tcW w:w="1271" w:type="dxa"/>
+            <w:tcBorders>
+              <w:top w:val="single" w:sz="4" w:space="0" w:color="8EA9DB"/>
+              <w:left w:val="single" w:sz="4" w:space="0" w:color="8EA9DB"/>
+              <w:bottom w:val="single" w:sz="4" w:space="0" w:color="8EA9DB"/>
+              <w:right w:val="nil"/>
+            </w:tcBorders>
+            <w:vAlign w:val="center"/>
+            <w:hideMark/>
+          </w:tcPr>
+          <w:p>
+            <w:pPr>
+              <w:spacing w:after="0" w:line="240" w:lineRule="auto"/>
+              <w:jc w:val="center"/>
+              <w:rPr>
+                <w:rFonts w:ascii="Calibri" w:eastAsia="Times New Roman" w:hAnsi="Calibri" w:cs="Calibri"/>
+                <w:color w:val="000000"/>
+                <w:kern w:val="0"/>
+                <w:sz w:val="22"/>
+                <w:szCs w:val="22"/>
+                <w:lang w:eastAsia="es-MX"/>
+                <w14:ligatures w14:val="none"/>
+              </w:rPr>
+            </w:pPr>
+            <w:r>
+              <w:rPr>
+                <w:rFonts w:ascii="Calibri" w:eastAsia="Times New Roman" w:hAnsi="Calibri" w:cs="Calibri"/>
+                <w:color w:val="000000"/>
+                <w:kern w:val="0"/>
+                <w:sz w:val="22"/>
+                <w:szCs w:val="22"/>
+                <w:lang w:eastAsia="es-MX"/>
+                <w14:ligatures w14:val="none"/>
+              </w:rPr>
+              <w:t>0.7 o más</w:t>
+            </w:r>
+          </w:p>
+        </w:tc>
+        <w:tc>
+          <w:tcPr>
+            <w:tcW w:w="2835" w:type="dxa"/>
+            <w:tcBorders>
+              <w:top w:val="single" w:sz="4" w:space="0" w:color="8EA9DB"/>
+              <w:left w:val="nil"/>
+              <w:bottom w:val="single" w:sz="4" w:space="0" w:color="8EA9DB"/>
+              <w:right w:val="single" w:sz="4" w:space="0" w:color="8EA9DB"/>
+            </w:tcBorders>
+            <w:vAlign w:val="center"/>
+            <w:hideMark/>
+          </w:tcPr>
+          <w:p>
+            <w:pPr>
+              <w:spacing w:after="0" w:line="240" w:lineRule="auto"/>
+              <w:rPr>
+                <w:rFonts w:ascii="Calibri" w:eastAsia="Times New Roman" w:hAnsi="Calibri" w:cs="Calibri"/>
+                <w:color w:val="000000"/>
+                <w:kern w:val="0"/>
+                <w:sz w:val="22"/>
+                <w:szCs w:val="22"/>
+                <w:lang w:eastAsia="es-MX"/>
+                <w14:ligatures w14:val="none"/>
+              </w:rPr>
+            </w:pPr>
+            <w:r>
+              <w:rPr>
+                <w:rFonts w:ascii="Calibri" w:eastAsia="Times New Roman" w:hAnsi="Calibri" w:cs="Calibri"/>
+                <w:color w:val="000000"/>
+                <w:kern w:val="0"/>
+                <w:sz w:val="22"/>
+                <w:szCs w:val="22"/>
+                <w:lang w:eastAsia="es-MX"/>
+                <w14:ligatures w14:val="none"/>
+              </w:rPr>
+              <w:t>Relación fuerte</w:t>
+            </w:r>
+          </w:p>
+        </w:tc>
+      </w:tr>
+      <w:tr>
+        <w:trPr>
+          <w:trHeight w:val="288"/>
+        </w:trPr>
+        <w:tc>
+          <w:tcPr>
+            <w:tcW w:w="1271" w:type="dxa"/>
+            <w:tcBorders>
+              <w:top w:val="single" w:sz="4" w:space="0" w:color="8EA9DB"/>
+              <w:left w:val="single" w:sz="4" w:space="0" w:color="8EA9DB"/>
+              <w:bottom w:val="single" w:sz="4" w:space="0" w:color="8EA9DB"/>
+              <w:right w:val="nil"/>
+            </w:tcBorders>
+            <w:shd w:val="clear" w:color="D9E1F2" w:fill="D9E1F2"/>
+            <w:vAlign w:val="center"/>
+            <w:hideMark/>
+          </w:tcPr>
+          <w:p>
+            <w:pPr>
+              <w:spacing w:after="0" w:line="240" w:lineRule="auto"/>
+              <w:jc w:val="center"/>
+              <w:rPr>
+                <w:rFonts w:ascii="Calibri" w:eastAsia="Times New Roman" w:hAnsi="Calibri" w:cs="Calibri"/>
+                <w:color w:val="000000"/>
+                <w:kern w:val="0"/>
+                <w:sz w:val="22"/>
+                <w:szCs w:val="22"/>
+                <w:lang w:eastAsia="es-MX"/>
+                <w14:ligatures w14:val="none"/>
+              </w:rPr>
+            </w:pPr>
+            <w:r>
+              <w:rPr>
+                <w:rFonts w:ascii="Calibri" w:eastAsia="Times New Roman" w:hAnsi="Calibri" w:cs="Calibri"/>
+                <w:color w:val="000000"/>
+                <w:kern w:val="0"/>
+                <w:sz w:val="22"/>
+                <w:szCs w:val="22"/>
+                <w:lang w:eastAsia="es-MX"/>
+                <w14:ligatures w14:val="none"/>
+              </w:rPr>
+              <w:t>1</w:t>
+            </w:r>
+          </w:p>
+        </w:tc>
+        <w:tc>
+          <w:tcPr>
+            <w:tcW w:w="2835" w:type="dxa"/>
+            <w:tcBorders>
+              <w:top w:val="single" w:sz="4" w:space="0" w:color="8EA9DB"/>
+              <w:left w:val="nil"/>
+              <w:bottom w:val="single" w:sz="4" w:space="0" w:color="8EA9DB"/>
+              <w:right w:val="single" w:sz="4" w:space="0" w:color="8EA9DB"/>
+            </w:tcBorders>
+            <w:shd w:val="clear" w:color="D9E1F2" w:fill="D9E1F2"/>
+            <w:vAlign w:val="center"/>
+            <w:hideMark/>
+          </w:tcPr>
+          <w:p>
+            <w:pPr>
+              <w:spacing w:after="0" w:line="240" w:lineRule="auto"/>
+              <w:rPr>
+                <w:rFonts w:ascii="Calibri" w:eastAsia="Times New Roman" w:hAnsi="Calibri" w:cs="Calibri"/>
+                <w:color w:val="000000"/>
+                <w:kern w:val="0"/>
+                <w:sz w:val="22"/>
+                <w:szCs w:val="22"/>
+                <w:lang w:eastAsia="es-MX"/>
+                <w14:ligatures w14:val="none"/>
+              </w:rPr>
+            </w:pPr>
+            <w:r>
+              <w:rPr>
+                <w:rFonts w:ascii="Calibri" w:eastAsia="Times New Roman" w:hAnsi="Calibri" w:cs="Calibri"/>
+                <w:color w:val="000000"/>
+                <w:kern w:val="0"/>
+                <w:sz w:val="22"/>
+                <w:szCs w:val="22"/>
+                <w:lang w:eastAsia="es-MX"/>
+                <w14:ligatures w14:val="none"/>
+              </w:rPr>
+              <w:t>Relación perfecta positiva</w:t>
+            </w:r>
+          </w:p>
+        </w:tc>
+      </w:tr>
+      <w:tr>
+        <w:trPr>
+          <w:trHeight w:val="288"/>
+        </w:trPr>
+        <w:tc>
+          <w:tcPr>
+            <w:tcW w:w="1271" w:type="dxa"/>
+            <w:tcBorders>
+              <w:top w:val="single" w:sz="4" w:space="0" w:color="8EA9DB"/>
+              <w:left w:val="single" w:sz="4" w:space="0" w:color="8EA9DB"/>
+              <w:bottom w:val="single" w:sz="4" w:space="0" w:color="8EA9DB"/>
+              <w:right w:val="nil"/>
+            </w:tcBorders>
+            <w:vAlign w:val="center"/>
+            <w:hideMark/>
+          </w:tcPr>
+          <w:p>
+            <w:pPr>
+              <w:spacing w:after="0" w:line="240" w:lineRule="auto"/>
+              <w:jc w:val="center"/>
+              <w:rPr>
+                <w:rFonts w:ascii="Calibri" w:eastAsia="Times New Roman" w:hAnsi="Calibri" w:cs="Calibri"/>
+                <w:color w:val="000000"/>
+                <w:kern w:val="0"/>
+                <w:sz w:val="22"/>
+                <w:szCs w:val="22"/>
+                <w:lang w:eastAsia="es-MX"/>
+                <w14:ligatures w14:val="none"/>
+              </w:rPr>
+            </w:pPr>
+            <w:r>
+              <w:rPr>
+                <w:rFonts w:ascii="Calibri" w:eastAsia="Times New Roman" w:hAnsi="Calibri" w:cs="Calibri"/>
+                <w:color w:val="000000"/>
+                <w:kern w:val="0"/>
+                <w:sz w:val="22"/>
+                <w:szCs w:val="22"/>
+                <w:lang w:eastAsia="es-MX"/>
+                <w14:ligatures w14:val="none"/>
+              </w:rPr>
+              <w:t>-1</w:t>
+            </w:r>
+          </w:p>
+        </w:tc>
+        <w:tc>
+          <w:tcPr>
+            <w:tcW w:w="2835" w:type="dxa"/>
+            <w:tcBorders>
+              <w:top w:val="single" w:sz="4" w:space="0" w:color="8EA9DB"/>
+              <w:left w:val="nil"/>
+              <w:bottom w:val="single" w:sz="4" w:space="0" w:color="8EA9DB"/>
+              <w:right w:val="single" w:sz="4" w:space="0" w:color="8EA9DB"/>
+            </w:tcBorders>
+            <w:vAlign w:val="center"/>
+            <w:hideMark/>
+          </w:tcPr>
+          <w:p>
+            <w:pPr>
+              <w:spacing w:after="0" w:line="240" w:lineRule="auto"/>
+              <w:rPr>
+                <w:rFonts w:ascii="Calibri" w:eastAsia="Times New Roman" w:hAnsi="Calibri" w:cs="Calibri"/>
+                <w:color w:val="000000"/>
+                <w:kern w:val="0"/>
+                <w:sz w:val="22"/>
+                <w:szCs w:val="22"/>
+                <w:lang w:eastAsia="es-MX"/>
+                <w14:ligatures w14:val="none"/>
+              </w:rPr>
+            </w:pPr>
+            <w:r>
+              <w:rPr>
+                <w:rFonts w:ascii="Calibri" w:eastAsia="Times New Roman" w:hAnsi="Calibri" w:cs="Calibri"/>
+                <w:color w:val="000000"/>
+                <w:kern w:val="0"/>
+                <w:sz w:val="22"/>
+                <w:szCs w:val="22"/>
+                <w:lang w:eastAsia="es-MX"/>
+                <w14:ligatures w14:val="none"/>
+              </w:rPr>
+              <w:t>Relación perfecta negativa</w:t>
+            </w:r>
+          </w:p>
+        </w:tc>
+      </w:tr>
+    </w:tbl>
+    <w:p>
+      <w:r>
+        <w:t>Y finalmente utilizamos “</w:t>
+      </w:r>
+      <w:proofErr w:type="spellStart"/>
+      <w:proofErr w:type="gramStart"/>
+      <w:r>
+        <w:t>cor</w:t>
+      </w:r>
+      <w:proofErr w:type="spellEnd"/>
+      <w:r>
+        <w:t>(</w:t>
+      </w:r>
+      <w:proofErr w:type="gramEnd"/>
+      <w:r>
+        <w:t xml:space="preserve">)”, un método que calcula y devuelve el </w:t>
+      </w:r>
+      <w:r>
+        <w:rPr>
+          <w:i/>
+          <w:iCs/>
+        </w:rPr>
+        <w:t>Coeficiente de correlación de Pearson</w:t>
+      </w:r>
+      <w:r>
+        <w:t xml:space="preserve"> entre dos magnitudes. En este caso, dos variables que vamos a elegir.</w:t>
+      </w:r>
+    </w:p>
+    <w:p>
+      <w:r>
+        <w:t>Esto nos va a permitir medir qué tanto influyen unos factores en otra variable:</w:t>
+      </w:r>
+    </w:p>
+    <w:p>
+      <w:r>
+        <w:rPr>
+          <w:noProof/>
+        </w:rPr>
+        <w:drawing>
+          <wp:inline distT="0" distB="0" distL="0" distR="0" wp14:anchorId="06625970" wp14:editId="24A100DB">
+            <wp:extent cx="4906060" cy="752580"/>
+            <wp:effectExtent l="0" t="0" r="8890" b="9525"/>
+            <wp:docPr id="132487930" name="Imagen 1"/>
+            <wp:cNvGraphicFramePr>
+              <a:graphicFrameLocks xmlns:a="http://schemas.openxmlformats.org/drawingml/2006/main" noChangeAspect="1"/>
+            </wp:cNvGraphicFramePr>
+            <a:graphic xmlns:a="http://schemas.openxmlformats.org/drawingml/2006/main">
+              <a:graphicData uri="http://schemas.openxmlformats.org/drawingml/2006/picture">
+                <pic:pic xmlns:pic="http://schemas.openxmlformats.org/drawingml/2006/picture">
+                  <pic:nvPicPr>
+                    <pic:cNvPr id="132487930" name=""/>
+                    <pic:cNvPicPr/>
+                  </pic:nvPicPr>
+                  <pic:blipFill>
+                    <a:blip r:embed="rId12"/>
+                    <a:stretch>
+                      <a:fillRect/>
+                    </a:stretch>
+                  </pic:blipFill>
+                  <pic:spPr>
+                    <a:xfrm>
+                      <a:off x="0" y="0"/>
+                      <a:ext cx="4906060" cy="752580"/>
+                    </a:xfrm>
+                    <a:prstGeom prst="rect">
+                      <a:avLst/>
+                    </a:prstGeom>
+                  </pic:spPr>
+                </pic:pic>
+              </a:graphicData>
+            </a:graphic>
+          </wp:inline>
+        </w:drawing>
+      </w:r>
+    </w:p>
+    <w:p>
+      <w:pPr>
+        <w:rPr>
+          <w:b/>
+          <w:bCs/>
+        </w:rPr>
+      </w:pPr>
+      <w:r>
+        <w:rPr>
+          <w:b/>
+          <w:bCs/>
+        </w:rPr>
+        <w:br w:type="page"/>
+      </w:r>
+    </w:p>
+    <w:p>
+      <w:pPr>
+        <w:pStyle w:val="Ttulo2"/>
+      </w:pPr>
+      <w:r>
+        <w:lastRenderedPageBreak/>
+        <w:t>Conclusiones y resultados</w:t>
+      </w:r>
+    </w:p>
+    <w:p>
+      <w:pPr>
+        <w:rPr>
+          <w:b/>
+          <w:bCs/>
+        </w:rPr>
+      </w:pPr>
+      <w:r>
+        <w:rPr>
+          <w:b/>
+          <w:bCs/>
+        </w:rPr>
+        <w:t>¿Los países que gastan más porcentaje del PIB en educación tienden a tener mayor PIB per cápita?</w:t>
+      </w:r>
+    </w:p>
+    <w:p>
+      <w:pPr>
+        <w:rPr>
+          <w:b/>
+          <w:bCs/>
+        </w:rPr>
+      </w:pPr>
+      <w:r>
+        <w:rPr>
+          <w:b/>
+          <w:bCs/>
+        </w:rPr>
+        <w:drawing>
+          <wp:inline distT="0" distB="0" distL="0" distR="0" wp14:anchorId="4063F97A" wp14:editId="5666961C">
+            <wp:extent cx="4991797" cy="362001"/>
+            <wp:effectExtent l="0" t="0" r="0" b="0"/>
+            <wp:docPr id="733799730" name="Imagen 1"/>
+            <wp:cNvGraphicFramePr>
+              <a:graphicFrameLocks xmlns:a="http://schemas.openxmlformats.org/drawingml/2006/main" noChangeAspect="1"/>
+            </wp:cNvGraphicFramePr>
+            <a:graphic xmlns:a="http://schemas.openxmlformats.org/drawingml/2006/main">
+              <a:graphicData uri="http://schemas.openxmlformats.org/drawingml/2006/picture">
+                <pic:pic xmlns:pic="http://schemas.openxmlformats.org/drawingml/2006/picture">
+                  <pic:nvPicPr>
+                    <pic:cNvPr id="733799730" name=""/>
+                    <pic:cNvPicPr/>
+                  </pic:nvPicPr>
+                  <pic:blipFill>
+                    <a:blip r:embed="rId13"/>
+                    <a:stretch>
+                      <a:fillRect/>
+                    </a:stretch>
+                  </pic:blipFill>
+                  <pic:spPr>
+                    <a:xfrm>
+                      <a:off x="0" y="0"/>
+                      <a:ext cx="4991797" cy="362001"/>
+                    </a:xfrm>
+                    <a:prstGeom prst="rect">
+                      <a:avLst/>
+                    </a:prstGeom>
+                  </pic:spPr>
+                </pic:pic>
+              </a:graphicData>
+            </a:graphic>
+          </wp:inline>
+        </w:drawing>
+      </w:r>
+    </w:p>
+    <w:p>
+      <w:r>
+        <w:t>Existe una relación positiva débil entre el porcentaje del PIB destinado a educación y el PIB per cápita en 2019.</w:t>
+      </w:r>
+      <w:r>
+        <w:t xml:space="preserve"> </w:t>
+      </w:r>
+      <w:r>
+        <w:t xml:space="preserve">Los países que gastan más en educación </w:t>
+      </w:r>
+      <w:r>
+        <w:rPr>
+          <w:u w:val="single"/>
+        </w:rPr>
+        <w:t>tienden</w:t>
+      </w:r>
+      <w:r>
+        <w:t xml:space="preserve"> </w:t>
+      </w:r>
+      <w:r>
+        <w:rPr>
+          <w:u w:val="single"/>
+        </w:rPr>
+        <w:t>ligeramente</w:t>
+      </w:r>
+      <w:r>
+        <w:t xml:space="preserve"> a tener mayor PIB per cápit</w:t>
+      </w:r>
+      <w:r>
+        <w:t>a.</w:t>
+      </w:r>
+    </w:p>
+    <w:p>
+      <w:pPr>
+        <w:rPr>
+          <w:b/>
+          <w:bCs/>
+        </w:rPr>
+      </w:pPr>
+      <w:r>
+        <w:rPr>
+          <w:b/>
+          <w:bCs/>
+        </w:rPr>
+        <w:t>¿Los países donde la gente estudia más años tienden a ser más ricos?</w:t>
+      </w:r>
+    </w:p>
+    <w:p>
+      <w:pPr>
+        <w:rPr>
+          <w:b/>
+          <w:bCs/>
+        </w:rPr>
+      </w:pPr>
+      <w:r>
+        <w:rPr>
+          <w:b/>
+          <w:bCs/>
+        </w:rPr>
+        <w:drawing>
+          <wp:inline distT="0" distB="0" distL="0" distR="0" wp14:anchorId="761C77C2" wp14:editId="4C7A26DE">
+            <wp:extent cx="4526105" cy="364548"/>
+            <wp:effectExtent l="0" t="0" r="8255" b="0"/>
+            <wp:docPr id="31084910" name="Imagen 1"/>
+            <wp:cNvGraphicFramePr>
+              <a:graphicFrameLocks xmlns:a="http://schemas.openxmlformats.org/drawingml/2006/main" noChangeAspect="1"/>
+            </wp:cNvGraphicFramePr>
+            <a:graphic xmlns:a="http://schemas.openxmlformats.org/drawingml/2006/main">
+              <a:graphicData uri="http://schemas.openxmlformats.org/drawingml/2006/picture">
+                <pic:pic xmlns:pic="http://schemas.openxmlformats.org/drawingml/2006/picture">
+                  <pic:nvPicPr>
+                    <pic:cNvPr id="31084910" name=""/>
+                    <pic:cNvPicPr/>
+                  </pic:nvPicPr>
+                  <pic:blipFill rotWithShape="1">
+                    <a:blip r:embed="rId14"/>
+                    <a:srcRect l="1209" t="1864" b="-1"/>
+                    <a:stretch>
+                      <a:fillRect/>
+                    </a:stretch>
+                  </pic:blipFill>
+                  <pic:spPr bwMode="auto">
+                    <a:xfrm>
+                      <a:off x="0" y="0"/>
+                      <a:ext cx="4526739" cy="364599"/>
+                    </a:xfrm>
+                    <a:prstGeom prst="rect">
+                      <a:avLst/>
+                    </a:prstGeom>
+                    <a:ln>
+                      <a:noFill/>
+                    </a:ln>
+                    <a:extLst>
+                      <a:ext uri="{53640926-AAD7-44D8-BBD7-CCE9431645EC}">
+                        <a14:shadowObscured xmlns:a14="http://schemas.microsoft.com/office/drawing/2010/main"/>
+                      </a:ext>
+                    </a:extLst>
+                  </pic:spPr>
+                </pic:pic>
+              </a:graphicData>
+            </a:graphic>
+          </wp:inline>
+        </w:drawing>
+      </w:r>
+    </w:p>
+    <w:p>
+      <w:r>
+        <w:t xml:space="preserve">No realmente. </w:t>
+      </w:r>
+      <w:r>
+        <w:t xml:space="preserve">De </w:t>
+      </w:r>
+      <w:proofErr w:type="gramStart"/>
+      <w:r>
+        <w:t>hecho</w:t>
+      </w:r>
+      <w:proofErr w:type="gramEnd"/>
+      <w:r>
+        <w:t xml:space="preserve"> hay una correlación es </w:t>
+      </w:r>
+      <w:r>
+        <w:rPr>
+          <w:u w:val="single"/>
+        </w:rPr>
+        <w:t>negativa</w:t>
+      </w:r>
+      <w:r>
+        <w:t xml:space="preserve"> </w:t>
+      </w:r>
+      <w:r>
+        <w:t>por lo que pensaríamos</w:t>
+      </w:r>
+      <w:r>
+        <w:t xml:space="preserve"> que esta relación funciona en sentido inverso y que esto es poco conveniente. Sin embargo, la magnitud de dicha correlación es insignificante. (0.08). </w:t>
+      </w:r>
+      <w:r>
+        <w:t>Ese -0.08 es prácticamente ruido estadístico.</w:t>
+      </w:r>
+    </w:p>
+    <w:p>
+      <w:r>
+        <w:t>No significa que más educación empobrezca.</w:t>
+      </w:r>
+      <w:r>
+        <w:br/>
+        <w:t>Significa que</w:t>
+      </w:r>
+      <w:r>
+        <w:rPr>
+          <w:u w:val="single"/>
+        </w:rPr>
+        <w:t xml:space="preserve"> no hay una tendencia lineal clara en los datos agregados de ese año.</w:t>
+      </w:r>
+    </w:p>
+    <w:p>
+      <w:pPr>
+        <w:pStyle w:val="Ttulo2"/>
+      </w:pPr>
+      <w:r>
+        <w:t>Conclusión</w:t>
+      </w:r>
+    </w:p>
+    <w:p>
+      <w:r>
+        <w:t>Para el año 2019, la relación entre gasto público en educación y PIB per cápita muestra una correlación positiva débil (r ≈ 0.23), lo que sugiere que un mayor gasto educativo no necesariamente se asocia fuertemente con mayores niveles de ingreso por habitante. Por otro lado, la correlación entre años promedio de escolaridad y PIB per cápita resulta prácticamente nula (r ≈ -0.08), indicando ausencia de relación lineal clara en el conjunto de países analizados. Estos resultados sugieren que el desarrollo económico no depende únicamente de variables educativas, o que su efecto podría manifestarse en el largo plazo y no necesariamente en el mismo año analizado.</w:t>
+      </w:r>
+    </w:p>
+    <w:p>
+      <w:pPr>
+        <w:pStyle w:val="Ttulo1"/>
+        <w:rPr>
+          <w:lang w:val="es-ES"/>
+        </w:rPr>
+      </w:pPr>
+      <w:r>
+        <w:rPr>
+          <w:lang w:val="es-ES"/>
+        </w:rPr>
+        <w:lastRenderedPageBreak/>
+        <w:t xml:space="preserve">2.1.- </w:t>
+      </w:r>
+      <w:proofErr w:type="spellStart"/>
+      <w:r>
+        <w:rPr>
+          <w:lang w:val="es-ES"/>
+        </w:rPr>
+        <w:t>Subsetting</w:t>
+      </w:r>
+      <w:proofErr w:type="spellEnd"/>
+      <w:r>
+        <w:rPr>
+          <w:lang w:val="es-ES"/>
+        </w:rPr>
+        <w:t xml:space="preserve"> del </w:t>
+      </w:r>
+      <w:proofErr w:type="spellStart"/>
+      <w:r>
+        <w:rPr>
+          <w:lang w:val="es-ES"/>
+        </w:rPr>
+        <w:t>DataSet</w:t>
+      </w:r>
+      <w:proofErr w:type="spellEnd"/>
+      <w:r>
+        <w:rPr>
+          <w:lang w:val="es-ES"/>
+        </w:rPr>
+        <w:t xml:space="preserve"> de </w:t>
+      </w:r>
+      <w:proofErr w:type="spellStart"/>
+      <w:r>
+        <w:rPr>
+          <w:lang w:val="es-ES"/>
+        </w:rPr>
+        <w:t>BorderCrossing</w:t>
+      </w:r>
+      <w:proofErr w:type="spellEnd"/>
+      <w:r>
+        <w:rPr>
+          <w:lang w:val="es-ES"/>
+        </w:rPr>
+        <w:t xml:space="preserve"> (</w:t>
+      </w:r>
+      <w:proofErr w:type="spellStart"/>
+      <w:r>
+        <w:rPr>
+          <w:lang w:val="es-ES"/>
+        </w:rPr>
+        <w:t>Teams</w:t>
+      </w:r>
+      <w:proofErr w:type="spellEnd"/>
+      <w:r>
+        <w:rPr>
+          <w:lang w:val="es-ES"/>
+        </w:rPr>
+        <w:t>) para un objetivo elegido.</w:t>
+      </w:r>
+    </w:p>
+    <w:p>
+      <w:pPr>
+        <w:rPr>
+          <w:rFonts w:asciiTheme="majorHAnsi" w:eastAsiaTheme="majorEastAsia" w:hAnsiTheme="majorHAnsi" w:cstheme="majorBidi"/>
+          <w:color w:val="0F4761" w:themeColor="accent1" w:themeShade="BF"/>
+          <w:sz w:val="32"/>
+          <w:szCs w:val="32"/>
+        </w:rPr>
+      </w:pPr>
+      <w:r>
+        <w:rPr>
+          <w:rStyle w:val="Ttulo1Car"/>
+        </w:rPr>
+        <w:t xml:space="preserve">3.1 – Seleccionar un </w:t>
+      </w:r>
+      <w:proofErr w:type="spellStart"/>
+      <w:r>
+        <w:rPr>
+          <w:rStyle w:val="Ttulo1Car"/>
+        </w:rPr>
+        <w:t>Dataset</w:t>
+      </w:r>
+      <w:proofErr w:type="spellEnd"/>
+      <w:r>
+        <w:rPr>
+          <w:rStyle w:val="Ttulo1Car"/>
+        </w:rPr>
+        <w:t xml:space="preserve"> </w:t>
+      </w:r>
+      <w:proofErr w:type="spellStart"/>
+      <w:r>
+        <w:rPr>
+          <w:rStyle w:val="Ttulo1Car"/>
+        </w:rPr>
+        <w:t>incluído</w:t>
+      </w:r>
+      <w:proofErr w:type="spellEnd"/>
+      <w:r>
+        <w:rPr>
+          <w:rStyle w:val="Ttulo1Car"/>
+        </w:rPr>
+        <w:t xml:space="preserve"> en las librerías de R y aplicar filtros de </w:t>
+      </w:r>
+      <w:proofErr w:type="spellStart"/>
+      <w:r>
+        <w:rPr>
+          <w:rStyle w:val="Ttulo1Car"/>
+        </w:rPr>
+        <w:t>subsetting</w:t>
+      </w:r>
+      <w:proofErr w:type="spellEnd"/>
+      <w:r>
+        <w:rPr>
+          <w:rStyle w:val="Ttulo1Car"/>
+        </w:rPr>
+        <w:t xml:space="preserve"> hasta tener un </w:t>
+      </w:r>
+      <w:proofErr w:type="spellStart"/>
+      <w:r>
+        <w:rPr>
+          <w:rStyle w:val="Ttulo1Car"/>
+        </w:rPr>
+        <w:t>dataset</w:t>
+      </w:r>
+      <w:proofErr w:type="spellEnd"/>
+      <w:r>
+        <w:rPr>
+          <w:rStyle w:val="Ttulo1Car"/>
+        </w:rPr>
+        <w:t xml:space="preserve"> que haga una aproximación </w:t>
+      </w:r>
+      <w:r>
+        <w:rPr>
+          <w:rFonts w:asciiTheme="majorHAnsi" w:eastAsiaTheme="majorEastAsia" w:hAnsiTheme="majorHAnsi" w:cstheme="majorBidi"/>
+          <w:color w:val="0F4761" w:themeColor="accent1" w:themeShade="BF"/>
+          <w:sz w:val="32"/>
+          <w:szCs w:val="32"/>
+        </w:rPr>
+        <w:t>formidable a nuestro objetivo.</w:t>
+      </w:r>
+    </w:p>
+    <w:p>
+      <w:pPr>
+        <w:pStyle w:val="Ttulo3"/>
+        <w:rPr>
+          <w:rFonts w:ascii="Calibri" w:eastAsia="Calibri" w:hAnsi="Calibri" w:cs="Calibri"/>
+          <w:sz w:val="22"/>
+          <w:szCs w:val="22"/>
+        </w:rPr>
+      </w:pPr>
+      <w:r>
+        <w:t>3.1.1 - Objetivo:</w:t>
+      </w:r>
+    </w:p>
+    <w:p>
+      <w:r>
+        <w:t>Expresar la relación entre los distintos crímenes y la población urbana de los estados de EE.UU.</w:t>
+      </w:r>
+    </w:p>
+    <w:p>
+      <w:pPr>
+        <w:pStyle w:val="Ttulo3"/>
+        <w:rPr>
+          <w:rFonts w:ascii="Calibri" w:eastAsia="Calibri" w:hAnsi="Calibri" w:cs="Calibri"/>
+          <w:sz w:val="22"/>
+          <w:szCs w:val="22"/>
+        </w:rPr>
+      </w:pPr>
+      <w:r>
+        <w:t>3.1.2 Exploración de los datos</w:t>
+      </w:r>
+    </w:p>
+    <w:p>
+      <w:pPr>
+        <w:spacing w:line="257" w:lineRule="auto"/>
+        <w:rPr>
+          <w:rFonts w:ascii="Calibri" w:eastAsia="Calibri" w:hAnsi="Calibri" w:cs="Calibri"/>
+          <w:sz w:val="28"/>
+          <w:szCs w:val="28"/>
+        </w:rPr>
+      </w:pPr>
+    </w:p>
+    <w:p>
+      <w:r>
+        <w:rPr>
+          <w:rFonts w:ascii="Lucida Console" w:eastAsia="Lucida Console" w:hAnsi="Lucida Console" w:cs="Lucida Console"/>
+          <w:color w:val="0000FF"/>
+          <w:sz w:val="20"/>
+          <w:szCs w:val="20"/>
+        </w:rPr>
+        <w:t xml:space="preserve">&gt; </w:t>
+      </w:r>
+      <w:proofErr w:type="gramStart"/>
+      <w:r>
+        <w:rPr>
+          <w:rFonts w:ascii="Lucida Console" w:eastAsia="Lucida Console" w:hAnsi="Lucida Console" w:cs="Lucida Console"/>
+          <w:color w:val="0000FF"/>
+          <w:sz w:val="20"/>
+          <w:szCs w:val="20"/>
+        </w:rPr>
+        <w:t>head(</w:t>
+      </w:r>
+      <w:proofErr w:type="spellStart"/>
+      <w:r>
+        <w:rPr>
+          <w:rFonts w:ascii="Lucida Console" w:eastAsia="Lucida Console" w:hAnsi="Lucida Console" w:cs="Lucida Console"/>
+          <w:color w:val="0000FF"/>
+          <w:sz w:val="20"/>
+          <w:szCs w:val="20"/>
+        </w:rPr>
+        <w:t>USArrests</w:t>
+      </w:r>
+      <w:proofErr w:type="spellEnd"/>
+      <w:r>
+        <w:rPr>
+          <w:rFonts w:ascii="Lucida Console" w:eastAsia="Lucida Console" w:hAnsi="Lucida Console" w:cs="Lucida Console"/>
+          <w:color w:val="0000FF"/>
+          <w:sz w:val="20"/>
+          <w:szCs w:val="20"/>
+        </w:rPr>
+        <w:t>)</w:t>
+      </w:r>
+      <w:r>
+        <w:rPr>
+          <w:rFonts w:ascii="Lucida Console" w:eastAsia="Lucida Console" w:hAnsi="Lucida Console" w:cs="Lucida Console"/>
+          <w:color w:val="000000" w:themeColor="text1"/>
+          <w:sz w:val="20"/>
+          <w:szCs w:val="20"/>
+        </w:rPr>
+        <w:t xml:space="preserve">   </w:t>
+      </w:r>
+      <w:proofErr w:type="gramEnd"/>
+      <w:r>
+        <w:rPr>
+          <w:rFonts w:ascii="Lucida Console" w:eastAsia="Lucida Console" w:hAnsi="Lucida Console" w:cs="Lucida Console"/>
+          <w:color w:val="000000" w:themeColor="text1"/>
+          <w:sz w:val="20"/>
+          <w:szCs w:val="20"/>
+        </w:rPr>
+        <w:t xml:space="preserve">        </w:t>
+      </w:r>
+      <w:proofErr w:type="spellStart"/>
+      <w:r>
+        <w:rPr>
+          <w:rFonts w:ascii="Lucida Console" w:eastAsia="Lucida Console" w:hAnsi="Lucida Console" w:cs="Lucida Console"/>
+          <w:color w:val="000000" w:themeColor="text1"/>
+          <w:sz w:val="20"/>
+          <w:szCs w:val="20"/>
+        </w:rPr>
+        <w:t>Murder</w:t>
+      </w:r>
+      <w:proofErr w:type="spellEnd"/>
+      <w:r>
+        <w:rPr>
+          <w:rFonts w:ascii="Lucida Console" w:eastAsia="Lucida Console" w:hAnsi="Lucida Console" w:cs="Lucida Console"/>
+          <w:color w:val="000000" w:themeColor="text1"/>
+          <w:sz w:val="20"/>
+          <w:szCs w:val="20"/>
+        </w:rPr>
+        <w:t xml:space="preserve"> </w:t>
+      </w:r>
+      <w:proofErr w:type="spellStart"/>
+      <w:r>
+        <w:rPr>
+          <w:rFonts w:ascii="Lucida Console" w:eastAsia="Lucida Console" w:hAnsi="Lucida Console" w:cs="Lucida Console"/>
+          <w:color w:val="000000" w:themeColor="text1"/>
+          <w:sz w:val="20"/>
+          <w:szCs w:val="20"/>
+        </w:rPr>
+        <w:t>Assault</w:t>
+      </w:r>
+      <w:proofErr w:type="spellEnd"/>
+      <w:r>
+        <w:rPr>
+          <w:rFonts w:ascii="Lucida Console" w:eastAsia="Lucida Console" w:hAnsi="Lucida Console" w:cs="Lucida Console"/>
+          <w:color w:val="000000" w:themeColor="text1"/>
+          <w:sz w:val="20"/>
+          <w:szCs w:val="20"/>
+        </w:rPr>
+        <w:t xml:space="preserve"> </w:t>
+      </w:r>
+      <w:proofErr w:type="spellStart"/>
+      <w:r>
+        <w:rPr>
+          <w:rFonts w:ascii="Lucida Console" w:eastAsia="Lucida Console" w:hAnsi="Lucida Console" w:cs="Lucida Console"/>
+          <w:color w:val="000000" w:themeColor="text1"/>
+          <w:sz w:val="20"/>
+          <w:szCs w:val="20"/>
+        </w:rPr>
+        <w:t>UrbanPop</w:t>
+      </w:r>
+      <w:proofErr w:type="spellEnd"/>
+      <w:r>
+        <w:rPr>
+          <w:rFonts w:ascii="Lucida Console" w:eastAsia="Lucida Console" w:hAnsi="Lucida Console" w:cs="Lucida Console"/>
+          <w:color w:val="000000" w:themeColor="text1"/>
+          <w:sz w:val="20"/>
+          <w:szCs w:val="20"/>
+        </w:rPr>
+        <w:t xml:space="preserve"> </w:t>
+      </w:r>
+      <w:proofErr w:type="spellStart"/>
+      <w:r>
+        <w:rPr>
+          <w:rFonts w:ascii="Lucida Console" w:eastAsia="Lucida Console" w:hAnsi="Lucida Console" w:cs="Lucida Console"/>
+          <w:color w:val="000000" w:themeColor="text1"/>
+          <w:sz w:val="20"/>
+          <w:szCs w:val="20"/>
+        </w:rPr>
+        <w:t>RapeAlabama</w:t>
+      </w:r>
+      <w:proofErr w:type="spellEnd"/>
+      <w:r>
+        <w:rPr>
+          <w:rFonts w:ascii="Lucida Console" w:eastAsia="Lucida Console" w:hAnsi="Lucida Console" w:cs="Lucida Console"/>
+          <w:color w:val="000000" w:themeColor="text1"/>
+          <w:sz w:val="20"/>
+          <w:szCs w:val="20"/>
+        </w:rPr>
+        <w:t xml:space="preserve">      13.2     236       58 21.2Alaska       10.0     263       48 44.5Arizona       8.1     294       80 31.0Arkansas      8.8     190       50 19.5California    9.0     276       91 40.6Colorado      7.9     204       78 38.7</w:t>
+      </w:r>
+      <w:r>
+        <w:rPr>
+          <w:rFonts w:ascii="Aptos" w:eastAsia="Aptos" w:hAnsi="Aptos" w:cs="Aptos"/>
+        </w:rPr>
+        <w:t xml:space="preserve"> </w:t>
+      </w:r>
+    </w:p>
+    <w:p>
+      <w:pPr>
+        <w:spacing w:line="257" w:lineRule="auto"/>
+      </w:pPr>
+      <w:r>
+        <w:rPr>
+          <w:rFonts w:ascii="Calibri" w:eastAsia="Calibri" w:hAnsi="Calibri" w:cs="Calibri"/>
+          <w:sz w:val="22"/>
+          <w:szCs w:val="22"/>
+        </w:rPr>
+        <w:t xml:space="preserve"> </w:t>
+      </w:r>
+    </w:p>
+    <w:p>
+      <w:pPr>
+        <w:pStyle w:val="Prrafodelista"/>
+        <w:numPr>
+          <w:ilvl w:val="0"/>
+          <w:numId w:val="3"/>
+        </w:numPr>
+        <w:spacing w:after="0" w:line="257" w:lineRule="auto"/>
+        <w:ind w:left="360"/>
+        <w:rPr>
+          <w:rFonts w:ascii="Calibri" w:eastAsia="Calibri" w:hAnsi="Calibri" w:cs="Calibri"/>
+          <w:sz w:val="22"/>
+          <w:szCs w:val="22"/>
+        </w:rPr>
+      </w:pPr>
+      <w:proofErr w:type="spellStart"/>
+      <w:r>
+        <w:rPr>
+          <w:rFonts w:ascii="Calibri" w:eastAsia="Calibri" w:hAnsi="Calibri" w:cs="Calibri"/>
+          <w:b/>
+          <w:bCs/>
+          <w:sz w:val="22"/>
+          <w:szCs w:val="22"/>
+        </w:rPr>
+        <w:t>UrbanPop</w:t>
+      </w:r>
+      <w:proofErr w:type="spellEnd"/>
+      <w:r>
+        <w:rPr>
+          <w:rFonts w:ascii="Calibri" w:eastAsia="Calibri" w:hAnsi="Calibri" w:cs="Calibri"/>
+          <w:sz w:val="22"/>
+          <w:szCs w:val="22"/>
+        </w:rPr>
+        <w:t xml:space="preserve"> refiere a ‘Urban </w:t>
+      </w:r>
+      <w:proofErr w:type="spellStart"/>
+      <w:r>
+        <w:rPr>
+          <w:rFonts w:ascii="Calibri" w:eastAsia="Calibri" w:hAnsi="Calibri" w:cs="Calibri"/>
+          <w:sz w:val="22"/>
+          <w:szCs w:val="22"/>
+        </w:rPr>
+        <w:t>Population</w:t>
+      </w:r>
+      <w:proofErr w:type="spellEnd"/>
+      <w:r>
+        <w:rPr>
+          <w:rFonts w:ascii="Calibri" w:eastAsia="Calibri" w:hAnsi="Calibri" w:cs="Calibri"/>
+          <w:sz w:val="22"/>
+          <w:szCs w:val="22"/>
+        </w:rPr>
+        <w:t>’, representa el porcentaje de la población total que vive en áreas urbanas en cada uno de los estados de EE.UU.</w:t>
+      </w:r>
+    </w:p>
+    <w:p>
+      <w:pPr>
+        <w:pStyle w:val="Prrafodelista"/>
+        <w:numPr>
+          <w:ilvl w:val="0"/>
+          <w:numId w:val="3"/>
+        </w:numPr>
+        <w:spacing w:after="0" w:line="257" w:lineRule="auto"/>
+        <w:ind w:left="360"/>
+        <w:rPr>
+          <w:rFonts w:ascii="Calibri" w:eastAsia="Calibri" w:hAnsi="Calibri" w:cs="Calibri"/>
+          <w:sz w:val="22"/>
+          <w:szCs w:val="22"/>
+        </w:rPr>
+      </w:pPr>
+      <w:proofErr w:type="spellStart"/>
+      <w:r>
+        <w:rPr>
+          <w:rFonts w:ascii="Calibri" w:eastAsia="Calibri" w:hAnsi="Calibri" w:cs="Calibri"/>
+          <w:b/>
+          <w:bCs/>
+          <w:sz w:val="22"/>
+          <w:szCs w:val="22"/>
+        </w:rPr>
+        <w:t>Murder</w:t>
+      </w:r>
+      <w:proofErr w:type="spellEnd"/>
+      <w:r>
+        <w:rPr>
+          <w:rFonts w:ascii="Calibri" w:eastAsia="Calibri" w:hAnsi="Calibri" w:cs="Calibri"/>
+          <w:b/>
+          <w:bCs/>
+          <w:sz w:val="22"/>
+          <w:szCs w:val="22"/>
+        </w:rPr>
+        <w:t>:</w:t>
+      </w:r>
+      <w:r>
+        <w:rPr>
+          <w:rFonts w:ascii="Calibri" w:eastAsia="Calibri" w:hAnsi="Calibri" w:cs="Calibri"/>
+          <w:sz w:val="22"/>
+          <w:szCs w:val="22"/>
+        </w:rPr>
+        <w:t xml:space="preserve"> Número de arrestos por asesinato (Por 100,000)</w:t>
+      </w:r>
+    </w:p>
+    <w:p>
+      <w:pPr>
+        <w:pStyle w:val="Prrafodelista"/>
+        <w:numPr>
+          <w:ilvl w:val="0"/>
+          <w:numId w:val="3"/>
+        </w:numPr>
+        <w:spacing w:after="0" w:line="257" w:lineRule="auto"/>
+        <w:ind w:left="360"/>
+        <w:rPr>
+          <w:rFonts w:ascii="Calibri" w:eastAsia="Calibri" w:hAnsi="Calibri" w:cs="Calibri"/>
+          <w:sz w:val="22"/>
+          <w:szCs w:val="22"/>
+        </w:rPr>
+      </w:pPr>
+      <w:proofErr w:type="spellStart"/>
+      <w:r>
+        <w:rPr>
+          <w:rFonts w:ascii="Calibri" w:eastAsia="Calibri" w:hAnsi="Calibri" w:cs="Calibri"/>
+          <w:b/>
+          <w:bCs/>
+          <w:sz w:val="22"/>
+          <w:szCs w:val="22"/>
+        </w:rPr>
+        <w:t>Assault</w:t>
+      </w:r>
+      <w:proofErr w:type="spellEnd"/>
+      <w:r>
+        <w:rPr>
+          <w:rFonts w:ascii="Calibri" w:eastAsia="Calibri" w:hAnsi="Calibri" w:cs="Calibri"/>
+          <w:b/>
+          <w:bCs/>
+          <w:sz w:val="22"/>
+          <w:szCs w:val="22"/>
+        </w:rPr>
+        <w:t>:</w:t>
+      </w:r>
+      <w:r>
+        <w:rPr>
+          <w:rFonts w:ascii="Calibri" w:eastAsia="Calibri" w:hAnsi="Calibri" w:cs="Calibri"/>
+          <w:sz w:val="22"/>
+          <w:szCs w:val="22"/>
+        </w:rPr>
+        <w:t xml:space="preserve"> Número de arrestos por asalto (Por 100,000)</w:t>
+      </w:r>
+    </w:p>
+    <w:p>
+      <w:pPr>
+        <w:pStyle w:val="Prrafodelista"/>
+        <w:numPr>
+          <w:ilvl w:val="0"/>
+          <w:numId w:val="3"/>
+        </w:numPr>
+        <w:spacing w:after="0" w:line="257" w:lineRule="auto"/>
+        <w:ind w:left="360"/>
+        <w:rPr>
+          <w:rFonts w:ascii="Calibri" w:eastAsia="Calibri" w:hAnsi="Calibri" w:cs="Calibri"/>
+          <w:sz w:val="22"/>
+          <w:szCs w:val="22"/>
+        </w:rPr>
+      </w:pPr>
+      <w:r>
+        <w:rPr>
+          <w:rFonts w:ascii="Calibri" w:eastAsia="Calibri" w:hAnsi="Calibri" w:cs="Calibri"/>
+          <w:b/>
+          <w:bCs/>
+          <w:sz w:val="22"/>
+          <w:szCs w:val="22"/>
+        </w:rPr>
+        <w:t>Rape:</w:t>
+      </w:r>
+      <w:r>
+        <w:rPr>
+          <w:rFonts w:ascii="Calibri" w:eastAsia="Calibri" w:hAnsi="Calibri" w:cs="Calibri"/>
+          <w:sz w:val="22"/>
+          <w:szCs w:val="22"/>
+        </w:rPr>
+        <w:t xml:space="preserve"> Número de arrestos por violación (Por 100,000)</w:t>
+      </w:r>
+    </w:p>
+    <w:p>
+      <w:pPr>
+        <w:pStyle w:val="Prrafodelista"/>
+        <w:spacing w:after="0" w:line="257" w:lineRule="auto"/>
+        <w:ind w:left="360" w:hanging="360"/>
+        <w:rPr>
+          <w:rFonts w:ascii="Lucida Console" w:eastAsia="Lucida Console" w:hAnsi="Lucida Console" w:cs="Lucida Console"/>
+          <w:color w:val="0000FF"/>
+          <w:sz w:val="20"/>
+          <w:szCs w:val="20"/>
+        </w:rPr>
+      </w:pPr>
+    </w:p>
+    <w:p>
+      <w:pPr>
+        <w:pStyle w:val="Prrafodelista"/>
+        <w:spacing w:after="0" w:line="257" w:lineRule="auto"/>
+        <w:ind w:left="360" w:hanging="360"/>
+        <w:rPr>
+          <w:rFonts w:ascii="Lucida Console" w:eastAsia="Lucida Console" w:hAnsi="Lucida Console" w:cs="Lucida Console"/>
+          <w:color w:val="0000FF"/>
+          <w:sz w:val="20"/>
+          <w:szCs w:val="20"/>
+        </w:rPr>
+      </w:pPr>
+    </w:p>
+    <w:p>
+      <w:r>
+        <w:br w:type="page"/>
+      </w:r>
+    </w:p>
+    <w:p>
+      <w:pPr>
+        <w:pStyle w:val="Prrafodelista"/>
+        <w:spacing w:after="0" w:line="257" w:lineRule="auto"/>
+        <w:ind w:left="360" w:hanging="360"/>
+      </w:pPr>
+      <w:r>
+        <w:rPr>
+          <w:rFonts w:ascii="Lucida Console" w:eastAsia="Lucida Console" w:hAnsi="Lucida Console" w:cs="Lucida Console"/>
+          <w:color w:val="0000FF"/>
+          <w:sz w:val="20"/>
+          <w:szCs w:val="20"/>
+        </w:rPr>
+        <w:lastRenderedPageBreak/>
+        <w:t xml:space="preserve">&gt; </w:t>
+      </w:r>
+      <w:proofErr w:type="spellStart"/>
+      <w:proofErr w:type="gramStart"/>
+      <w:r>
+        <w:rPr>
+          <w:rFonts w:ascii="Lucida Console" w:eastAsia="Lucida Console" w:hAnsi="Lucida Console" w:cs="Lucida Console"/>
+          <w:color w:val="0000FF"/>
+          <w:sz w:val="20"/>
+          <w:szCs w:val="20"/>
+        </w:rPr>
+        <w:t>summary</w:t>
+      </w:r>
+      <w:proofErr w:type="spellEnd"/>
+      <w:r>
+        <w:rPr>
+          <w:rFonts w:ascii="Lucida Console" w:eastAsia="Lucida Console" w:hAnsi="Lucida Console" w:cs="Lucida Console"/>
+          <w:color w:val="0000FF"/>
+          <w:sz w:val="20"/>
+          <w:szCs w:val="20"/>
+        </w:rPr>
+        <w:t>(</w:t>
+      </w:r>
+      <w:proofErr w:type="spellStart"/>
+      <w:proofErr w:type="gramEnd"/>
+      <w:r>
+        <w:rPr>
+          <w:rFonts w:ascii="Lucida Console" w:eastAsia="Lucida Console" w:hAnsi="Lucida Console" w:cs="Lucida Console"/>
+          <w:color w:val="0000FF"/>
+          <w:sz w:val="20"/>
+          <w:szCs w:val="20"/>
+        </w:rPr>
+        <w:t>USArrests</w:t>
+      </w:r>
+      <w:proofErr w:type="spellEnd"/>
+      <w:r>
+        <w:rPr>
+          <w:rFonts w:ascii="Lucida Console" w:eastAsia="Lucida Console" w:hAnsi="Lucida Console" w:cs="Lucida Console"/>
+          <w:color w:val="0000FF"/>
+          <w:sz w:val="20"/>
+          <w:szCs w:val="20"/>
+        </w:rPr>
+        <w:t>)</w:t>
+      </w:r>
+    </w:p>
+    <w:p>
+      <w:pPr>
+        <w:pStyle w:val="Prrafodelista"/>
+        <w:spacing w:after="0" w:line="257" w:lineRule="auto"/>
+        <w:ind w:left="360" w:hanging="360"/>
+      </w:pPr>
+      <w:r>
+        <w:rPr>
+          <w:noProof/>
+        </w:rPr>
+        <w:drawing>
+          <wp:anchor distT="0" distB="0" distL="114300" distR="114300" simplePos="0" relativeHeight="251658240" behindDoc="0" locked="0" layoutInCell="1" allowOverlap="1" wp14:anchorId="4F5DF3AB" wp14:editId="11D9FCD8">
+            <wp:simplePos x="0" y="0"/>
+            <wp:positionH relativeFrom="column">
+              <wp:align>left</wp:align>
+            </wp:positionH>
+            <wp:positionV relativeFrom="paragraph">
+              <wp:posOffset>0</wp:posOffset>
+            </wp:positionV>
+            <wp:extent cx="5614902" cy="957155"/>
+            <wp:effectExtent l="0" t="0" r="0" b="0"/>
+            <wp:wrapSquare wrapText="bothSides"/>
+            <wp:docPr id="1056681929" name="drawing"/>
+            <wp:cNvGraphicFramePr>
+              <a:graphicFrameLocks xmlns:a="http://schemas.openxmlformats.org/drawingml/2006/main" noChangeAspect="1"/>
+            </wp:cNvGraphicFramePr>
+            <a:graphic xmlns:a="http://schemas.openxmlformats.org/drawingml/2006/main">
+              <a:graphicData uri="http://schemas.openxmlformats.org/drawingml/2006/picture">
+                <pic:pic xmlns:pic="http://schemas.openxmlformats.org/drawingml/2006/picture">
+                  <pic:nvPicPr>
+                    <pic:cNvPr id="1056681929" name="Picture 1056681929"/>
+                    <pic:cNvPicPr/>
+                  </pic:nvPicPr>
+                  <pic:blipFill>
+                    <a:blip r:embed="rId15">
+                      <a:extLst>
+                        <a:ext uri="{28A0092B-C50C-407E-A947-70E740481C1C}">
+                          <a14:useLocalDpi xmlns:a14="http://schemas.microsoft.com/office/drawing/2010/main"/>
+                        </a:ext>
+                      </a:extLst>
+                    </a:blip>
+                    <a:stretch>
+                      <a:fillRect/>
+                    </a:stretch>
+                  </pic:blipFill>
+                  <pic:spPr>
+                    <a:xfrm>
+                      <a:off x="0" y="0"/>
+                      <a:ext cx="5614902" cy="957155"/>
+                    </a:xfrm>
+                    <a:prstGeom prst="rect">
+                      <a:avLst/>
+                    </a:prstGeom>
+                  </pic:spPr>
+                </pic:pic>
+              </a:graphicData>
+            </a:graphic>
+            <wp14:sizeRelH relativeFrom="page">
+              <wp14:pctWidth>0</wp14:pctWidth>
+            </wp14:sizeRelH>
+            <wp14:sizeRelV relativeFrom="page">
+              <wp14:pctHeight>0</wp14:pctHeight>
+            </wp14:sizeRelV>
+          </wp:anchor>
+        </w:drawing>
+      </w:r>
+    </w:p>
+    <w:p>
+      <w:pPr>
+        <w:spacing w:after="0" w:line="257" w:lineRule="auto"/>
+      </w:pPr>
+      <w:r>
+        <w:t xml:space="preserve">De este </w:t>
+      </w:r>
+      <w:proofErr w:type="spellStart"/>
+      <w:r>
+        <w:t>resúmen</w:t>
+      </w:r>
+      <w:proofErr w:type="spellEnd"/>
+      <w:r>
+        <w:t xml:space="preserve"> vamos a sacar nuestra definición de ‘Estados Urbanos’ en comparación con ‘Estados No-Urbanizados'.</w:t>
+      </w:r>
+    </w:p>
+    <w:p>
+      <w:pPr>
+        <w:spacing w:after="0" w:line="257" w:lineRule="auto"/>
+      </w:pPr>
+      <w:r>
+        <w:t xml:space="preserve">El promedio de población urbana es 65.54%. Todos los estados con un menor porcentaje de </w:t>
+      </w:r>
+      <w:proofErr w:type="spellStart"/>
+      <w:r>
+        <w:t>població</w:t>
+      </w:r>
+      <w:proofErr w:type="spellEnd"/>
+      <w:r>
+        <w:t xml:space="preserve"> urbana, serán considerados ‘Estados No-Urbanizados'</w:t>
+      </w:r>
+    </w:p>
+    <w:p>
+      <w:pPr>
+        <w:pStyle w:val="Ttulo3"/>
+        <w:rPr>
+          <w:rFonts w:ascii="Calibri" w:eastAsia="Calibri" w:hAnsi="Calibri" w:cs="Calibri"/>
+          <w:sz w:val="22"/>
+          <w:szCs w:val="22"/>
+        </w:rPr>
+      </w:pPr>
+      <w:r>
+        <w:t xml:space="preserve">3.1.3 Corrección del </w:t>
+      </w:r>
+      <w:proofErr w:type="spellStart"/>
+      <w:r>
+        <w:t>DataSet</w:t>
+      </w:r>
+      <w:proofErr w:type="spellEnd"/>
+      <w:r>
+        <w:t xml:space="preserve"> inicial</w:t>
+      </w:r>
+    </w:p>
+    <w:p>
+      <w:r>
+        <w:t>El primer problema con el que nos encontramos es que los nombres de los estados no forman parte de ninguna columna, si no que tienen una propiedad de índice ‘</w:t>
+      </w:r>
+      <w:proofErr w:type="spellStart"/>
+      <w:r>
+        <w:t>rowname</w:t>
+      </w:r>
+      <w:proofErr w:type="spellEnd"/>
+      <w:r>
+        <w:t>’. Y eso hace que no se pueda operar con ellos.</w:t>
+      </w:r>
+    </w:p>
+    <w:p>
+      <w:pPr>
+        <w:rPr>
+          <w:rFonts w:ascii="Aptos" w:eastAsia="Aptos" w:hAnsi="Aptos" w:cs="Aptos"/>
+        </w:rPr>
+      </w:pPr>
+      <w:r>
+        <w:rPr>
+          <w:rFonts w:ascii="Lucida Console" w:eastAsia="Lucida Console" w:hAnsi="Lucida Console" w:cs="Lucida Console"/>
+          <w:color w:val="0000FF"/>
+          <w:sz w:val="19"/>
+          <w:szCs w:val="19"/>
+        </w:rPr>
+        <w:t xml:space="preserve">&gt; </w:t>
+      </w:r>
+      <w:proofErr w:type="spellStart"/>
+      <w:r>
+        <w:rPr>
+          <w:rFonts w:ascii="Lucida Console" w:eastAsia="Lucida Console" w:hAnsi="Lucida Console" w:cs="Lucida Console"/>
+          <w:color w:val="0000FF"/>
+          <w:sz w:val="19"/>
+          <w:szCs w:val="19"/>
+        </w:rPr>
+        <w:t>USArrests$State</w:t>
+      </w:r>
+      <w:proofErr w:type="spellEnd"/>
+      <w:r>
+        <w:rPr>
+          <w:rFonts w:ascii="Lucida Console" w:eastAsia="Lucida Console" w:hAnsi="Lucida Console" w:cs="Lucida Console"/>
+          <w:color w:val="0000FF"/>
+          <w:sz w:val="19"/>
+          <w:szCs w:val="19"/>
+        </w:rPr>
+        <w:t xml:space="preserve"> &lt;- </w:t>
+      </w:r>
+      <w:proofErr w:type="spellStart"/>
+      <w:proofErr w:type="gramStart"/>
+      <w:r>
+        <w:rPr>
+          <w:rFonts w:ascii="Lucida Console" w:eastAsia="Lucida Console" w:hAnsi="Lucida Console" w:cs="Lucida Console"/>
+          <w:color w:val="0000FF"/>
+          <w:sz w:val="19"/>
+          <w:szCs w:val="19"/>
+        </w:rPr>
+        <w:t>rownames</w:t>
+      </w:r>
+      <w:proofErr w:type="spellEnd"/>
+      <w:r>
+        <w:rPr>
+          <w:rFonts w:ascii="Lucida Console" w:eastAsia="Lucida Console" w:hAnsi="Lucida Console" w:cs="Lucida Console"/>
+          <w:color w:val="0000FF"/>
+          <w:sz w:val="19"/>
+          <w:szCs w:val="19"/>
+        </w:rPr>
+        <w:t>(</w:t>
+      </w:r>
+      <w:proofErr w:type="spellStart"/>
+      <w:proofErr w:type="gramEnd"/>
+      <w:r>
+        <w:rPr>
+          <w:rFonts w:ascii="Lucida Console" w:eastAsia="Lucida Console" w:hAnsi="Lucida Console" w:cs="Lucida Console"/>
+          <w:color w:val="0000FF"/>
+          <w:sz w:val="19"/>
+          <w:szCs w:val="19"/>
+        </w:rPr>
+        <w:t>USArrests</w:t>
+      </w:r>
+      <w:proofErr w:type="spellEnd"/>
+      <w:r>
+        <w:rPr>
+          <w:rFonts w:ascii="Lucida Console" w:eastAsia="Lucida Console" w:hAnsi="Lucida Console" w:cs="Lucida Console"/>
+          <w:color w:val="0000FF"/>
+          <w:sz w:val="19"/>
+          <w:szCs w:val="19"/>
+        </w:rPr>
+        <w:t>)</w:t>
+      </w:r>
+    </w:p>
+    <w:p>
+      <w:pPr>
+        <w:rPr>
+          <w:rFonts w:ascii="Lucida Console" w:eastAsia="Lucida Console" w:hAnsi="Lucida Console" w:cs="Lucida Console"/>
+          <w:color w:val="0000FF"/>
+          <w:sz w:val="19"/>
+          <w:szCs w:val="19"/>
+        </w:rPr>
+      </w:pPr>
+      <w:r>
+        <w:t xml:space="preserve">No fue necesario filtrar datos vacíos con </w:t>
+      </w:r>
+      <w:proofErr w:type="spellStart"/>
+      <w:r>
+        <w:rPr>
+          <w:rFonts w:ascii="Lucida Console" w:eastAsia="Lucida Console" w:hAnsi="Lucida Console" w:cs="Lucida Console"/>
+          <w:color w:val="0000FF"/>
+          <w:sz w:val="19"/>
+          <w:szCs w:val="19"/>
+        </w:rPr>
+        <w:t>complete_cases</w:t>
+      </w:r>
+      <w:proofErr w:type="spellEnd"/>
+      <w:r>
+        <w:t xml:space="preserve"> porque este </w:t>
+      </w:r>
+      <w:proofErr w:type="spellStart"/>
+      <w:r>
+        <w:t>subset</w:t>
+      </w:r>
+      <w:proofErr w:type="spellEnd"/>
+      <w:r>
+        <w:t xml:space="preserve"> no contiene datos vacíos.</w:t>
+      </w:r>
+    </w:p>
+    <w:p>
+      <w:pPr>
+        <w:pStyle w:val="Ttulo3"/>
+      </w:pPr>
+      <w:r>
+        <w:t xml:space="preserve">3.2 </w:t>
+      </w:r>
+      <w:proofErr w:type="spellStart"/>
+      <w:r>
+        <w:t>Subsetting</w:t>
+      </w:r>
+      <w:proofErr w:type="spellEnd"/>
+      <w:r>
+        <w:t xml:space="preserve"> del </w:t>
+      </w:r>
+      <w:proofErr w:type="spellStart"/>
+      <w:r>
+        <w:t>DataSet</w:t>
+      </w:r>
+      <w:proofErr w:type="spellEnd"/>
+      <w:r>
+        <w:t xml:space="preserve"> inicial</w:t>
+      </w:r>
+    </w:p>
+    <w:p>
+      <w:r>
+        <w:t xml:space="preserve">De haber hecho </w:t>
+      </w:r>
+      <w:proofErr w:type="spellStart"/>
+      <w:proofErr w:type="gramStart"/>
+      <w:r>
+        <w:rPr>
+          <w:rFonts w:ascii="Lucida Console" w:eastAsia="Lucida Console" w:hAnsi="Lucida Console" w:cs="Lucida Console"/>
+          <w:color w:val="0000FF"/>
+          <w:sz w:val="19"/>
+          <w:szCs w:val="19"/>
+        </w:rPr>
+        <w:t>summary</w:t>
+      </w:r>
+      <w:proofErr w:type="spellEnd"/>
+      <w:r>
+        <w:rPr>
+          <w:rFonts w:ascii="Lucida Console" w:eastAsia="Lucida Console" w:hAnsi="Lucida Console" w:cs="Lucida Console"/>
+          <w:color w:val="0000FF"/>
+          <w:sz w:val="19"/>
+          <w:szCs w:val="19"/>
+        </w:rPr>
+        <w:t>(</w:t>
+      </w:r>
+      <w:proofErr w:type="spellStart"/>
+      <w:proofErr w:type="gramEnd"/>
+      <w:r>
+        <w:rPr>
+          <w:rFonts w:ascii="Lucida Console" w:eastAsia="Lucida Console" w:hAnsi="Lucida Console" w:cs="Lucida Console"/>
+          <w:color w:val="0000FF"/>
+          <w:sz w:val="19"/>
+          <w:szCs w:val="19"/>
+        </w:rPr>
+        <w:t>USArrests</w:t>
+      </w:r>
+      <w:proofErr w:type="spellEnd"/>
+      <w:r>
+        <w:rPr>
+          <w:rFonts w:ascii="Lucida Console" w:eastAsia="Lucida Console" w:hAnsi="Lucida Console" w:cs="Lucida Console"/>
+          <w:color w:val="0000FF"/>
+          <w:sz w:val="19"/>
+          <w:szCs w:val="19"/>
+        </w:rPr>
+        <w:t xml:space="preserve">) </w:t>
+      </w:r>
+      <w:r>
+        <w:t xml:space="preserve">obtenemos el dato de que el valor promedio de </w:t>
+      </w:r>
+      <w:proofErr w:type="spellStart"/>
+      <w:r>
+        <w:t>UrbanPop</w:t>
+      </w:r>
+      <w:proofErr w:type="spellEnd"/>
+      <w:r>
+        <w:t xml:space="preserve"> es 65.54. Así que consideraremos como </w:t>
+      </w:r>
+      <w:r>
+        <w:rPr>
+          <w:b/>
+          <w:bCs/>
+        </w:rPr>
+        <w:t>Estados Urbanos</w:t>
+      </w:r>
+      <w:r>
+        <w:t xml:space="preserve"> todos los que tengan un valor por encima de ese promedio, y como </w:t>
+      </w:r>
+      <w:r>
+        <w:rPr>
+          <w:b/>
+          <w:bCs/>
+        </w:rPr>
+        <w:t xml:space="preserve">Estados No-Urbanizados </w:t>
+      </w:r>
+      <w:r>
+        <w:t>los que estén por debajo del mismo.</w:t>
+      </w:r>
+    </w:p>
+    <w:p>
+      <w:pPr>
+        <w:rPr>
+          <w:rFonts w:ascii="Aptos" w:eastAsia="Aptos" w:hAnsi="Aptos" w:cs="Aptos"/>
+        </w:rPr>
+      </w:pPr>
+      <w:r>
+        <w:rPr>
+          <w:rFonts w:ascii="Lucida Console" w:eastAsia="Lucida Console" w:hAnsi="Lucida Console" w:cs="Lucida Console"/>
+          <w:color w:val="0000FF"/>
+          <w:sz w:val="19"/>
+          <w:szCs w:val="19"/>
+        </w:rPr>
+        <w:t xml:space="preserve">&gt; </w:t>
+      </w:r>
+      <w:proofErr w:type="spellStart"/>
+      <w:r>
+        <w:rPr>
+          <w:rFonts w:ascii="Lucida Console" w:eastAsia="Lucida Console" w:hAnsi="Lucida Console" w:cs="Lucida Console"/>
+          <w:color w:val="0000FF"/>
+          <w:sz w:val="19"/>
+          <w:szCs w:val="19"/>
+        </w:rPr>
+        <w:t>Estados_Urbanos</w:t>
+      </w:r>
+      <w:proofErr w:type="spellEnd"/>
+      <w:r>
+        <w:rPr>
+          <w:rFonts w:ascii="Lucida Console" w:eastAsia="Lucida Console" w:hAnsi="Lucida Console" w:cs="Lucida Console"/>
+          <w:color w:val="0000FF"/>
+          <w:sz w:val="19"/>
+          <w:szCs w:val="19"/>
+        </w:rPr>
+        <w:t xml:space="preserve"> &lt;- </w:t>
+      </w:r>
+      <w:proofErr w:type="spellStart"/>
+      <w:proofErr w:type="gramStart"/>
+      <w:r>
+        <w:rPr>
+          <w:rFonts w:ascii="Lucida Console" w:eastAsia="Lucida Console" w:hAnsi="Lucida Console" w:cs="Lucida Console"/>
+          <w:color w:val="0000FF"/>
+          <w:sz w:val="19"/>
+          <w:szCs w:val="19"/>
+        </w:rPr>
+        <w:t>subset</w:t>
+      </w:r>
+      <w:proofErr w:type="spellEnd"/>
+      <w:r>
+        <w:rPr>
+          <w:rFonts w:ascii="Lucida Console" w:eastAsia="Lucida Console" w:hAnsi="Lucida Console" w:cs="Lucida Console"/>
+          <w:color w:val="0000FF"/>
+          <w:sz w:val="19"/>
+          <w:szCs w:val="19"/>
+        </w:rPr>
+        <w:t>(</w:t>
+      </w:r>
+      <w:proofErr w:type="spellStart"/>
+      <w:proofErr w:type="gramEnd"/>
+      <w:r>
+        <w:rPr>
+          <w:rFonts w:ascii="Lucida Console" w:eastAsia="Lucida Console" w:hAnsi="Lucida Console" w:cs="Lucida Console"/>
+          <w:color w:val="0000FF"/>
+          <w:sz w:val="19"/>
+          <w:szCs w:val="19"/>
+        </w:rPr>
+        <w:t>USArrests</w:t>
+      </w:r>
+      <w:proofErr w:type="spellEnd"/>
+      <w:r>
+        <w:rPr>
+          <w:rFonts w:ascii="Lucida Console" w:eastAsia="Lucida Console" w:hAnsi="Lucida Console" w:cs="Lucida Console"/>
+          <w:color w:val="0000FF"/>
+          <w:sz w:val="19"/>
+          <w:szCs w:val="19"/>
+        </w:rPr>
+        <w:t xml:space="preserve">, </w:t>
+      </w:r>
+      <w:proofErr w:type="spellStart"/>
+      <w:r>
+        <w:rPr>
+          <w:rFonts w:ascii="Lucida Console" w:eastAsia="Lucida Console" w:hAnsi="Lucida Console" w:cs="Lucida Console"/>
+          <w:color w:val="0000FF"/>
+          <w:sz w:val="19"/>
+          <w:szCs w:val="19"/>
+        </w:rPr>
+        <w:t>UrbanPop</w:t>
+      </w:r>
+      <w:proofErr w:type="spellEnd"/>
+      <w:r>
+        <w:rPr>
+          <w:rFonts w:ascii="Lucida Console" w:eastAsia="Lucida Console" w:hAnsi="Lucida Console" w:cs="Lucida Console"/>
+          <w:color w:val="0000FF"/>
+          <w:sz w:val="19"/>
+          <w:szCs w:val="19"/>
+        </w:rPr>
+        <w:t xml:space="preserve"> &gt; 65.54)</w:t>
+      </w:r>
+      <w:r>
+        <w:br/>
+      </w:r>
+      <w:r>
+        <w:rPr>
+          <w:rFonts w:ascii="Lucida Console" w:eastAsia="Lucida Console" w:hAnsi="Lucida Console" w:cs="Lucida Console"/>
+          <w:color w:val="0000FF"/>
+          <w:sz w:val="19"/>
+          <w:szCs w:val="19"/>
+        </w:rPr>
+        <w:t xml:space="preserve">&gt; </w:t>
+      </w:r>
+      <w:proofErr w:type="spellStart"/>
+      <w:r>
+        <w:rPr>
+          <w:rFonts w:ascii="Lucida Console" w:eastAsia="Lucida Console" w:hAnsi="Lucida Console" w:cs="Lucida Console"/>
+          <w:color w:val="0000FF"/>
+          <w:sz w:val="19"/>
+          <w:szCs w:val="19"/>
+        </w:rPr>
+        <w:t>Estados_NoUrbanos</w:t>
+      </w:r>
+      <w:proofErr w:type="spellEnd"/>
+      <w:r>
+        <w:rPr>
+          <w:rFonts w:ascii="Lucida Console" w:eastAsia="Lucida Console" w:hAnsi="Lucida Console" w:cs="Lucida Console"/>
+          <w:color w:val="0000FF"/>
+          <w:sz w:val="19"/>
+          <w:szCs w:val="19"/>
+        </w:rPr>
+        <w:t xml:space="preserve"> &lt;- </w:t>
+      </w:r>
+      <w:proofErr w:type="spellStart"/>
+      <w:proofErr w:type="gramStart"/>
+      <w:r>
+        <w:rPr>
+          <w:rFonts w:ascii="Lucida Console" w:eastAsia="Lucida Console" w:hAnsi="Lucida Console" w:cs="Lucida Console"/>
+          <w:color w:val="0000FF"/>
+          <w:sz w:val="19"/>
+          <w:szCs w:val="19"/>
+        </w:rPr>
+        <w:t>subset</w:t>
+      </w:r>
+      <w:proofErr w:type="spellEnd"/>
+      <w:r>
+        <w:rPr>
+          <w:rFonts w:ascii="Lucida Console" w:eastAsia="Lucida Console" w:hAnsi="Lucida Console" w:cs="Lucida Console"/>
+          <w:color w:val="0000FF"/>
+          <w:sz w:val="19"/>
+          <w:szCs w:val="19"/>
+        </w:rPr>
+        <w:t>(</w:t>
+      </w:r>
+      <w:proofErr w:type="spellStart"/>
+      <w:proofErr w:type="gramEnd"/>
+      <w:r>
+        <w:rPr>
+          <w:rFonts w:ascii="Lucida Console" w:eastAsia="Lucida Console" w:hAnsi="Lucida Console" w:cs="Lucida Console"/>
+          <w:color w:val="0000FF"/>
+          <w:sz w:val="19"/>
+          <w:szCs w:val="19"/>
+        </w:rPr>
+        <w:t>USArrests</w:t>
+      </w:r>
+      <w:proofErr w:type="spellEnd"/>
+      <w:r>
+        <w:rPr>
+          <w:rFonts w:ascii="Lucida Console" w:eastAsia="Lucida Console" w:hAnsi="Lucida Console" w:cs="Lucida Console"/>
+          <w:color w:val="0000FF"/>
+          <w:sz w:val="19"/>
+          <w:szCs w:val="19"/>
+        </w:rPr>
+        <w:t xml:space="preserve">, </w:t>
+      </w:r>
+      <w:proofErr w:type="spellStart"/>
+      <w:r>
+        <w:rPr>
+          <w:rFonts w:ascii="Lucida Console" w:eastAsia="Lucida Console" w:hAnsi="Lucida Console" w:cs="Lucida Console"/>
+          <w:color w:val="0000FF"/>
+          <w:sz w:val="19"/>
+          <w:szCs w:val="19"/>
+        </w:rPr>
+        <w:t>UrbanPop</w:t>
+      </w:r>
+      <w:proofErr w:type="spellEnd"/>
+      <w:r>
+        <w:rPr>
+          <w:rFonts w:ascii="Lucida Console" w:eastAsia="Lucida Console" w:hAnsi="Lucida Console" w:cs="Lucida Console"/>
+          <w:color w:val="0000FF"/>
+          <w:sz w:val="19"/>
+          <w:szCs w:val="19"/>
+        </w:rPr>
+        <w:t xml:space="preserve"> &lt;= 65.54)</w:t>
+      </w:r>
+    </w:p>
+    <w:p>
+      <w:r>
+        <w:rPr>
+          <w:noProof/>
+        </w:rPr>
+        <w:drawing>
+          <wp:inline distT="0" distB="0" distL="0" distR="0" wp14:anchorId="30B50BE3" wp14:editId="5323C5CC">
+            <wp:extent cx="3434129" cy="2008745"/>
+            <wp:effectExtent l="0" t="0" r="0" b="0"/>
+            <wp:docPr id="533470653" name="drawing"/>
+            <wp:cNvGraphicFramePr>
+              <a:graphicFrameLocks xmlns:a="http://schemas.openxmlformats.org/drawingml/2006/main" noChangeAspect="1"/>
+            </wp:cNvGraphicFramePr>
+            <a:graphic xmlns:a="http://schemas.openxmlformats.org/drawingml/2006/main">
+              <a:graphicData uri="http://schemas.openxmlformats.org/drawingml/2006/picture">
+                <pic:pic xmlns:pic="http://schemas.openxmlformats.org/drawingml/2006/picture">
+                  <pic:nvPicPr>
+                    <pic:cNvPr id="533470653" name="Picture 533470653"/>
+                    <pic:cNvPicPr/>
+                  </pic:nvPicPr>
+                  <pic:blipFill>
+                    <a:blip r:embed="rId16">
+                      <a:extLst>
+                        <a:ext uri="{28A0092B-C50C-407E-A947-70E740481C1C}">
+                          <a14:useLocalDpi xmlns:a14="http://schemas.microsoft.com/office/drawing/2010/main"/>
+                        </a:ext>
+                      </a:extLst>
+                    </a:blip>
+                    <a:stretch>
+                      <a:fillRect/>
+                    </a:stretch>
+                  </pic:blipFill>
+                  <pic:spPr>
+                    <a:xfrm>
+                      <a:off x="0" y="0"/>
+                      <a:ext cx="3434129" cy="2008745"/>
+                    </a:xfrm>
+                    <a:prstGeom prst="rect">
+                      <a:avLst/>
+                    </a:prstGeom>
+                  </pic:spPr>
+                </pic:pic>
+              </a:graphicData>
+            </a:graphic>
+          </wp:inline>
+        </w:drawing>
+      </w:r>
+    </w:p>
+    <w:p>
+      <w:r>
+        <w:lastRenderedPageBreak/>
+        <w:t>Ahora, para acercarnos a nuestro objetivo de ‘</w:t>
+      </w:r>
+      <w:r>
+        <w:rPr>
+          <w:rFonts w:ascii="Aptos" w:eastAsia="Aptos" w:hAnsi="Aptos" w:cs="Aptos"/>
+        </w:rPr>
+        <w:t>Comparar estados altamente urbanos con alta criminalidad vs estados poco urbanos con baja criminalidad.’, vamos a hacer otra separación. Primero con los estados altamente urbanos y con alta criminalidad.</w:t>
+      </w:r>
+    </w:p>
+    <w:p>
+      <w:pPr>
+        <w:rPr>
+          <w:rFonts w:ascii="Aptos" w:eastAsia="Aptos" w:hAnsi="Aptos" w:cs="Aptos"/>
+        </w:rPr>
+      </w:pPr>
+      <w:r>
+        <w:rPr>
+          <w:rFonts w:ascii="Aptos" w:eastAsia="Aptos" w:hAnsi="Aptos" w:cs="Aptos"/>
+        </w:rPr>
+        <w:t xml:space="preserve">Pero para calificar nuevamente qué es </w:t>
+      </w:r>
+      <w:r>
+        <w:rPr>
+          <w:rFonts w:ascii="Aptos" w:eastAsia="Aptos" w:hAnsi="Aptos" w:cs="Aptos"/>
+          <w:b/>
+          <w:bCs/>
+        </w:rPr>
+        <w:t>Alto</w:t>
+      </w:r>
+      <w:r>
+        <w:rPr>
+          <w:rFonts w:ascii="Aptos" w:eastAsia="Aptos" w:hAnsi="Aptos" w:cs="Aptos"/>
+        </w:rPr>
+        <w:t xml:space="preserve"> y qué es </w:t>
+      </w:r>
+      <w:r>
+        <w:rPr>
+          <w:rFonts w:ascii="Aptos" w:eastAsia="Aptos" w:hAnsi="Aptos" w:cs="Aptos"/>
+          <w:b/>
+          <w:bCs/>
+        </w:rPr>
+        <w:t>Bajo</w:t>
+      </w:r>
+      <w:r>
+        <w:rPr>
+          <w:rFonts w:ascii="Aptos" w:eastAsia="Aptos" w:hAnsi="Aptos" w:cs="Aptos"/>
+        </w:rPr>
+        <w:t>, vamos a hacer otro corte dentro de nuestros nuevos segmentos. Con el promedio del valor asociado a cada crimen.</w:t>
+      </w:r>
+    </w:p>
+    <w:p>
+      <w:r>
+        <w:rPr>
+          <w:noProof/>
+        </w:rPr>
+        <w:drawing>
+          <wp:inline distT="0" distB="0" distL="0" distR="0" wp14:anchorId="2150AD25" wp14:editId="4B01977B">
+            <wp:extent cx="3661172" cy="3571875"/>
+            <wp:effectExtent l="0" t="0" r="0" b="0"/>
+            <wp:docPr id="2044997291" name="Imagen 1"/>
+            <wp:cNvGraphicFramePr>
+              <a:graphicFrameLocks xmlns:a="http://schemas.openxmlformats.org/drawingml/2006/main" noChangeAspect="1"/>
+            </wp:cNvGraphicFramePr>
+            <a:graphic xmlns:a="http://schemas.openxmlformats.org/drawingml/2006/main">
+              <a:graphicData uri="http://schemas.openxmlformats.org/drawingml/2006/picture">
+                <pic:pic xmlns:pic="http://schemas.openxmlformats.org/drawingml/2006/picture">
+                  <pic:nvPicPr>
+                    <pic:cNvPr id="2044997291" name=""/>
+                    <pic:cNvPicPr/>
+                  </pic:nvPicPr>
+                  <pic:blipFill>
+                    <a:blip r:embed="rId17"/>
+                    <a:stretch>
+                      <a:fillRect/>
+                    </a:stretch>
+                  </pic:blipFill>
+                  <pic:spPr>
+                    <a:xfrm>
+                      <a:off x="0" y="0"/>
+                      <a:ext cx="3688496" cy="3598533"/>
+                    </a:xfrm>
+                    <a:prstGeom prst="rect">
+                      <a:avLst/>
+                    </a:prstGeom>
+                  </pic:spPr>
+                </pic:pic>
+              </a:graphicData>
+            </a:graphic>
+          </wp:inline>
+        </w:drawing>
+      </w:r>
+    </w:p>
+    <w:p>
+      <w:r>
+        <w:rPr>
+          <w:noProof/>
+        </w:rPr>
+        <w:drawing>
+          <wp:inline distT="0" distB="0" distL="0" distR="0" wp14:anchorId="0121BB23" wp14:editId="4110216D">
+            <wp:extent cx="4766733" cy="1199322"/>
+            <wp:effectExtent l="0" t="0" r="0" b="1270"/>
+            <wp:docPr id="1284825180" name="drawing"/>
+            <wp:cNvGraphicFramePr>
+              <a:graphicFrameLocks xmlns:a="http://schemas.openxmlformats.org/drawingml/2006/main" noChangeAspect="1"/>
+            </wp:cNvGraphicFramePr>
+            <a:graphic xmlns:a="http://schemas.openxmlformats.org/drawingml/2006/main">
+              <a:graphicData uri="http://schemas.openxmlformats.org/drawingml/2006/picture">
+                <pic:pic xmlns:pic="http://schemas.openxmlformats.org/drawingml/2006/picture">
+                  <pic:nvPicPr>
+                    <pic:cNvPr id="1284825180" name="Picture 1284825180"/>
+                    <pic:cNvPicPr/>
+                  </pic:nvPicPr>
+                  <pic:blipFill>
+                    <a:blip r:embed="rId18">
+                      <a:extLst>
+                        <a:ext uri="{28A0092B-C50C-407E-A947-70E740481C1C}">
+                          <a14:useLocalDpi xmlns:a14="http://schemas.microsoft.com/office/drawing/2010/main"/>
+                        </a:ext>
+                      </a:extLst>
+                    </a:blip>
+                    <a:stretch>
+                      <a:fillRect/>
+                    </a:stretch>
+                  </pic:blipFill>
+                  <pic:spPr>
+                    <a:xfrm>
+                      <a:off x="0" y="0"/>
+                      <a:ext cx="4790390" cy="1205274"/>
+                    </a:xfrm>
+                    <a:prstGeom prst="rect">
+                      <a:avLst/>
+                    </a:prstGeom>
+                  </pic:spPr>
+                </pic:pic>
+              </a:graphicData>
+            </a:graphic>
+          </wp:inline>
+        </w:drawing>
+      </w:r>
+    </w:p>
+    <w:p>
+      <w:r>
+        <w:t xml:space="preserve">Esto quiere decir, que </w:t>
+      </w:r>
+      <w:r>
+        <w:rPr>
+          <w:b/>
+          <w:bCs/>
+        </w:rPr>
+        <w:t>Entre los estados urbanos</w:t>
+      </w:r>
+      <w:r>
+        <w:t xml:space="preserve">: </w:t>
+      </w:r>
+    </w:p>
+    <w:p>
+      <w:pPr>
+        <w:pStyle w:val="Prrafodelista"/>
+        <w:numPr>
+          <w:ilvl w:val="0"/>
+          <w:numId w:val="1"/>
+        </w:numPr>
+      </w:pPr>
+      <w:r>
+        <w:t>El promedio de Asesinatos es 7.832</w:t>
+      </w:r>
+    </w:p>
+    <w:p>
+      <w:pPr>
+        <w:pStyle w:val="Prrafodelista"/>
+        <w:numPr>
+          <w:ilvl w:val="0"/>
+          <w:numId w:val="1"/>
+        </w:numPr>
+      </w:pPr>
+      <w:r>
+        <w:t>El promedio de Asaltos es 187.5</w:t>
+      </w:r>
+    </w:p>
+    <w:p>
+      <w:pPr>
+        <w:pStyle w:val="Prrafodelista"/>
+        <w:numPr>
+          <w:ilvl w:val="0"/>
+          <w:numId w:val="1"/>
+        </w:numPr>
+      </w:pPr>
+      <w:r>
+        <w:t>El promedio de Violaciones es 24.22</w:t>
+      </w:r>
+    </w:p>
+    <w:p>
+      <w:r>
+        <w:t xml:space="preserve">Y cualquier valor por encima </w:t>
+      </w:r>
+      <w:proofErr w:type="gramStart"/>
+      <w:r>
+        <w:t>de  esos</w:t>
+      </w:r>
+      <w:proofErr w:type="gramEnd"/>
+      <w:r>
+        <w:t xml:space="preserve"> en sus respectivas categorías lo vamos a considerar atípicamente ‘Alto’.</w:t>
+      </w:r>
+    </w:p>
+    <w:p>
+      <w:r>
+        <w:rPr>
+          <w:noProof/>
+        </w:rPr>
+        <w:lastRenderedPageBreak/>
+        <w:drawing>
+          <wp:inline distT="0" distB="0" distL="0" distR="0" wp14:anchorId="23789691" wp14:editId="1B5A4F3C">
+            <wp:extent cx="5943600" cy="1476375"/>
+            <wp:effectExtent l="0" t="0" r="0" b="0"/>
+            <wp:docPr id="1587333242" name="drawing"/>
+            <wp:cNvGraphicFramePr>
+              <a:graphicFrameLocks xmlns:a="http://schemas.openxmlformats.org/drawingml/2006/main" noChangeAspect="1"/>
+            </wp:cNvGraphicFramePr>
+            <a:graphic xmlns:a="http://schemas.openxmlformats.org/drawingml/2006/main">
+              <a:graphicData uri="http://schemas.openxmlformats.org/drawingml/2006/picture">
+                <pic:pic xmlns:pic="http://schemas.openxmlformats.org/drawingml/2006/picture">
+                  <pic:nvPicPr>
+                    <pic:cNvPr id="1587333242" name="Picture 1587333242"/>
+                    <pic:cNvPicPr/>
+                  </pic:nvPicPr>
+                  <pic:blipFill>
+                    <a:blip r:embed="rId19">
+                      <a:extLst>
+                        <a:ext uri="{28A0092B-C50C-407E-A947-70E740481C1C}">
+                          <a14:useLocalDpi xmlns:a14="http://schemas.microsoft.com/office/drawing/2010/main"/>
+                        </a:ext>
+                      </a:extLst>
+                    </a:blip>
+                    <a:stretch>
+                      <a:fillRect/>
+                    </a:stretch>
+                  </pic:blipFill>
+                  <pic:spPr>
+                    <a:xfrm>
+                      <a:off x="0" y="0"/>
+                      <a:ext cx="5943600" cy="1476375"/>
+                    </a:xfrm>
+                    <a:prstGeom prst="rect">
+                      <a:avLst/>
+                    </a:prstGeom>
+                  </pic:spPr>
+                </pic:pic>
+              </a:graphicData>
+            </a:graphic>
+          </wp:inline>
+        </w:drawing>
+      </w:r>
+      <w:r>
+        <w:t xml:space="preserve">Esto quiere decir, que </w:t>
+      </w:r>
+      <w:r>
+        <w:rPr>
+          <w:b/>
+          <w:bCs/>
+        </w:rPr>
+        <w:t>Entre los estados no-urbanizados</w:t>
+      </w:r>
+      <w:r>
+        <w:t xml:space="preserve">: </w:t>
+      </w:r>
+    </w:p>
+    <w:p>
+      <w:pPr>
+        <w:pStyle w:val="Prrafodelista"/>
+        <w:numPr>
+          <w:ilvl w:val="0"/>
+          <w:numId w:val="1"/>
+        </w:numPr>
+      </w:pPr>
+      <w:r>
+        <w:t>El promedio de Asesinatos es 7.732</w:t>
+      </w:r>
+    </w:p>
+    <w:p>
+      <w:pPr>
+        <w:pStyle w:val="Prrafodelista"/>
+        <w:numPr>
+          <w:ilvl w:val="0"/>
+          <w:numId w:val="1"/>
+        </w:numPr>
+      </w:pPr>
+      <w:r>
+        <w:t>El promedio de Asaltos es 149.50</w:t>
+      </w:r>
+    </w:p>
+    <w:p>
+      <w:pPr>
+        <w:pStyle w:val="Prrafodelista"/>
+        <w:numPr>
+          <w:ilvl w:val="0"/>
+          <w:numId w:val="1"/>
+        </w:numPr>
+      </w:pPr>
+      <w:r>
+        <w:t>El promedio de Violaciones es 17.43</w:t>
+      </w:r>
+    </w:p>
+    <w:p>
+      <w:r>
+        <w:t xml:space="preserve">Y cualquier valor por encima </w:t>
+      </w:r>
+      <w:proofErr w:type="gramStart"/>
+      <w:r>
+        <w:t>de  esos</w:t>
+      </w:r>
+      <w:proofErr w:type="gramEnd"/>
+      <w:r>
+        <w:t xml:space="preserve"> en sus respectivas categorías lo vamos a considerar atípicamente ‘Alto’.</w:t>
+      </w:r>
+    </w:p>
+    <w:p>
+      <w:r>
+        <w:br w:type="page"/>
+      </w:r>
+    </w:p>
+    <w:p>
+      <w:r>
+        <w:lastRenderedPageBreak/>
+        <w:t>Entonces tenemos cuatro grupos que realmente representan esto:</w:t>
+      </w:r>
+    </w:p>
+    <w:tbl>
+      <w:tblPr>
+        <w:tblW w:w="0" w:type="auto"/>
+        <w:tblLook w:val="06A0" w:firstRow="1" w:lastRow="0" w:firstColumn="1" w:lastColumn="0" w:noHBand="1" w:noVBand="1"/>
+      </w:tblPr>
+      <w:tblGrid>
+        <w:gridCol w:w="948"/>
+        <w:gridCol w:w="2874"/>
+        <w:gridCol w:w="2689"/>
+      </w:tblGrid>
+      <w:tr>
+        <w:trPr>
+          <w:trHeight w:val="289"/>
+        </w:trPr>
+        <w:tc>
+          <w:tcPr>
+            <w:tcW w:w="948" w:type="dxa"/>
+            <w:tcBorders>
+              <w:top w:val="nil"/>
+              <w:left w:val="nil"/>
+              <w:bottom w:val="nil"/>
+              <w:right w:val="nil"/>
+            </w:tcBorders>
+            <w:shd w:val="clear" w:color="auto" w:fill="2F75B5"/>
+            <w:tcMar>
+              <w:top w:w="15" w:type="dxa"/>
+              <w:left w:w="15" w:type="dxa"/>
+              <w:right w:w="15" w:type="dxa"/>
+            </w:tcMar>
+            <w:vAlign w:val="center"/>
+          </w:tcPr>
+          <w:p>
+            <w:pPr>
+              <w:spacing w:after="0"/>
+              <w:jc w:val="center"/>
+            </w:pPr>
+            <w:r>
+              <w:rPr>
+                <w:rFonts w:ascii="Calibri" w:eastAsia="Calibri" w:hAnsi="Calibri" w:cs="Calibri"/>
+                <w:b/>
+                <w:bCs/>
+                <w:color w:val="FFFFFF" w:themeColor="background1"/>
+                <w:sz w:val="22"/>
+                <w:szCs w:val="22"/>
+              </w:rPr>
+              <w:t>Grupo</w:t>
+            </w:r>
+          </w:p>
+        </w:tc>
+        <w:tc>
+          <w:tcPr>
+            <w:tcW w:w="2874" w:type="dxa"/>
+            <w:tcBorders>
+              <w:top w:val="nil"/>
+              <w:left w:val="nil"/>
+              <w:bottom w:val="nil"/>
+              <w:right w:val="nil"/>
+            </w:tcBorders>
+            <w:shd w:val="clear" w:color="auto" w:fill="2F75B5"/>
+            <w:tcMar>
+              <w:top w:w="15" w:type="dxa"/>
+              <w:left w:w="15" w:type="dxa"/>
+              <w:right w:w="15" w:type="dxa"/>
+            </w:tcMar>
+            <w:vAlign w:val="center"/>
+          </w:tcPr>
+          <w:p>
+            <w:pPr>
+              <w:spacing w:after="0"/>
+              <w:jc w:val="center"/>
+            </w:pPr>
+            <w:r>
+              <w:rPr>
+                <w:rFonts w:ascii="Calibri" w:eastAsia="Calibri" w:hAnsi="Calibri" w:cs="Calibri"/>
+                <w:b/>
+                <w:bCs/>
+                <w:color w:val="FFFFFF" w:themeColor="background1"/>
+                <w:sz w:val="22"/>
+                <w:szCs w:val="22"/>
+              </w:rPr>
+              <w:t>Urbanización</w:t>
+            </w:r>
+          </w:p>
+        </w:tc>
+        <w:tc>
+          <w:tcPr>
+            <w:tcW w:w="2689" w:type="dxa"/>
+            <w:tcBorders>
+              <w:top w:val="nil"/>
+              <w:left w:val="nil"/>
+              <w:bottom w:val="nil"/>
+              <w:right w:val="nil"/>
+            </w:tcBorders>
+            <w:shd w:val="clear" w:color="auto" w:fill="2F75B5"/>
+            <w:tcMar>
+              <w:top w:w="15" w:type="dxa"/>
+              <w:left w:w="15" w:type="dxa"/>
+              <w:right w:w="15" w:type="dxa"/>
+            </w:tcMar>
+            <w:vAlign w:val="center"/>
+          </w:tcPr>
+          <w:p>
+            <w:pPr>
+              <w:spacing w:after="0"/>
+              <w:jc w:val="center"/>
+            </w:pPr>
+            <w:r>
+              <w:rPr>
+                <w:rFonts w:ascii="Calibri" w:eastAsia="Calibri" w:hAnsi="Calibri" w:cs="Calibri"/>
+                <w:b/>
+                <w:bCs/>
+                <w:color w:val="FFFFFF" w:themeColor="background1"/>
+                <w:sz w:val="22"/>
+                <w:szCs w:val="22"/>
+              </w:rPr>
+              <w:t>Criminalidad</w:t>
+            </w:r>
+          </w:p>
+        </w:tc>
+      </w:tr>
+      <w:tr>
+        <w:trPr>
+          <w:trHeight w:val="289"/>
+        </w:trPr>
+        <w:tc>
+          <w:tcPr>
+            <w:tcW w:w="948" w:type="dxa"/>
+            <w:tcBorders>
+              <w:top w:val="nil"/>
+              <w:left w:val="nil"/>
+              <w:bottom w:val="nil"/>
+              <w:right w:val="nil"/>
+            </w:tcBorders>
+            <w:shd w:val="clear" w:color="auto" w:fill="2F75B5"/>
+            <w:tcMar>
+              <w:top w:w="15" w:type="dxa"/>
+              <w:left w:w="15" w:type="dxa"/>
+              <w:right w:w="15" w:type="dxa"/>
+            </w:tcMar>
+            <w:vAlign w:val="center"/>
+          </w:tcPr>
+          <w:p>
+            <w:pPr>
+              <w:spacing w:after="0"/>
+              <w:jc w:val="center"/>
+            </w:pPr>
+            <w:r>
+              <w:rPr>
+                <w:rFonts w:ascii="Calibri" w:eastAsia="Calibri" w:hAnsi="Calibri" w:cs="Calibri"/>
+                <w:color w:val="FFFFFF" w:themeColor="background1"/>
+                <w:sz w:val="22"/>
+                <w:szCs w:val="22"/>
+              </w:rPr>
+              <w:t>1</w:t>
+            </w:r>
+          </w:p>
+        </w:tc>
+        <w:tc>
+          <w:tcPr>
+            <w:tcW w:w="2874" w:type="dxa"/>
+            <w:tcBorders>
+              <w:top w:val="nil"/>
+              <w:left w:val="nil"/>
+              <w:bottom w:val="nil"/>
+              <w:right w:val="nil"/>
+            </w:tcBorders>
+            <w:shd w:val="clear" w:color="auto" w:fill="BDD7EE"/>
+            <w:tcMar>
+              <w:top w:w="15" w:type="dxa"/>
+              <w:left w:w="15" w:type="dxa"/>
+              <w:right w:w="15" w:type="dxa"/>
+            </w:tcMar>
+            <w:vAlign w:val="center"/>
+          </w:tcPr>
+          <w:p>
+            <w:pPr>
+              <w:spacing w:after="0"/>
+              <w:jc w:val="center"/>
+            </w:pPr>
+            <w:r>
+              <w:rPr>
+                <w:rFonts w:ascii="Calibri" w:eastAsia="Calibri" w:hAnsi="Calibri" w:cs="Calibri"/>
+                <w:color w:val="000000" w:themeColor="text1"/>
+                <w:sz w:val="22"/>
+                <w:szCs w:val="22"/>
+              </w:rPr>
+              <w:t>Alta</w:t>
+            </w:r>
+          </w:p>
+        </w:tc>
+        <w:tc>
+          <w:tcPr>
+            <w:tcW w:w="2689" w:type="dxa"/>
+            <w:tcBorders>
+              <w:top w:val="nil"/>
+              <w:left w:val="nil"/>
+              <w:bottom w:val="nil"/>
+              <w:right w:val="nil"/>
+            </w:tcBorders>
+            <w:shd w:val="clear" w:color="auto" w:fill="9BC2E6"/>
+            <w:tcMar>
+              <w:top w:w="15" w:type="dxa"/>
+              <w:left w:w="15" w:type="dxa"/>
+              <w:right w:w="15" w:type="dxa"/>
+            </w:tcMar>
+            <w:vAlign w:val="center"/>
+          </w:tcPr>
+          <w:p>
+            <w:pPr>
+              <w:spacing w:after="0"/>
+              <w:jc w:val="center"/>
+            </w:pPr>
+            <w:r>
+              <w:rPr>
+                <w:rFonts w:ascii="Calibri" w:eastAsia="Calibri" w:hAnsi="Calibri" w:cs="Calibri"/>
+                <w:color w:val="000000" w:themeColor="text1"/>
+                <w:sz w:val="22"/>
+                <w:szCs w:val="22"/>
+              </w:rPr>
+              <w:t>Alta</w:t>
+            </w:r>
+          </w:p>
+        </w:tc>
+      </w:tr>
+      <w:tr>
+        <w:trPr>
+          <w:trHeight w:val="289"/>
+        </w:trPr>
+        <w:tc>
+          <w:tcPr>
+            <w:tcW w:w="948" w:type="dxa"/>
+            <w:tcBorders>
+              <w:top w:val="nil"/>
+              <w:left w:val="nil"/>
+              <w:bottom w:val="nil"/>
+              <w:right w:val="nil"/>
+            </w:tcBorders>
+            <w:shd w:val="clear" w:color="auto" w:fill="2F75B5"/>
+            <w:tcMar>
+              <w:top w:w="15" w:type="dxa"/>
+              <w:left w:w="15" w:type="dxa"/>
+              <w:right w:w="15" w:type="dxa"/>
+            </w:tcMar>
+            <w:vAlign w:val="center"/>
+          </w:tcPr>
+          <w:p>
+            <w:pPr>
+              <w:spacing w:after="0"/>
+              <w:jc w:val="center"/>
+            </w:pPr>
+            <w:r>
+              <w:rPr>
+                <w:rFonts w:ascii="Calibri" w:eastAsia="Calibri" w:hAnsi="Calibri" w:cs="Calibri"/>
+                <w:color w:val="FFFFFF" w:themeColor="background1"/>
+                <w:sz w:val="22"/>
+                <w:szCs w:val="22"/>
+              </w:rPr>
+              <w:t>2</w:t>
+            </w:r>
+          </w:p>
+        </w:tc>
+        <w:tc>
+          <w:tcPr>
+            <w:tcW w:w="2874" w:type="dxa"/>
+            <w:tcBorders>
+              <w:top w:val="nil"/>
+              <w:left w:val="nil"/>
+              <w:bottom w:val="nil"/>
+              <w:right w:val="nil"/>
+            </w:tcBorders>
+            <w:shd w:val="clear" w:color="auto" w:fill="BDD7EE"/>
+            <w:tcMar>
+              <w:top w:w="15" w:type="dxa"/>
+              <w:left w:w="15" w:type="dxa"/>
+              <w:right w:w="15" w:type="dxa"/>
+            </w:tcMar>
+            <w:vAlign w:val="center"/>
+          </w:tcPr>
+          <w:p>
+            <w:pPr>
+              <w:spacing w:after="0"/>
+              <w:jc w:val="center"/>
+            </w:pPr>
+            <w:r>
+              <w:rPr>
+                <w:rFonts w:ascii="Calibri" w:eastAsia="Calibri" w:hAnsi="Calibri" w:cs="Calibri"/>
+                <w:color w:val="000000" w:themeColor="text1"/>
+                <w:sz w:val="22"/>
+                <w:szCs w:val="22"/>
+              </w:rPr>
+              <w:t>Alta</w:t>
+            </w:r>
+          </w:p>
+        </w:tc>
+        <w:tc>
+          <w:tcPr>
+            <w:tcW w:w="2689" w:type="dxa"/>
+            <w:tcBorders>
+              <w:top w:val="nil"/>
+              <w:left w:val="nil"/>
+              <w:bottom w:val="nil"/>
+              <w:right w:val="nil"/>
+            </w:tcBorders>
+            <w:shd w:val="clear" w:color="auto" w:fill="B4C6E7"/>
+            <w:tcMar>
+              <w:top w:w="15" w:type="dxa"/>
+              <w:left w:w="15" w:type="dxa"/>
+              <w:right w:w="15" w:type="dxa"/>
+            </w:tcMar>
+            <w:vAlign w:val="center"/>
+          </w:tcPr>
+          <w:p>
+            <w:pPr>
+              <w:spacing w:after="0"/>
+              <w:jc w:val="center"/>
+            </w:pPr>
+            <w:r>
+              <w:rPr>
+                <w:rFonts w:ascii="Calibri" w:eastAsia="Calibri" w:hAnsi="Calibri" w:cs="Calibri"/>
+                <w:color w:val="000000" w:themeColor="text1"/>
+                <w:sz w:val="22"/>
+                <w:szCs w:val="22"/>
+              </w:rPr>
+              <w:t>Baja</w:t>
+            </w:r>
+          </w:p>
+        </w:tc>
+      </w:tr>
+      <w:tr>
+        <w:trPr>
+          <w:trHeight w:val="81"/>
+        </w:trPr>
+        <w:tc>
+          <w:tcPr>
+            <w:tcW w:w="948" w:type="dxa"/>
+            <w:tcBorders>
+              <w:top w:val="nil"/>
+              <w:left w:val="nil"/>
+              <w:bottom w:val="nil"/>
+              <w:right w:val="nil"/>
+            </w:tcBorders>
+            <w:shd w:val="clear" w:color="auto" w:fill="2F75B5"/>
+            <w:tcMar>
+              <w:top w:w="15" w:type="dxa"/>
+              <w:left w:w="15" w:type="dxa"/>
+              <w:right w:w="15" w:type="dxa"/>
+            </w:tcMar>
+            <w:vAlign w:val="center"/>
+          </w:tcPr>
+          <w:p>
+            <w:pPr>
+              <w:spacing w:after="0"/>
+              <w:jc w:val="center"/>
+            </w:pPr>
+            <w:r>
+              <w:rPr>
+                <w:rFonts w:ascii="Calibri" w:eastAsia="Calibri" w:hAnsi="Calibri" w:cs="Calibri"/>
+                <w:color w:val="FFFFFF" w:themeColor="background1"/>
+                <w:sz w:val="22"/>
+                <w:szCs w:val="22"/>
+              </w:rPr>
+              <w:t>3</w:t>
+            </w:r>
+          </w:p>
+        </w:tc>
+        <w:tc>
+          <w:tcPr>
+            <w:tcW w:w="2874" w:type="dxa"/>
+            <w:tcBorders>
+              <w:top w:val="nil"/>
+              <w:left w:val="nil"/>
+              <w:bottom w:val="nil"/>
+              <w:right w:val="nil"/>
+            </w:tcBorders>
+            <w:shd w:val="clear" w:color="auto" w:fill="DDEBF7"/>
+            <w:tcMar>
+              <w:top w:w="15" w:type="dxa"/>
+              <w:left w:w="15" w:type="dxa"/>
+              <w:right w:w="15" w:type="dxa"/>
+            </w:tcMar>
+            <w:vAlign w:val="center"/>
+          </w:tcPr>
+          <w:p>
+            <w:pPr>
+              <w:spacing w:after="0"/>
+              <w:jc w:val="center"/>
+            </w:pPr>
+            <w:r>
+              <w:rPr>
+                <w:rFonts w:ascii="Calibri" w:eastAsia="Calibri" w:hAnsi="Calibri" w:cs="Calibri"/>
+                <w:color w:val="000000" w:themeColor="text1"/>
+                <w:sz w:val="22"/>
+                <w:szCs w:val="22"/>
+              </w:rPr>
+              <w:t>Baja</w:t>
+            </w:r>
+          </w:p>
+        </w:tc>
+        <w:tc>
+          <w:tcPr>
+            <w:tcW w:w="2689" w:type="dxa"/>
+            <w:tcBorders>
+              <w:top w:val="nil"/>
+              <w:left w:val="nil"/>
+              <w:bottom w:val="nil"/>
+              <w:right w:val="nil"/>
+            </w:tcBorders>
+            <w:shd w:val="clear" w:color="auto" w:fill="9BC2E6"/>
+            <w:tcMar>
+              <w:top w:w="15" w:type="dxa"/>
+              <w:left w:w="15" w:type="dxa"/>
+              <w:right w:w="15" w:type="dxa"/>
+            </w:tcMar>
+            <w:vAlign w:val="center"/>
+          </w:tcPr>
+          <w:p>
+            <w:pPr>
+              <w:spacing w:after="0"/>
+              <w:jc w:val="center"/>
+            </w:pPr>
+            <w:r>
+              <w:rPr>
+                <w:rFonts w:ascii="Calibri" w:eastAsia="Calibri" w:hAnsi="Calibri" w:cs="Calibri"/>
+                <w:color w:val="000000" w:themeColor="text1"/>
+                <w:sz w:val="22"/>
+                <w:szCs w:val="22"/>
+              </w:rPr>
+              <w:t>Alta</w:t>
+            </w:r>
+          </w:p>
+        </w:tc>
+      </w:tr>
+      <w:tr>
+        <w:trPr>
+          <w:trHeight w:val="289"/>
+        </w:trPr>
+        <w:tc>
+          <w:tcPr>
+            <w:tcW w:w="948" w:type="dxa"/>
+            <w:tcBorders>
+              <w:top w:val="nil"/>
+              <w:left w:val="nil"/>
+              <w:bottom w:val="nil"/>
+              <w:right w:val="nil"/>
+            </w:tcBorders>
+            <w:shd w:val="clear" w:color="auto" w:fill="2F75B5"/>
+            <w:tcMar>
+              <w:top w:w="15" w:type="dxa"/>
+              <w:left w:w="15" w:type="dxa"/>
+              <w:right w:w="15" w:type="dxa"/>
+            </w:tcMar>
+            <w:vAlign w:val="center"/>
+          </w:tcPr>
+          <w:p>
+            <w:pPr>
+              <w:spacing w:after="0"/>
+              <w:jc w:val="center"/>
+            </w:pPr>
+            <w:r>
+              <w:rPr>
+                <w:rFonts w:ascii="Calibri" w:eastAsia="Calibri" w:hAnsi="Calibri" w:cs="Calibri"/>
+                <w:color w:val="FFFFFF" w:themeColor="background1"/>
+                <w:sz w:val="22"/>
+                <w:szCs w:val="22"/>
+              </w:rPr>
+              <w:t>4</w:t>
+            </w:r>
+          </w:p>
+        </w:tc>
+        <w:tc>
+          <w:tcPr>
+            <w:tcW w:w="2874" w:type="dxa"/>
+            <w:tcBorders>
+              <w:top w:val="nil"/>
+              <w:left w:val="nil"/>
+              <w:bottom w:val="nil"/>
+              <w:right w:val="nil"/>
+            </w:tcBorders>
+            <w:shd w:val="clear" w:color="auto" w:fill="DDEBF7"/>
+            <w:tcMar>
+              <w:top w:w="15" w:type="dxa"/>
+              <w:left w:w="15" w:type="dxa"/>
+              <w:right w:w="15" w:type="dxa"/>
+            </w:tcMar>
+            <w:vAlign w:val="center"/>
+          </w:tcPr>
+          <w:p>
+            <w:pPr>
+              <w:spacing w:after="0"/>
+              <w:jc w:val="center"/>
+            </w:pPr>
+            <w:r>
+              <w:rPr>
+                <w:rFonts w:ascii="Calibri" w:eastAsia="Calibri" w:hAnsi="Calibri" w:cs="Calibri"/>
+                <w:color w:val="000000" w:themeColor="text1"/>
+                <w:sz w:val="22"/>
+                <w:szCs w:val="22"/>
+              </w:rPr>
+              <w:t>Baja</w:t>
+            </w:r>
+          </w:p>
+        </w:tc>
+        <w:tc>
+          <w:tcPr>
+            <w:tcW w:w="2689" w:type="dxa"/>
+            <w:tcBorders>
+              <w:top w:val="nil"/>
+              <w:left w:val="nil"/>
+              <w:bottom w:val="nil"/>
+              <w:right w:val="nil"/>
+            </w:tcBorders>
+            <w:shd w:val="clear" w:color="auto" w:fill="B4C6E7"/>
+            <w:tcMar>
+              <w:top w:w="15" w:type="dxa"/>
+              <w:left w:w="15" w:type="dxa"/>
+              <w:right w:w="15" w:type="dxa"/>
+            </w:tcMar>
+            <w:vAlign w:val="center"/>
+          </w:tcPr>
+          <w:p>
+            <w:pPr>
+              <w:spacing w:after="0"/>
+              <w:jc w:val="center"/>
+            </w:pPr>
+            <w:r>
+              <w:rPr>
+                <w:rFonts w:ascii="Calibri" w:eastAsia="Calibri" w:hAnsi="Calibri" w:cs="Calibri"/>
+                <w:color w:val="000000" w:themeColor="text1"/>
+                <w:sz w:val="22"/>
+                <w:szCs w:val="22"/>
+              </w:rPr>
+              <w:t>Baj</w:t>
+            </w:r>
+            <w:r>
+              <w:rPr>
+                <w:rFonts w:ascii="Calibri" w:eastAsia="Calibri" w:hAnsi="Calibri" w:cs="Calibri"/>
+                <w:color w:val="000000" w:themeColor="text1"/>
+                <w:sz w:val="22"/>
+                <w:szCs w:val="22"/>
+              </w:rPr>
+              <w:t>a</w:t>
+            </w:r>
+          </w:p>
+        </w:tc>
+      </w:tr>
+    </w:tbl>
+    <w:p>
+      <w:r>
+        <w:rPr>
+          <w:noProof/>
+        </w:rPr>
+        <w:drawing>
+          <wp:anchor distT="0" distB="0" distL="114300" distR="114300" simplePos="0" relativeHeight="251661312" behindDoc="0" locked="0" layoutInCell="1" allowOverlap="1" wp14:anchorId="4A61C629" wp14:editId="28EAD81A">
+            <wp:simplePos x="0" y="0"/>
+            <wp:positionH relativeFrom="margin">
+              <wp:align>left</wp:align>
+            </wp:positionH>
+            <wp:positionV relativeFrom="paragraph">
+              <wp:posOffset>82913</wp:posOffset>
+            </wp:positionV>
+            <wp:extent cx="3537585" cy="4837430"/>
+            <wp:effectExtent l="0" t="0" r="5715" b="1270"/>
+            <wp:wrapSquare wrapText="bothSides"/>
+            <wp:docPr id="1562601471" name="drawing"/>
+            <wp:cNvGraphicFramePr>
+              <a:graphicFrameLocks xmlns:a="http://schemas.openxmlformats.org/drawingml/2006/main" noChangeAspect="1"/>
+            </wp:cNvGraphicFramePr>
+            <a:graphic xmlns:a="http://schemas.openxmlformats.org/drawingml/2006/main">
+              <a:graphicData uri="http://schemas.openxmlformats.org/drawingml/2006/picture">
+                <pic:pic xmlns:pic="http://schemas.openxmlformats.org/drawingml/2006/picture">
+                  <pic:nvPicPr>
+                    <pic:cNvPr id="1562601471" name="Picture 1562601471"/>
+                    <pic:cNvPicPr/>
+                  </pic:nvPicPr>
+                  <pic:blipFill>
+                    <a:blip r:embed="rId20">
+                      <a:extLst>
+                        <a:ext uri="{28A0092B-C50C-407E-A947-70E740481C1C}">
+                          <a14:useLocalDpi xmlns:a14="http://schemas.microsoft.com/office/drawing/2010/main" val="0"/>
+                        </a:ext>
+                      </a:extLst>
+                    </a:blip>
+                    <a:stretch>
+                      <a:fillRect/>
+                    </a:stretch>
+                  </pic:blipFill>
+                  <pic:spPr>
+                    <a:xfrm>
+                      <a:off x="0" y="0"/>
+                      <a:ext cx="3540621" cy="4841472"/>
+                    </a:xfrm>
+                    <a:prstGeom prst="rect">
+                      <a:avLst/>
+                    </a:prstGeom>
+                  </pic:spPr>
+                </pic:pic>
+              </a:graphicData>
+            </a:graphic>
+            <wp14:sizeRelH relativeFrom="margin">
+              <wp14:pctWidth>0</wp14:pctWidth>
+            </wp14:sizeRelH>
+            <wp14:sizeRelV relativeFrom="margin">
+              <wp14:pctHeight>0</wp14:pctHeight>
+            </wp14:sizeRelV>
+          </wp:anchor>
+        </w:drawing>
+      </w:r>
+      <w:r>
+        <w:rPr>
+          <w:noProof/>
+        </w:rPr>
+        <w:drawing>
+          <wp:anchor distT="0" distB="0" distL="114300" distR="114300" simplePos="0" relativeHeight="251662336" behindDoc="0" locked="0" layoutInCell="1" allowOverlap="1" wp14:anchorId="50581BFB" wp14:editId="2168FE66">
+            <wp:simplePos x="0" y="0"/>
+            <wp:positionH relativeFrom="margin">
+              <wp:align>left</wp:align>
+            </wp:positionH>
+            <wp:positionV relativeFrom="paragraph">
+              <wp:posOffset>4978400</wp:posOffset>
+            </wp:positionV>
+            <wp:extent cx="5957570" cy="1323975"/>
+            <wp:effectExtent l="0" t="0" r="5080" b="0"/>
+            <wp:wrapSquare wrapText="bothSides"/>
+            <wp:docPr id="52035942" name="Imagen 1"/>
+            <wp:cNvGraphicFramePr>
+              <a:graphicFrameLocks xmlns:a="http://schemas.openxmlformats.org/drawingml/2006/main" noChangeAspect="1"/>
+            </wp:cNvGraphicFramePr>
+            <a:graphic xmlns:a="http://schemas.openxmlformats.org/drawingml/2006/main">
+              <a:graphicData uri="http://schemas.openxmlformats.org/drawingml/2006/picture">
+                <pic:pic xmlns:pic="http://schemas.openxmlformats.org/drawingml/2006/picture">
+                  <pic:nvPicPr>
+                    <pic:cNvPr id="52035942" name=""/>
+                    <pic:cNvPicPr/>
+                  </pic:nvPicPr>
+                  <pic:blipFill>
+                    <a:blip r:embed="rId21">
+                      <a:extLst>
+                        <a:ext uri="{28A0092B-C50C-407E-A947-70E740481C1C}">
+                          <a14:useLocalDpi xmlns:a14="http://schemas.microsoft.com/office/drawing/2010/main" val="0"/>
+                        </a:ext>
+                      </a:extLst>
+                    </a:blip>
+                    <a:stretch>
+                      <a:fillRect/>
+                    </a:stretch>
+                  </pic:blipFill>
+                  <pic:spPr>
+                    <a:xfrm>
+                      <a:off x="0" y="0"/>
+                      <a:ext cx="5961457" cy="1324768"/>
+                    </a:xfrm>
+                    <a:prstGeom prst="rect">
+                      <a:avLst/>
+                    </a:prstGeom>
+                  </pic:spPr>
+                </pic:pic>
+              </a:graphicData>
+            </a:graphic>
+            <wp14:sizeRelH relativeFrom="margin">
+              <wp14:pctWidth>0</wp14:pctWidth>
+            </wp14:sizeRelH>
+            <wp14:sizeRelV relativeFrom="margin">
+              <wp14:pctHeight>0</wp14:pctHeight>
+            </wp14:sizeRelV>
+          </wp:anchor>
+        </w:drawing>
+      </w:r>
+    </w:p>
+    <w:p>
+      <w:r>
+        <w:br w:type="page"/>
+      </w:r>
+    </w:p>
+    <w:p>
+      <w:r>
+        <w:lastRenderedPageBreak/>
+        <w:t>Organizando los datos de esta manera podemos presentar (y responder) las siguientes preguntas:</w:t>
+      </w:r>
+    </w:p>
+    <w:p>
+      <w:pPr>
+        <w:pStyle w:val="Prrafodelista"/>
+        <w:numPr>
+          <w:ilvl w:val="0"/>
+          <w:numId w:val="6"/>
+        </w:numPr>
+        <w:rPr>
+          <w:b/>
+          <w:bCs/>
+          <w:sz w:val="28"/>
+          <w:szCs w:val="28"/>
+        </w:rPr>
+      </w:pPr>
+      <w:r>
+        <w:rPr>
+          <w:b/>
+          <w:bCs/>
+          <w:sz w:val="28"/>
+          <w:szCs w:val="28"/>
+        </w:rPr>
+        <w:t>¿La alta urbanización siempre implica alta criminalidad?</w:t>
+      </w:r>
+    </w:p>
+    <w:p>
+      <w:pPr>
+        <w:pStyle w:val="Prrafodelista"/>
+        <w:numPr>
+          <w:ilvl w:val="1"/>
+          <w:numId w:val="6"/>
+        </w:numPr>
+      </w:pPr>
+      <w:r>
+        <w:t>Aunque vemos</w:t>
+      </w:r>
+      <w:r>
+        <w:t xml:space="preserve"> una excepción con la estadística de </w:t>
+      </w:r>
+      <w:r>
+        <w:rPr>
+          <w:i/>
+          <w:iCs/>
+        </w:rPr>
+        <w:t>Asesinato</w:t>
+      </w:r>
+      <w:r>
+        <w:t>, en términos generales sí hay un aumento en las cifras de violencia (Tanto en los valores máximos como mínimos) en relación a urbanización.</w:t>
+      </w:r>
+    </w:p>
+    <w:p>
+      <w:pPr>
+        <w:pStyle w:val="Prrafodelista"/>
+        <w:numPr>
+          <w:ilvl w:val="0"/>
+          <w:numId w:val="6"/>
+        </w:numPr>
+        <w:rPr>
+          <w:b/>
+          <w:bCs/>
+          <w:sz w:val="28"/>
+          <w:szCs w:val="28"/>
+        </w:rPr>
+      </w:pPr>
+      <w:r>
+        <w:rPr>
+          <w:b/>
+          <w:bCs/>
+          <w:sz w:val="28"/>
+          <w:szCs w:val="28"/>
+        </w:rPr>
+        <w:t>¿Existen estados poco urbanizados pero violentos?</w:t>
+      </w:r>
+    </w:p>
+    <w:p>
+      <w:pPr>
+        <w:pStyle w:val="Prrafodelista"/>
+        <w:numPr>
+          <w:ilvl w:val="1"/>
+          <w:numId w:val="6"/>
+        </w:numPr>
+      </w:pPr>
+      <w:r>
+        <w:t>Georgia. Al menos en asesinatos.</w:t>
+      </w:r>
+      <w:r>
+        <w:br/>
+        <w:t>De hecho, a este dato atípicamente alto debemos que el promedio general de los estados poco urbanizados supere en asesinatos al de los estados urbanizados (En la estadística de asesinatos).</w:t>
+      </w:r>
+    </w:p>
+    <w:p>
+      <w:pPr>
+        <w:pStyle w:val="Prrafodelista"/>
+        <w:ind w:left="1800"/>
+      </w:pPr>
+      <w:r>
+        <w:rPr>
+          <w:noProof/>
+        </w:rPr>
+        <w:drawing>
+          <wp:inline distT="0" distB="0" distL="0" distR="0" wp14:anchorId="4F09341D" wp14:editId="4CBE5197">
+            <wp:extent cx="1513114" cy="1104707"/>
+            <wp:effectExtent l="0" t="0" r="0" b="635"/>
+            <wp:docPr id="1394524135" name="Imagen 1"/>
+            <wp:cNvGraphicFramePr>
+              <a:graphicFrameLocks xmlns:a="http://schemas.openxmlformats.org/drawingml/2006/main" noChangeAspect="1"/>
+            </wp:cNvGraphicFramePr>
+            <a:graphic xmlns:a="http://schemas.openxmlformats.org/drawingml/2006/main">
+              <a:graphicData uri="http://schemas.openxmlformats.org/drawingml/2006/picture">
+                <pic:pic xmlns:pic="http://schemas.openxmlformats.org/drawingml/2006/picture">
+                  <pic:nvPicPr>
+                    <pic:cNvPr id="1394524135" name=""/>
+                    <pic:cNvPicPr/>
+                  </pic:nvPicPr>
+                  <pic:blipFill>
+                    <a:blip r:embed="rId22">
+                      <a:extLst>
+                        <a:ext uri="{28A0092B-C50C-407E-A947-70E740481C1C}">
+                          <a14:useLocalDpi xmlns:a14="http://schemas.microsoft.com/office/drawing/2010/main" val="0"/>
+                        </a:ext>
+                      </a:extLst>
+                    </a:blip>
+                    <a:stretch>
+                      <a:fillRect/>
+                    </a:stretch>
+                  </pic:blipFill>
+                  <pic:spPr>
+                    <a:xfrm>
+                      <a:off x="0" y="0"/>
+                      <a:ext cx="1521160" cy="1110581"/>
+                    </a:xfrm>
+                    <a:prstGeom prst="rect">
+                      <a:avLst/>
+                    </a:prstGeom>
+                  </pic:spPr>
+                </pic:pic>
+              </a:graphicData>
+            </a:graphic>
+          </wp:inline>
+        </w:drawing>
+      </w:r>
+    </w:p>
+    <w:p>
+      <w:pPr>
+        <w:pStyle w:val="Prrafodelista"/>
+        <w:numPr>
+          <w:ilvl w:val="0"/>
+          <w:numId w:val="6"/>
+        </w:numPr>
+        <w:rPr>
+          <w:b/>
+          <w:bCs/>
+          <w:sz w:val="28"/>
+          <w:szCs w:val="28"/>
+        </w:rPr>
+      </w:pPr>
+      <w:r>
+        <w:rPr>
+          <w:b/>
+          <w:bCs/>
+          <w:sz w:val="28"/>
+          <w:szCs w:val="28"/>
+        </w:rPr>
+        <w:t>¿Existen estados urbanos pero seguros?</w:t>
+      </w:r>
+    </w:p>
+    <w:p>
+      <w:pPr>
+        <w:pStyle w:val="Prrafodelista"/>
+        <w:numPr>
+          <w:ilvl w:val="1"/>
+          <w:numId w:val="6"/>
+        </w:numPr>
+      </w:pPr>
+      <w:r>
+        <w:t>Colorado por al menos 2 de los tres crímenes evaluados sería nuestro mejor ejemplo de esto.</w:t>
+      </w:r>
+      <w:r>
+        <w:br/>
+        <w:t>Sus valores en relación al promedio:</w:t>
+      </w:r>
+    </w:p>
+    <w:p>
+      <w:pPr>
+        <w:pStyle w:val="Prrafodelista"/>
+        <w:numPr>
+          <w:ilvl w:val="2"/>
+          <w:numId w:val="6"/>
+        </w:numPr>
+      </w:pPr>
+      <w:r>
+        <w:rPr>
+          <w:b/>
+          <w:bCs/>
+        </w:rPr>
+        <w:t>Asesinato</w:t>
+      </w:r>
+      <w:r>
+        <w:t>: 7.9/11.120</w:t>
+      </w:r>
+    </w:p>
+    <w:p>
+      <w:pPr>
+        <w:pStyle w:val="Prrafodelista"/>
+        <w:numPr>
+          <w:ilvl w:val="2"/>
+          <w:numId w:val="6"/>
+        </w:numPr>
+      </w:pPr>
+      <w:r>
+        <w:rPr>
+          <w:b/>
+          <w:bCs/>
+        </w:rPr>
+        <w:t>Asalto</w:t>
+      </w:r>
+      <w:r>
+        <w:t>: 204/265.6</w:t>
+      </w:r>
+    </w:p>
+    <w:p>
+      <w:pPr>
+        <w:pStyle w:val="Prrafodelista"/>
+        <w:numPr>
+          <w:ilvl w:val="2"/>
+          <w:numId w:val="6"/>
+        </w:numPr>
+      </w:pPr>
+      <w:r>
+        <w:rPr>
+          <w:u w:val="single"/>
+        </w:rPr>
+        <w:t>Sin embargo</w:t>
+      </w:r>
+      <w:r>
+        <w:t xml:space="preserve">, falla bastante en la </w:t>
+      </w:r>
+      <w:proofErr w:type="gramStart"/>
+      <w:r>
+        <w:t>tercer estadística</w:t>
+      </w:r>
+      <w:proofErr w:type="gramEnd"/>
+      <w:r>
+        <w:t xml:space="preserve"> con:</w:t>
+      </w:r>
+      <w:r>
+        <w:br/>
+      </w:r>
+      <w:r>
+        <w:rPr>
+          <w:b/>
+          <w:bCs/>
+        </w:rPr>
+        <w:t>Violación</w:t>
+      </w:r>
+      <w:r>
+        <w:t>: 38.7/33.48</w:t>
+      </w:r>
+    </w:p>
+    <w:p>
+      <w:pPr>
+        <w:pStyle w:val="Prrafodelista"/>
+        <w:ind w:left="1800"/>
+      </w:pPr>
+      <w:r>
+        <w:t xml:space="preserve">En asesinato y asalto queda por </w:t>
+      </w:r>
+      <w:r>
+        <w:rPr>
+          <w:u w:val="single"/>
+        </w:rPr>
+        <w:t>debajo</w:t>
+      </w:r>
+      <w:r>
+        <w:t xml:space="preserve"> incluso de estados </w:t>
+      </w:r>
+      <w:r>
+        <w:rPr>
+          <w:u w:val="single"/>
+        </w:rPr>
+        <w:t>No-Urbanizados</w:t>
+      </w:r>
+      <w:r>
+        <w:t xml:space="preserve">, sin embargo, la estadística de casos de violación lo hacen destacar en </w:t>
+      </w:r>
+      <w:r>
+        <w:t xml:space="preserve">reportes de crímenes de violación incluso por </w:t>
+      </w:r>
+      <w:r>
+        <w:rPr>
+          <w:u w:val="single"/>
+        </w:rPr>
+        <w:t>encima</w:t>
+      </w:r>
+      <w:r>
+        <w:t xml:space="preserve"> de otros estados </w:t>
+      </w:r>
+      <w:r>
+        <w:rPr>
+          <w:u w:val="single"/>
+        </w:rPr>
+        <w:t>Urbanizados</w:t>
+      </w:r>
+    </w:p>
+    <w:p>
+      <w:pPr>
+        <w:pStyle w:val="Ttulo3"/>
+      </w:pPr>
+      <w:r>
+        <w:t>3</w:t>
+      </w:r>
+      <w:r>
+        <w:t>.3.-</w:t>
+      </w:r>
+      <w:r>
+        <w:t xml:space="preserve"> </w:t>
+      </w:r>
+      <w:r>
+        <w:t xml:space="preserve">Conclusión de este </w:t>
+      </w:r>
+      <w:proofErr w:type="spellStart"/>
+      <w:r>
+        <w:t>dataset</w:t>
+      </w:r>
+      <w:proofErr w:type="spellEnd"/>
+    </w:p>
+    <w:p>
+      <w:r>
+        <w:t xml:space="preserve">Los estados con mayor urbanización tienden a presentar </w:t>
+      </w:r>
+      <w:r>
+        <w:rPr>
+          <w:b/>
+          <w:bCs/>
+        </w:rPr>
+        <w:t>niveles más altos de asalto y violación</w:t>
+      </w:r>
+      <w:r>
+        <w:t>, pero no necesariamente de asesinato.</w:t>
+      </w:r>
+    </w:p>
+    <w:p>
+      <w:pPr>
+        <w:pStyle w:val="Prrafodelista"/>
+        <w:numPr>
+          <w:ilvl w:val="0"/>
+          <w:numId w:val="8"/>
+        </w:numPr>
+      </w:pPr>
+      <w:r>
+        <w:t>A</w:t>
+      </w:r>
+      <w:r>
+        <w:t>salto y violación sí aumentan con urbanización</w:t>
+      </w:r>
+    </w:p>
+    <w:p>
+      <w:pPr>
+        <w:pStyle w:val="Prrafodelista"/>
+        <w:numPr>
+          <w:ilvl w:val="0"/>
+          <w:numId w:val="8"/>
+        </w:numPr>
+      </w:pPr>
+      <w:r>
+        <w:t>Asesinato NO necesariamente (los no-urbanos violentos tienen media mayor)</w:t>
+      </w:r>
+    </w:p>
+    <w:p>
+      <w:r>
+        <w:t xml:space="preserve">Pero me gustaría concentrarme en que la estadística de asesinato no aumenta de forma general en los estados “No-Urbanizados”. Sólo en Georgia. </w:t>
+      </w:r>
+      <w:r>
+        <w:br/>
+      </w:r>
+      <w:r>
+        <w:lastRenderedPageBreak/>
+        <w:t xml:space="preserve">Por lo que vale la pena aceptar la interpretación de que esta estadística </w:t>
+      </w:r>
+      <w:r>
+        <w:t>de asesinatos en estados No-Urbanizados</w:t>
+      </w:r>
+      <w:r>
+        <w:t xml:space="preserve"> está concentrada en casos específicos y no </w:t>
+      </w:r>
+      <w:r>
+        <w:t>distribuida</w:t>
+      </w:r>
+      <w:r>
+        <w:t xml:space="preserve"> como en Estados urbanos.</w:t>
+      </w:r>
+    </w:p>
+    <w:p>
+      <w:r>
+        <w:t>Algunos estados urbanos pueden ser relativamente seguros en ciertos delitos violentos, pero no necesariamente en todos</w:t>
+      </w:r>
+      <w:r>
+        <w:t xml:space="preserve">, como fue el caso de </w:t>
+      </w:r>
+      <w:r>
+        <w:rPr>
+          <w:i/>
+          <w:iCs/>
+        </w:rPr>
+        <w:t>Colorado</w:t>
+      </w:r>
+      <w:r>
+        <w:t>.</w:t>
+      </w:r>
+    </w:p>
+    <w:p>
+      <w:r>
+        <w:t>Entonces,</w:t>
+      </w:r>
+      <w:r>
+        <w:t xml:space="preserve"> aunque l</w:t>
+      </w:r>
+      <w:r>
+        <w:t xml:space="preserve">a urbanización muestra una relación positiva con ciertos tipos de delitos violentos, </w:t>
+      </w:r>
+      <w:r>
+        <w:t>(</w:t>
+      </w:r>
+      <w:r>
+        <w:t>particularmente asalto y violación</w:t>
+      </w:r>
+      <w:r>
+        <w:t>), e</w:t>
+      </w:r>
+      <w:r>
+        <w:t>sta relación no es uniforme en todos los crímenes, ya que el asesinato no presenta el mismo patrón. Además, existen excepciones significativas dentro de cada grupo, lo que indica que la urbanización por sí sola no explica completamente los niveles de criminalidad. Es probable que intervengan otros factores estructurales y socioeconómicos.</w:t>
+      </w:r>
+    </w:p>
+    <w:p/>
+    <w:p/>
+    <w:p/>
     <w:sectPr>
       <w:pgSz w:w="12240" w:h="15840"/>
-      <w:pgMar w:top="1417" w:right="1701" w:bottom="1417" w:left="1701" w:header="708" w:footer="708" w:gutter="0"/>
-      <w:cols w:space="708"/>
+      <w:pgMar w:top="1440" w:right="1440" w:bottom="1440" w:left="1440" w:header="720" w:footer="720" w:gutter="0"/>
+      <w:pgBorders w:offsetFrom="page">
+        <w:top w:val="single" w:sz="4" w:space="24" w:color="auto"/>
+        <w:left w:val="single" w:sz="4" w:space="24" w:color="auto"/>
+        <w:bottom w:val="single" w:sz="4" w:space="24" w:color="auto"/>
+        <w:right w:val="single" w:sz="4" w:space="24" w:color="auto"/>
+      </w:pgBorders>
+      <w:cols w:space="720"/>
       <w:docGrid w:linePitch="360"/>
     </w:sectPr>
   </w:body>
@@ -513,17 +5119,469 @@
 </file>
 
 <file path=word/numbering.xml><?xml version="1.0" encoding="utf-8"?>
-<w:numbering xmlns:wpc="http://schemas.microsoft.com/office/word/2010/wordprocessingCanvas" xmlns:mc="http://schemas.openxmlformats.org/markup-compatibility/2006" xmlns:o="urn:schemas-microsoft-com:office:office" xmlns:r="http://schemas.openxmlformats.org/officeDocument/2006/relationships" xmlns:m="http://schemas.openxmlformats.org/officeDocument/2006/math" xmlns:v="urn:schemas-microsoft-com:vml" xmlns:wp14="http://schemas.microsoft.com/office/word/2010/wordprocessingDrawing" xmlns:wp="http://schemas.openxmlformats.org/drawingml/2006/wordprocessingDrawing" xmlns:w10="urn:schemas-microsoft-com:office:word" xmlns:w="http://schemas.openxmlformats.org/wordprocessingml/2006/main" xmlns:w14="http://schemas.microsoft.com/office/word/2010/wordml" xmlns:w15="http://schemas.microsoft.com/office/word/2012/wordml" xmlns:wpg="http://schemas.microsoft.com/office/word/2010/wordprocessingGroup" xmlns:wpi="http://schemas.microsoft.com/office/word/2010/wordprocessingInk" xmlns:wne="http://schemas.microsoft.com/office/word/2006/wordml" xmlns:wps="http://schemas.microsoft.com/office/word/2010/wordprocessingShape" mc:Ignorable="w14 w15 wp14">
-  <w:abstractNum w:abstractNumId="0">
-    <w:nsid w:val="30BF424D"/>
+<w:numbering xmlns:wpc="http://schemas.microsoft.com/office/word/2010/wordprocessingCanvas" xmlns:cx="http://schemas.microsoft.com/office/drawing/2014/chartex" xmlns:cx1="http://schemas.microsoft.com/office/drawing/2015/9/8/chartex" xmlns:cx2="http://schemas.microsoft.com/office/drawing/2015/10/21/chartex" xmlns:cx3="http://schemas.microsoft.com/office/drawing/2016/5/9/chartex" xmlns:cx4="http://schemas.microsoft.com/office/drawing/2016/5/10/chartex" xmlns:cx5="http://schemas.microsoft.com/office/drawing/2016/5/11/chartex" xmlns:cx6="http://schemas.microsoft.com/office/drawing/2016/5/12/chartex" xmlns:cx7="http://schemas.microsoft.com/office/drawing/2016/5/13/chartex" xmlns:cx8="http://schemas.microsoft.com/office/drawing/2016/5/14/chartex" xmlns:mc="http://schemas.openxmlformats.org/markup-compatibility/2006" xmlns:aink="http://schemas.microsoft.com/office/drawing/2016/ink" xmlns:am3d="http://schemas.microsoft.com/office/drawing/2017/model3d" xmlns:o="urn:schemas-microsoft-com:office:office" xmlns:oel="http://schemas.microsoft.com/office/2019/extlst" xmlns:r="http://schemas.openxmlformats.org/officeDocument/2006/relationships" xmlns:m="http://schemas.openxmlformats.org/officeDocument/2006/math" xmlns:v="urn:schemas-microsoft-com:vml" xmlns:wp14="http://schemas.microsoft.com/office/word/2010/wordprocessingDrawing" xmlns:wp="http://schemas.openxmlformats.org/drawingml/2006/wordprocessingDrawing" xmlns:w10="urn:schemas-microsoft-com:office:word" xmlns:w="http://schemas.openxmlformats.org/wordprocessingml/2006/main" xmlns:w14="http://schemas.microsoft.com/office/word/2010/wordml" xmlns:w15="http://schemas.microsoft.com/office/word/2012/wordml" xmlns:w16cex="http://schemas.microsoft.com/office/word/2018/wordml/cex" xmlns:w16cid="http://schemas.microsoft.com/office/word/2016/wordml/cid" xmlns:w16="http://schemas.microsoft.com/office/word/2018/wordml" xmlns:w16du="http://schemas.microsoft.com/office/word/2023/wordml/word16du" xmlns:w16sdtdh="http://schemas.microsoft.com/office/word/2020/wordml/sdtdatahash" xmlns:w16sdtfl="http://schemas.microsoft.com/office/word/2024/wordml/sdtformatlock" xmlns:w16se="http://schemas.microsoft.com/office/word/2015/wordml/symex" xmlns:wpg="http://schemas.microsoft.com/office/word/2010/wordprocessingGroup" xmlns:wpi="http://schemas.microsoft.com/office/word/2010/wordprocessingInk" xmlns:wne="http://schemas.microsoft.com/office/word/2006/wordml" xmlns:wps="http://schemas.microsoft.com/office/word/2010/wordprocessingShape" mc:Ignorable="w14 w15 w16se w16cid w16 w16cex w16sdtdh w16sdtfl w16du wp14">
+  <w:abstractNum w:abstractNumId="0" w15:restartNumberingAfterBreak="0">
+    <w:nsid w:val="0B1C32FC"/>
     <w:multiLevelType w:val="hybridMultilevel"/>
-    <w:tmpl w:val="9B4E8E64"/>
+    <w:tmpl w:val="301639D8"/>
+    <w:lvl w:ilvl="0" w:tplc="A21CA84E">
+      <w:start w:val="1"/>
+      <w:numFmt w:val="bullet"/>
+      <w:lvlText w:val=""/>
+      <w:lvlJc w:val="left"/>
+      <w:pPr>
+        <w:ind w:left="720" w:hanging="360"/>
+      </w:pPr>
+      <w:rPr>
+        <w:rFonts w:ascii="Symbol" w:hAnsi="Symbol" w:hint="default"/>
+      </w:rPr>
+    </w:lvl>
+    <w:lvl w:ilvl="1" w:tplc="6090D45A">
+      <w:start w:val="1"/>
+      <w:numFmt w:val="bullet"/>
+      <w:lvlText w:val="o"/>
+      <w:lvlJc w:val="left"/>
+      <w:pPr>
+        <w:ind w:left="1440" w:hanging="360"/>
+      </w:pPr>
+      <w:rPr>
+        <w:rFonts w:ascii="Courier New" w:hAnsi="Courier New" w:hint="default"/>
+      </w:rPr>
+    </w:lvl>
+    <w:lvl w:ilvl="2" w:tplc="000C2E5A">
+      <w:start w:val="1"/>
+      <w:numFmt w:val="bullet"/>
+      <w:lvlText w:val=""/>
+      <w:lvlJc w:val="left"/>
+      <w:pPr>
+        <w:ind w:left="2160" w:hanging="360"/>
+      </w:pPr>
+      <w:rPr>
+        <w:rFonts w:ascii="Wingdings" w:hAnsi="Wingdings" w:hint="default"/>
+      </w:rPr>
+    </w:lvl>
+    <w:lvl w:ilvl="3" w:tplc="BAC00AB6">
+      <w:start w:val="1"/>
+      <w:numFmt w:val="bullet"/>
+      <w:lvlText w:val=""/>
+      <w:lvlJc w:val="left"/>
+      <w:pPr>
+        <w:ind w:left="2880" w:hanging="360"/>
+      </w:pPr>
+      <w:rPr>
+        <w:rFonts w:ascii="Symbol" w:hAnsi="Symbol" w:hint="default"/>
+      </w:rPr>
+    </w:lvl>
+    <w:lvl w:ilvl="4" w:tplc="3496B8BC">
+      <w:start w:val="1"/>
+      <w:numFmt w:val="bullet"/>
+      <w:lvlText w:val="o"/>
+      <w:lvlJc w:val="left"/>
+      <w:pPr>
+        <w:ind w:left="3600" w:hanging="360"/>
+      </w:pPr>
+      <w:rPr>
+        <w:rFonts w:ascii="Courier New" w:hAnsi="Courier New" w:hint="default"/>
+      </w:rPr>
+    </w:lvl>
+    <w:lvl w:ilvl="5" w:tplc="AF667DAC">
+      <w:start w:val="1"/>
+      <w:numFmt w:val="bullet"/>
+      <w:lvlText w:val=""/>
+      <w:lvlJc w:val="left"/>
+      <w:pPr>
+        <w:ind w:left="4320" w:hanging="360"/>
+      </w:pPr>
+      <w:rPr>
+        <w:rFonts w:ascii="Wingdings" w:hAnsi="Wingdings" w:hint="default"/>
+      </w:rPr>
+    </w:lvl>
+    <w:lvl w:ilvl="6" w:tplc="9A6469A8">
+      <w:start w:val="1"/>
+      <w:numFmt w:val="bullet"/>
+      <w:lvlText w:val=""/>
+      <w:lvlJc w:val="left"/>
+      <w:pPr>
+        <w:ind w:left="5040" w:hanging="360"/>
+      </w:pPr>
+      <w:rPr>
+        <w:rFonts w:ascii="Symbol" w:hAnsi="Symbol" w:hint="default"/>
+      </w:rPr>
+    </w:lvl>
+    <w:lvl w:ilvl="7" w:tplc="C5BEB798">
+      <w:start w:val="1"/>
+      <w:numFmt w:val="bullet"/>
+      <w:lvlText w:val="o"/>
+      <w:lvlJc w:val="left"/>
+      <w:pPr>
+        <w:ind w:left="5760" w:hanging="360"/>
+      </w:pPr>
+      <w:rPr>
+        <w:rFonts w:ascii="Courier New" w:hAnsi="Courier New" w:hint="default"/>
+      </w:rPr>
+    </w:lvl>
+    <w:lvl w:ilvl="8" w:tplc="D662263A">
+      <w:start w:val="1"/>
+      <w:numFmt w:val="bullet"/>
+      <w:lvlText w:val=""/>
+      <w:lvlJc w:val="left"/>
+      <w:pPr>
+        <w:ind w:left="6480" w:hanging="360"/>
+      </w:pPr>
+      <w:rPr>
+        <w:rFonts w:ascii="Wingdings" w:hAnsi="Wingdings" w:hint="default"/>
+      </w:rPr>
+    </w:lvl>
+  </w:abstractNum>
+  <w:abstractNum w:abstractNumId="1" w15:restartNumberingAfterBreak="0">
+    <w:nsid w:val="0FE02C2D"/>
+    <w:multiLevelType w:val="hybridMultilevel"/>
+    <w:tmpl w:val="50BCC15C"/>
+    <w:lvl w:ilvl="0" w:tplc="7AE66B10">
+      <w:start w:val="1"/>
+      <w:numFmt w:val="bullet"/>
+      <w:lvlText w:val=""/>
+      <w:lvlJc w:val="left"/>
+      <w:pPr>
+        <w:ind w:left="720" w:hanging="360"/>
+      </w:pPr>
+      <w:rPr>
+        <w:rFonts w:ascii="Symbol" w:hAnsi="Symbol" w:hint="default"/>
+      </w:rPr>
+    </w:lvl>
+    <w:lvl w:ilvl="1" w:tplc="A9C0D020">
+      <w:start w:val="1"/>
+      <w:numFmt w:val="bullet"/>
+      <w:lvlText w:val="o"/>
+      <w:lvlJc w:val="left"/>
+      <w:pPr>
+        <w:ind w:left="1440" w:hanging="360"/>
+      </w:pPr>
+      <w:rPr>
+        <w:rFonts w:ascii="Courier New" w:hAnsi="Courier New" w:hint="default"/>
+      </w:rPr>
+    </w:lvl>
+    <w:lvl w:ilvl="2" w:tplc="19566E78">
+      <w:start w:val="1"/>
+      <w:numFmt w:val="bullet"/>
+      <w:lvlText w:val=""/>
+      <w:lvlJc w:val="left"/>
+      <w:pPr>
+        <w:ind w:left="2160" w:hanging="360"/>
+      </w:pPr>
+      <w:rPr>
+        <w:rFonts w:ascii="Wingdings" w:hAnsi="Wingdings" w:hint="default"/>
+      </w:rPr>
+    </w:lvl>
+    <w:lvl w:ilvl="3" w:tplc="7B96B65C">
+      <w:start w:val="1"/>
+      <w:numFmt w:val="bullet"/>
+      <w:lvlText w:val=""/>
+      <w:lvlJc w:val="left"/>
+      <w:pPr>
+        <w:ind w:left="2880" w:hanging="360"/>
+      </w:pPr>
+      <w:rPr>
+        <w:rFonts w:ascii="Symbol" w:hAnsi="Symbol" w:hint="default"/>
+      </w:rPr>
+    </w:lvl>
+    <w:lvl w:ilvl="4" w:tplc="8AB4BB2E">
+      <w:start w:val="1"/>
+      <w:numFmt w:val="bullet"/>
+      <w:lvlText w:val="o"/>
+      <w:lvlJc w:val="left"/>
+      <w:pPr>
+        <w:ind w:left="3600" w:hanging="360"/>
+      </w:pPr>
+      <w:rPr>
+        <w:rFonts w:ascii="Courier New" w:hAnsi="Courier New" w:hint="default"/>
+      </w:rPr>
+    </w:lvl>
+    <w:lvl w:ilvl="5" w:tplc="8C483F16">
+      <w:start w:val="1"/>
+      <w:numFmt w:val="bullet"/>
+      <w:lvlText w:val=""/>
+      <w:lvlJc w:val="left"/>
+      <w:pPr>
+        <w:ind w:left="4320" w:hanging="360"/>
+      </w:pPr>
+      <w:rPr>
+        <w:rFonts w:ascii="Wingdings" w:hAnsi="Wingdings" w:hint="default"/>
+      </w:rPr>
+    </w:lvl>
+    <w:lvl w:ilvl="6" w:tplc="79A40666">
+      <w:start w:val="1"/>
+      <w:numFmt w:val="bullet"/>
+      <w:lvlText w:val=""/>
+      <w:lvlJc w:val="left"/>
+      <w:pPr>
+        <w:ind w:left="5040" w:hanging="360"/>
+      </w:pPr>
+      <w:rPr>
+        <w:rFonts w:ascii="Symbol" w:hAnsi="Symbol" w:hint="default"/>
+      </w:rPr>
+    </w:lvl>
+    <w:lvl w:ilvl="7" w:tplc="CA70E298">
+      <w:start w:val="1"/>
+      <w:numFmt w:val="bullet"/>
+      <w:lvlText w:val="o"/>
+      <w:lvlJc w:val="left"/>
+      <w:pPr>
+        <w:ind w:left="5760" w:hanging="360"/>
+      </w:pPr>
+      <w:rPr>
+        <w:rFonts w:ascii="Courier New" w:hAnsi="Courier New" w:hint="default"/>
+      </w:rPr>
+    </w:lvl>
+    <w:lvl w:ilvl="8" w:tplc="707CE74A">
+      <w:start w:val="1"/>
+      <w:numFmt w:val="bullet"/>
+      <w:lvlText w:val=""/>
+      <w:lvlJc w:val="left"/>
+      <w:pPr>
+        <w:ind w:left="6480" w:hanging="360"/>
+      </w:pPr>
+      <w:rPr>
+        <w:rFonts w:ascii="Wingdings" w:hAnsi="Wingdings" w:hint="default"/>
+      </w:rPr>
+    </w:lvl>
+  </w:abstractNum>
+  <w:abstractNum w:abstractNumId="2" w15:restartNumberingAfterBreak="0">
+    <w:nsid w:val="11CE4B11"/>
+    <w:multiLevelType w:val="hybridMultilevel"/>
+    <w:tmpl w:val="2F505710"/>
     <w:lvl w:ilvl="0" w:tplc="080A0001">
       <w:start w:val="1"/>
       <w:numFmt w:val="bullet"/>
       <w:lvlText w:val=""/>
       <w:lvlJc w:val="left"/>
       <w:pPr>
+        <w:ind w:left="720" w:hanging="360"/>
+      </w:pPr>
+      <w:rPr>
+        <w:rFonts w:ascii="Symbol" w:hAnsi="Symbol" w:hint="default"/>
+      </w:rPr>
+    </w:lvl>
+    <w:lvl w:ilvl="1" w:tplc="080A0003" w:tentative="1">
+      <w:start w:val="1"/>
+      <w:numFmt w:val="bullet"/>
+      <w:lvlText w:val="o"/>
+      <w:lvlJc w:val="left"/>
+      <w:pPr>
+        <w:ind w:left="1440" w:hanging="360"/>
+      </w:pPr>
+      <w:rPr>
+        <w:rFonts w:ascii="Courier New" w:hAnsi="Courier New" w:cs="Courier New" w:hint="default"/>
+      </w:rPr>
+    </w:lvl>
+    <w:lvl w:ilvl="2" w:tplc="080A0005" w:tentative="1">
+      <w:start w:val="1"/>
+      <w:numFmt w:val="bullet"/>
+      <w:lvlText w:val=""/>
+      <w:lvlJc w:val="left"/>
+      <w:pPr>
+        <w:ind w:left="2160" w:hanging="360"/>
+      </w:pPr>
+      <w:rPr>
+        <w:rFonts w:ascii="Wingdings" w:hAnsi="Wingdings" w:hint="default"/>
+      </w:rPr>
+    </w:lvl>
+    <w:lvl w:ilvl="3" w:tplc="080A0001" w:tentative="1">
+      <w:start w:val="1"/>
+      <w:numFmt w:val="bullet"/>
+      <w:lvlText w:val=""/>
+      <w:lvlJc w:val="left"/>
+      <w:pPr>
+        <w:ind w:left="2880" w:hanging="360"/>
+      </w:pPr>
+      <w:rPr>
+        <w:rFonts w:ascii="Symbol" w:hAnsi="Symbol" w:hint="default"/>
+      </w:rPr>
+    </w:lvl>
+    <w:lvl w:ilvl="4" w:tplc="080A0003" w:tentative="1">
+      <w:start w:val="1"/>
+      <w:numFmt w:val="bullet"/>
+      <w:lvlText w:val="o"/>
+      <w:lvlJc w:val="left"/>
+      <w:pPr>
+        <w:ind w:left="3600" w:hanging="360"/>
+      </w:pPr>
+      <w:rPr>
+        <w:rFonts w:ascii="Courier New" w:hAnsi="Courier New" w:cs="Courier New" w:hint="default"/>
+      </w:rPr>
+    </w:lvl>
+    <w:lvl w:ilvl="5" w:tplc="080A0005" w:tentative="1">
+      <w:start w:val="1"/>
+      <w:numFmt w:val="bullet"/>
+      <w:lvlText w:val=""/>
+      <w:lvlJc w:val="left"/>
+      <w:pPr>
+        <w:ind w:left="4320" w:hanging="360"/>
+      </w:pPr>
+      <w:rPr>
+        <w:rFonts w:ascii="Wingdings" w:hAnsi="Wingdings" w:hint="default"/>
+      </w:rPr>
+    </w:lvl>
+    <w:lvl w:ilvl="6" w:tplc="080A0001" w:tentative="1">
+      <w:start w:val="1"/>
+      <w:numFmt w:val="bullet"/>
+      <w:lvlText w:val=""/>
+      <w:lvlJc w:val="left"/>
+      <w:pPr>
+        <w:ind w:left="5040" w:hanging="360"/>
+      </w:pPr>
+      <w:rPr>
+        <w:rFonts w:ascii="Symbol" w:hAnsi="Symbol" w:hint="default"/>
+      </w:rPr>
+    </w:lvl>
+    <w:lvl w:ilvl="7" w:tplc="080A0003" w:tentative="1">
+      <w:start w:val="1"/>
+      <w:numFmt w:val="bullet"/>
+      <w:lvlText w:val="o"/>
+      <w:lvlJc w:val="left"/>
+      <w:pPr>
+        <w:ind w:left="5760" w:hanging="360"/>
+      </w:pPr>
+      <w:rPr>
+        <w:rFonts w:ascii="Courier New" w:hAnsi="Courier New" w:cs="Courier New" w:hint="default"/>
+      </w:rPr>
+    </w:lvl>
+    <w:lvl w:ilvl="8" w:tplc="080A0005" w:tentative="1">
+      <w:start w:val="1"/>
+      <w:numFmt w:val="bullet"/>
+      <w:lvlText w:val=""/>
+      <w:lvlJc w:val="left"/>
+      <w:pPr>
+        <w:ind w:left="6480" w:hanging="360"/>
+      </w:pPr>
+      <w:rPr>
+        <w:rFonts w:ascii="Wingdings" w:hAnsi="Wingdings" w:hint="default"/>
+      </w:rPr>
+    </w:lvl>
+  </w:abstractNum>
+  <w:abstractNum w:abstractNumId="3" w15:restartNumberingAfterBreak="0">
+    <w:nsid w:val="1FCA494C"/>
+    <w:multiLevelType w:val="hybridMultilevel"/>
+    <w:tmpl w:val="01989052"/>
+    <w:lvl w:ilvl="0" w:tplc="08C000F0">
+      <w:start w:val="1"/>
+      <w:numFmt w:val="bullet"/>
+      <w:lvlText w:val="·"/>
+      <w:lvlJc w:val="left"/>
+      <w:pPr>
+        <w:ind w:left="720" w:hanging="360"/>
+      </w:pPr>
+      <w:rPr>
+        <w:rFonts w:ascii="Symbol" w:hAnsi="Symbol" w:hint="default"/>
+      </w:rPr>
+    </w:lvl>
+    <w:lvl w:ilvl="1" w:tplc="5088DC64">
+      <w:start w:val="1"/>
+      <w:numFmt w:val="bullet"/>
+      <w:lvlText w:val="o"/>
+      <w:lvlJc w:val="left"/>
+      <w:pPr>
+        <w:ind w:left="1440" w:hanging="360"/>
+      </w:pPr>
+      <w:rPr>
+        <w:rFonts w:ascii="Courier New" w:hAnsi="Courier New" w:hint="default"/>
+      </w:rPr>
+    </w:lvl>
+    <w:lvl w:ilvl="2" w:tplc="AB123FC6">
+      <w:start w:val="1"/>
+      <w:numFmt w:val="bullet"/>
+      <w:lvlText w:val=""/>
+      <w:lvlJc w:val="left"/>
+      <w:pPr>
+        <w:ind w:left="2160" w:hanging="360"/>
+      </w:pPr>
+      <w:rPr>
+        <w:rFonts w:ascii="Wingdings" w:hAnsi="Wingdings" w:hint="default"/>
+      </w:rPr>
+    </w:lvl>
+    <w:lvl w:ilvl="3" w:tplc="E54066D0">
+      <w:start w:val="1"/>
+      <w:numFmt w:val="bullet"/>
+      <w:lvlText w:val=""/>
+      <w:lvlJc w:val="left"/>
+      <w:pPr>
+        <w:ind w:left="2880" w:hanging="360"/>
+      </w:pPr>
+      <w:rPr>
+        <w:rFonts w:ascii="Symbol" w:hAnsi="Symbol" w:hint="default"/>
+      </w:rPr>
+    </w:lvl>
+    <w:lvl w:ilvl="4" w:tplc="A03ED928">
+      <w:start w:val="1"/>
+      <w:numFmt w:val="bullet"/>
+      <w:lvlText w:val="o"/>
+      <w:lvlJc w:val="left"/>
+      <w:pPr>
+        <w:ind w:left="3600" w:hanging="360"/>
+      </w:pPr>
+      <w:rPr>
+        <w:rFonts w:ascii="Courier New" w:hAnsi="Courier New" w:hint="default"/>
+      </w:rPr>
+    </w:lvl>
+    <w:lvl w:ilvl="5" w:tplc="5E30DCD4">
+      <w:start w:val="1"/>
+      <w:numFmt w:val="bullet"/>
+      <w:lvlText w:val=""/>
+      <w:lvlJc w:val="left"/>
+      <w:pPr>
+        <w:ind w:left="4320" w:hanging="360"/>
+      </w:pPr>
+      <w:rPr>
+        <w:rFonts w:ascii="Wingdings" w:hAnsi="Wingdings" w:hint="default"/>
+      </w:rPr>
+    </w:lvl>
+    <w:lvl w:ilvl="6" w:tplc="3DF8C53A">
+      <w:start w:val="1"/>
+      <w:numFmt w:val="bullet"/>
+      <w:lvlText w:val=""/>
+      <w:lvlJc w:val="left"/>
+      <w:pPr>
+        <w:ind w:left="5040" w:hanging="360"/>
+      </w:pPr>
+      <w:rPr>
+        <w:rFonts w:ascii="Symbol" w:hAnsi="Symbol" w:hint="default"/>
+      </w:rPr>
+    </w:lvl>
+    <w:lvl w:ilvl="7" w:tplc="D7DEDBB8">
+      <w:start w:val="1"/>
+      <w:numFmt w:val="bullet"/>
+      <w:lvlText w:val="o"/>
+      <w:lvlJc w:val="left"/>
+      <w:pPr>
+        <w:ind w:left="5760" w:hanging="360"/>
+      </w:pPr>
+      <w:rPr>
+        <w:rFonts w:ascii="Courier New" w:hAnsi="Courier New" w:hint="default"/>
+      </w:rPr>
+    </w:lvl>
+    <w:lvl w:ilvl="8" w:tplc="A09CED94">
+      <w:start w:val="1"/>
+      <w:numFmt w:val="bullet"/>
+      <w:lvlText w:val=""/>
+      <w:lvlJc w:val="left"/>
+      <w:pPr>
+        <w:ind w:left="6480" w:hanging="360"/>
+      </w:pPr>
+      <w:rPr>
+        <w:rFonts w:ascii="Wingdings" w:hAnsi="Wingdings" w:hint="default"/>
+      </w:rPr>
+    </w:lvl>
+  </w:abstractNum>
+  <w:abstractNum w:abstractNumId="4" w15:restartNumberingAfterBreak="0">
+    <w:nsid w:val="445D602E"/>
+    <w:multiLevelType w:val="hybridMultilevel"/>
+    <w:tmpl w:val="3B209608"/>
+    <w:lvl w:ilvl="0" w:tplc="080A0001">
+      <w:start w:val="1"/>
+      <w:numFmt w:val="bullet"/>
+      <w:lvlText w:val=""/>
+      <w:lvlJc w:val="left"/>
+      <w:pPr>
         <w:ind w:left="360" w:hanging="360"/>
       </w:pPr>
       <w:rPr>
@@ -627,20 +5685,734 @@
       </w:rPr>
     </w:lvl>
   </w:abstractNum>
-  <w:abstractNum w:abstractNumId="1">
-    <w:nsid w:val="56C57B91"/>
+  <w:abstractNum w:abstractNumId="5" w15:restartNumberingAfterBreak="0">
+    <w:nsid w:val="475D75FE"/>
     <w:multiLevelType w:val="hybridMultilevel"/>
-    <w:tmpl w:val="74E4CF50"/>
+    <w:tmpl w:val="A7DC2A88"/>
+    <w:lvl w:ilvl="0" w:tplc="7AE66B10">
+      <w:start w:val="1"/>
+      <w:numFmt w:val="bullet"/>
+      <w:lvlText w:val=""/>
+      <w:lvlJc w:val="left"/>
+      <w:pPr>
+        <w:ind w:left="720" w:hanging="360"/>
+      </w:pPr>
+      <w:rPr>
+        <w:rFonts w:ascii="Symbol" w:hAnsi="Symbol" w:hint="default"/>
+      </w:rPr>
+    </w:lvl>
+    <w:lvl w:ilvl="1" w:tplc="080A0003" w:tentative="1">
+      <w:start w:val="1"/>
+      <w:numFmt w:val="bullet"/>
+      <w:lvlText w:val="o"/>
+      <w:lvlJc w:val="left"/>
+      <w:pPr>
+        <w:ind w:left="1440" w:hanging="360"/>
+      </w:pPr>
+      <w:rPr>
+        <w:rFonts w:ascii="Courier New" w:hAnsi="Courier New" w:cs="Courier New" w:hint="default"/>
+      </w:rPr>
+    </w:lvl>
+    <w:lvl w:ilvl="2" w:tplc="080A0005" w:tentative="1">
+      <w:start w:val="1"/>
+      <w:numFmt w:val="bullet"/>
+      <w:lvlText w:val=""/>
+      <w:lvlJc w:val="left"/>
+      <w:pPr>
+        <w:ind w:left="2160" w:hanging="360"/>
+      </w:pPr>
+      <w:rPr>
+        <w:rFonts w:ascii="Wingdings" w:hAnsi="Wingdings" w:hint="default"/>
+      </w:rPr>
+    </w:lvl>
+    <w:lvl w:ilvl="3" w:tplc="080A0001" w:tentative="1">
+      <w:start w:val="1"/>
+      <w:numFmt w:val="bullet"/>
+      <w:lvlText w:val=""/>
+      <w:lvlJc w:val="left"/>
+      <w:pPr>
+        <w:ind w:left="2880" w:hanging="360"/>
+      </w:pPr>
+      <w:rPr>
+        <w:rFonts w:ascii="Symbol" w:hAnsi="Symbol" w:hint="default"/>
+      </w:rPr>
+    </w:lvl>
+    <w:lvl w:ilvl="4" w:tplc="080A0003" w:tentative="1">
+      <w:start w:val="1"/>
+      <w:numFmt w:val="bullet"/>
+      <w:lvlText w:val="o"/>
+      <w:lvlJc w:val="left"/>
+      <w:pPr>
+        <w:ind w:left="3600" w:hanging="360"/>
+      </w:pPr>
+      <w:rPr>
+        <w:rFonts w:ascii="Courier New" w:hAnsi="Courier New" w:cs="Courier New" w:hint="default"/>
+      </w:rPr>
+    </w:lvl>
+    <w:lvl w:ilvl="5" w:tplc="080A0005" w:tentative="1">
+      <w:start w:val="1"/>
+      <w:numFmt w:val="bullet"/>
+      <w:lvlText w:val=""/>
+      <w:lvlJc w:val="left"/>
+      <w:pPr>
+        <w:ind w:left="4320" w:hanging="360"/>
+      </w:pPr>
+      <w:rPr>
+        <w:rFonts w:ascii="Wingdings" w:hAnsi="Wingdings" w:hint="default"/>
+      </w:rPr>
+    </w:lvl>
+    <w:lvl w:ilvl="6" w:tplc="080A0001" w:tentative="1">
+      <w:start w:val="1"/>
+      <w:numFmt w:val="bullet"/>
+      <w:lvlText w:val=""/>
+      <w:lvlJc w:val="left"/>
+      <w:pPr>
+        <w:ind w:left="5040" w:hanging="360"/>
+      </w:pPr>
+      <w:rPr>
+        <w:rFonts w:ascii="Symbol" w:hAnsi="Symbol" w:hint="default"/>
+      </w:rPr>
+    </w:lvl>
+    <w:lvl w:ilvl="7" w:tplc="080A0003" w:tentative="1">
+      <w:start w:val="1"/>
+      <w:numFmt w:val="bullet"/>
+      <w:lvlText w:val="o"/>
+      <w:lvlJc w:val="left"/>
+      <w:pPr>
+        <w:ind w:left="5760" w:hanging="360"/>
+      </w:pPr>
+      <w:rPr>
+        <w:rFonts w:ascii="Courier New" w:hAnsi="Courier New" w:cs="Courier New" w:hint="default"/>
+      </w:rPr>
+    </w:lvl>
+    <w:lvl w:ilvl="8" w:tplc="080A0005" w:tentative="1">
+      <w:start w:val="1"/>
+      <w:numFmt w:val="bullet"/>
+      <w:lvlText w:val=""/>
+      <w:lvlJc w:val="left"/>
+      <w:pPr>
+        <w:ind w:left="6480" w:hanging="360"/>
+      </w:pPr>
+      <w:rPr>
+        <w:rFonts w:ascii="Wingdings" w:hAnsi="Wingdings" w:hint="default"/>
+      </w:rPr>
+    </w:lvl>
+  </w:abstractNum>
+  <w:abstractNum w:abstractNumId="6" w15:restartNumberingAfterBreak="0">
+    <w:nsid w:val="4DDB1CCD"/>
+    <w:multiLevelType w:val="hybridMultilevel"/>
+    <w:tmpl w:val="1F7C510C"/>
+    <w:lvl w:ilvl="0" w:tplc="7AE66B10">
+      <w:start w:val="1"/>
+      <w:numFmt w:val="bullet"/>
+      <w:lvlText w:val=""/>
+      <w:lvlJc w:val="left"/>
+      <w:pPr>
+        <w:ind w:left="1080" w:hanging="360"/>
+      </w:pPr>
+      <w:rPr>
+        <w:rFonts w:ascii="Symbol" w:hAnsi="Symbol" w:hint="default"/>
+      </w:rPr>
+    </w:lvl>
+    <w:lvl w:ilvl="1" w:tplc="1C86C892">
+      <w:start w:val="1"/>
+      <w:numFmt w:val="bullet"/>
+      <w:lvlText w:val="="/>
+      <w:lvlJc w:val="left"/>
+      <w:pPr>
+        <w:ind w:left="1800" w:hanging="360"/>
+      </w:pPr>
+      <w:rPr>
+        <w:rFonts w:ascii="Courier New" w:hAnsi="Courier New" w:hint="default"/>
+      </w:rPr>
+    </w:lvl>
+    <w:lvl w:ilvl="2" w:tplc="080A0005">
+      <w:start w:val="1"/>
+      <w:numFmt w:val="bullet"/>
+      <w:lvlText w:val=""/>
+      <w:lvlJc w:val="left"/>
+      <w:pPr>
+        <w:ind w:left="2520" w:hanging="360"/>
+      </w:pPr>
+      <w:rPr>
+        <w:rFonts w:ascii="Wingdings" w:hAnsi="Wingdings" w:hint="default"/>
+      </w:rPr>
+    </w:lvl>
+    <w:lvl w:ilvl="3" w:tplc="080A0001" w:tentative="1">
+      <w:start w:val="1"/>
+      <w:numFmt w:val="bullet"/>
+      <w:lvlText w:val=""/>
+      <w:lvlJc w:val="left"/>
+      <w:pPr>
+        <w:ind w:left="3240" w:hanging="360"/>
+      </w:pPr>
+      <w:rPr>
+        <w:rFonts w:ascii="Symbol" w:hAnsi="Symbol" w:hint="default"/>
+      </w:rPr>
+    </w:lvl>
+    <w:lvl w:ilvl="4" w:tplc="080A0003" w:tentative="1">
+      <w:start w:val="1"/>
+      <w:numFmt w:val="bullet"/>
+      <w:lvlText w:val="o"/>
+      <w:lvlJc w:val="left"/>
+      <w:pPr>
+        <w:ind w:left="3960" w:hanging="360"/>
+      </w:pPr>
+      <w:rPr>
+        <w:rFonts w:ascii="Courier New" w:hAnsi="Courier New" w:cs="Courier New" w:hint="default"/>
+      </w:rPr>
+    </w:lvl>
+    <w:lvl w:ilvl="5" w:tplc="080A0005" w:tentative="1">
+      <w:start w:val="1"/>
+      <w:numFmt w:val="bullet"/>
+      <w:lvlText w:val=""/>
+      <w:lvlJc w:val="left"/>
+      <w:pPr>
+        <w:ind w:left="4680" w:hanging="360"/>
+      </w:pPr>
+      <w:rPr>
+        <w:rFonts w:ascii="Wingdings" w:hAnsi="Wingdings" w:hint="default"/>
+      </w:rPr>
+    </w:lvl>
+    <w:lvl w:ilvl="6" w:tplc="080A0001" w:tentative="1">
+      <w:start w:val="1"/>
+      <w:numFmt w:val="bullet"/>
+      <w:lvlText w:val=""/>
+      <w:lvlJc w:val="left"/>
+      <w:pPr>
+        <w:ind w:left="5400" w:hanging="360"/>
+      </w:pPr>
+      <w:rPr>
+        <w:rFonts w:ascii="Symbol" w:hAnsi="Symbol" w:hint="default"/>
+      </w:rPr>
+    </w:lvl>
+    <w:lvl w:ilvl="7" w:tplc="080A0003" w:tentative="1">
+      <w:start w:val="1"/>
+      <w:numFmt w:val="bullet"/>
+      <w:lvlText w:val="o"/>
+      <w:lvlJc w:val="left"/>
+      <w:pPr>
+        <w:ind w:left="6120" w:hanging="360"/>
+      </w:pPr>
+      <w:rPr>
+        <w:rFonts w:ascii="Courier New" w:hAnsi="Courier New" w:cs="Courier New" w:hint="default"/>
+      </w:rPr>
+    </w:lvl>
+    <w:lvl w:ilvl="8" w:tplc="080A0005" w:tentative="1">
+      <w:start w:val="1"/>
+      <w:numFmt w:val="bullet"/>
+      <w:lvlText w:val=""/>
+      <w:lvlJc w:val="left"/>
+      <w:pPr>
+        <w:ind w:left="6840" w:hanging="360"/>
+      </w:pPr>
+      <w:rPr>
+        <w:rFonts w:ascii="Wingdings" w:hAnsi="Wingdings" w:hint="default"/>
+      </w:rPr>
+    </w:lvl>
+  </w:abstractNum>
+  <w:abstractNum w:abstractNumId="7" w15:restartNumberingAfterBreak="0">
+    <w:nsid w:val="62657DE2"/>
+    <w:multiLevelType w:val="hybridMultilevel"/>
+    <w:tmpl w:val="49828C7C"/>
+    <w:lvl w:ilvl="0" w:tplc="1C86C892">
+      <w:start w:val="1"/>
+      <w:numFmt w:val="bullet"/>
+      <w:lvlText w:val="="/>
+      <w:lvlJc w:val="left"/>
+      <w:pPr>
+        <w:ind w:left="360" w:hanging="360"/>
+      </w:pPr>
+      <w:rPr>
+        <w:rFonts w:ascii="Courier New" w:hAnsi="Courier New" w:hint="default"/>
+      </w:rPr>
+    </w:lvl>
+    <w:lvl w:ilvl="1" w:tplc="080A0003" w:tentative="1">
+      <w:start w:val="1"/>
+      <w:numFmt w:val="bullet"/>
+      <w:lvlText w:val="o"/>
+      <w:lvlJc w:val="left"/>
+      <w:pPr>
+        <w:ind w:left="0" w:hanging="360"/>
+      </w:pPr>
+      <w:rPr>
+        <w:rFonts w:ascii="Courier New" w:hAnsi="Courier New" w:cs="Courier New" w:hint="default"/>
+      </w:rPr>
+    </w:lvl>
+    <w:lvl w:ilvl="2" w:tplc="080A0005" w:tentative="1">
+      <w:start w:val="1"/>
+      <w:numFmt w:val="bullet"/>
+      <w:lvlText w:val=""/>
+      <w:lvlJc w:val="left"/>
+      <w:pPr>
+        <w:ind w:left="720" w:hanging="360"/>
+      </w:pPr>
+      <w:rPr>
+        <w:rFonts w:ascii="Wingdings" w:hAnsi="Wingdings" w:hint="default"/>
+      </w:rPr>
+    </w:lvl>
+    <w:lvl w:ilvl="3" w:tplc="080A0001" w:tentative="1">
+      <w:start w:val="1"/>
+      <w:numFmt w:val="bullet"/>
+      <w:lvlText w:val=""/>
+      <w:lvlJc w:val="left"/>
+      <w:pPr>
+        <w:ind w:left="1440" w:hanging="360"/>
+      </w:pPr>
+      <w:rPr>
+        <w:rFonts w:ascii="Symbol" w:hAnsi="Symbol" w:hint="default"/>
+      </w:rPr>
+    </w:lvl>
+    <w:lvl w:ilvl="4" w:tplc="080A0003" w:tentative="1">
+      <w:start w:val="1"/>
+      <w:numFmt w:val="bullet"/>
+      <w:lvlText w:val="o"/>
+      <w:lvlJc w:val="left"/>
+      <w:pPr>
+        <w:ind w:left="2160" w:hanging="360"/>
+      </w:pPr>
+      <w:rPr>
+        <w:rFonts w:ascii="Courier New" w:hAnsi="Courier New" w:cs="Courier New" w:hint="default"/>
+      </w:rPr>
+    </w:lvl>
+    <w:lvl w:ilvl="5" w:tplc="080A0005" w:tentative="1">
+      <w:start w:val="1"/>
+      <w:numFmt w:val="bullet"/>
+      <w:lvlText w:val=""/>
+      <w:lvlJc w:val="left"/>
+      <w:pPr>
+        <w:ind w:left="2880" w:hanging="360"/>
+      </w:pPr>
+      <w:rPr>
+        <w:rFonts w:ascii="Wingdings" w:hAnsi="Wingdings" w:hint="default"/>
+      </w:rPr>
+    </w:lvl>
+    <w:lvl w:ilvl="6" w:tplc="080A0001" w:tentative="1">
+      <w:start w:val="1"/>
+      <w:numFmt w:val="bullet"/>
+      <w:lvlText w:val=""/>
+      <w:lvlJc w:val="left"/>
+      <w:pPr>
+        <w:ind w:left="3600" w:hanging="360"/>
+      </w:pPr>
+      <w:rPr>
+        <w:rFonts w:ascii="Symbol" w:hAnsi="Symbol" w:hint="default"/>
+      </w:rPr>
+    </w:lvl>
+    <w:lvl w:ilvl="7" w:tplc="080A0003" w:tentative="1">
+      <w:start w:val="1"/>
+      <w:numFmt w:val="bullet"/>
+      <w:lvlText w:val="o"/>
+      <w:lvlJc w:val="left"/>
+      <w:pPr>
+        <w:ind w:left="4320" w:hanging="360"/>
+      </w:pPr>
+      <w:rPr>
+        <w:rFonts w:ascii="Courier New" w:hAnsi="Courier New" w:cs="Courier New" w:hint="default"/>
+      </w:rPr>
+    </w:lvl>
+    <w:lvl w:ilvl="8" w:tplc="080A0005" w:tentative="1">
+      <w:start w:val="1"/>
+      <w:numFmt w:val="bullet"/>
+      <w:lvlText w:val=""/>
+      <w:lvlJc w:val="left"/>
+      <w:pPr>
+        <w:ind w:left="5040" w:hanging="360"/>
+      </w:pPr>
+      <w:rPr>
+        <w:rFonts w:ascii="Wingdings" w:hAnsi="Wingdings" w:hint="default"/>
+      </w:rPr>
+    </w:lvl>
+  </w:abstractNum>
+  <w:abstractNum w:abstractNumId="8" w15:restartNumberingAfterBreak="0">
+    <w:nsid w:val="659E1CC5"/>
+    <w:multiLevelType w:val="hybridMultilevel"/>
+    <w:tmpl w:val="B02E8928"/>
     <w:lvl w:ilvl="0" w:tplc="080A0001">
       <w:start w:val="1"/>
       <w:numFmt w:val="bullet"/>
       <w:lvlText w:val=""/>
       <w:lvlJc w:val="left"/>
       <w:pPr>
+        <w:ind w:left="360" w:hanging="360"/>
+      </w:pPr>
+      <w:rPr>
+        <w:rFonts w:ascii="Symbol" w:hAnsi="Symbol" w:hint="default"/>
+      </w:rPr>
+    </w:lvl>
+    <w:lvl w:ilvl="1" w:tplc="080A0003" w:tentative="1">
+      <w:start w:val="1"/>
+      <w:numFmt w:val="bullet"/>
+      <w:lvlText w:val="o"/>
+      <w:lvlJc w:val="left"/>
+      <w:pPr>
+        <w:ind w:left="1080" w:hanging="360"/>
+      </w:pPr>
+      <w:rPr>
+        <w:rFonts w:ascii="Courier New" w:hAnsi="Courier New" w:cs="Courier New" w:hint="default"/>
+      </w:rPr>
+    </w:lvl>
+    <w:lvl w:ilvl="2" w:tplc="080A0005" w:tentative="1">
+      <w:start w:val="1"/>
+      <w:numFmt w:val="bullet"/>
+      <w:lvlText w:val=""/>
+      <w:lvlJc w:val="left"/>
+      <w:pPr>
+        <w:ind w:left="1800" w:hanging="360"/>
+      </w:pPr>
+      <w:rPr>
+        <w:rFonts w:ascii="Wingdings" w:hAnsi="Wingdings" w:hint="default"/>
+      </w:rPr>
+    </w:lvl>
+    <w:lvl w:ilvl="3" w:tplc="080A0001" w:tentative="1">
+      <w:start w:val="1"/>
+      <w:numFmt w:val="bullet"/>
+      <w:lvlText w:val=""/>
+      <w:lvlJc w:val="left"/>
+      <w:pPr>
+        <w:ind w:left="2520" w:hanging="360"/>
+      </w:pPr>
+      <w:rPr>
+        <w:rFonts w:ascii="Symbol" w:hAnsi="Symbol" w:hint="default"/>
+      </w:rPr>
+    </w:lvl>
+    <w:lvl w:ilvl="4" w:tplc="080A0003" w:tentative="1">
+      <w:start w:val="1"/>
+      <w:numFmt w:val="bullet"/>
+      <w:lvlText w:val="o"/>
+      <w:lvlJc w:val="left"/>
+      <w:pPr>
+        <w:ind w:left="3240" w:hanging="360"/>
+      </w:pPr>
+      <w:rPr>
+        <w:rFonts w:ascii="Courier New" w:hAnsi="Courier New" w:cs="Courier New" w:hint="default"/>
+      </w:rPr>
+    </w:lvl>
+    <w:lvl w:ilvl="5" w:tplc="080A0005" w:tentative="1">
+      <w:start w:val="1"/>
+      <w:numFmt w:val="bullet"/>
+      <w:lvlText w:val=""/>
+      <w:lvlJc w:val="left"/>
+      <w:pPr>
+        <w:ind w:left="3960" w:hanging="360"/>
+      </w:pPr>
+      <w:rPr>
+        <w:rFonts w:ascii="Wingdings" w:hAnsi="Wingdings" w:hint="default"/>
+      </w:rPr>
+    </w:lvl>
+    <w:lvl w:ilvl="6" w:tplc="080A0001" w:tentative="1">
+      <w:start w:val="1"/>
+      <w:numFmt w:val="bullet"/>
+      <w:lvlText w:val=""/>
+      <w:lvlJc w:val="left"/>
+      <w:pPr>
+        <w:ind w:left="4680" w:hanging="360"/>
+      </w:pPr>
+      <w:rPr>
+        <w:rFonts w:ascii="Symbol" w:hAnsi="Symbol" w:hint="default"/>
+      </w:rPr>
+    </w:lvl>
+    <w:lvl w:ilvl="7" w:tplc="080A0003" w:tentative="1">
+      <w:start w:val="1"/>
+      <w:numFmt w:val="bullet"/>
+      <w:lvlText w:val="o"/>
+      <w:lvlJc w:val="left"/>
+      <w:pPr>
+        <w:ind w:left="5400" w:hanging="360"/>
+      </w:pPr>
+      <w:rPr>
+        <w:rFonts w:ascii="Courier New" w:hAnsi="Courier New" w:cs="Courier New" w:hint="default"/>
+      </w:rPr>
+    </w:lvl>
+    <w:lvl w:ilvl="8" w:tplc="080A0005" w:tentative="1">
+      <w:start w:val="1"/>
+      <w:numFmt w:val="bullet"/>
+      <w:lvlText w:val=""/>
+      <w:lvlJc w:val="left"/>
+      <w:pPr>
+        <w:ind w:left="6120" w:hanging="360"/>
+      </w:pPr>
+      <w:rPr>
+        <w:rFonts w:ascii="Wingdings" w:hAnsi="Wingdings" w:hint="default"/>
+      </w:rPr>
+    </w:lvl>
+  </w:abstractNum>
+  <w:abstractNum w:abstractNumId="9" w15:restartNumberingAfterBreak="0">
+    <w:nsid w:val="6AA17384"/>
+    <w:multiLevelType w:val="multilevel"/>
+    <w:tmpl w:val="B9CC5E9E"/>
+    <w:lvl w:ilvl="0">
+      <w:start w:val="1"/>
+      <w:numFmt w:val="bullet"/>
+      <w:lvlText w:val=""/>
+      <w:lvlJc w:val="left"/>
+      <w:pPr>
+        <w:tabs>
+          <w:tab w:val="num" w:pos="720"/>
+        </w:tabs>
         <w:ind w:left="720" w:hanging="360"/>
       </w:pPr>
       <w:rPr>
         <w:rFonts w:ascii="Symbol" w:hAnsi="Symbol" w:hint="default"/>
+        <w:sz w:val="20"/>
+      </w:rPr>
+    </w:lvl>
+    <w:lvl w:ilvl="1" w:tentative="1">
+      <w:start w:val="1"/>
+      <w:numFmt w:val="bullet"/>
+      <w:lvlText w:val="o"/>
+      <w:lvlJc w:val="left"/>
+      <w:pPr>
+        <w:tabs>
+          <w:tab w:val="num" w:pos="1440"/>
+        </w:tabs>
+        <w:ind w:left="1440" w:hanging="360"/>
+      </w:pPr>
+      <w:rPr>
+        <w:rFonts w:ascii="Courier New" w:hAnsi="Courier New" w:hint="default"/>
+        <w:sz w:val="20"/>
+      </w:rPr>
+    </w:lvl>
+    <w:lvl w:ilvl="2" w:tentative="1">
+      <w:start w:val="1"/>
+      <w:numFmt w:val="bullet"/>
+      <w:lvlText w:val=""/>
+      <w:lvlJc w:val="left"/>
+      <w:pPr>
+        <w:tabs>
+          <w:tab w:val="num" w:pos="2160"/>
+        </w:tabs>
+        <w:ind w:left="2160" w:hanging="360"/>
+      </w:pPr>
+      <w:rPr>
+        <w:rFonts w:ascii="Wingdings" w:hAnsi="Wingdings" w:hint="default"/>
+        <w:sz w:val="20"/>
+      </w:rPr>
+    </w:lvl>
+    <w:lvl w:ilvl="3" w:tentative="1">
+      <w:start w:val="1"/>
+      <w:numFmt w:val="bullet"/>
+      <w:lvlText w:val=""/>
+      <w:lvlJc w:val="left"/>
+      <w:pPr>
+        <w:tabs>
+          <w:tab w:val="num" w:pos="2880"/>
+        </w:tabs>
+        <w:ind w:left="2880" w:hanging="360"/>
+      </w:pPr>
+      <w:rPr>
+        <w:rFonts w:ascii="Wingdings" w:hAnsi="Wingdings" w:hint="default"/>
+        <w:sz w:val="20"/>
+      </w:rPr>
+    </w:lvl>
+    <w:lvl w:ilvl="4" w:tentative="1">
+      <w:start w:val="1"/>
+      <w:numFmt w:val="bullet"/>
+      <w:lvlText w:val=""/>
+      <w:lvlJc w:val="left"/>
+      <w:pPr>
+        <w:tabs>
+          <w:tab w:val="num" w:pos="3600"/>
+        </w:tabs>
+        <w:ind w:left="3600" w:hanging="360"/>
+      </w:pPr>
+      <w:rPr>
+        <w:rFonts w:ascii="Wingdings" w:hAnsi="Wingdings" w:hint="default"/>
+        <w:sz w:val="20"/>
+      </w:rPr>
+    </w:lvl>
+    <w:lvl w:ilvl="5" w:tentative="1">
+      <w:start w:val="1"/>
+      <w:numFmt w:val="bullet"/>
+      <w:lvlText w:val=""/>
+      <w:lvlJc w:val="left"/>
+      <w:pPr>
+        <w:tabs>
+          <w:tab w:val="num" w:pos="4320"/>
+        </w:tabs>
+        <w:ind w:left="4320" w:hanging="360"/>
+      </w:pPr>
+      <w:rPr>
+        <w:rFonts w:ascii="Wingdings" w:hAnsi="Wingdings" w:hint="default"/>
+        <w:sz w:val="20"/>
+      </w:rPr>
+    </w:lvl>
+    <w:lvl w:ilvl="6" w:tentative="1">
+      <w:start w:val="1"/>
+      <w:numFmt w:val="bullet"/>
+      <w:lvlText w:val=""/>
+      <w:lvlJc w:val="left"/>
+      <w:pPr>
+        <w:tabs>
+          <w:tab w:val="num" w:pos="5040"/>
+        </w:tabs>
+        <w:ind w:left="5040" w:hanging="360"/>
+      </w:pPr>
+      <w:rPr>
+        <w:rFonts w:ascii="Wingdings" w:hAnsi="Wingdings" w:hint="default"/>
+        <w:sz w:val="20"/>
+      </w:rPr>
+    </w:lvl>
+    <w:lvl w:ilvl="7" w:tentative="1">
+      <w:start w:val="1"/>
+      <w:numFmt w:val="bullet"/>
+      <w:lvlText w:val=""/>
+      <w:lvlJc w:val="left"/>
+      <w:pPr>
+        <w:tabs>
+          <w:tab w:val="num" w:pos="5760"/>
+        </w:tabs>
+        <w:ind w:left="5760" w:hanging="360"/>
+      </w:pPr>
+      <w:rPr>
+        <w:rFonts w:ascii="Wingdings" w:hAnsi="Wingdings" w:hint="default"/>
+        <w:sz w:val="20"/>
+      </w:rPr>
+    </w:lvl>
+    <w:lvl w:ilvl="8" w:tentative="1">
+      <w:start w:val="1"/>
+      <w:numFmt w:val="bullet"/>
+      <w:lvlText w:val=""/>
+      <w:lvlJc w:val="left"/>
+      <w:pPr>
+        <w:tabs>
+          <w:tab w:val="num" w:pos="6480"/>
+        </w:tabs>
+        <w:ind w:left="6480" w:hanging="360"/>
+      </w:pPr>
+      <w:rPr>
+        <w:rFonts w:ascii="Wingdings" w:hAnsi="Wingdings" w:hint="default"/>
+        <w:sz w:val="20"/>
+      </w:rPr>
+    </w:lvl>
+  </w:abstractNum>
+  <w:abstractNum w:abstractNumId="10" w15:restartNumberingAfterBreak="0">
+    <w:nsid w:val="70F23B25"/>
+    <w:multiLevelType w:val="hybridMultilevel"/>
+    <w:tmpl w:val="7E00329E"/>
+    <w:lvl w:ilvl="0" w:tplc="080A0001">
+      <w:start w:val="1"/>
+      <w:numFmt w:val="bullet"/>
+      <w:lvlText w:val=""/>
+      <w:lvlJc w:val="left"/>
+      <w:pPr>
+        <w:ind w:left="360" w:hanging="360"/>
+      </w:pPr>
+      <w:rPr>
+        <w:rFonts w:ascii="Symbol" w:hAnsi="Symbol" w:hint="default"/>
+      </w:rPr>
+    </w:lvl>
+    <w:lvl w:ilvl="1" w:tplc="FFFFFFFF" w:tentative="1">
+      <w:start w:val="1"/>
+      <w:numFmt w:val="bullet"/>
+      <w:lvlText w:val="o"/>
+      <w:lvlJc w:val="left"/>
+      <w:pPr>
+        <w:ind w:left="0" w:hanging="360"/>
+      </w:pPr>
+      <w:rPr>
+        <w:rFonts w:ascii="Courier New" w:hAnsi="Courier New" w:cs="Courier New" w:hint="default"/>
+      </w:rPr>
+    </w:lvl>
+    <w:lvl w:ilvl="2" w:tplc="FFFFFFFF" w:tentative="1">
+      <w:start w:val="1"/>
+      <w:numFmt w:val="bullet"/>
+      <w:lvlText w:val=""/>
+      <w:lvlJc w:val="left"/>
+      <w:pPr>
+        <w:ind w:left="720" w:hanging="360"/>
+      </w:pPr>
+      <w:rPr>
+        <w:rFonts w:ascii="Wingdings" w:hAnsi="Wingdings" w:hint="default"/>
+      </w:rPr>
+    </w:lvl>
+    <w:lvl w:ilvl="3" w:tplc="FFFFFFFF" w:tentative="1">
+      <w:start w:val="1"/>
+      <w:numFmt w:val="bullet"/>
+      <w:lvlText w:val=""/>
+      <w:lvlJc w:val="left"/>
+      <w:pPr>
+        <w:ind w:left="1440" w:hanging="360"/>
+      </w:pPr>
+      <w:rPr>
+        <w:rFonts w:ascii="Symbol" w:hAnsi="Symbol" w:hint="default"/>
+      </w:rPr>
+    </w:lvl>
+    <w:lvl w:ilvl="4" w:tplc="FFFFFFFF" w:tentative="1">
+      <w:start w:val="1"/>
+      <w:numFmt w:val="bullet"/>
+      <w:lvlText w:val="o"/>
+      <w:lvlJc w:val="left"/>
+      <w:pPr>
+        <w:ind w:left="2160" w:hanging="360"/>
+      </w:pPr>
+      <w:rPr>
+        <w:rFonts w:ascii="Courier New" w:hAnsi="Courier New" w:cs="Courier New" w:hint="default"/>
+      </w:rPr>
+    </w:lvl>
+    <w:lvl w:ilvl="5" w:tplc="FFFFFFFF" w:tentative="1">
+      <w:start w:val="1"/>
+      <w:numFmt w:val="bullet"/>
+      <w:lvlText w:val=""/>
+      <w:lvlJc w:val="left"/>
+      <w:pPr>
+        <w:ind w:left="2880" w:hanging="360"/>
+      </w:pPr>
+      <w:rPr>
+        <w:rFonts w:ascii="Wingdings" w:hAnsi="Wingdings" w:hint="default"/>
+      </w:rPr>
+    </w:lvl>
+    <w:lvl w:ilvl="6" w:tplc="FFFFFFFF" w:tentative="1">
+      <w:start w:val="1"/>
+      <w:numFmt w:val="bullet"/>
+      <w:lvlText w:val=""/>
+      <w:lvlJc w:val="left"/>
+      <w:pPr>
+        <w:ind w:left="3600" w:hanging="360"/>
+      </w:pPr>
+      <w:rPr>
+        <w:rFonts w:ascii="Symbol" w:hAnsi="Symbol" w:hint="default"/>
+      </w:rPr>
+    </w:lvl>
+    <w:lvl w:ilvl="7" w:tplc="FFFFFFFF" w:tentative="1">
+      <w:start w:val="1"/>
+      <w:numFmt w:val="bullet"/>
+      <w:lvlText w:val="o"/>
+      <w:lvlJc w:val="left"/>
+      <w:pPr>
+        <w:ind w:left="4320" w:hanging="360"/>
+      </w:pPr>
+      <w:rPr>
+        <w:rFonts w:ascii="Courier New" w:hAnsi="Courier New" w:cs="Courier New" w:hint="default"/>
+      </w:rPr>
+    </w:lvl>
+    <w:lvl w:ilvl="8" w:tplc="FFFFFFFF" w:tentative="1">
+      <w:start w:val="1"/>
+      <w:numFmt w:val="bullet"/>
+      <w:lvlText w:val=""/>
+      <w:lvlJc w:val="left"/>
+      <w:pPr>
+        <w:ind w:left="5040" w:hanging="360"/>
+      </w:pPr>
+      <w:rPr>
+        <w:rFonts w:ascii="Wingdings" w:hAnsi="Wingdings" w:hint="default"/>
+      </w:rPr>
+    </w:lvl>
+  </w:abstractNum>
+  <w:abstractNum w:abstractNumId="11" w15:restartNumberingAfterBreak="0">
+    <w:nsid w:val="73CF2156"/>
+    <w:multiLevelType w:val="hybridMultilevel"/>
+    <w:tmpl w:val="55E6CB84"/>
+    <w:lvl w:ilvl="0" w:tplc="080A0001">
+      <w:start w:val="1"/>
+      <w:numFmt w:val="bullet"/>
+      <w:lvlText w:val=""/>
+      <w:lvlJc w:val="left"/>
+      <w:pPr>
+        <w:ind w:left="720" w:hanging="360"/>
+      </w:pPr>
+      <w:rPr>
+        <w:rFonts w:ascii="Symbol" w:hAnsi="Symbol" w:hint="default"/>
       </w:rPr>
     </w:lvl>
     <w:lvl w:ilvl="1" w:tplc="080A0003" w:tentative="1">
@@ -740,33 +6512,65 @@
       </w:rPr>
     </w:lvl>
   </w:abstractNum>
-  <w:num w:numId="1">
+  <w:num w:numId="1" w16cid:durableId="2091851873">
     <w:abstractNumId w:val="1"/>
   </w:num>
-  <w:num w:numId="2">
+  <w:num w:numId="2" w16cid:durableId="1067798024">
     <w:abstractNumId w:val="0"/>
+  </w:num>
+  <w:num w:numId="3" w16cid:durableId="9646852">
+    <w:abstractNumId w:val="3"/>
+  </w:num>
+  <w:num w:numId="4" w16cid:durableId="1724787420">
+    <w:abstractNumId w:val="11"/>
+  </w:num>
+  <w:num w:numId="5" w16cid:durableId="961040457">
+    <w:abstractNumId w:val="5"/>
+  </w:num>
+  <w:num w:numId="6" w16cid:durableId="809057822">
+    <w:abstractNumId w:val="6"/>
+  </w:num>
+  <w:num w:numId="7" w16cid:durableId="954021543">
+    <w:abstractNumId w:val="7"/>
+  </w:num>
+  <w:num w:numId="8" w16cid:durableId="1162044590">
+    <w:abstractNumId w:val="10"/>
+  </w:num>
+  <w:num w:numId="9" w16cid:durableId="596836465">
+    <w:abstractNumId w:val="9"/>
+  </w:num>
+  <w:num w:numId="10" w16cid:durableId="1619751705">
+    <w:abstractNumId w:val="4"/>
+  </w:num>
+  <w:num w:numId="11" w16cid:durableId="306059462">
+    <w:abstractNumId w:val="2"/>
+  </w:num>
+  <w:num w:numId="12" w16cid:durableId="1086465018">
+    <w:abstractNumId w:val="8"/>
   </w:num>
 </w:numbering>
 </file>
 
 <file path=word/styles.xml><?xml version="1.0" encoding="utf-8"?>
-<w:styles xmlns:mc="http://schemas.openxmlformats.org/markup-compatibility/2006" xmlns:r="http://schemas.openxmlformats.org/officeDocument/2006/relationships" xmlns:w="http://schemas.openxmlformats.org/wordprocessingml/2006/main" xmlns:w14="http://schemas.microsoft.com/office/word/2010/wordml" xmlns:w15="http://schemas.microsoft.com/office/word/2012/wordml" mc:Ignorable="w14 w15">
+<w:styles xmlns:mc="http://schemas.openxmlformats.org/markup-compatibility/2006" xmlns:r="http://schemas.openxmlformats.org/officeDocument/2006/relationships" xmlns:w="http://schemas.openxmlformats.org/wordprocessingml/2006/main" xmlns:w14="http://schemas.microsoft.com/office/word/2010/wordml" xmlns:w15="http://schemas.microsoft.com/office/word/2012/wordml" xmlns:w16cex="http://schemas.microsoft.com/office/word/2018/wordml/cex" xmlns:w16cid="http://schemas.microsoft.com/office/word/2016/wordml/cid" xmlns:w16="http://schemas.microsoft.com/office/word/2018/wordml" xmlns:w16du="http://schemas.microsoft.com/office/word/2023/wordml/word16du" xmlns:w16sdtdh="http://schemas.microsoft.com/office/word/2020/wordml/sdtdatahash" xmlns:w16sdtfl="http://schemas.microsoft.com/office/word/2024/wordml/sdtformatlock" xmlns:w16se="http://schemas.microsoft.com/office/word/2015/wordml/symex" mc:Ignorable="w14 w15 w16se w16cid w16 w16cex w16sdtdh w16sdtfl w16du">
   <w:docDefaults>
     <w:rPrDefault>
       <w:rPr>
         <w:rFonts w:asciiTheme="minorHAnsi" w:eastAsiaTheme="minorHAnsi" w:hAnsiTheme="minorHAnsi" w:cstheme="minorBidi"/>
-        <w:sz w:val="22"/>
-        <w:szCs w:val="22"/>
-        <w:lang w:val="es-MX" w:eastAsia="en-US" w:bidi="ar-SA"/>
+        <w:kern w:val="2"/>
+        <w:sz w:val="24"/>
+        <w:szCs w:val="24"/>
+        <w:lang w:val="en-US" w:eastAsia="en-US" w:bidi="ar-SA"/>
+        <w14:ligatures w14:val="standardContextual"/>
       </w:rPr>
     </w:rPrDefault>
     <w:pPrDefault>
       <w:pPr>
-        <w:spacing w:after="160" w:line="259" w:lineRule="auto"/>
+        <w:spacing w:after="160" w:line="278" w:lineRule="auto"/>
       </w:pPr>
     </w:pPrDefault>
   </w:docDefaults>
-  <w:latentStyles w:defLockedState="0" w:defUIPriority="99" w:defSemiHidden="0" w:defUnhideWhenUsed="0" w:defQFormat="0" w:count="371">
+  <w:latentStyles w:defLockedState="0" w:defUIPriority="99" w:defSemiHidden="0" w:defUnhideWhenUsed="0" w:defQFormat="0" w:count="376">
     <w:lsdException w:name="Normal" w:uiPriority="0" w:qFormat="1"/>
     <w:lsdException w:name="heading 1" w:uiPriority="9" w:qFormat="1"/>
     <w:lsdException w:name="heading 2" w:semiHidden="1" w:uiPriority="9" w:unhideWhenUsed="1" w:qFormat="1"/>
@@ -921,7 +6725,7 @@
     <w:lsdException w:name="Table Web 2" w:semiHidden="1" w:unhideWhenUsed="1"/>
     <w:lsdException w:name="Table Web 3" w:semiHidden="1" w:unhideWhenUsed="1"/>
     <w:lsdException w:name="Balloon Text" w:semiHidden="1" w:unhideWhenUsed="1"/>
-    <w:lsdException w:name="Table Grid" w:uiPriority="39"/>
+    <w:lsdException w:name="Table Grid" w:uiPriority="59"/>
     <w:lsdException w:name="Table Theme" w:semiHidden="1" w:unhideWhenUsed="1"/>
     <w:lsdException w:name="Placeholder Text" w:semiHidden="1"/>
     <w:lsdException w:name="No Spacing" w:uiPriority="1" w:qFormat="1"/>
@@ -1138,18 +6942,221 @@
     <w:lsdException w:name="List Table 5 Dark Accent 6" w:uiPriority="50"/>
     <w:lsdException w:name="List Table 6 Colorful Accent 6" w:uiPriority="51"/>
     <w:lsdException w:name="List Table 7 Colorful Accent 6" w:uiPriority="52"/>
+    <w:lsdException w:name="Mention" w:semiHidden="1" w:unhideWhenUsed="1"/>
+    <w:lsdException w:name="Smart Hyperlink" w:semiHidden="1" w:unhideWhenUsed="1"/>
+    <w:lsdException w:name="Hashtag" w:semiHidden="1" w:unhideWhenUsed="1"/>
+    <w:lsdException w:name="Unresolved Mention" w:semiHidden="1" w:unhideWhenUsed="1"/>
+    <w:lsdException w:name="Smart Link" w:semiHidden="1" w:unhideWhenUsed="1"/>
   </w:latentStyles>
   <w:style w:type="paragraph" w:default="1" w:styleId="Normal">
     <w:name w:val="Normal"/>
     <w:qFormat/>
+    <w:rsid w:val="00ED56A2"/>
     <w:rPr>
-      <w:noProof/>
+      <w:lang w:val="es-MX"/>
+    </w:rPr>
+  </w:style>
+  <w:style w:type="paragraph" w:styleId="Ttulo1">
+    <w:name w:val="heading 1"/>
+    <w:basedOn w:val="Normal"/>
+    <w:next w:val="Normal"/>
+    <w:link w:val="Ttulo1Car"/>
+    <w:uiPriority w:val="9"/>
+    <w:qFormat/>
+    <w:rsid w:val="00ED56A2"/>
+    <w:pPr>
+      <w:keepNext/>
+      <w:keepLines/>
+      <w:spacing w:before="360" w:after="80"/>
+      <w:outlineLvl w:val="0"/>
+    </w:pPr>
+    <w:rPr>
+      <w:rFonts w:asciiTheme="majorHAnsi" w:eastAsiaTheme="majorEastAsia" w:hAnsiTheme="majorHAnsi" w:cstheme="majorBidi"/>
+      <w:color w:val="0F4761" w:themeColor="accent1" w:themeShade="BF"/>
+      <w:sz w:val="40"/>
+      <w:szCs w:val="40"/>
+    </w:rPr>
+  </w:style>
+  <w:style w:type="paragraph" w:styleId="Ttulo2">
+    <w:name w:val="heading 2"/>
+    <w:basedOn w:val="Normal"/>
+    <w:next w:val="Normal"/>
+    <w:link w:val="Ttulo2Car"/>
+    <w:uiPriority w:val="9"/>
+    <w:unhideWhenUsed/>
+    <w:qFormat/>
+    <w:rsid w:val="00ED56A2"/>
+    <w:pPr>
+      <w:keepNext/>
+      <w:keepLines/>
+      <w:spacing w:before="160" w:after="80"/>
+      <w:outlineLvl w:val="1"/>
+    </w:pPr>
+    <w:rPr>
+      <w:rFonts w:asciiTheme="majorHAnsi" w:eastAsiaTheme="majorEastAsia" w:hAnsiTheme="majorHAnsi" w:cstheme="majorBidi"/>
+      <w:color w:val="0F4761" w:themeColor="accent1" w:themeShade="BF"/>
+      <w:sz w:val="32"/>
+      <w:szCs w:val="32"/>
+    </w:rPr>
+  </w:style>
+  <w:style w:type="paragraph" w:styleId="Ttulo3">
+    <w:name w:val="heading 3"/>
+    <w:basedOn w:val="Normal"/>
+    <w:next w:val="Normal"/>
+    <w:link w:val="Ttulo3Car"/>
+    <w:uiPriority w:val="9"/>
+    <w:semiHidden/>
+    <w:unhideWhenUsed/>
+    <w:qFormat/>
+    <w:rsid w:val="00ED56A2"/>
+    <w:pPr>
+      <w:keepNext/>
+      <w:keepLines/>
+      <w:spacing w:before="160" w:after="80"/>
+      <w:outlineLvl w:val="2"/>
+    </w:pPr>
+    <w:rPr>
+      <w:rFonts w:eastAsiaTheme="majorEastAsia" w:cstheme="majorBidi"/>
+      <w:color w:val="0F4761" w:themeColor="accent1" w:themeShade="BF"/>
+      <w:sz w:val="28"/>
+      <w:szCs w:val="28"/>
+    </w:rPr>
+  </w:style>
+  <w:style w:type="paragraph" w:styleId="Ttulo4">
+    <w:name w:val="heading 4"/>
+    <w:basedOn w:val="Normal"/>
+    <w:next w:val="Normal"/>
+    <w:link w:val="Ttulo4Car"/>
+    <w:uiPriority w:val="9"/>
+    <w:semiHidden/>
+    <w:unhideWhenUsed/>
+    <w:qFormat/>
+    <w:rsid w:val="00ED56A2"/>
+    <w:pPr>
+      <w:keepNext/>
+      <w:keepLines/>
+      <w:spacing w:before="80" w:after="40"/>
+      <w:outlineLvl w:val="3"/>
+    </w:pPr>
+    <w:rPr>
+      <w:rFonts w:eastAsiaTheme="majorEastAsia" w:cstheme="majorBidi"/>
+      <w:i/>
+      <w:iCs/>
+      <w:color w:val="0F4761" w:themeColor="accent1" w:themeShade="BF"/>
+    </w:rPr>
+  </w:style>
+  <w:style w:type="paragraph" w:styleId="Ttulo5">
+    <w:name w:val="heading 5"/>
+    <w:basedOn w:val="Normal"/>
+    <w:next w:val="Normal"/>
+    <w:link w:val="Ttulo5Car"/>
+    <w:uiPriority w:val="9"/>
+    <w:semiHidden/>
+    <w:unhideWhenUsed/>
+    <w:qFormat/>
+    <w:rsid w:val="00ED56A2"/>
+    <w:pPr>
+      <w:keepNext/>
+      <w:keepLines/>
+      <w:spacing w:before="80" w:after="40"/>
+      <w:outlineLvl w:val="4"/>
+    </w:pPr>
+    <w:rPr>
+      <w:rFonts w:eastAsiaTheme="majorEastAsia" w:cstheme="majorBidi"/>
+      <w:color w:val="0F4761" w:themeColor="accent1" w:themeShade="BF"/>
+    </w:rPr>
+  </w:style>
+  <w:style w:type="paragraph" w:styleId="Ttulo6">
+    <w:name w:val="heading 6"/>
+    <w:basedOn w:val="Normal"/>
+    <w:next w:val="Normal"/>
+    <w:link w:val="Ttulo6Car"/>
+    <w:uiPriority w:val="9"/>
+    <w:semiHidden/>
+    <w:unhideWhenUsed/>
+    <w:qFormat/>
+    <w:rsid w:val="00ED56A2"/>
+    <w:pPr>
+      <w:keepNext/>
+      <w:keepLines/>
+      <w:spacing w:before="40" w:after="0"/>
+      <w:outlineLvl w:val="5"/>
+    </w:pPr>
+    <w:rPr>
+      <w:rFonts w:eastAsiaTheme="majorEastAsia" w:cstheme="majorBidi"/>
+      <w:i/>
+      <w:iCs/>
+      <w:color w:val="595959" w:themeColor="text1" w:themeTint="A6"/>
+    </w:rPr>
+  </w:style>
+  <w:style w:type="paragraph" w:styleId="Ttulo7">
+    <w:name w:val="heading 7"/>
+    <w:basedOn w:val="Normal"/>
+    <w:next w:val="Normal"/>
+    <w:link w:val="Ttulo7Car"/>
+    <w:uiPriority w:val="9"/>
+    <w:semiHidden/>
+    <w:unhideWhenUsed/>
+    <w:qFormat/>
+    <w:rsid w:val="00ED56A2"/>
+    <w:pPr>
+      <w:keepNext/>
+      <w:keepLines/>
+      <w:spacing w:before="40" w:after="0"/>
+      <w:outlineLvl w:val="6"/>
+    </w:pPr>
+    <w:rPr>
+      <w:rFonts w:eastAsiaTheme="majorEastAsia" w:cstheme="majorBidi"/>
+      <w:color w:val="595959" w:themeColor="text1" w:themeTint="A6"/>
+    </w:rPr>
+  </w:style>
+  <w:style w:type="paragraph" w:styleId="Ttulo8">
+    <w:name w:val="heading 8"/>
+    <w:basedOn w:val="Normal"/>
+    <w:next w:val="Normal"/>
+    <w:link w:val="Ttulo8Car"/>
+    <w:uiPriority w:val="9"/>
+    <w:semiHidden/>
+    <w:unhideWhenUsed/>
+    <w:qFormat/>
+    <w:rsid w:val="00ED56A2"/>
+    <w:pPr>
+      <w:keepNext/>
+      <w:keepLines/>
+      <w:spacing w:after="0"/>
+      <w:outlineLvl w:val="7"/>
+    </w:pPr>
+    <w:rPr>
+      <w:rFonts w:eastAsiaTheme="majorEastAsia" w:cstheme="majorBidi"/>
+      <w:i/>
+      <w:iCs/>
+      <w:color w:val="272727" w:themeColor="text1" w:themeTint="D8"/>
+    </w:rPr>
+  </w:style>
+  <w:style w:type="paragraph" w:styleId="Ttulo9">
+    <w:name w:val="heading 9"/>
+    <w:basedOn w:val="Normal"/>
+    <w:next w:val="Normal"/>
+    <w:link w:val="Ttulo9Car"/>
+    <w:uiPriority w:val="9"/>
+    <w:semiHidden/>
+    <w:unhideWhenUsed/>
+    <w:qFormat/>
+    <w:rsid w:val="00ED56A2"/>
+    <w:pPr>
+      <w:keepNext/>
+      <w:keepLines/>
+      <w:spacing w:after="0"/>
+      <w:outlineLvl w:val="8"/>
+    </w:pPr>
+    <w:rPr>
+      <w:rFonts w:eastAsiaTheme="majorEastAsia" w:cstheme="majorBidi"/>
+      <w:color w:val="272727" w:themeColor="text1" w:themeTint="D8"/>
     </w:rPr>
   </w:style>
   <w:style w:type="character" w:default="1" w:styleId="Fuentedeprrafopredeter">
     <w:name w:val="Default Paragraph Font"/>
     <w:uiPriority w:val="1"/>
-    <w:semiHidden/>
     <w:unhideWhenUsed/>
   </w:style>
   <w:style w:type="table" w:default="1" w:styleId="Tablanormal">
@@ -1173,88 +7180,347 @@
     <w:semiHidden/>
     <w:unhideWhenUsed/>
   </w:style>
-  <w:style w:type="paragraph" w:styleId="HTMLconformatoprevio">
-    <w:name w:val="HTML Preformatted"/>
+  <w:style w:type="character" w:customStyle="1" w:styleId="Ttulo1Car">
+    <w:name w:val="Título 1 Car"/>
+    <w:basedOn w:val="Fuentedeprrafopredeter"/>
+    <w:link w:val="Ttulo1"/>
+    <w:uiPriority w:val="9"/>
+    <w:rsid w:val="00ED56A2"/>
+    <w:rPr>
+      <w:rFonts w:asciiTheme="majorHAnsi" w:eastAsiaTheme="majorEastAsia" w:hAnsiTheme="majorHAnsi" w:cstheme="majorBidi"/>
+      <w:color w:val="0F4761" w:themeColor="accent1" w:themeShade="BF"/>
+      <w:sz w:val="40"/>
+      <w:szCs w:val="40"/>
+      <w:lang w:val="es-MX"/>
+    </w:rPr>
+  </w:style>
+  <w:style w:type="character" w:customStyle="1" w:styleId="Ttulo2Car">
+    <w:name w:val="Título 2 Car"/>
+    <w:basedOn w:val="Fuentedeprrafopredeter"/>
+    <w:link w:val="Ttulo2"/>
+    <w:uiPriority w:val="9"/>
+    <w:rsid w:val="00ED56A2"/>
+    <w:rPr>
+      <w:rFonts w:asciiTheme="majorHAnsi" w:eastAsiaTheme="majorEastAsia" w:hAnsiTheme="majorHAnsi" w:cstheme="majorBidi"/>
+      <w:color w:val="0F4761" w:themeColor="accent1" w:themeShade="BF"/>
+      <w:sz w:val="32"/>
+      <w:szCs w:val="32"/>
+      <w:lang w:val="es-MX"/>
+    </w:rPr>
+  </w:style>
+  <w:style w:type="character" w:customStyle="1" w:styleId="Ttulo3Car">
+    <w:name w:val="Título 3 Car"/>
+    <w:basedOn w:val="Fuentedeprrafopredeter"/>
+    <w:link w:val="Ttulo3"/>
+    <w:uiPriority w:val="9"/>
+    <w:semiHidden/>
+    <w:rsid w:val="00ED56A2"/>
+    <w:rPr>
+      <w:rFonts w:eastAsiaTheme="majorEastAsia" w:cstheme="majorBidi"/>
+      <w:color w:val="0F4761" w:themeColor="accent1" w:themeShade="BF"/>
+      <w:sz w:val="28"/>
+      <w:szCs w:val="28"/>
+      <w:lang w:val="es-MX"/>
+    </w:rPr>
+  </w:style>
+  <w:style w:type="character" w:customStyle="1" w:styleId="Ttulo4Car">
+    <w:name w:val="Título 4 Car"/>
+    <w:basedOn w:val="Fuentedeprrafopredeter"/>
+    <w:link w:val="Ttulo4"/>
+    <w:uiPriority w:val="9"/>
+    <w:semiHidden/>
+    <w:rsid w:val="00ED56A2"/>
+    <w:rPr>
+      <w:rFonts w:eastAsiaTheme="majorEastAsia" w:cstheme="majorBidi"/>
+      <w:i/>
+      <w:iCs/>
+      <w:color w:val="0F4761" w:themeColor="accent1" w:themeShade="BF"/>
+      <w:lang w:val="es-MX"/>
+    </w:rPr>
+  </w:style>
+  <w:style w:type="character" w:customStyle="1" w:styleId="Ttulo5Car">
+    <w:name w:val="Título 5 Car"/>
+    <w:basedOn w:val="Fuentedeprrafopredeter"/>
+    <w:link w:val="Ttulo5"/>
+    <w:uiPriority w:val="9"/>
+    <w:semiHidden/>
+    <w:rsid w:val="00ED56A2"/>
+    <w:rPr>
+      <w:rFonts w:eastAsiaTheme="majorEastAsia" w:cstheme="majorBidi"/>
+      <w:color w:val="0F4761" w:themeColor="accent1" w:themeShade="BF"/>
+      <w:lang w:val="es-MX"/>
+    </w:rPr>
+  </w:style>
+  <w:style w:type="character" w:customStyle="1" w:styleId="Ttulo6Car">
+    <w:name w:val="Título 6 Car"/>
+    <w:basedOn w:val="Fuentedeprrafopredeter"/>
+    <w:link w:val="Ttulo6"/>
+    <w:uiPriority w:val="9"/>
+    <w:semiHidden/>
+    <w:rsid w:val="00ED56A2"/>
+    <w:rPr>
+      <w:rFonts w:eastAsiaTheme="majorEastAsia" w:cstheme="majorBidi"/>
+      <w:i/>
+      <w:iCs/>
+      <w:color w:val="595959" w:themeColor="text1" w:themeTint="A6"/>
+      <w:lang w:val="es-MX"/>
+    </w:rPr>
+  </w:style>
+  <w:style w:type="character" w:customStyle="1" w:styleId="Ttulo7Car">
+    <w:name w:val="Título 7 Car"/>
+    <w:basedOn w:val="Fuentedeprrafopredeter"/>
+    <w:link w:val="Ttulo7"/>
+    <w:uiPriority w:val="9"/>
+    <w:semiHidden/>
+    <w:rsid w:val="00ED56A2"/>
+    <w:rPr>
+      <w:rFonts w:eastAsiaTheme="majorEastAsia" w:cstheme="majorBidi"/>
+      <w:color w:val="595959" w:themeColor="text1" w:themeTint="A6"/>
+      <w:lang w:val="es-MX"/>
+    </w:rPr>
+  </w:style>
+  <w:style w:type="character" w:customStyle="1" w:styleId="Ttulo8Car">
+    <w:name w:val="Título 8 Car"/>
+    <w:basedOn w:val="Fuentedeprrafopredeter"/>
+    <w:link w:val="Ttulo8"/>
+    <w:uiPriority w:val="9"/>
+    <w:semiHidden/>
+    <w:rsid w:val="00ED56A2"/>
+    <w:rPr>
+      <w:rFonts w:eastAsiaTheme="majorEastAsia" w:cstheme="majorBidi"/>
+      <w:i/>
+      <w:iCs/>
+      <w:color w:val="272727" w:themeColor="text1" w:themeTint="D8"/>
+      <w:lang w:val="es-MX"/>
+    </w:rPr>
+  </w:style>
+  <w:style w:type="character" w:customStyle="1" w:styleId="Ttulo9Car">
+    <w:name w:val="Título 9 Car"/>
+    <w:basedOn w:val="Fuentedeprrafopredeter"/>
+    <w:link w:val="Ttulo9"/>
+    <w:uiPriority w:val="9"/>
+    <w:semiHidden/>
+    <w:rsid w:val="00ED56A2"/>
+    <w:rPr>
+      <w:rFonts w:eastAsiaTheme="majorEastAsia" w:cstheme="majorBidi"/>
+      <w:color w:val="272727" w:themeColor="text1" w:themeTint="D8"/>
+      <w:lang w:val="es-MX"/>
+    </w:rPr>
+  </w:style>
+  <w:style w:type="paragraph" w:styleId="Ttulo">
+    <w:name w:val="Title"/>
     <w:basedOn w:val="Normal"/>
-    <w:link w:val="HTMLconformatoprevioCar"/>
-    <w:uiPriority w:val="99"/>
-    <w:semiHidden/>
-    <w:unhideWhenUsed/>
-    <w:rsid w:val="006D12B1"/>
+    <w:next w:val="Normal"/>
+    <w:link w:val="TtuloCar"/>
+    <w:uiPriority w:val="10"/>
+    <w:qFormat/>
+    <w:rsid w:val="00ED56A2"/>
     <w:pPr>
-      <w:tabs>
-        <w:tab w:val="left" w:pos="916"/>
-        <w:tab w:val="left" w:pos="1832"/>
-        <w:tab w:val="left" w:pos="2748"/>
-        <w:tab w:val="left" w:pos="3664"/>
-        <w:tab w:val="left" w:pos="4580"/>
-        <w:tab w:val="left" w:pos="5496"/>
-        <w:tab w:val="left" w:pos="6412"/>
-        <w:tab w:val="left" w:pos="7328"/>
-        <w:tab w:val="left" w:pos="8244"/>
-        <w:tab w:val="left" w:pos="9160"/>
-        <w:tab w:val="left" w:pos="10076"/>
-        <w:tab w:val="left" w:pos="10992"/>
-        <w:tab w:val="left" w:pos="11908"/>
-        <w:tab w:val="left" w:pos="12824"/>
-        <w:tab w:val="left" w:pos="13740"/>
-        <w:tab w:val="left" w:pos="14656"/>
-      </w:tabs>
-      <w:spacing w:after="0" w:line="240" w:lineRule="auto"/>
+      <w:spacing w:after="80" w:line="240" w:lineRule="auto"/>
+      <w:contextualSpacing/>
     </w:pPr>
     <w:rPr>
-      <w:rFonts w:ascii="Courier New" w:eastAsia="Times New Roman" w:hAnsi="Courier New" w:cs="Courier New"/>
-      <w:noProof w:val="0"/>
-      <w:sz w:val="20"/>
-      <w:szCs w:val="20"/>
-      <w:lang w:eastAsia="es-MX"/>
+      <w:rFonts w:asciiTheme="majorHAnsi" w:eastAsiaTheme="majorEastAsia" w:hAnsiTheme="majorHAnsi" w:cstheme="majorBidi"/>
+      <w:spacing w:val="-10"/>
+      <w:kern w:val="28"/>
+      <w:sz w:val="56"/>
+      <w:szCs w:val="56"/>
     </w:rPr>
   </w:style>
-  <w:style w:type="character" w:customStyle="1" w:styleId="HTMLconformatoprevioCar">
-    <w:name w:val="HTML con formato previo Car"/>
+  <w:style w:type="character" w:customStyle="1" w:styleId="TtuloCar">
+    <w:name w:val="Título Car"/>
     <w:basedOn w:val="Fuentedeprrafopredeter"/>
-    <w:link w:val="HTMLconformatoprevio"/>
-    <w:uiPriority w:val="99"/>
-    <w:semiHidden/>
-    <w:rsid w:val="006D12B1"/>
+    <w:link w:val="Ttulo"/>
+    <w:uiPriority w:val="10"/>
+    <w:rsid w:val="00ED56A2"/>
     <w:rPr>
-      <w:rFonts w:ascii="Courier New" w:eastAsia="Times New Roman" w:hAnsi="Courier New" w:cs="Courier New"/>
-      <w:sz w:val="20"/>
-      <w:szCs w:val="20"/>
-      <w:lang w:eastAsia="es-MX"/>
+      <w:rFonts w:asciiTheme="majorHAnsi" w:eastAsiaTheme="majorEastAsia" w:hAnsiTheme="majorHAnsi" w:cstheme="majorBidi"/>
+      <w:spacing w:val="-10"/>
+      <w:kern w:val="28"/>
+      <w:sz w:val="56"/>
+      <w:szCs w:val="56"/>
+      <w:lang w:val="es-MX"/>
     </w:rPr>
   </w:style>
-  <w:style w:type="character" w:customStyle="1" w:styleId="gnj4oy0ccac">
-    <w:name w:val="gnj4oy0ccac"/>
+  <w:style w:type="paragraph" w:styleId="Subttulo">
+    <w:name w:val="Subtitle"/>
+    <w:basedOn w:val="Normal"/>
+    <w:next w:val="Normal"/>
+    <w:link w:val="SubttuloCar"/>
+    <w:uiPriority w:val="11"/>
+    <w:qFormat/>
+    <w:rsid w:val="00ED56A2"/>
+    <w:pPr>
+      <w:numPr>
+        <w:ilvl w:val="1"/>
+      </w:numPr>
+    </w:pPr>
+    <w:rPr>
+      <w:rFonts w:eastAsiaTheme="majorEastAsia" w:cstheme="majorBidi"/>
+      <w:color w:val="595959" w:themeColor="text1" w:themeTint="A6"/>
+      <w:spacing w:val="15"/>
+      <w:sz w:val="28"/>
+      <w:szCs w:val="28"/>
+    </w:rPr>
+  </w:style>
+  <w:style w:type="character" w:customStyle="1" w:styleId="SubttuloCar">
+    <w:name w:val="Subtítulo Car"/>
     <w:basedOn w:val="Fuentedeprrafopredeter"/>
-    <w:rsid w:val="006D12B1"/>
+    <w:link w:val="Subttulo"/>
+    <w:uiPriority w:val="11"/>
+    <w:rsid w:val="00ED56A2"/>
+    <w:rPr>
+      <w:rFonts w:eastAsiaTheme="majorEastAsia" w:cstheme="majorBidi"/>
+      <w:color w:val="595959" w:themeColor="text1" w:themeTint="A6"/>
+      <w:spacing w:val="15"/>
+      <w:sz w:val="28"/>
+      <w:szCs w:val="28"/>
+      <w:lang w:val="es-MX"/>
+    </w:rPr>
   </w:style>
-  <w:style w:type="character" w:customStyle="1" w:styleId="gnj4oy0ca5b">
-    <w:name w:val="gnj4oy0ca5b"/>
+  <w:style w:type="paragraph" w:styleId="Cita">
+    <w:name w:val="Quote"/>
+    <w:basedOn w:val="Normal"/>
+    <w:next w:val="Normal"/>
+    <w:link w:val="CitaCar"/>
+    <w:uiPriority w:val="29"/>
+    <w:qFormat/>
+    <w:rsid w:val="00ED56A2"/>
+    <w:pPr>
+      <w:spacing w:before="160"/>
+      <w:jc w:val="center"/>
+    </w:pPr>
+    <w:rPr>
+      <w:i/>
+      <w:iCs/>
+      <w:color w:val="404040" w:themeColor="text1" w:themeTint="BF"/>
+    </w:rPr>
+  </w:style>
+  <w:style w:type="character" w:customStyle="1" w:styleId="CitaCar">
+    <w:name w:val="Cita Car"/>
     <w:basedOn w:val="Fuentedeprrafopredeter"/>
-    <w:rsid w:val="006D12B1"/>
-  </w:style>
-  <w:style w:type="character" w:customStyle="1" w:styleId="gnj4oy0ck5b">
-    <w:name w:val="gnj4oy0ck5b"/>
-    <w:basedOn w:val="Fuentedeprrafopredeter"/>
-    <w:rsid w:val="002D20AF"/>
+    <w:link w:val="Cita"/>
+    <w:uiPriority w:val="29"/>
+    <w:rsid w:val="00ED56A2"/>
+    <w:rPr>
+      <w:i/>
+      <w:iCs/>
+      <w:color w:val="404040" w:themeColor="text1" w:themeTint="BF"/>
+      <w:lang w:val="es-MX"/>
+    </w:rPr>
   </w:style>
   <w:style w:type="paragraph" w:styleId="Prrafodelista">
     <w:name w:val="List Paragraph"/>
     <w:basedOn w:val="Normal"/>
     <w:uiPriority w:val="34"/>
     <w:qFormat/>
-    <w:rsid w:val="002C37E3"/>
+    <w:rsid w:val="00ED56A2"/>
     <w:pPr>
       <w:ind w:left="720"/>
       <w:contextualSpacing/>
     </w:pPr>
   </w:style>
+  <w:style w:type="character" w:styleId="nfasisintenso">
+    <w:name w:val="Intense Emphasis"/>
+    <w:basedOn w:val="Fuentedeprrafopredeter"/>
+    <w:uiPriority w:val="21"/>
+    <w:qFormat/>
+    <w:rsid w:val="00ED56A2"/>
+    <w:rPr>
+      <w:i/>
+      <w:iCs/>
+      <w:color w:val="0F4761" w:themeColor="accent1" w:themeShade="BF"/>
+    </w:rPr>
+  </w:style>
+  <w:style w:type="paragraph" w:styleId="Citadestacada">
+    <w:name w:val="Intense Quote"/>
+    <w:basedOn w:val="Normal"/>
+    <w:next w:val="Normal"/>
+    <w:link w:val="CitadestacadaCar"/>
+    <w:uiPriority w:val="30"/>
+    <w:qFormat/>
+    <w:rsid w:val="00ED56A2"/>
+    <w:pPr>
+      <w:pBdr>
+        <w:top w:val="single" w:sz="4" w:space="10" w:color="0F4761" w:themeColor="accent1" w:themeShade="BF"/>
+        <w:bottom w:val="single" w:sz="4" w:space="10" w:color="0F4761" w:themeColor="accent1" w:themeShade="BF"/>
+      </w:pBdr>
+      <w:spacing w:before="360" w:after="360"/>
+      <w:ind w:left="864" w:right="864"/>
+      <w:jc w:val="center"/>
+    </w:pPr>
+    <w:rPr>
+      <w:i/>
+      <w:iCs/>
+      <w:color w:val="0F4761" w:themeColor="accent1" w:themeShade="BF"/>
+    </w:rPr>
+  </w:style>
+  <w:style w:type="character" w:customStyle="1" w:styleId="CitadestacadaCar">
+    <w:name w:val="Cita destacada Car"/>
+    <w:basedOn w:val="Fuentedeprrafopredeter"/>
+    <w:link w:val="Citadestacada"/>
+    <w:uiPriority w:val="30"/>
+    <w:rsid w:val="00ED56A2"/>
+    <w:rPr>
+      <w:i/>
+      <w:iCs/>
+      <w:color w:val="0F4761" w:themeColor="accent1" w:themeShade="BF"/>
+      <w:lang w:val="es-MX"/>
+    </w:rPr>
+  </w:style>
+  <w:style w:type="character" w:styleId="Referenciaintensa">
+    <w:name w:val="Intense Reference"/>
+    <w:basedOn w:val="Fuentedeprrafopredeter"/>
+    <w:uiPriority w:val="32"/>
+    <w:qFormat/>
+    <w:rsid w:val="00ED56A2"/>
+    <w:rPr>
+      <w:b/>
+      <w:bCs/>
+      <w:smallCaps/>
+      <w:color w:val="0F4761" w:themeColor="accent1" w:themeShade="BF"/>
+      <w:spacing w:val="5"/>
+    </w:rPr>
+  </w:style>
+  <w:style w:type="table" w:styleId="Tablaconcuadrcula">
+    <w:name w:val="Table Grid"/>
+    <w:basedOn w:val="Tablanormal"/>
+    <w:uiPriority w:val="59"/>
+    <w:rsid w:val="00ED56A2"/>
+    <w:pPr>
+      <w:spacing w:after="0" w:line="240" w:lineRule="auto"/>
+    </w:pPr>
+    <w:rPr>
+      <w:rFonts w:eastAsiaTheme="minorEastAsia"/>
+      <w:lang w:val="es-US" w:eastAsia="es-ES"/>
+    </w:rPr>
+    <w:tblPr>
+      <w:tblBorders>
+        <w:top w:val="single" w:sz="4" w:space="0" w:color="000000" w:themeColor="text1"/>
+        <w:left w:val="single" w:sz="4" w:space="0" w:color="000000" w:themeColor="text1"/>
+        <w:bottom w:val="single" w:sz="4" w:space="0" w:color="000000" w:themeColor="text1"/>
+        <w:right w:val="single" w:sz="4" w:space="0" w:color="000000" w:themeColor="text1"/>
+        <w:insideH w:val="single" w:sz="4" w:space="0" w:color="000000" w:themeColor="text1"/>
+        <w:insideV w:val="single" w:sz="4" w:space="0" w:color="000000" w:themeColor="text1"/>
+      </w:tblBorders>
+    </w:tblPr>
+  </w:style>
+  <w:style w:type="paragraph" w:styleId="NormalWeb">
+    <w:name w:val="Normal (Web)"/>
+    <w:basedOn w:val="Normal"/>
+    <w:uiPriority w:val="99"/>
+    <w:semiHidden/>
+    <w:unhideWhenUsed/>
+    <w:rsid w:val="00172B23"/>
+    <w:rPr>
+      <w:rFonts w:ascii="Times New Roman" w:hAnsi="Times New Roman" w:cs="Times New Roman"/>
+    </w:rPr>
+  </w:style>
 </w:styles>
 </file>
 
 <file path=word/theme/theme1.xml><?xml version="1.0" encoding="utf-8"?>
-<a:theme xmlns:a="http://schemas.openxmlformats.org/drawingml/2006/main" name="Tema de Office">
+<a:theme xmlns:a="http://schemas.openxmlformats.org/drawingml/2006/main" name="Office Theme">
   <a:themeElements>
     <a:clrScheme name="Office">
       <a:dk1>
@@ -1264,44 +7530,44 @@
         <a:sysClr val="window" lastClr="FFFFFF"/>
       </a:lt1>
       <a:dk2>
-        <a:srgbClr val="44546A"/>
+        <a:srgbClr val="0E2841"/>
       </a:dk2>
       <a:lt2>
-        <a:srgbClr val="E7E6E6"/>
+        <a:srgbClr val="E8E8E8"/>
       </a:lt2>
       <a:accent1>
-        <a:srgbClr val="5B9BD5"/>
+        <a:srgbClr val="156082"/>
       </a:accent1>
       <a:accent2>
-        <a:srgbClr val="ED7D31"/>
+        <a:srgbClr val="E97132"/>
       </a:accent2>
       <a:accent3>
-        <a:srgbClr val="A5A5A5"/>
+        <a:srgbClr val="196B24"/>
       </a:accent3>
       <a:accent4>
-        <a:srgbClr val="FFC000"/>
+        <a:srgbClr val="0F9ED5"/>
       </a:accent4>
       <a:accent5>
-        <a:srgbClr val="4472C4"/>
+        <a:srgbClr val="A02B93"/>
       </a:accent5>
       <a:accent6>
-        <a:srgbClr val="70AD47"/>
+        <a:srgbClr val="4EA72E"/>
       </a:accent6>
       <a:hlink>
-        <a:srgbClr val="0563C1"/>
+        <a:srgbClr val="467886"/>
       </a:hlink>
       <a:folHlink>
-        <a:srgbClr val="954F72"/>
+        <a:srgbClr val="96607D"/>
       </a:folHlink>
     </a:clrScheme>
     <a:fontScheme name="Office">
       <a:majorFont>
-        <a:latin typeface="Calibri Light" panose="020F0302020204030204"/>
+        <a:latin typeface="Aptos Display" panose="02110004020202020204"/>
         <a:ea typeface=""/>
         <a:cs typeface=""/>
-        <a:font script="Jpan" typeface="ＭＳ ゴシック"/>
+        <a:font script="Jpan" typeface="游ゴシック Light"/>
         <a:font script="Hang" typeface="맑은 고딕"/>
-        <a:font script="Hans" typeface="宋体"/>
+        <a:font script="Hans" typeface="等线 Light"/>
         <a:font script="Hant" typeface="新細明體"/>
         <a:font script="Arab" typeface="Times New Roman"/>
         <a:font script="Hebr" typeface="Times New Roman"/>
@@ -1329,14 +7595,31 @@
         <a:font script="Viet" typeface="Times New Roman"/>
         <a:font script="Uigh" typeface="Microsoft Uighur"/>
         <a:font script="Geor" typeface="Sylfaen"/>
+        <a:font script="Armn" typeface="Arial"/>
+        <a:font script="Bugi" typeface="Leelawadee UI"/>
+        <a:font script="Bopo" typeface="Microsoft JhengHei"/>
+        <a:font script="Java" typeface="Javanese Text"/>
+        <a:font script="Lisu" typeface="Segoe UI"/>
+        <a:font script="Mymr" typeface="Myanmar Text"/>
+        <a:font script="Nkoo" typeface="Ebrima"/>
+        <a:font script="Olck" typeface="Nirmala UI"/>
+        <a:font script="Osma" typeface="Ebrima"/>
+        <a:font script="Phag" typeface="Phagspa"/>
+        <a:font script="Syrn" typeface="Estrangelo Edessa"/>
+        <a:font script="Syrj" typeface="Estrangelo Edessa"/>
+        <a:font script="Syre" typeface="Estrangelo Edessa"/>
+        <a:font script="Sora" typeface="Nirmala UI"/>
+        <a:font script="Tale" typeface="Microsoft Tai Le"/>
+        <a:font script="Talu" typeface="Microsoft New Tai Lue"/>
+        <a:font script="Tfng" typeface="Ebrima"/>
       </a:majorFont>
       <a:minorFont>
-        <a:latin typeface="Calibri" panose="020F0502020204030204"/>
+        <a:latin typeface="Aptos" panose="02110004020202020204"/>
         <a:ea typeface=""/>
         <a:cs typeface=""/>
-        <a:font script="Jpan" typeface="ＭＳ 明朝"/>
+        <a:font script="Jpan" typeface="游ゴシック"/>
         <a:font script="Hang" typeface="맑은 고딕"/>
-        <a:font script="Hans" typeface="宋体"/>
+        <a:font script="Hans" typeface="等线"/>
         <a:font script="Hant" typeface="新細明體"/>
         <a:font script="Arab" typeface="Arial"/>
         <a:font script="Hebr" typeface="Arial"/>
@@ -1364,6 +7647,23 @@
         <a:font script="Viet" typeface="Arial"/>
         <a:font script="Uigh" typeface="Microsoft Uighur"/>
         <a:font script="Geor" typeface="Sylfaen"/>
+        <a:font script="Armn" typeface="Arial"/>
+        <a:font script="Bugi" typeface="Leelawadee UI"/>
+        <a:font script="Bopo" typeface="Microsoft JhengHei"/>
+        <a:font script="Java" typeface="Javanese Text"/>
+        <a:font script="Lisu" typeface="Segoe UI"/>
+        <a:font script="Mymr" typeface="Myanmar Text"/>
+        <a:font script="Nkoo" typeface="Ebrima"/>
+        <a:font script="Olck" typeface="Nirmala UI"/>
+        <a:font script="Osma" typeface="Ebrima"/>
+        <a:font script="Phag" typeface="Phagspa"/>
+        <a:font script="Syrn" typeface="Estrangelo Edessa"/>
+        <a:font script="Syrj" typeface="Estrangelo Edessa"/>
+        <a:font script="Syre" typeface="Estrangelo Edessa"/>
+        <a:font script="Sora" typeface="Nirmala UI"/>
+        <a:font script="Tale" typeface="Microsoft Tai Le"/>
+        <a:font script="Talu" typeface="Microsoft New Tai Lue"/>
+        <a:font script="Tfng" typeface="Ebrima"/>
       </a:minorFont>
     </a:fontScheme>
     <a:fmtScheme name="Office">

--- a/Minería de datos/Practica 1/Práctica 1.docx
+++ b/Minería de datos/Practica 1/Práctica 1.docx
@@ -4,34 +4,1042 @@
   <w:body>
     <w:p>
       <w:pPr>
-        <w:spacing w:after="200" w:line="276" w:lineRule="auto"/>
-        <w:ind w:right="-270"/>
-        <w:jc w:val="center"/>
-        <w:rPr>
-          <w:rFonts w:ascii="Aptos" w:eastAsia="Aptos" w:hAnsi="Aptos" w:cs="Aptos"/>
+        <w:rPr>
+          <w:rFonts w:ascii="Arial" w:hAnsi="Arial" w:cs="Arial"/>
           <w:b/>
-          <w:bCs/>
-          <w:sz w:val="28"/>
-          <w:szCs w:val="28"/>
+          <w:color w:val="C00000"/>
+          <w:sz w:val="36"/>
         </w:rPr>
       </w:pPr>
       <w:r>
         <w:rPr>
           <w:noProof/>
+          <w:lang w:eastAsia="es-MX"/>
+        </w:rPr>
+        <mc:AlternateContent>
+          <mc:Choice Requires="wps">
+            <w:drawing>
+              <wp:anchor distT="45720" distB="45720" distL="114300" distR="114300" simplePos="0" relativeHeight="251679744" behindDoc="0" locked="0" layoutInCell="1" allowOverlap="1" wp14:anchorId="4DE9F267" wp14:editId="23053AAD">
+                <wp:simplePos x="0" y="0"/>
+                <wp:positionH relativeFrom="margin">
+                  <wp:align>center</wp:align>
+                </wp:positionH>
+                <wp:positionV relativeFrom="paragraph">
+                  <wp:posOffset>8228965</wp:posOffset>
+                </wp:positionV>
+                <wp:extent cx="3093720" cy="411480"/>
+                <wp:effectExtent l="0" t="0" r="0" b="0"/>
+                <wp:wrapNone/>
+                <wp:docPr id="2" name="Cuadro de texto 2"/>
+                <wp:cNvGraphicFramePr>
+                  <a:graphicFrameLocks xmlns:a="http://schemas.openxmlformats.org/drawingml/2006/main"/>
+                </wp:cNvGraphicFramePr>
+                <a:graphic xmlns:a="http://schemas.openxmlformats.org/drawingml/2006/main">
+                  <a:graphicData uri="http://schemas.microsoft.com/office/word/2010/wordprocessingShape">
+                    <wps:wsp>
+                      <wps:cNvSpPr txBox="1">
+                        <a:spLocks noChangeArrowheads="1"/>
+                      </wps:cNvSpPr>
+                      <wps:spPr bwMode="auto">
+                        <a:xfrm>
+                          <a:off x="0" y="0"/>
+                          <a:ext cx="3093720" cy="411480"/>
+                        </a:xfrm>
+                        <a:prstGeom prst="rect">
+                          <a:avLst/>
+                        </a:prstGeom>
+                        <a:noFill/>
+                        <a:ln w="9525">
+                          <a:noFill/>
+                          <a:miter lim="800000"/>
+                          <a:headEnd/>
+                          <a:tailEnd/>
+                        </a:ln>
+                      </wps:spPr>
+                      <wps:txbx>
+                        <w:txbxContent>
+                          <w:p>
+                            <w:pPr>
+                              <w:rPr>
+                                <w:rFonts w:ascii="Bahnschrift Light" w:hAnsi="Bahnschrift Light" w:cs="Arial"/>
+                                <w:sz w:val="36"/>
+                                <w:szCs w:val="28"/>
+                              </w:rPr>
+                            </w:pPr>
+                            <w:r>
+                              <w:rPr>
+                                <w:rFonts w:ascii="Bahnschrift Light" w:hAnsi="Bahnschrift Light" w:cs="Arial"/>
+                                <w:b/>
+                                <w:bCs/>
+                                <w:sz w:val="36"/>
+                                <w:szCs w:val="28"/>
+                              </w:rPr>
+                              <w:t>Periodo</w:t>
+                            </w:r>
+                            <w:r>
+                              <w:rPr>
+                                <w:rFonts w:ascii="Bahnschrift Light" w:hAnsi="Bahnschrift Light" w:cs="Arial"/>
+                                <w:sz w:val="36"/>
+                                <w:szCs w:val="28"/>
+                              </w:rPr>
+                              <w:t xml:space="preserve"> Enero – </w:t>
+                            </w:r>
+                            <w:proofErr w:type="gramStart"/>
+                            <w:r>
+                              <w:rPr>
+                                <w:rFonts w:ascii="Bahnschrift Light" w:hAnsi="Bahnschrift Light" w:cs="Arial"/>
+                                <w:sz w:val="36"/>
+                                <w:szCs w:val="28"/>
+                              </w:rPr>
+                              <w:t>Junio</w:t>
+                            </w:r>
+                            <w:proofErr w:type="gramEnd"/>
+                            <w:r>
+                              <w:rPr>
+                                <w:rFonts w:ascii="Bahnschrift Light" w:hAnsi="Bahnschrift Light" w:cs="Arial"/>
+                                <w:sz w:val="36"/>
+                                <w:szCs w:val="28"/>
+                              </w:rPr>
+                              <w:t xml:space="preserve"> 2026</w:t>
+                            </w:r>
+                          </w:p>
+                        </w:txbxContent>
+                      </wps:txbx>
+                      <wps:bodyPr rot="0" vert="horz" wrap="square" lIns="91440" tIns="45720" rIns="91440" bIns="45720" anchor="t" anchorCtr="0">
+                        <a:noAutofit/>
+                      </wps:bodyPr>
+                    </wps:wsp>
+                  </a:graphicData>
+                </a:graphic>
+                <wp14:sizeRelH relativeFrom="margin">
+                  <wp14:pctWidth>0</wp14:pctWidth>
+                </wp14:sizeRelH>
+                <wp14:sizeRelV relativeFrom="margin">
+                  <wp14:pctHeight>0</wp14:pctHeight>
+                </wp14:sizeRelV>
+              </wp:anchor>
+            </w:drawing>
+          </mc:Choice>
+          <mc:Fallback>
+            <w:pict>
+              <v:shapetype w14:anchorId="4DE9F267" id="_x0000_t202" coordsize="21600,21600" o:spt="202" path="m,l,21600r21600,l21600,xe">
+                <v:stroke joinstyle="miter"/>
+                <v:path gradientshapeok="t" o:connecttype="rect"/>
+              </v:shapetype>
+              <v:shape id="Cuadro de texto 2" o:spid="_x0000_s1026" type="#_x0000_t202" style="position:absolute;margin-left:0;margin-top:647.95pt;width:243.6pt;height:32.4pt;z-index:251679744;visibility:visible;mso-wrap-style:square;mso-width-percent:0;mso-height-percent:0;mso-wrap-distance-left:9pt;mso-wrap-distance-top:3.6pt;mso-wrap-distance-right:9pt;mso-wrap-distance-bottom:3.6pt;mso-position-horizontal:center;mso-position-horizontal-relative:margin;mso-position-vertical:absolute;mso-position-vertical-relative:text;mso-width-percent:0;mso-height-percent:0;mso-width-relative:margin;mso-height-relative:margin;v-text-anchor:top" o:gfxdata="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" filled="f" stroked="f">
+                <v:textbox>
+                  <w:txbxContent>
+                    <w:p>
+                      <w:pPr>
+                        <w:rPr>
+                          <w:rFonts w:ascii="Bahnschrift Light" w:hAnsi="Bahnschrift Light" w:cs="Arial"/>
+                          <w:sz w:val="36"/>
+                          <w:szCs w:val="28"/>
+                        </w:rPr>
+                      </w:pPr>
+                      <w:r>
+                        <w:rPr>
+                          <w:rFonts w:ascii="Bahnschrift Light" w:hAnsi="Bahnschrift Light" w:cs="Arial"/>
+                          <w:b/>
+                          <w:bCs/>
+                          <w:sz w:val="36"/>
+                          <w:szCs w:val="28"/>
+                        </w:rPr>
+                        <w:t>Periodo</w:t>
+                      </w:r>
+                      <w:r>
+                        <w:rPr>
+                          <w:rFonts w:ascii="Bahnschrift Light" w:hAnsi="Bahnschrift Light" w:cs="Arial"/>
+                          <w:sz w:val="36"/>
+                          <w:szCs w:val="28"/>
+                        </w:rPr>
+                        <w:t xml:space="preserve"> Enero – </w:t>
+                      </w:r>
+                      <w:proofErr w:type="gramStart"/>
+                      <w:r>
+                        <w:rPr>
+                          <w:rFonts w:ascii="Bahnschrift Light" w:hAnsi="Bahnschrift Light" w:cs="Arial"/>
+                          <w:sz w:val="36"/>
+                          <w:szCs w:val="28"/>
+                        </w:rPr>
+                        <w:t>Junio</w:t>
+                      </w:r>
+                      <w:proofErr w:type="gramEnd"/>
+                      <w:r>
+                        <w:rPr>
+                          <w:rFonts w:ascii="Bahnschrift Light" w:hAnsi="Bahnschrift Light" w:cs="Arial"/>
+                          <w:sz w:val="36"/>
+                          <w:szCs w:val="28"/>
+                        </w:rPr>
+                        <w:t xml:space="preserve"> 2026</w:t>
+                      </w:r>
+                    </w:p>
+                  </w:txbxContent>
+                </v:textbox>
+                <w10:wrap anchorx="margin"/>
+              </v:shape>
+            </w:pict>
+          </mc:Fallback>
+        </mc:AlternateContent>
+      </w:r>
+      <w:r>
+        <w:rPr>
+          <w:noProof/>
+          <w:lang w:eastAsia="es-MX"/>
+        </w:rPr>
+        <mc:AlternateContent>
+          <mc:Choice Requires="wps">
+            <w:drawing>
+              <wp:anchor distT="45720" distB="45720" distL="114300" distR="114300" simplePos="0" relativeHeight="251673600" behindDoc="0" locked="0" layoutInCell="1" allowOverlap="1" wp14:anchorId="1AA8CFD9" wp14:editId="593A78DE">
+                <wp:simplePos x="0" y="0"/>
+                <wp:positionH relativeFrom="margin">
+                  <wp:posOffset>913130</wp:posOffset>
+                </wp:positionH>
+                <wp:positionV relativeFrom="paragraph">
+                  <wp:posOffset>2237831</wp:posOffset>
+                </wp:positionV>
+                <wp:extent cx="4385310" cy="575310"/>
+                <wp:effectExtent l="0" t="0" r="0" b="0"/>
+                <wp:wrapSquare wrapText="bothSides"/>
+                <wp:docPr id="20" name="Cuadro de texto 2"/>
+                <wp:cNvGraphicFramePr>
+                  <a:graphicFrameLocks xmlns:a="http://schemas.openxmlformats.org/drawingml/2006/main"/>
+                </wp:cNvGraphicFramePr>
+                <a:graphic xmlns:a="http://schemas.openxmlformats.org/drawingml/2006/main">
+                  <a:graphicData uri="http://schemas.microsoft.com/office/word/2010/wordprocessingShape">
+                    <wps:wsp>
+                      <wps:cNvSpPr txBox="1">
+                        <a:spLocks noChangeArrowheads="1"/>
+                      </wps:cNvSpPr>
+                      <wps:spPr bwMode="auto">
+                        <a:xfrm>
+                          <a:off x="0" y="0"/>
+                          <a:ext cx="4385310" cy="575310"/>
+                        </a:xfrm>
+                        <a:prstGeom prst="rect">
+                          <a:avLst/>
+                        </a:prstGeom>
+                        <a:noFill/>
+                        <a:ln w="9525">
+                          <a:noFill/>
+                          <a:miter lim="800000"/>
+                          <a:headEnd/>
+                          <a:tailEnd/>
+                        </a:ln>
+                      </wps:spPr>
+                      <wps:txbx>
+                        <w:txbxContent>
+                          <w:p>
+                            <w:pPr>
+                              <w:jc w:val="center"/>
+                              <w:rPr>
+                                <w:rFonts w:ascii="Arial" w:hAnsi="Arial" w:cs="Arial"/>
+                                <w:b/>
+                                <w:color w:val="FF0000"/>
+                                <w:sz w:val="40"/>
+                                <w:szCs w:val="36"/>
+                              </w:rPr>
+                            </w:pPr>
+                            <w:r>
+                              <w:rPr>
+                                <w:rFonts w:ascii="Arial" w:hAnsi="Arial" w:cs="Arial"/>
+                                <w:b/>
+                                <w:color w:val="FF0000"/>
+                                <w:sz w:val="40"/>
+                                <w:szCs w:val="36"/>
+                              </w:rPr>
+                              <w:t>Nombre Actividad</w:t>
+                            </w:r>
+                          </w:p>
+                        </w:txbxContent>
+                      </wps:txbx>
+                      <wps:bodyPr rot="0" vert="horz" wrap="square" lIns="91440" tIns="45720" rIns="91440" bIns="45720" anchor="t" anchorCtr="0">
+                        <a:noAutofit/>
+                      </wps:bodyPr>
+                    </wps:wsp>
+                  </a:graphicData>
+                </a:graphic>
+                <wp14:sizeRelH relativeFrom="margin">
+                  <wp14:pctWidth>0</wp14:pctWidth>
+                </wp14:sizeRelH>
+                <wp14:sizeRelV relativeFrom="margin">
+                  <wp14:pctHeight>0</wp14:pctHeight>
+                </wp14:sizeRelV>
+              </wp:anchor>
+            </w:drawing>
+          </mc:Choice>
+          <mc:Fallback>
+            <w:pict>
+              <v:shape w14:anchorId="1AA8CFD9" id="_x0000_s1027" type="#_x0000_t202" style="position:absolute;margin-left:71.9pt;margin-top:176.2pt;width:345.3pt;height:45.3pt;z-index:251673600;visibility:visible;mso-wrap-style:square;mso-width-percent:0;mso-height-percent:0;mso-wrap-distance-left:9pt;mso-wrap-distance-top:3.6pt;mso-wrap-distance-right:9pt;mso-wrap-distance-bottom:3.6pt;mso-position-horizontal:absolute;mso-position-horizontal-relative:margin;mso-position-vertical:absolute;mso-position-vertical-relative:text;mso-width-percent:0;mso-height-percent:0;mso-width-relative:margin;mso-height-relative:margin;v-text-anchor:top" o:gfxdata="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" filled="f" stroked="f">
+                <v:textbox>
+                  <w:txbxContent>
+                    <w:p>
+                      <w:pPr>
+                        <w:jc w:val="center"/>
+                        <w:rPr>
+                          <w:rFonts w:ascii="Arial" w:hAnsi="Arial" w:cs="Arial"/>
+                          <w:b/>
+                          <w:color w:val="FF0000"/>
+                          <w:sz w:val="40"/>
+                          <w:szCs w:val="36"/>
+                        </w:rPr>
+                      </w:pPr>
+                      <w:r>
+                        <w:rPr>
+                          <w:rFonts w:ascii="Arial" w:hAnsi="Arial" w:cs="Arial"/>
+                          <w:b/>
+                          <w:color w:val="FF0000"/>
+                          <w:sz w:val="40"/>
+                          <w:szCs w:val="36"/>
+                        </w:rPr>
+                        <w:t>Nombre Actividad</w:t>
+                      </w:r>
+                    </w:p>
+                  </w:txbxContent>
+                </v:textbox>
+                <w10:wrap type="square" anchorx="margin"/>
+              </v:shape>
+            </w:pict>
+          </mc:Fallback>
+        </mc:AlternateContent>
+      </w:r>
+      <w:r>
+        <w:rPr>
+          <w:noProof/>
+          <w:lang w:eastAsia="es-MX"/>
+        </w:rPr>
+        <mc:AlternateContent>
+          <mc:Choice Requires="wps">
+            <w:drawing>
+              <wp:anchor distT="45720" distB="45720" distL="114300" distR="114300" simplePos="0" relativeHeight="251674624" behindDoc="0" locked="0" layoutInCell="1" allowOverlap="1" wp14:anchorId="333BCFF7" wp14:editId="18A5FF1D">
+                <wp:simplePos x="0" y="0"/>
+                <wp:positionH relativeFrom="margin">
+                  <wp:posOffset>857885</wp:posOffset>
+                </wp:positionH>
+                <wp:positionV relativeFrom="paragraph">
+                  <wp:posOffset>2624364</wp:posOffset>
+                </wp:positionV>
+                <wp:extent cx="4385310" cy="575310"/>
+                <wp:effectExtent l="0" t="0" r="0" b="0"/>
+                <wp:wrapSquare wrapText="bothSides"/>
+                <wp:docPr id="23" name="Cuadro de texto 2"/>
+                <wp:cNvGraphicFramePr>
+                  <a:graphicFrameLocks xmlns:a="http://schemas.openxmlformats.org/drawingml/2006/main"/>
+                </wp:cNvGraphicFramePr>
+                <a:graphic xmlns:a="http://schemas.openxmlformats.org/drawingml/2006/main">
+                  <a:graphicData uri="http://schemas.microsoft.com/office/word/2010/wordprocessingShape">
+                    <wps:wsp>
+                      <wps:cNvSpPr txBox="1">
+                        <a:spLocks noChangeArrowheads="1"/>
+                      </wps:cNvSpPr>
+                      <wps:spPr bwMode="auto">
+                        <a:xfrm>
+                          <a:off x="0" y="0"/>
+                          <a:ext cx="4385310" cy="575310"/>
+                        </a:xfrm>
+                        <a:prstGeom prst="rect">
+                          <a:avLst/>
+                        </a:prstGeom>
+                        <a:noFill/>
+                        <a:ln w="9525">
+                          <a:noFill/>
+                          <a:miter lim="800000"/>
+                          <a:headEnd/>
+                          <a:tailEnd/>
+                        </a:ln>
+                      </wps:spPr>
+                      <wps:txbx>
+                        <w:txbxContent>
+                          <w:p>
+                            <w:pPr>
+                              <w:jc w:val="center"/>
+                              <w:rPr>
+                                <w:rFonts w:ascii="Arial" w:hAnsi="Arial" w:cs="Arial"/>
+                                <w:color w:val="FF0000"/>
+                                <w:sz w:val="36"/>
+                                <w:szCs w:val="32"/>
+                              </w:rPr>
+                            </w:pPr>
+                            <w:r>
+                              <w:rPr>
+                                <w:rFonts w:ascii="Arial" w:hAnsi="Arial" w:cs="Arial"/>
+                                <w:color w:val="FF0000"/>
+                                <w:sz w:val="36"/>
+                                <w:szCs w:val="32"/>
+                              </w:rPr>
+                              <w:t>Subtítulo o instrucciones de la actividad</w:t>
+                            </w:r>
+                          </w:p>
+                        </w:txbxContent>
+                      </wps:txbx>
+                      <wps:bodyPr rot="0" vert="horz" wrap="square" lIns="91440" tIns="45720" rIns="91440" bIns="45720" anchor="t" anchorCtr="0">
+                        <a:noAutofit/>
+                      </wps:bodyPr>
+                    </wps:wsp>
+                  </a:graphicData>
+                </a:graphic>
+                <wp14:sizeRelH relativeFrom="margin">
+                  <wp14:pctWidth>0</wp14:pctWidth>
+                </wp14:sizeRelH>
+                <wp14:sizeRelV relativeFrom="margin">
+                  <wp14:pctHeight>0</wp14:pctHeight>
+                </wp14:sizeRelV>
+              </wp:anchor>
+            </w:drawing>
+          </mc:Choice>
+          <mc:Fallback>
+            <w:pict>
+              <v:shape w14:anchorId="333BCFF7" id="_x0000_s1028" type="#_x0000_t202" style="position:absolute;margin-left:67.55pt;margin-top:206.65pt;width:345.3pt;height:45.3pt;z-index:251674624;visibility:visible;mso-wrap-style:square;mso-width-percent:0;mso-height-percent:0;mso-wrap-distance-left:9pt;mso-wrap-distance-top:3.6pt;mso-wrap-distance-right:9pt;mso-wrap-distance-bottom:3.6pt;mso-position-horizontal:absolute;mso-position-horizontal-relative:margin;mso-position-vertical:absolute;mso-position-vertical-relative:text;mso-width-percent:0;mso-height-percent:0;mso-width-relative:margin;mso-height-relative:margin;v-text-anchor:top" o:gfxdata="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" filled="f" stroked="f">
+                <v:textbox>
+                  <w:txbxContent>
+                    <w:p>
+                      <w:pPr>
+                        <w:jc w:val="center"/>
+                        <w:rPr>
+                          <w:rFonts w:ascii="Arial" w:hAnsi="Arial" w:cs="Arial"/>
+                          <w:color w:val="FF0000"/>
+                          <w:sz w:val="36"/>
+                          <w:szCs w:val="32"/>
+                        </w:rPr>
+                      </w:pPr>
+                      <w:r>
+                        <w:rPr>
+                          <w:rFonts w:ascii="Arial" w:hAnsi="Arial" w:cs="Arial"/>
+                          <w:color w:val="FF0000"/>
+                          <w:sz w:val="36"/>
+                          <w:szCs w:val="32"/>
+                        </w:rPr>
+                        <w:t>Subtítulo o instrucciones de la actividad</w:t>
+                      </w:r>
+                    </w:p>
+                  </w:txbxContent>
+                </v:textbox>
+                <w10:wrap type="square" anchorx="margin"/>
+              </v:shape>
+            </w:pict>
+          </mc:Fallback>
+        </mc:AlternateContent>
+      </w:r>
+      <w:r>
+        <w:rPr>
+          <w:noProof/>
+          <w:lang w:eastAsia="es-MX"/>
+        </w:rPr>
+        <mc:AlternateContent>
+          <mc:Choice Requires="wps">
+            <w:drawing>
+              <wp:anchor distT="45720" distB="45720" distL="114300" distR="114300" simplePos="0" relativeHeight="251669504" behindDoc="0" locked="0" layoutInCell="1" allowOverlap="1" wp14:anchorId="3338C0D8" wp14:editId="234AF8FC">
+                <wp:simplePos x="0" y="0"/>
+                <wp:positionH relativeFrom="page">
+                  <wp:posOffset>3054350</wp:posOffset>
+                </wp:positionH>
+                <wp:positionV relativeFrom="paragraph">
+                  <wp:posOffset>3249386</wp:posOffset>
+                </wp:positionV>
+                <wp:extent cx="4188460" cy="474980"/>
+                <wp:effectExtent l="0" t="0" r="0" b="1270"/>
+                <wp:wrapSquare wrapText="bothSides"/>
+                <wp:docPr id="16" name="Cuadro de texto 2"/>
+                <wp:cNvGraphicFramePr>
+                  <a:graphicFrameLocks xmlns:a="http://schemas.openxmlformats.org/drawingml/2006/main"/>
+                </wp:cNvGraphicFramePr>
+                <a:graphic xmlns:a="http://schemas.openxmlformats.org/drawingml/2006/main">
+                  <a:graphicData uri="http://schemas.microsoft.com/office/word/2010/wordprocessingShape">
+                    <wps:wsp>
+                      <wps:cNvSpPr txBox="1">
+                        <a:spLocks noChangeArrowheads="1"/>
+                      </wps:cNvSpPr>
+                      <wps:spPr bwMode="auto">
+                        <a:xfrm>
+                          <a:off x="0" y="0"/>
+                          <a:ext cx="4188460" cy="474980"/>
+                        </a:xfrm>
+                        <a:prstGeom prst="rect">
+                          <a:avLst/>
+                        </a:prstGeom>
+                        <a:noFill/>
+                        <a:ln w="9525">
+                          <a:noFill/>
+                          <a:miter lim="800000"/>
+                          <a:headEnd/>
+                          <a:tailEnd/>
+                        </a:ln>
+                      </wps:spPr>
+                      <wps:txbx>
+                        <w:txbxContent>
+                          <w:p>
+                            <w:pPr>
+                              <w:rPr>
+                                <w:rFonts w:ascii="Arial" w:hAnsi="Arial" w:cs="Arial"/>
+                                <w:sz w:val="40"/>
+                                <w:szCs w:val="36"/>
+                              </w:rPr>
+                            </w:pPr>
+                            <w:r>
+                              <w:rPr>
+                                <w:rFonts w:ascii="Arial" w:hAnsi="Arial" w:cs="Arial"/>
+                                <w:sz w:val="40"/>
+                                <w:szCs w:val="36"/>
+                              </w:rPr>
+                              <w:t xml:space="preserve">Ranfery </w:t>
+                            </w:r>
+                            <w:proofErr w:type="spellStart"/>
+                            <w:r>
+                              <w:rPr>
+                                <w:rFonts w:ascii="Arial" w:hAnsi="Arial" w:cs="Arial"/>
+                                <w:sz w:val="40"/>
+                                <w:szCs w:val="36"/>
+                              </w:rPr>
+                              <w:t>Josua</w:t>
+                            </w:r>
+                            <w:proofErr w:type="spellEnd"/>
+                            <w:r>
+                              <w:rPr>
+                                <w:rFonts w:ascii="Arial" w:hAnsi="Arial" w:cs="Arial"/>
+                                <w:sz w:val="40"/>
+                                <w:szCs w:val="36"/>
+                              </w:rPr>
+                              <w:t xml:space="preserve"> Peregrina Morales</w:t>
+                            </w:r>
+                          </w:p>
+                        </w:txbxContent>
+                      </wps:txbx>
+                      <wps:bodyPr rot="0" vert="horz" wrap="square" lIns="91440" tIns="45720" rIns="91440" bIns="45720" anchor="t" anchorCtr="0">
+                        <a:noAutofit/>
+                      </wps:bodyPr>
+                    </wps:wsp>
+                  </a:graphicData>
+                </a:graphic>
+                <wp14:sizeRelH relativeFrom="margin">
+                  <wp14:pctWidth>0</wp14:pctWidth>
+                </wp14:sizeRelH>
+                <wp14:sizeRelV relativeFrom="margin">
+                  <wp14:pctHeight>0</wp14:pctHeight>
+                </wp14:sizeRelV>
+              </wp:anchor>
+            </w:drawing>
+          </mc:Choice>
+          <mc:Fallback>
+            <w:pict>
+              <v:shape w14:anchorId="3338C0D8" id="_x0000_s1029" type="#_x0000_t202" style="position:absolute;margin-left:240.5pt;margin-top:255.85pt;width:329.8pt;height:37.4pt;z-index:251669504;visibility:visible;mso-wrap-style:square;mso-width-percent:0;mso-height-percent:0;mso-wrap-distance-left:9pt;mso-wrap-distance-top:3.6pt;mso-wrap-distance-right:9pt;mso-wrap-distance-bottom:3.6pt;mso-position-horizontal:absolute;mso-position-horizontal-relative:page;mso-position-vertical:absolute;mso-position-vertical-relative:text;mso-width-percent:0;mso-height-percent:0;mso-width-relative:margin;mso-height-relative:margin;v-text-anchor:top" o:gfxdata="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" filled="f" stroked="f">
+                <v:textbox>
+                  <w:txbxContent>
+                    <w:p>
+                      <w:pPr>
+                        <w:rPr>
+                          <w:rFonts w:ascii="Arial" w:hAnsi="Arial" w:cs="Arial"/>
+                          <w:sz w:val="40"/>
+                          <w:szCs w:val="36"/>
+                        </w:rPr>
+                      </w:pPr>
+                      <w:r>
+                        <w:rPr>
+                          <w:rFonts w:ascii="Arial" w:hAnsi="Arial" w:cs="Arial"/>
+                          <w:sz w:val="40"/>
+                          <w:szCs w:val="36"/>
+                        </w:rPr>
+                        <w:t xml:space="preserve">Ranfery </w:t>
+                      </w:r>
+                      <w:proofErr w:type="spellStart"/>
+                      <w:r>
+                        <w:rPr>
+                          <w:rFonts w:ascii="Arial" w:hAnsi="Arial" w:cs="Arial"/>
+                          <w:sz w:val="40"/>
+                          <w:szCs w:val="36"/>
+                        </w:rPr>
+                        <w:t>Josua</w:t>
+                      </w:r>
+                      <w:proofErr w:type="spellEnd"/>
+                      <w:r>
+                        <w:rPr>
+                          <w:rFonts w:ascii="Arial" w:hAnsi="Arial" w:cs="Arial"/>
+                          <w:sz w:val="40"/>
+                          <w:szCs w:val="36"/>
+                        </w:rPr>
+                        <w:t xml:space="preserve"> Peregrina Morales</w:t>
+                      </w:r>
+                    </w:p>
+                  </w:txbxContent>
+                </v:textbox>
+                <w10:wrap type="square" anchorx="page"/>
+              </v:shape>
+            </w:pict>
+          </mc:Fallback>
+        </mc:AlternateContent>
+      </w:r>
+      <w:r>
+        <w:rPr>
+          <w:noProof/>
+          <w:lang w:eastAsia="es-MX"/>
+        </w:rPr>
+        <mc:AlternateContent>
+          <mc:Choice Requires="wps">
+            <w:drawing>
+              <wp:anchor distT="45720" distB="45720" distL="114300" distR="114300" simplePos="0" relativeHeight="251670528" behindDoc="0" locked="0" layoutInCell="1" allowOverlap="1" wp14:anchorId="0E3E9F36" wp14:editId="136E8EEC">
+                <wp:simplePos x="0" y="0"/>
+                <wp:positionH relativeFrom="margin">
+                  <wp:posOffset>1956435</wp:posOffset>
+                </wp:positionH>
+                <wp:positionV relativeFrom="paragraph">
+                  <wp:posOffset>3911691</wp:posOffset>
+                </wp:positionV>
+                <wp:extent cx="3959860" cy="391795"/>
+                <wp:effectExtent l="0" t="0" r="0" b="0"/>
+                <wp:wrapSquare wrapText="bothSides"/>
+                <wp:docPr id="17" name="Cuadro de texto 2"/>
+                <wp:cNvGraphicFramePr>
+                  <a:graphicFrameLocks xmlns:a="http://schemas.openxmlformats.org/drawingml/2006/main"/>
+                </wp:cNvGraphicFramePr>
+                <a:graphic xmlns:a="http://schemas.openxmlformats.org/drawingml/2006/main">
+                  <a:graphicData uri="http://schemas.microsoft.com/office/word/2010/wordprocessingShape">
+                    <wps:wsp>
+                      <wps:cNvSpPr txBox="1">
+                        <a:spLocks noChangeArrowheads="1"/>
+                      </wps:cNvSpPr>
+                      <wps:spPr bwMode="auto">
+                        <a:xfrm>
+                          <a:off x="0" y="0"/>
+                          <a:ext cx="3959860" cy="391795"/>
+                        </a:xfrm>
+                        <a:prstGeom prst="rect">
+                          <a:avLst/>
+                        </a:prstGeom>
+                        <a:noFill/>
+                        <a:ln w="9525">
+                          <a:noFill/>
+                          <a:miter lim="800000"/>
+                          <a:headEnd/>
+                          <a:tailEnd/>
+                        </a:ln>
+                      </wps:spPr>
+                      <wps:txbx>
+                        <w:txbxContent>
+                          <w:p>
+                            <w:pPr>
+                              <w:rPr>
+                                <w:rFonts w:ascii="Arial" w:hAnsi="Arial" w:cs="Arial"/>
+                                <w:sz w:val="40"/>
+                                <w:szCs w:val="36"/>
+                              </w:rPr>
+                            </w:pPr>
+                            <w:r>
+                              <w:rPr>
+                                <w:rFonts w:ascii="Arial" w:hAnsi="Arial" w:cs="Arial"/>
+                                <w:sz w:val="40"/>
+                                <w:szCs w:val="36"/>
+                              </w:rPr>
+                              <w:t>1924910</w:t>
+                            </w:r>
+                          </w:p>
+                        </w:txbxContent>
+                      </wps:txbx>
+                      <wps:bodyPr rot="0" vert="horz" wrap="square" lIns="91440" tIns="45720" rIns="91440" bIns="45720" anchor="t" anchorCtr="0">
+                        <a:noAutofit/>
+                      </wps:bodyPr>
+                    </wps:wsp>
+                  </a:graphicData>
+                </a:graphic>
+                <wp14:sizeRelH relativeFrom="margin">
+                  <wp14:pctWidth>0</wp14:pctWidth>
+                </wp14:sizeRelH>
+                <wp14:sizeRelV relativeFrom="margin">
+                  <wp14:pctHeight>0</wp14:pctHeight>
+                </wp14:sizeRelV>
+              </wp:anchor>
+            </w:drawing>
+          </mc:Choice>
+          <mc:Fallback>
+            <w:pict>
+              <v:shape w14:anchorId="0E3E9F36" id="_x0000_s1030" type="#_x0000_t202" style="position:absolute;margin-left:154.05pt;margin-top:308pt;width:311.8pt;height:30.85pt;z-index:251670528;visibility:visible;mso-wrap-style:square;mso-width-percent:0;mso-height-percent:0;mso-wrap-distance-left:9pt;mso-wrap-distance-top:3.6pt;mso-wrap-distance-right:9pt;mso-wrap-distance-bottom:3.6pt;mso-position-horizontal:absolute;mso-position-horizontal-relative:margin;mso-position-vertical:absolute;mso-position-vertical-relative:text;mso-width-percent:0;mso-height-percent:0;mso-width-relative:margin;mso-height-relative:margin;v-text-anchor:top" o:gfxdata="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" filled="f" stroked="f">
+                <v:textbox>
+                  <w:txbxContent>
+                    <w:p>
+                      <w:pPr>
+                        <w:rPr>
+                          <w:rFonts w:ascii="Arial" w:hAnsi="Arial" w:cs="Arial"/>
+                          <w:sz w:val="40"/>
+                          <w:szCs w:val="36"/>
+                        </w:rPr>
+                      </w:pPr>
+                      <w:r>
+                        <w:rPr>
+                          <w:rFonts w:ascii="Arial" w:hAnsi="Arial" w:cs="Arial"/>
+                          <w:sz w:val="40"/>
+                          <w:szCs w:val="36"/>
+                        </w:rPr>
+                        <w:t>1924910</w:t>
+                      </w:r>
+                    </w:p>
+                  </w:txbxContent>
+                </v:textbox>
+                <w10:wrap type="square" anchorx="margin"/>
+              </v:shape>
+            </w:pict>
+          </mc:Fallback>
+        </mc:AlternateContent>
+      </w:r>
+      <w:r>
+        <w:rPr>
+          <w:noProof/>
+          <w:lang w:eastAsia="es-MX"/>
+        </w:rPr>
+        <mc:AlternateContent>
+          <mc:Choice Requires="wps">
+            <w:drawing>
+              <wp:anchor distT="45720" distB="45720" distL="114300" distR="114300" simplePos="0" relativeHeight="251665408" behindDoc="0" locked="0" layoutInCell="1" allowOverlap="1" wp14:anchorId="7868344C" wp14:editId="23B66128">
+                <wp:simplePos x="0" y="0"/>
+                <wp:positionH relativeFrom="margin">
+                  <wp:align>left</wp:align>
+                </wp:positionH>
+                <wp:positionV relativeFrom="paragraph">
+                  <wp:posOffset>3123111</wp:posOffset>
+                </wp:positionV>
+                <wp:extent cx="2124000" cy="575310"/>
+                <wp:effectExtent l="0" t="0" r="0" b="0"/>
+                <wp:wrapSquare wrapText="bothSides"/>
+                <wp:docPr id="6" name="Cuadro de texto 2"/>
+                <wp:cNvGraphicFramePr>
+                  <a:graphicFrameLocks xmlns:a="http://schemas.openxmlformats.org/drawingml/2006/main"/>
+                </wp:cNvGraphicFramePr>
+                <a:graphic xmlns:a="http://schemas.openxmlformats.org/drawingml/2006/main">
+                  <a:graphicData uri="http://schemas.microsoft.com/office/word/2010/wordprocessingShape">
+                    <wps:wsp>
+                      <wps:cNvSpPr txBox="1">
+                        <a:spLocks noChangeArrowheads="1"/>
+                      </wps:cNvSpPr>
+                      <wps:spPr bwMode="auto">
+                        <a:xfrm>
+                          <a:off x="0" y="0"/>
+                          <a:ext cx="2124000" cy="575310"/>
+                        </a:xfrm>
+                        <a:prstGeom prst="rect">
+                          <a:avLst/>
+                        </a:prstGeom>
+                        <a:noFill/>
+                        <a:ln w="9525">
+                          <a:noFill/>
+                          <a:miter lim="800000"/>
+                          <a:headEnd/>
+                          <a:tailEnd/>
+                        </a:ln>
+                      </wps:spPr>
+                      <wps:txbx>
+                        <w:txbxContent>
+                          <w:p>
+                            <w:pPr>
+                              <w:rPr>
+                                <w:rFonts w:ascii="Delight Candles" w:hAnsi="Delight Candles"/>
+                                <w:b/>
+                                <w:color w:val="275317" w:themeColor="accent6" w:themeShade="80"/>
+                                <w:sz w:val="32"/>
+                              </w:rPr>
+                            </w:pPr>
+                            <w:r>
+                              <w:rPr>
+                                <w:rFonts w:ascii="Delight Candles" w:hAnsi="Delight Candles"/>
+                                <w:b/>
+                                <w:color w:val="275317" w:themeColor="accent6" w:themeShade="80"/>
+                                <w:sz w:val="44"/>
+                              </w:rPr>
+                              <w:t>Nombre</w:t>
+                            </w:r>
+                          </w:p>
+                        </w:txbxContent>
+                      </wps:txbx>
+                      <wps:bodyPr rot="0" vert="horz" wrap="square" lIns="91440" tIns="45720" rIns="91440" bIns="45720" anchor="t" anchorCtr="0">
+                        <a:noAutofit/>
+                      </wps:bodyPr>
+                    </wps:wsp>
+                  </a:graphicData>
+                </a:graphic>
+                <wp14:sizeRelH relativeFrom="margin">
+                  <wp14:pctWidth>0</wp14:pctWidth>
+                </wp14:sizeRelH>
+                <wp14:sizeRelV relativeFrom="margin">
+                  <wp14:pctHeight>0</wp14:pctHeight>
+                </wp14:sizeRelV>
+              </wp:anchor>
+            </w:drawing>
+          </mc:Choice>
+          <mc:Fallback>
+            <w:pict>
+              <v:shape w14:anchorId="7868344C" id="_x0000_s1031" type="#_x0000_t202" style="position:absolute;margin-left:0;margin-top:245.9pt;width:167.25pt;height:45.3pt;z-index:251665408;visibility:visible;mso-wrap-style:square;mso-width-percent:0;mso-height-percent:0;mso-wrap-distance-left:9pt;mso-wrap-distance-top:3.6pt;mso-wrap-distance-right:9pt;mso-wrap-distance-bottom:3.6pt;mso-position-horizontal:left;mso-position-horizontal-relative:margin;mso-position-vertical:absolute;mso-position-vertical-relative:text;mso-width-percent:0;mso-height-percent:0;mso-width-relative:margin;mso-height-relative:margin;v-text-anchor:top" o:gfxdata="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" filled="f" stroked="f">
+                <v:textbox>
+                  <w:txbxContent>
+                    <w:p>
+                      <w:pPr>
+                        <w:rPr>
+                          <w:rFonts w:ascii="Delight Candles" w:hAnsi="Delight Candles"/>
+                          <w:b/>
+                          <w:color w:val="275317" w:themeColor="accent6" w:themeShade="80"/>
+                          <w:sz w:val="32"/>
+                        </w:rPr>
+                      </w:pPr>
+                      <w:r>
+                        <w:rPr>
+                          <w:rFonts w:ascii="Delight Candles" w:hAnsi="Delight Candles"/>
+                          <w:b/>
+                          <w:color w:val="275317" w:themeColor="accent6" w:themeShade="80"/>
+                          <w:sz w:val="44"/>
+                        </w:rPr>
+                        <w:t>Nombre</w:t>
+                      </w:r>
+                    </w:p>
+                  </w:txbxContent>
+                </v:textbox>
+                <w10:wrap type="square" anchorx="margin"/>
+              </v:shape>
+            </w:pict>
+          </mc:Fallback>
+        </mc:AlternateContent>
+      </w:r>
+      <w:r>
+        <w:rPr>
+          <w:noProof/>
+          <w:lang w:eastAsia="es-MX"/>
+        </w:rPr>
+        <mc:AlternateContent>
+          <mc:Choice Requires="wps">
+            <w:drawing>
+              <wp:anchor distT="45720" distB="45720" distL="114300" distR="114300" simplePos="0" relativeHeight="251666432" behindDoc="0" locked="0" layoutInCell="1" allowOverlap="1" wp14:anchorId="53C6E124" wp14:editId="0FB7F40E">
+                <wp:simplePos x="0" y="0"/>
+                <wp:positionH relativeFrom="margin">
+                  <wp:align>left</wp:align>
+                </wp:positionH>
+                <wp:positionV relativeFrom="paragraph">
+                  <wp:posOffset>3791585</wp:posOffset>
+                </wp:positionV>
+                <wp:extent cx="2116455" cy="575310"/>
+                <wp:effectExtent l="0" t="0" r="0" b="0"/>
+                <wp:wrapSquare wrapText="bothSides"/>
+                <wp:docPr id="11" name="Cuadro de texto 2"/>
+                <wp:cNvGraphicFramePr>
+                  <a:graphicFrameLocks xmlns:a="http://schemas.openxmlformats.org/drawingml/2006/main"/>
+                </wp:cNvGraphicFramePr>
+                <a:graphic xmlns:a="http://schemas.openxmlformats.org/drawingml/2006/main">
+                  <a:graphicData uri="http://schemas.microsoft.com/office/word/2010/wordprocessingShape">
+                    <wps:wsp>
+                      <wps:cNvSpPr txBox="1">
+                        <a:spLocks noChangeArrowheads="1"/>
+                      </wps:cNvSpPr>
+                      <wps:spPr bwMode="auto">
+                        <a:xfrm>
+                          <a:off x="0" y="0"/>
+                          <a:ext cx="2116455" cy="575310"/>
+                        </a:xfrm>
+                        <a:prstGeom prst="rect">
+                          <a:avLst/>
+                        </a:prstGeom>
+                        <a:noFill/>
+                        <a:ln w="9525">
+                          <a:noFill/>
+                          <a:miter lim="800000"/>
+                          <a:headEnd/>
+                          <a:tailEnd/>
+                        </a:ln>
+                      </wps:spPr>
+                      <wps:txbx>
+                        <w:txbxContent>
+                          <w:p>
+                            <w:pPr>
+                              <w:rPr>
+                                <w:rFonts w:ascii="Delight Candles" w:hAnsi="Delight Candles"/>
+                                <w:b/>
+                                <w:color w:val="275317" w:themeColor="accent6" w:themeShade="80"/>
+                                <w:sz w:val="32"/>
+                              </w:rPr>
+                            </w:pPr>
+                            <w:r>
+                              <w:rPr>
+                                <w:rFonts w:ascii="Delight Candles" w:hAnsi="Delight Candles"/>
+                                <w:b/>
+                                <w:color w:val="275317" w:themeColor="accent6" w:themeShade="80"/>
+                                <w:sz w:val="44"/>
+                              </w:rPr>
+                              <w:t>Matrícula</w:t>
+                            </w:r>
+                          </w:p>
+                        </w:txbxContent>
+                      </wps:txbx>
+                      <wps:bodyPr rot="0" vert="horz" wrap="square" lIns="91440" tIns="45720" rIns="91440" bIns="45720" anchor="t" anchorCtr="0">
+                        <a:noAutofit/>
+                      </wps:bodyPr>
+                    </wps:wsp>
+                  </a:graphicData>
+                </a:graphic>
+                <wp14:sizeRelH relativeFrom="margin">
+                  <wp14:pctWidth>0</wp14:pctWidth>
+                </wp14:sizeRelH>
+                <wp14:sizeRelV relativeFrom="margin">
+                  <wp14:pctHeight>0</wp14:pctHeight>
+                </wp14:sizeRelV>
+              </wp:anchor>
+            </w:drawing>
+          </mc:Choice>
+          <mc:Fallback>
+            <w:pict>
+              <v:shape w14:anchorId="53C6E124" id="_x0000_s1032" type="#_x0000_t202" style="position:absolute;margin-left:0;margin-top:298.55pt;width:166.65pt;height:45.3pt;z-index:251666432;visibility:visible;mso-wrap-style:square;mso-width-percent:0;mso-height-percent:0;mso-wrap-distance-left:9pt;mso-wrap-distance-top:3.6pt;mso-wrap-distance-right:9pt;mso-wrap-distance-bottom:3.6pt;mso-position-horizontal:left;mso-position-horizontal-relative:margin;mso-position-vertical:absolute;mso-position-vertical-relative:text;mso-width-percent:0;mso-height-percent:0;mso-width-relative:margin;mso-height-relative:margin;v-text-anchor:top" o:gfxdata="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" filled="f" stroked="f">
+                <v:textbox>
+                  <w:txbxContent>
+                    <w:p>
+                      <w:pPr>
+                        <w:rPr>
+                          <w:rFonts w:ascii="Delight Candles" w:hAnsi="Delight Candles"/>
+                          <w:b/>
+                          <w:color w:val="275317" w:themeColor="accent6" w:themeShade="80"/>
+                          <w:sz w:val="32"/>
+                        </w:rPr>
+                      </w:pPr>
+                      <w:r>
+                        <w:rPr>
+                          <w:rFonts w:ascii="Delight Candles" w:hAnsi="Delight Candles"/>
+                          <w:b/>
+                          <w:color w:val="275317" w:themeColor="accent6" w:themeShade="80"/>
+                          <w:sz w:val="44"/>
+                        </w:rPr>
+                        <w:t>Matrícula</w:t>
+                      </w:r>
+                    </w:p>
+                  </w:txbxContent>
+                </v:textbox>
+                <w10:wrap type="square" anchorx="margin"/>
+              </v:shape>
+            </w:pict>
+          </mc:Fallback>
+        </mc:AlternateContent>
+      </w:r>
+      <w:r>
+        <w:rPr>
+          <w:noProof/>
+          <w:lang w:eastAsia="es-MX"/>
+        </w:rPr>
+        <mc:AlternateContent>
+          <mc:Choice Requires="wps">
+            <w:drawing>
+              <wp:anchor distT="45720" distB="45720" distL="114300" distR="114300" simplePos="0" relativeHeight="251667456" behindDoc="0" locked="0" layoutInCell="1" allowOverlap="1" wp14:anchorId="1F1A65A0" wp14:editId="52B968DD">
+                <wp:simplePos x="0" y="0"/>
+                <wp:positionH relativeFrom="margin">
+                  <wp:align>left</wp:align>
+                </wp:positionH>
+                <wp:positionV relativeFrom="paragraph">
+                  <wp:posOffset>4407898</wp:posOffset>
+                </wp:positionV>
+                <wp:extent cx="2116455" cy="575310"/>
+                <wp:effectExtent l="0" t="0" r="0" b="0"/>
+                <wp:wrapSquare wrapText="bothSides"/>
+                <wp:docPr id="12" name="Cuadro de texto 2"/>
+                <wp:cNvGraphicFramePr>
+                  <a:graphicFrameLocks xmlns:a="http://schemas.openxmlformats.org/drawingml/2006/main"/>
+                </wp:cNvGraphicFramePr>
+                <a:graphic xmlns:a="http://schemas.openxmlformats.org/drawingml/2006/main">
+                  <a:graphicData uri="http://schemas.microsoft.com/office/word/2010/wordprocessingShape">
+                    <wps:wsp>
+                      <wps:cNvSpPr txBox="1">
+                        <a:spLocks noChangeArrowheads="1"/>
+                      </wps:cNvSpPr>
+                      <wps:spPr bwMode="auto">
+                        <a:xfrm>
+                          <a:off x="0" y="0"/>
+                          <a:ext cx="2116455" cy="575310"/>
+                        </a:xfrm>
+                        <a:prstGeom prst="rect">
+                          <a:avLst/>
+                        </a:prstGeom>
+                        <a:noFill/>
+                        <a:ln w="9525">
+                          <a:noFill/>
+                          <a:miter lim="800000"/>
+                          <a:headEnd/>
+                          <a:tailEnd/>
+                        </a:ln>
+                      </wps:spPr>
+                      <wps:txbx>
+                        <w:txbxContent>
+                          <w:p>
+                            <w:pPr>
+                              <w:rPr>
+                                <w:rFonts w:ascii="Delight Candles" w:hAnsi="Delight Candles"/>
+                                <w:b/>
+                                <w:color w:val="275317" w:themeColor="accent6" w:themeShade="80"/>
+                                <w:sz w:val="32"/>
+                              </w:rPr>
+                            </w:pPr>
+                            <w:r>
+                              <w:rPr>
+                                <w:rFonts w:ascii="Delight Candles" w:hAnsi="Delight Candles"/>
+                                <w:b/>
+                                <w:color w:val="275317" w:themeColor="accent6" w:themeShade="80"/>
+                                <w:sz w:val="44"/>
+                              </w:rPr>
+                              <w:t>Grupo</w:t>
+                            </w:r>
+                          </w:p>
+                        </w:txbxContent>
+                      </wps:txbx>
+                      <wps:bodyPr rot="0" vert="horz" wrap="square" lIns="91440" tIns="45720" rIns="91440" bIns="45720" anchor="t" anchorCtr="0">
+                        <a:noAutofit/>
+                      </wps:bodyPr>
+                    </wps:wsp>
+                  </a:graphicData>
+                </a:graphic>
+                <wp14:sizeRelH relativeFrom="margin">
+                  <wp14:pctWidth>0</wp14:pctWidth>
+                </wp14:sizeRelH>
+                <wp14:sizeRelV relativeFrom="margin">
+                  <wp14:pctHeight>0</wp14:pctHeight>
+                </wp14:sizeRelV>
+              </wp:anchor>
+            </w:drawing>
+          </mc:Choice>
+          <mc:Fallback>
+            <w:pict>
+              <v:shape w14:anchorId="1F1A65A0" id="_x0000_s1033" type="#_x0000_t202" style="position:absolute;margin-left:0;margin-top:347.1pt;width:166.65pt;height:45.3pt;z-index:251667456;visibility:visible;mso-wrap-style:square;mso-width-percent:0;mso-height-percent:0;mso-wrap-distance-left:9pt;mso-wrap-distance-top:3.6pt;mso-wrap-distance-right:9pt;mso-wrap-distance-bottom:3.6pt;mso-position-horizontal:left;mso-position-horizontal-relative:margin;mso-position-vertical:absolute;mso-position-vertical-relative:text;mso-width-percent:0;mso-height-percent:0;mso-width-relative:margin;mso-height-relative:margin;v-text-anchor:top" o:gfxdata="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" filled="f" stroked="f">
+                <v:textbox>
+                  <w:txbxContent>
+                    <w:p>
+                      <w:pPr>
+                        <w:rPr>
+                          <w:rFonts w:ascii="Delight Candles" w:hAnsi="Delight Candles"/>
+                          <w:b/>
+                          <w:color w:val="275317" w:themeColor="accent6" w:themeShade="80"/>
+                          <w:sz w:val="32"/>
+                        </w:rPr>
+                      </w:pPr>
+                      <w:r>
+                        <w:rPr>
+                          <w:rFonts w:ascii="Delight Candles" w:hAnsi="Delight Candles"/>
+                          <w:b/>
+                          <w:color w:val="275317" w:themeColor="accent6" w:themeShade="80"/>
+                          <w:sz w:val="44"/>
+                        </w:rPr>
+                        <w:t>Grupo</w:t>
+                      </w:r>
+                    </w:p>
+                  </w:txbxContent>
+                </v:textbox>
+                <w10:wrap type="square" anchorx="margin"/>
+              </v:shape>
+            </w:pict>
+          </mc:Fallback>
+        </mc:AlternateContent>
+      </w:r>
+      <w:r>
+        <w:rPr>
+          <w:noProof/>
         </w:rPr>
         <w:drawing>
-          <wp:anchor distT="0" distB="0" distL="114300" distR="114300" simplePos="0" relativeHeight="251660288" behindDoc="0" locked="0" layoutInCell="1" allowOverlap="1" wp14:anchorId="3F156AB5" wp14:editId="33AB705B">
+          <wp:anchor distT="0" distB="0" distL="114300" distR="114300" simplePos="0" relativeHeight="251664384" behindDoc="1" locked="0" layoutInCell="1" allowOverlap="1" wp14:anchorId="2DF8D9E7" wp14:editId="3ECC30CF">
             <wp:simplePos x="0" y="0"/>
-            <wp:positionH relativeFrom="margin">
-              <wp:posOffset>5349273</wp:posOffset>
+            <wp:positionH relativeFrom="page">
+              <wp:align>right</wp:align>
             </wp:positionH>
-            <wp:positionV relativeFrom="margin">
-              <wp:posOffset>-112295</wp:posOffset>
+            <wp:positionV relativeFrom="page">
+              <wp:align>top</wp:align>
             </wp:positionV>
-            <wp:extent cx="1083657" cy="1111250"/>
-            <wp:effectExtent l="0" t="0" r="2540" b="0"/>
+            <wp:extent cx="7772400" cy="10040449"/>
+            <wp:effectExtent l="0" t="0" r="0" b="0"/>
             <wp:wrapNone/>
-            <wp:docPr id="1246322802" name="Imagen 1246322802" descr="Imagen de la pantalla de un celular con letras&#10;&#10;El contenido generado por IA puede ser incorrecto."/>
+            <wp:docPr id="1841485888" name="Imagen 1"/>
             <wp:cNvGraphicFramePr>
               <a:graphicFrameLocks xmlns:a="http://schemas.openxmlformats.org/drawingml/2006/main" noChangeAspect="1"/>
             </wp:cNvGraphicFramePr>
@@ -39,11 +1047,11 @@
               <a:graphicData uri="http://schemas.openxmlformats.org/drawingml/2006/picture">
                 <pic:pic xmlns:pic="http://schemas.openxmlformats.org/drawingml/2006/picture">
                   <pic:nvPicPr>
-                    <pic:cNvPr id="1246322802" name="Imagen 1246322802" descr="Imagen de la pantalla de un celular con letras&#10;&#10;El contenido generado por IA puede ser incorrecto."/>
+                    <pic:cNvPr id="1841485888" name=""/>
                     <pic:cNvPicPr/>
                   </pic:nvPicPr>
                   <pic:blipFill>
-                    <a:blip r:embed="rId5">
+                    <a:blip r:embed="rId6">
                       <a:extLst>
                         <a:ext uri="{28A0092B-C50C-407E-A947-70E740481C1C}">
                           <a14:useLocalDpi xmlns:a14="http://schemas.microsoft.com/office/drawing/2010/main" val="0"/>
@@ -57,7 +1065,7 @@
                   <pic:spPr>
                     <a:xfrm>
                       <a:off x="0" y="0"/>
-                      <a:ext cx="1083657" cy="1111250"/>
+                      <a:ext cx="7772400" cy="10040449"/>
                     </a:xfrm>
                     <a:prstGeom prst="rect">
                       <a:avLst/>
@@ -78,849 +1086,1885 @@
       <w:r>
         <w:rPr>
           <w:noProof/>
-        </w:rPr>
-        <w:drawing>
-          <wp:anchor distT="0" distB="0" distL="114300" distR="114300" simplePos="0" relativeHeight="251659264" behindDoc="0" locked="0" layoutInCell="1" allowOverlap="1" wp14:anchorId="53021B4A" wp14:editId="12DDC39F">
-            <wp:simplePos x="0" y="0"/>
-            <wp:positionH relativeFrom="margin">
-              <wp:posOffset>-375452</wp:posOffset>
-            </wp:positionH>
-            <wp:positionV relativeFrom="margin">
-              <wp:posOffset>-131846</wp:posOffset>
-            </wp:positionV>
-            <wp:extent cx="1096645" cy="1078519"/>
-            <wp:effectExtent l="0" t="0" r="8255" b="7620"/>
-            <wp:wrapNone/>
-            <wp:docPr id="1882926997" name="Imagen 1882926997" descr="Logotipo&#10;&#10;El contenido generado por IA puede ser incorrecto."/>
-            <wp:cNvGraphicFramePr>
-              <a:graphicFrameLocks xmlns:a="http://schemas.openxmlformats.org/drawingml/2006/main" noChangeAspect="1"/>
-            </wp:cNvGraphicFramePr>
-            <a:graphic xmlns:a="http://schemas.openxmlformats.org/drawingml/2006/main">
-              <a:graphicData uri="http://schemas.openxmlformats.org/drawingml/2006/picture">
-                <pic:pic xmlns:pic="http://schemas.openxmlformats.org/drawingml/2006/picture">
-                  <pic:nvPicPr>
-                    <pic:cNvPr id="1882926997" name="Imagen 1882926997" descr="Logotipo&#10;&#10;El contenido generado por IA puede ser incorrecto."/>
-                    <pic:cNvPicPr/>
-                  </pic:nvPicPr>
-                  <pic:blipFill>
-                    <a:blip r:embed="rId6" cstate="print">
-                      <a:extLst>
-                        <a:ext uri="{28A0092B-C50C-407E-A947-70E740481C1C}">
-                          <a14:useLocalDpi xmlns:a14="http://schemas.microsoft.com/office/drawing/2010/main" val="0"/>
-                        </a:ext>
-                      </a:extLst>
-                    </a:blip>
-                    <a:stretch>
-                      <a:fillRect/>
-                    </a:stretch>
-                  </pic:blipFill>
-                  <pic:spPr>
-                    <a:xfrm>
-                      <a:off x="0" y="0"/>
-                      <a:ext cx="1096645" cy="1078519"/>
-                    </a:xfrm>
-                    <a:prstGeom prst="rect">
-                      <a:avLst/>
-                    </a:prstGeom>
-                  </pic:spPr>
-                </pic:pic>
-              </a:graphicData>
-            </a:graphic>
-            <wp14:sizeRelH relativeFrom="margin">
-              <wp14:pctWidth>0</wp14:pctWidth>
-            </wp14:sizeRelH>
-            <wp14:sizeRelV relativeFrom="margin">
-              <wp14:pctHeight>0</wp14:pctHeight>
-            </wp14:sizeRelV>
-          </wp:anchor>
-        </w:drawing>
-      </w:r>
-      <w:r>
-        <w:rPr>
-          <w:rFonts w:ascii="Aptos" w:eastAsia="Aptos" w:hAnsi="Aptos" w:cs="Aptos"/>
+          <w:lang w:eastAsia="es-MX"/>
+        </w:rPr>
+        <mc:AlternateContent>
+          <mc:Choice Requires="wps">
+            <w:drawing>
+              <wp:anchor distT="45720" distB="45720" distL="114300" distR="114300" simplePos="0" relativeHeight="251678720" behindDoc="0" locked="0" layoutInCell="1" allowOverlap="1" wp14:anchorId="3A795063" wp14:editId="5B0DC1FA">
+                <wp:simplePos x="0" y="0"/>
+                <wp:positionH relativeFrom="page">
+                  <wp:posOffset>3020060</wp:posOffset>
+                </wp:positionH>
+                <wp:positionV relativeFrom="paragraph">
+                  <wp:posOffset>7180580</wp:posOffset>
+                </wp:positionV>
+                <wp:extent cx="3959860" cy="575310"/>
+                <wp:effectExtent l="0" t="0" r="0" b="0"/>
+                <wp:wrapSquare wrapText="bothSides"/>
+                <wp:docPr id="280973277" name="Cuadro de texto 2"/>
+                <wp:cNvGraphicFramePr>
+                  <a:graphicFrameLocks xmlns:a="http://schemas.openxmlformats.org/drawingml/2006/main"/>
+                </wp:cNvGraphicFramePr>
+                <a:graphic xmlns:a="http://schemas.openxmlformats.org/drawingml/2006/main">
+                  <a:graphicData uri="http://schemas.microsoft.com/office/word/2010/wordprocessingShape">
+                    <wps:wsp>
+                      <wps:cNvSpPr txBox="1">
+                        <a:spLocks noChangeArrowheads="1"/>
+                      </wps:cNvSpPr>
+                      <wps:spPr bwMode="auto">
+                        <a:xfrm>
+                          <a:off x="0" y="0"/>
+                          <a:ext cx="3959860" cy="575310"/>
+                        </a:xfrm>
+                        <a:prstGeom prst="rect">
+                          <a:avLst/>
+                        </a:prstGeom>
+                        <a:noFill/>
+                        <a:ln w="9525">
+                          <a:noFill/>
+                          <a:miter lim="800000"/>
+                          <a:headEnd/>
+                          <a:tailEnd/>
+                        </a:ln>
+                      </wps:spPr>
+                      <wps:txbx>
+                        <w:txbxContent>
+                          <w:p>
+                            <w:pPr>
+                              <w:rPr>
+                                <w:rFonts w:ascii="Arial" w:hAnsi="Arial" w:cs="Arial"/>
+                                <w:sz w:val="40"/>
+                                <w:szCs w:val="36"/>
+                              </w:rPr>
+                            </w:pPr>
+                            <w:r>
+                              <w:rPr>
+                                <w:rFonts w:ascii="Arial" w:hAnsi="Arial" w:cs="Arial"/>
+                                <w:sz w:val="40"/>
+                                <w:szCs w:val="36"/>
+                              </w:rPr>
+                              <w:t>31/02/25</w:t>
+                            </w:r>
+                          </w:p>
+                        </w:txbxContent>
+                      </wps:txbx>
+                      <wps:bodyPr rot="0" vert="horz" wrap="square" lIns="91440" tIns="45720" rIns="91440" bIns="45720" anchor="t" anchorCtr="0">
+                        <a:noAutofit/>
+                      </wps:bodyPr>
+                    </wps:wsp>
+                  </a:graphicData>
+                </a:graphic>
+                <wp14:sizeRelH relativeFrom="margin">
+                  <wp14:pctWidth>0</wp14:pctWidth>
+                </wp14:sizeRelH>
+                <wp14:sizeRelV relativeFrom="margin">
+                  <wp14:pctHeight>0</wp14:pctHeight>
+                </wp14:sizeRelV>
+              </wp:anchor>
+            </w:drawing>
+          </mc:Choice>
+          <mc:Fallback>
+            <w:pict>
+              <v:shape w14:anchorId="3A795063" id="_x0000_s1034" type="#_x0000_t202" style="position:absolute;margin-left:237.8pt;margin-top:565.4pt;width:311.8pt;height:45.3pt;z-index:251678720;visibility:visible;mso-wrap-style:square;mso-width-percent:0;mso-height-percent:0;mso-wrap-distance-left:9pt;mso-wrap-distance-top:3.6pt;mso-wrap-distance-right:9pt;mso-wrap-distance-bottom:3.6pt;mso-position-horizontal:absolute;mso-position-horizontal-relative:page;mso-position-vertical:absolute;mso-position-vertical-relative:text;mso-width-percent:0;mso-height-percent:0;mso-width-relative:margin;mso-height-relative:margin;v-text-anchor:top" o:gfxdata="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" filled="f" stroked="f">
+                <v:textbox>
+                  <w:txbxContent>
+                    <w:p>
+                      <w:pPr>
+                        <w:rPr>
+                          <w:rFonts w:ascii="Arial" w:hAnsi="Arial" w:cs="Arial"/>
+                          <w:sz w:val="40"/>
+                          <w:szCs w:val="36"/>
+                        </w:rPr>
+                      </w:pPr>
+                      <w:r>
+                        <w:rPr>
+                          <w:rFonts w:ascii="Arial" w:hAnsi="Arial" w:cs="Arial"/>
+                          <w:sz w:val="40"/>
+                          <w:szCs w:val="36"/>
+                        </w:rPr>
+                        <w:t>31/02/25</w:t>
+                      </w:r>
+                    </w:p>
+                  </w:txbxContent>
+                </v:textbox>
+                <w10:wrap type="square" anchorx="page"/>
+              </v:shape>
+            </w:pict>
+          </mc:Fallback>
+        </mc:AlternateContent>
+      </w:r>
+      <w:r>
+        <w:rPr>
+          <w:noProof/>
+          <w:lang w:eastAsia="es-MX"/>
+        </w:rPr>
+        <mc:AlternateContent>
+          <mc:Choice Requires="wps">
+            <w:drawing>
+              <wp:anchor distT="45720" distB="45720" distL="114300" distR="114300" simplePos="0" relativeHeight="251677696" behindDoc="0" locked="0" layoutInCell="1" allowOverlap="1" wp14:anchorId="39D76FC2" wp14:editId="18E73A73">
+                <wp:simplePos x="0" y="0"/>
+                <wp:positionH relativeFrom="page">
+                  <wp:posOffset>3017520</wp:posOffset>
+                </wp:positionH>
+                <wp:positionV relativeFrom="paragraph">
+                  <wp:posOffset>6531610</wp:posOffset>
+                </wp:positionV>
+                <wp:extent cx="4434840" cy="575310"/>
+                <wp:effectExtent l="0" t="0" r="0" b="0"/>
+                <wp:wrapSquare wrapText="bothSides"/>
+                <wp:docPr id="22" name="Cuadro de texto 2"/>
+                <wp:cNvGraphicFramePr>
+                  <a:graphicFrameLocks xmlns:a="http://schemas.openxmlformats.org/drawingml/2006/main"/>
+                </wp:cNvGraphicFramePr>
+                <a:graphic xmlns:a="http://schemas.openxmlformats.org/drawingml/2006/main">
+                  <a:graphicData uri="http://schemas.microsoft.com/office/word/2010/wordprocessingShape">
+                    <wps:wsp>
+                      <wps:cNvSpPr txBox="1">
+                        <a:spLocks noChangeArrowheads="1"/>
+                      </wps:cNvSpPr>
+                      <wps:spPr bwMode="auto">
+                        <a:xfrm>
+                          <a:off x="0" y="0"/>
+                          <a:ext cx="4434840" cy="575310"/>
+                        </a:xfrm>
+                        <a:prstGeom prst="rect">
+                          <a:avLst/>
+                        </a:prstGeom>
+                        <a:noFill/>
+                        <a:ln w="9525">
+                          <a:noFill/>
+                          <a:miter lim="800000"/>
+                          <a:headEnd/>
+                          <a:tailEnd/>
+                        </a:ln>
+                      </wps:spPr>
+                      <wps:txbx>
+                        <w:txbxContent>
+                          <w:p>
+                            <w:pPr>
+                              <w:rPr>
+                                <w:rFonts w:ascii="Arial" w:hAnsi="Arial" w:cs="Arial"/>
+                                <w:sz w:val="40"/>
+                                <w:szCs w:val="36"/>
+                              </w:rPr>
+                            </w:pPr>
+                            <w:r>
+                              <w:rPr>
+                                <w:rFonts w:ascii="Arial" w:hAnsi="Arial" w:cs="Arial"/>
+                                <w:sz w:val="40"/>
+                                <w:szCs w:val="36"/>
+                              </w:rPr>
+                              <w:t>Nombre del docente de la materia</w:t>
+                            </w:r>
+                          </w:p>
+                        </w:txbxContent>
+                      </wps:txbx>
+                      <wps:bodyPr rot="0" vert="horz" wrap="square" lIns="91440" tIns="45720" rIns="91440" bIns="45720" anchor="t" anchorCtr="0">
+                        <a:noAutofit/>
+                      </wps:bodyPr>
+                    </wps:wsp>
+                  </a:graphicData>
+                </a:graphic>
+                <wp14:sizeRelH relativeFrom="margin">
+                  <wp14:pctWidth>0</wp14:pctWidth>
+                </wp14:sizeRelH>
+                <wp14:sizeRelV relativeFrom="margin">
+                  <wp14:pctHeight>0</wp14:pctHeight>
+                </wp14:sizeRelV>
+              </wp:anchor>
+            </w:drawing>
+          </mc:Choice>
+          <mc:Fallback>
+            <w:pict>
+              <v:shape w14:anchorId="39D76FC2" id="_x0000_s1035" type="#_x0000_t202" style="position:absolute;margin-left:237.6pt;margin-top:514.3pt;width:349.2pt;height:45.3pt;z-index:251677696;visibility:visible;mso-wrap-style:square;mso-width-percent:0;mso-height-percent:0;mso-wrap-distance-left:9pt;mso-wrap-distance-top:3.6pt;mso-wrap-distance-right:9pt;mso-wrap-distance-bottom:3.6pt;mso-position-horizontal:absolute;mso-position-horizontal-relative:page;mso-position-vertical:absolute;mso-position-vertical-relative:text;mso-width-percent:0;mso-height-percent:0;mso-width-relative:margin;mso-height-relative:margin;v-text-anchor:top" o:gfxdata="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" filled="f" stroked="f">
+                <v:textbox>
+                  <w:txbxContent>
+                    <w:p>
+                      <w:pPr>
+                        <w:rPr>
+                          <w:rFonts w:ascii="Arial" w:hAnsi="Arial" w:cs="Arial"/>
+                          <w:sz w:val="40"/>
+                          <w:szCs w:val="36"/>
+                        </w:rPr>
+                      </w:pPr>
+                      <w:r>
+                        <w:rPr>
+                          <w:rFonts w:ascii="Arial" w:hAnsi="Arial" w:cs="Arial"/>
+                          <w:sz w:val="40"/>
+                          <w:szCs w:val="36"/>
+                        </w:rPr>
+                        <w:t>Nombre del docente de la materia</w:t>
+                      </w:r>
+                    </w:p>
+                  </w:txbxContent>
+                </v:textbox>
+                <w10:wrap type="square" anchorx="page"/>
+              </v:shape>
+            </w:pict>
+          </mc:Fallback>
+        </mc:AlternateContent>
+      </w:r>
+      <w:r>
+        <w:rPr>
+          <w:noProof/>
+          <w:lang w:eastAsia="es-MX"/>
+        </w:rPr>
+        <mc:AlternateContent>
+          <mc:Choice Requires="wps">
+            <w:drawing>
+              <wp:anchor distT="45720" distB="45720" distL="114300" distR="114300" simplePos="0" relativeHeight="251672576" behindDoc="0" locked="0" layoutInCell="1" allowOverlap="1" wp14:anchorId="79BA0080" wp14:editId="6FB22D93">
+                <wp:simplePos x="0" y="0"/>
+                <wp:positionH relativeFrom="page">
+                  <wp:posOffset>3020060</wp:posOffset>
+                </wp:positionH>
+                <wp:positionV relativeFrom="paragraph">
+                  <wp:posOffset>5792470</wp:posOffset>
+                </wp:positionV>
+                <wp:extent cx="3959860" cy="575310"/>
+                <wp:effectExtent l="0" t="0" r="0" b="0"/>
+                <wp:wrapSquare wrapText="bothSides"/>
+                <wp:docPr id="19" name="Cuadro de texto 2"/>
+                <wp:cNvGraphicFramePr>
+                  <a:graphicFrameLocks xmlns:a="http://schemas.openxmlformats.org/drawingml/2006/main"/>
+                </wp:cNvGraphicFramePr>
+                <a:graphic xmlns:a="http://schemas.openxmlformats.org/drawingml/2006/main">
+                  <a:graphicData uri="http://schemas.microsoft.com/office/word/2010/wordprocessingShape">
+                    <wps:wsp>
+                      <wps:cNvSpPr txBox="1">
+                        <a:spLocks noChangeArrowheads="1"/>
+                      </wps:cNvSpPr>
+                      <wps:spPr bwMode="auto">
+                        <a:xfrm>
+                          <a:off x="0" y="0"/>
+                          <a:ext cx="3959860" cy="575310"/>
+                        </a:xfrm>
+                        <a:prstGeom prst="rect">
+                          <a:avLst/>
+                        </a:prstGeom>
+                        <a:noFill/>
+                        <a:ln w="9525">
+                          <a:noFill/>
+                          <a:miter lim="800000"/>
+                          <a:headEnd/>
+                          <a:tailEnd/>
+                        </a:ln>
+                      </wps:spPr>
+                      <wps:txbx>
+                        <w:txbxContent>
+                          <w:p>
+                            <w:pPr>
+                              <w:rPr>
+                                <w:rFonts w:ascii="Arial" w:hAnsi="Arial" w:cs="Arial"/>
+                                <w:sz w:val="40"/>
+                                <w:szCs w:val="36"/>
+                              </w:rPr>
+                            </w:pPr>
+                            <w:r>
+                              <w:rPr>
+                                <w:rFonts w:ascii="Arial" w:hAnsi="Arial" w:cs="Arial"/>
+                                <w:sz w:val="40"/>
+                                <w:szCs w:val="36"/>
+                              </w:rPr>
+                              <w:t>Nombre de la materia</w:t>
+                            </w:r>
+                          </w:p>
+                        </w:txbxContent>
+                      </wps:txbx>
+                      <wps:bodyPr rot="0" vert="horz" wrap="square" lIns="91440" tIns="45720" rIns="91440" bIns="45720" anchor="t" anchorCtr="0">
+                        <a:noAutofit/>
+                      </wps:bodyPr>
+                    </wps:wsp>
+                  </a:graphicData>
+                </a:graphic>
+                <wp14:sizeRelH relativeFrom="margin">
+                  <wp14:pctWidth>0</wp14:pctWidth>
+                </wp14:sizeRelH>
+                <wp14:sizeRelV relativeFrom="margin">
+                  <wp14:pctHeight>0</wp14:pctHeight>
+                </wp14:sizeRelV>
+              </wp:anchor>
+            </w:drawing>
+          </mc:Choice>
+          <mc:Fallback>
+            <w:pict>
+              <v:shape w14:anchorId="79BA0080" id="_x0000_s1036" type="#_x0000_t202" style="position:absolute;margin-left:237.8pt;margin-top:456.1pt;width:311.8pt;height:45.3pt;z-index:251672576;visibility:visible;mso-wrap-style:square;mso-width-percent:0;mso-height-percent:0;mso-wrap-distance-left:9pt;mso-wrap-distance-top:3.6pt;mso-wrap-distance-right:9pt;mso-wrap-distance-bottom:3.6pt;mso-position-horizontal:absolute;mso-position-horizontal-relative:page;mso-position-vertical:absolute;mso-position-vertical-relative:text;mso-width-percent:0;mso-height-percent:0;mso-width-relative:margin;mso-height-relative:margin;v-text-anchor:top" o:gfxdata="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" filled="f" stroked="f">
+                <v:textbox>
+                  <w:txbxContent>
+                    <w:p>
+                      <w:pPr>
+                        <w:rPr>
+                          <w:rFonts w:ascii="Arial" w:hAnsi="Arial" w:cs="Arial"/>
+                          <w:sz w:val="40"/>
+                          <w:szCs w:val="36"/>
+                        </w:rPr>
+                      </w:pPr>
+                      <w:r>
+                        <w:rPr>
+                          <w:rFonts w:ascii="Arial" w:hAnsi="Arial" w:cs="Arial"/>
+                          <w:sz w:val="40"/>
+                          <w:szCs w:val="36"/>
+                        </w:rPr>
+                        <w:t>Nombre de la materia</w:t>
+                      </w:r>
+                    </w:p>
+                  </w:txbxContent>
+                </v:textbox>
+                <w10:wrap type="square" anchorx="page"/>
+              </v:shape>
+            </w:pict>
+          </mc:Fallback>
+        </mc:AlternateContent>
+      </w:r>
+      <w:r>
+        <w:rPr>
+          <w:noProof/>
+          <w:lang w:eastAsia="es-MX"/>
+        </w:rPr>
+        <mc:AlternateContent>
+          <mc:Choice Requires="wps">
+            <w:drawing>
+              <wp:anchor distT="45720" distB="45720" distL="114300" distR="114300" simplePos="0" relativeHeight="251681792" behindDoc="0" locked="0" layoutInCell="1" allowOverlap="1" wp14:anchorId="218B6301" wp14:editId="7B61E7EA">
+                <wp:simplePos x="0" y="0"/>
+                <wp:positionH relativeFrom="page">
+                  <wp:posOffset>3020060</wp:posOffset>
+                </wp:positionH>
+                <wp:positionV relativeFrom="paragraph">
+                  <wp:posOffset>5165090</wp:posOffset>
+                </wp:positionV>
+                <wp:extent cx="3959860" cy="575310"/>
+                <wp:effectExtent l="0" t="0" r="0" b="0"/>
+                <wp:wrapSquare wrapText="bothSides"/>
+                <wp:docPr id="9" name="Cuadro de texto 2"/>
+                <wp:cNvGraphicFramePr>
+                  <a:graphicFrameLocks xmlns:a="http://schemas.openxmlformats.org/drawingml/2006/main"/>
+                </wp:cNvGraphicFramePr>
+                <a:graphic xmlns:a="http://schemas.openxmlformats.org/drawingml/2006/main">
+                  <a:graphicData uri="http://schemas.microsoft.com/office/word/2010/wordprocessingShape">
+                    <wps:wsp>
+                      <wps:cNvSpPr txBox="1">
+                        <a:spLocks noChangeArrowheads="1"/>
+                      </wps:cNvSpPr>
+                      <wps:spPr bwMode="auto">
+                        <a:xfrm>
+                          <a:off x="0" y="0"/>
+                          <a:ext cx="3959860" cy="575310"/>
+                        </a:xfrm>
+                        <a:prstGeom prst="rect">
+                          <a:avLst/>
+                        </a:prstGeom>
+                        <a:noFill/>
+                        <a:ln w="9525">
+                          <a:noFill/>
+                          <a:miter lim="800000"/>
+                          <a:headEnd/>
+                          <a:tailEnd/>
+                        </a:ln>
+                      </wps:spPr>
+                      <wps:txbx>
+                        <w:txbxContent>
+                          <w:p>
+                            <w:pPr>
+                              <w:rPr>
+                                <w:rFonts w:ascii="Arial" w:hAnsi="Arial" w:cs="Arial"/>
+                                <w:sz w:val="40"/>
+                                <w:szCs w:val="36"/>
+                              </w:rPr>
+                            </w:pPr>
+                            <w:r>
+                              <w:rPr>
+                                <w:rFonts w:ascii="Arial" w:hAnsi="Arial" w:cs="Arial"/>
+                                <w:sz w:val="40"/>
+                                <w:szCs w:val="36"/>
+                              </w:rPr>
+                              <w:t>ITS</w:t>
+                            </w:r>
+                          </w:p>
+                        </w:txbxContent>
+                      </wps:txbx>
+                      <wps:bodyPr rot="0" vert="horz" wrap="square" lIns="91440" tIns="45720" rIns="91440" bIns="45720" anchor="t" anchorCtr="0">
+                        <a:noAutofit/>
+                      </wps:bodyPr>
+                    </wps:wsp>
+                  </a:graphicData>
+                </a:graphic>
+                <wp14:sizeRelH relativeFrom="margin">
+                  <wp14:pctWidth>0</wp14:pctWidth>
+                </wp14:sizeRelH>
+                <wp14:sizeRelV relativeFrom="margin">
+                  <wp14:pctHeight>0</wp14:pctHeight>
+                </wp14:sizeRelV>
+              </wp:anchor>
+            </w:drawing>
+          </mc:Choice>
+          <mc:Fallback>
+            <w:pict>
+              <v:shape w14:anchorId="218B6301" id="_x0000_s1037" type="#_x0000_t202" style="position:absolute;margin-left:237.8pt;margin-top:406.7pt;width:311.8pt;height:45.3pt;z-index:251681792;visibility:visible;mso-wrap-style:square;mso-width-percent:0;mso-height-percent:0;mso-wrap-distance-left:9pt;mso-wrap-distance-top:3.6pt;mso-wrap-distance-right:9pt;mso-wrap-distance-bottom:3.6pt;mso-position-horizontal:absolute;mso-position-horizontal-relative:page;mso-position-vertical:absolute;mso-position-vertical-relative:text;mso-width-percent:0;mso-height-percent:0;mso-width-relative:margin;mso-height-relative:margin;v-text-anchor:top" o:gfxdata="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" filled="f" stroked="f">
+                <v:textbox>
+                  <w:txbxContent>
+                    <w:p>
+                      <w:pPr>
+                        <w:rPr>
+                          <w:rFonts w:ascii="Arial" w:hAnsi="Arial" w:cs="Arial"/>
+                          <w:sz w:val="40"/>
+                          <w:szCs w:val="36"/>
+                        </w:rPr>
+                      </w:pPr>
+                      <w:r>
+                        <w:rPr>
+                          <w:rFonts w:ascii="Arial" w:hAnsi="Arial" w:cs="Arial"/>
+                          <w:sz w:val="40"/>
+                          <w:szCs w:val="36"/>
+                        </w:rPr>
+                        <w:t>ITS</w:t>
+                      </w:r>
+                    </w:p>
+                  </w:txbxContent>
+                </v:textbox>
+                <w10:wrap type="square" anchorx="page"/>
+              </v:shape>
+            </w:pict>
+          </mc:Fallback>
+        </mc:AlternateContent>
+      </w:r>
+      <w:r>
+        <w:rPr>
+          <w:noProof/>
+          <w:lang w:eastAsia="es-MX"/>
+        </w:rPr>
+        <mc:AlternateContent>
+          <mc:Choice Requires="wps">
+            <w:drawing>
+              <wp:anchor distT="45720" distB="45720" distL="114300" distR="114300" simplePos="0" relativeHeight="251680768" behindDoc="0" locked="0" layoutInCell="1" allowOverlap="1" wp14:anchorId="760AF1F1" wp14:editId="1CF0A729">
+                <wp:simplePos x="0" y="0"/>
+                <wp:positionH relativeFrom="margin">
+                  <wp:align>left</wp:align>
+                </wp:positionH>
+                <wp:positionV relativeFrom="paragraph">
+                  <wp:posOffset>5043805</wp:posOffset>
+                </wp:positionV>
+                <wp:extent cx="2116455" cy="575310"/>
+                <wp:effectExtent l="0" t="0" r="0" b="0"/>
+                <wp:wrapSquare wrapText="bothSides"/>
+                <wp:docPr id="8" name="Cuadro de texto 2"/>
+                <wp:cNvGraphicFramePr>
+                  <a:graphicFrameLocks xmlns:a="http://schemas.openxmlformats.org/drawingml/2006/main"/>
+                </wp:cNvGraphicFramePr>
+                <a:graphic xmlns:a="http://schemas.openxmlformats.org/drawingml/2006/main">
+                  <a:graphicData uri="http://schemas.microsoft.com/office/word/2010/wordprocessingShape">
+                    <wps:wsp>
+                      <wps:cNvSpPr txBox="1">
+                        <a:spLocks noChangeArrowheads="1"/>
+                      </wps:cNvSpPr>
+                      <wps:spPr bwMode="auto">
+                        <a:xfrm>
+                          <a:off x="0" y="0"/>
+                          <a:ext cx="2116455" cy="575310"/>
+                        </a:xfrm>
+                        <a:prstGeom prst="rect">
+                          <a:avLst/>
+                        </a:prstGeom>
+                        <a:noFill/>
+                        <a:ln w="9525">
+                          <a:noFill/>
+                          <a:miter lim="800000"/>
+                          <a:headEnd/>
+                          <a:tailEnd/>
+                        </a:ln>
+                      </wps:spPr>
+                      <wps:txbx>
+                        <w:txbxContent>
+                          <w:p>
+                            <w:pPr>
+                              <w:rPr>
+                                <w:rFonts w:ascii="Delight Candles" w:hAnsi="Delight Candles"/>
+                                <w:b/>
+                                <w:color w:val="275317" w:themeColor="accent6" w:themeShade="80"/>
+                                <w:sz w:val="32"/>
+                              </w:rPr>
+                            </w:pPr>
+                            <w:r>
+                              <w:rPr>
+                                <w:rFonts w:ascii="Delight Candles" w:hAnsi="Delight Candles"/>
+                                <w:b/>
+                                <w:color w:val="275317" w:themeColor="accent6" w:themeShade="80"/>
+                                <w:sz w:val="44"/>
+                              </w:rPr>
+                              <w:t>Carrera</w:t>
+                            </w:r>
+                          </w:p>
+                        </w:txbxContent>
+                      </wps:txbx>
+                      <wps:bodyPr rot="0" vert="horz" wrap="square" lIns="91440" tIns="45720" rIns="91440" bIns="45720" anchor="t" anchorCtr="0">
+                        <a:noAutofit/>
+                      </wps:bodyPr>
+                    </wps:wsp>
+                  </a:graphicData>
+                </a:graphic>
+                <wp14:sizeRelH relativeFrom="margin">
+                  <wp14:pctWidth>0</wp14:pctWidth>
+                </wp14:sizeRelH>
+                <wp14:sizeRelV relativeFrom="margin">
+                  <wp14:pctHeight>0</wp14:pctHeight>
+                </wp14:sizeRelV>
+              </wp:anchor>
+            </w:drawing>
+          </mc:Choice>
+          <mc:Fallback>
+            <w:pict>
+              <v:shape w14:anchorId="760AF1F1" id="_x0000_s1038" type="#_x0000_t202" style="position:absolute;margin-left:0;margin-top:397.15pt;width:166.65pt;height:45.3pt;z-index:251680768;visibility:visible;mso-wrap-style:square;mso-width-percent:0;mso-height-percent:0;mso-wrap-distance-left:9pt;mso-wrap-distance-top:3.6pt;mso-wrap-distance-right:9pt;mso-wrap-distance-bottom:3.6pt;mso-position-horizontal:left;mso-position-horizontal-relative:margin;mso-position-vertical:absolute;mso-position-vertical-relative:text;mso-width-percent:0;mso-height-percent:0;mso-width-relative:margin;mso-height-relative:margin;v-text-anchor:top" o:gfxdata="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" filled="f" stroked="f">
+                <v:textbox>
+                  <w:txbxContent>
+                    <w:p>
+                      <w:pPr>
+                        <w:rPr>
+                          <w:rFonts w:ascii="Delight Candles" w:hAnsi="Delight Candles"/>
+                          <w:b/>
+                          <w:color w:val="275317" w:themeColor="accent6" w:themeShade="80"/>
+                          <w:sz w:val="32"/>
+                        </w:rPr>
+                      </w:pPr>
+                      <w:r>
+                        <w:rPr>
+                          <w:rFonts w:ascii="Delight Candles" w:hAnsi="Delight Candles"/>
+                          <w:b/>
+                          <w:color w:val="275317" w:themeColor="accent6" w:themeShade="80"/>
+                          <w:sz w:val="44"/>
+                        </w:rPr>
+                        <w:t>Carrera</w:t>
+                      </w:r>
+                    </w:p>
+                  </w:txbxContent>
+                </v:textbox>
+                <w10:wrap type="square" anchorx="margin"/>
+              </v:shape>
+            </w:pict>
+          </mc:Fallback>
+        </mc:AlternateContent>
+      </w:r>
+      <w:r>
+        <w:rPr>
+          <w:noProof/>
+          <w:lang w:eastAsia="es-MX"/>
+        </w:rPr>
+        <mc:AlternateContent>
+          <mc:Choice Requires="wps">
+            <w:drawing>
+              <wp:anchor distT="45720" distB="45720" distL="114300" distR="114300" simplePos="0" relativeHeight="251668480" behindDoc="0" locked="0" layoutInCell="1" allowOverlap="1" wp14:anchorId="57498611" wp14:editId="3AA92087">
+                <wp:simplePos x="0" y="0"/>
+                <wp:positionH relativeFrom="margin">
+                  <wp:align>left</wp:align>
+                </wp:positionH>
+                <wp:positionV relativeFrom="paragraph">
+                  <wp:posOffset>5769610</wp:posOffset>
+                </wp:positionV>
+                <wp:extent cx="2116455" cy="640080"/>
+                <wp:effectExtent l="0" t="0" r="0" b="0"/>
+                <wp:wrapSquare wrapText="bothSides"/>
+                <wp:docPr id="13" name="Cuadro de texto 2"/>
+                <wp:cNvGraphicFramePr>
+                  <a:graphicFrameLocks xmlns:a="http://schemas.openxmlformats.org/drawingml/2006/main"/>
+                </wp:cNvGraphicFramePr>
+                <a:graphic xmlns:a="http://schemas.openxmlformats.org/drawingml/2006/main">
+                  <a:graphicData uri="http://schemas.microsoft.com/office/word/2010/wordprocessingShape">
+                    <wps:wsp>
+                      <wps:cNvSpPr txBox="1">
+                        <a:spLocks noChangeArrowheads="1"/>
+                      </wps:cNvSpPr>
+                      <wps:spPr bwMode="auto">
+                        <a:xfrm>
+                          <a:off x="0" y="0"/>
+                          <a:ext cx="2116455" cy="640080"/>
+                        </a:xfrm>
+                        <a:prstGeom prst="rect">
+                          <a:avLst/>
+                        </a:prstGeom>
+                        <a:noFill/>
+                        <a:ln w="9525">
+                          <a:noFill/>
+                          <a:miter lim="800000"/>
+                          <a:headEnd/>
+                          <a:tailEnd/>
+                        </a:ln>
+                      </wps:spPr>
+                      <wps:txbx>
+                        <w:txbxContent>
+                          <w:p>
+                            <w:pPr>
+                              <w:rPr>
+                                <w:rFonts w:ascii="Delight Candles" w:hAnsi="Delight Candles"/>
+                                <w:b/>
+                                <w:color w:val="275317" w:themeColor="accent6" w:themeShade="80"/>
+                                <w:sz w:val="32"/>
+                              </w:rPr>
+                            </w:pPr>
+                            <w:r>
+                              <w:rPr>
+                                <w:rFonts w:ascii="Delight Candles" w:hAnsi="Delight Candles"/>
+                                <w:b/>
+                                <w:color w:val="275317" w:themeColor="accent6" w:themeShade="80"/>
+                                <w:sz w:val="44"/>
+                              </w:rPr>
+                              <w:t>Asignatura</w:t>
+                            </w:r>
+                          </w:p>
+                        </w:txbxContent>
+                      </wps:txbx>
+                      <wps:bodyPr rot="0" vert="horz" wrap="square" lIns="91440" tIns="45720" rIns="91440" bIns="45720" anchor="t" anchorCtr="0">
+                        <a:noAutofit/>
+                      </wps:bodyPr>
+                    </wps:wsp>
+                  </a:graphicData>
+                </a:graphic>
+                <wp14:sizeRelH relativeFrom="margin">
+                  <wp14:pctWidth>0</wp14:pctWidth>
+                </wp14:sizeRelH>
+                <wp14:sizeRelV relativeFrom="margin">
+                  <wp14:pctHeight>0</wp14:pctHeight>
+                </wp14:sizeRelV>
+              </wp:anchor>
+            </w:drawing>
+          </mc:Choice>
+          <mc:Fallback>
+            <w:pict>
+              <v:shape w14:anchorId="57498611" id="_x0000_s1039" type="#_x0000_t202" style="position:absolute;margin-left:0;margin-top:454.3pt;width:166.65pt;height:50.4pt;z-index:251668480;visibility:visible;mso-wrap-style:square;mso-width-percent:0;mso-height-percent:0;mso-wrap-distance-left:9pt;mso-wrap-distance-top:3.6pt;mso-wrap-distance-right:9pt;mso-wrap-distance-bottom:3.6pt;mso-position-horizontal:left;mso-position-horizontal-relative:margin;mso-position-vertical:absolute;mso-position-vertical-relative:text;mso-width-percent:0;mso-height-percent:0;mso-width-relative:margin;mso-height-relative:margin;v-text-anchor:top" o:gfxdata="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" filled="f" stroked="f">
+                <v:textbox>
+                  <w:txbxContent>
+                    <w:p>
+                      <w:pPr>
+                        <w:rPr>
+                          <w:rFonts w:ascii="Delight Candles" w:hAnsi="Delight Candles"/>
+                          <w:b/>
+                          <w:color w:val="275317" w:themeColor="accent6" w:themeShade="80"/>
+                          <w:sz w:val="32"/>
+                        </w:rPr>
+                      </w:pPr>
+                      <w:r>
+                        <w:rPr>
+                          <w:rFonts w:ascii="Delight Candles" w:hAnsi="Delight Candles"/>
+                          <w:b/>
+                          <w:color w:val="275317" w:themeColor="accent6" w:themeShade="80"/>
+                          <w:sz w:val="44"/>
+                        </w:rPr>
+                        <w:t>Asignatura</w:t>
+                      </w:r>
+                    </w:p>
+                  </w:txbxContent>
+                </v:textbox>
+                <w10:wrap type="square" anchorx="margin"/>
+              </v:shape>
+            </w:pict>
+          </mc:Fallback>
+        </mc:AlternateContent>
+      </w:r>
+      <w:r>
+        <w:rPr>
+          <w:noProof/>
+          <w:lang w:eastAsia="es-MX"/>
+        </w:rPr>
+        <mc:AlternateContent>
+          <mc:Choice Requires="wps">
+            <w:drawing>
+              <wp:anchor distT="45720" distB="45720" distL="114300" distR="114300" simplePos="0" relativeHeight="251675648" behindDoc="0" locked="0" layoutInCell="1" allowOverlap="1" wp14:anchorId="0551B988" wp14:editId="2B474BC2">
+                <wp:simplePos x="0" y="0"/>
+                <wp:positionH relativeFrom="margin">
+                  <wp:posOffset>18011</wp:posOffset>
+                </wp:positionH>
+                <wp:positionV relativeFrom="paragraph">
+                  <wp:posOffset>7089486</wp:posOffset>
+                </wp:positionV>
+                <wp:extent cx="1295400" cy="668020"/>
+                <wp:effectExtent l="0" t="0" r="0" b="0"/>
+                <wp:wrapSquare wrapText="bothSides"/>
+                <wp:docPr id="14" name="Cuadro de texto 2"/>
+                <wp:cNvGraphicFramePr>
+                  <a:graphicFrameLocks xmlns:a="http://schemas.openxmlformats.org/drawingml/2006/main"/>
+                </wp:cNvGraphicFramePr>
+                <a:graphic xmlns:a="http://schemas.openxmlformats.org/drawingml/2006/main">
+                  <a:graphicData uri="http://schemas.microsoft.com/office/word/2010/wordprocessingShape">
+                    <wps:wsp>
+                      <wps:cNvSpPr txBox="1">
+                        <a:spLocks noChangeArrowheads="1"/>
+                      </wps:cNvSpPr>
+                      <wps:spPr bwMode="auto">
+                        <a:xfrm>
+                          <a:off x="0" y="0"/>
+                          <a:ext cx="1295400" cy="668020"/>
+                        </a:xfrm>
+                        <a:prstGeom prst="rect">
+                          <a:avLst/>
+                        </a:prstGeom>
+                        <a:noFill/>
+                        <a:ln w="9525">
+                          <a:noFill/>
+                          <a:miter lim="800000"/>
+                          <a:headEnd/>
+                          <a:tailEnd/>
+                        </a:ln>
+                      </wps:spPr>
+                      <wps:txbx>
+                        <w:txbxContent>
+                          <w:p>
+                            <w:pPr>
+                              <w:rPr>
+                                <w:rFonts w:ascii="Delight Candles" w:hAnsi="Delight Candles"/>
+                                <w:b/>
+                                <w:color w:val="275317" w:themeColor="accent6" w:themeShade="80"/>
+                                <w:sz w:val="32"/>
+                              </w:rPr>
+                            </w:pPr>
+                            <w:r>
+                              <w:rPr>
+                                <w:rFonts w:ascii="Delight Candles" w:hAnsi="Delight Candles"/>
+                                <w:b/>
+                                <w:color w:val="275317" w:themeColor="accent6" w:themeShade="80"/>
+                                <w:sz w:val="44"/>
+                              </w:rPr>
+                              <w:t xml:space="preserve">Fecha </w:t>
+                            </w:r>
+                          </w:p>
+                        </w:txbxContent>
+                      </wps:txbx>
+                      <wps:bodyPr rot="0" vert="horz" wrap="square" lIns="91440" tIns="45720" rIns="91440" bIns="45720" anchor="t" anchorCtr="0">
+                        <a:noAutofit/>
+                      </wps:bodyPr>
+                    </wps:wsp>
+                  </a:graphicData>
+                </a:graphic>
+                <wp14:sizeRelH relativeFrom="margin">
+                  <wp14:pctWidth>0</wp14:pctWidth>
+                </wp14:sizeRelH>
+                <wp14:sizeRelV relativeFrom="margin">
+                  <wp14:pctHeight>0</wp14:pctHeight>
+                </wp14:sizeRelV>
+              </wp:anchor>
+            </w:drawing>
+          </mc:Choice>
+          <mc:Fallback>
+            <w:pict>
+              <v:shape w14:anchorId="0551B988" id="_x0000_s1040" type="#_x0000_t202" style="position:absolute;margin-left:1.4pt;margin-top:558.25pt;width:102pt;height:52.6pt;z-index:251675648;visibility:visible;mso-wrap-style:square;mso-width-percent:0;mso-height-percent:0;mso-wrap-distance-left:9pt;mso-wrap-distance-top:3.6pt;mso-wrap-distance-right:9pt;mso-wrap-distance-bottom:3.6pt;mso-position-horizontal:absolute;mso-position-horizontal-relative:margin;mso-position-vertical:absolute;mso-position-vertical-relative:text;mso-width-percent:0;mso-height-percent:0;mso-width-relative:margin;mso-height-relative:margin;v-text-anchor:top" o:gfxdata="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" filled="f" stroked="f">
+                <v:textbox>
+                  <w:txbxContent>
+                    <w:p>
+                      <w:pPr>
+                        <w:rPr>
+                          <w:rFonts w:ascii="Delight Candles" w:hAnsi="Delight Candles"/>
+                          <w:b/>
+                          <w:color w:val="275317" w:themeColor="accent6" w:themeShade="80"/>
+                          <w:sz w:val="32"/>
+                        </w:rPr>
+                      </w:pPr>
+                      <w:r>
+                        <w:rPr>
+                          <w:rFonts w:ascii="Delight Candles" w:hAnsi="Delight Candles"/>
+                          <w:b/>
+                          <w:color w:val="275317" w:themeColor="accent6" w:themeShade="80"/>
+                          <w:sz w:val="44"/>
+                        </w:rPr>
+                        <w:t xml:space="preserve">Fecha </w:t>
+                      </w:r>
+                    </w:p>
+                  </w:txbxContent>
+                </v:textbox>
+                <w10:wrap type="square" anchorx="margin"/>
+              </v:shape>
+            </w:pict>
+          </mc:Fallback>
+        </mc:AlternateContent>
+      </w:r>
+      <w:r>
+        <w:rPr>
+          <w:noProof/>
+          <w:lang w:eastAsia="es-MX"/>
+        </w:rPr>
+        <mc:AlternateContent>
+          <mc:Choice Requires="wps">
+            <w:drawing>
+              <wp:anchor distT="45720" distB="45720" distL="114300" distR="114300" simplePos="0" relativeHeight="251676672" behindDoc="0" locked="0" layoutInCell="1" allowOverlap="1" wp14:anchorId="6932118A" wp14:editId="40D7C096">
+                <wp:simplePos x="0" y="0"/>
+                <wp:positionH relativeFrom="margin">
+                  <wp:align>left</wp:align>
+                </wp:positionH>
+                <wp:positionV relativeFrom="paragraph">
+                  <wp:posOffset>6420369</wp:posOffset>
+                </wp:positionV>
+                <wp:extent cx="2116455" cy="575310"/>
+                <wp:effectExtent l="0" t="0" r="0" b="0"/>
+                <wp:wrapSquare wrapText="bothSides"/>
+                <wp:docPr id="21" name="Cuadro de texto 2"/>
+                <wp:cNvGraphicFramePr>
+                  <a:graphicFrameLocks xmlns:a="http://schemas.openxmlformats.org/drawingml/2006/main"/>
+                </wp:cNvGraphicFramePr>
+                <a:graphic xmlns:a="http://schemas.openxmlformats.org/drawingml/2006/main">
+                  <a:graphicData uri="http://schemas.microsoft.com/office/word/2010/wordprocessingShape">
+                    <wps:wsp>
+                      <wps:cNvSpPr txBox="1">
+                        <a:spLocks noChangeArrowheads="1"/>
+                      </wps:cNvSpPr>
+                      <wps:spPr bwMode="auto">
+                        <a:xfrm>
+                          <a:off x="0" y="0"/>
+                          <a:ext cx="2116455" cy="575310"/>
+                        </a:xfrm>
+                        <a:prstGeom prst="rect">
+                          <a:avLst/>
+                        </a:prstGeom>
+                        <a:noFill/>
+                        <a:ln w="9525">
+                          <a:noFill/>
+                          <a:miter lim="800000"/>
+                          <a:headEnd/>
+                          <a:tailEnd/>
+                        </a:ln>
+                      </wps:spPr>
+                      <wps:txbx>
+                        <w:txbxContent>
+                          <w:p>
+                            <w:pPr>
+                              <w:rPr>
+                                <w:rFonts w:ascii="Delight Candles" w:hAnsi="Delight Candles"/>
+                                <w:b/>
+                                <w:color w:val="275317" w:themeColor="accent6" w:themeShade="80"/>
+                                <w:sz w:val="32"/>
+                              </w:rPr>
+                            </w:pPr>
+                            <w:r>
+                              <w:rPr>
+                                <w:rFonts w:ascii="Delight Candles" w:hAnsi="Delight Candles"/>
+                                <w:b/>
+                                <w:color w:val="275317" w:themeColor="accent6" w:themeShade="80"/>
+                                <w:sz w:val="44"/>
+                              </w:rPr>
+                              <w:t>Docente</w:t>
+                            </w:r>
+                          </w:p>
+                        </w:txbxContent>
+                      </wps:txbx>
+                      <wps:bodyPr rot="0" vert="horz" wrap="square" lIns="91440" tIns="45720" rIns="91440" bIns="45720" anchor="t" anchorCtr="0">
+                        <a:noAutofit/>
+                      </wps:bodyPr>
+                    </wps:wsp>
+                  </a:graphicData>
+                </a:graphic>
+                <wp14:sizeRelH relativeFrom="margin">
+                  <wp14:pctWidth>0</wp14:pctWidth>
+                </wp14:sizeRelH>
+                <wp14:sizeRelV relativeFrom="margin">
+                  <wp14:pctHeight>0</wp14:pctHeight>
+                </wp14:sizeRelV>
+              </wp:anchor>
+            </w:drawing>
+          </mc:Choice>
+          <mc:Fallback>
+            <w:pict>
+              <v:shape w14:anchorId="6932118A" id="_x0000_s1041" type="#_x0000_t202" style="position:absolute;margin-left:0;margin-top:505.55pt;width:166.65pt;height:45.3pt;z-index:251676672;visibility:visible;mso-wrap-style:square;mso-width-percent:0;mso-height-percent:0;mso-wrap-distance-left:9pt;mso-wrap-distance-top:3.6pt;mso-wrap-distance-right:9pt;mso-wrap-distance-bottom:3.6pt;mso-position-horizontal:left;mso-position-horizontal-relative:margin;mso-position-vertical:absolute;mso-position-vertical-relative:text;mso-width-percent:0;mso-height-percent:0;mso-width-relative:margin;mso-height-relative:margin;v-text-anchor:top" o:gfxdata="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" filled="f" stroked="f">
+                <v:textbox>
+                  <w:txbxContent>
+                    <w:p>
+                      <w:pPr>
+                        <w:rPr>
+                          <w:rFonts w:ascii="Delight Candles" w:hAnsi="Delight Candles"/>
+                          <w:b/>
+                          <w:color w:val="275317" w:themeColor="accent6" w:themeShade="80"/>
+                          <w:sz w:val="32"/>
+                        </w:rPr>
+                      </w:pPr>
+                      <w:r>
+                        <w:rPr>
+                          <w:rFonts w:ascii="Delight Candles" w:hAnsi="Delight Candles"/>
+                          <w:b/>
+                          <w:color w:val="275317" w:themeColor="accent6" w:themeShade="80"/>
+                          <w:sz w:val="44"/>
+                        </w:rPr>
+                        <w:t>Docente</w:t>
+                      </w:r>
+                    </w:p>
+                  </w:txbxContent>
+                </v:textbox>
+                <w10:wrap type="square" anchorx="margin"/>
+              </v:shape>
+            </w:pict>
+          </mc:Fallback>
+        </mc:AlternateContent>
+      </w:r>
+    </w:p>
+    <w:p>
+      <w:pPr>
+        <w:rPr>
+          <w:rFonts w:asciiTheme="majorHAnsi" w:eastAsiaTheme="majorEastAsia" w:hAnsiTheme="majorHAnsi" w:cstheme="majorBidi"/>
+          <w:color w:val="0F4761" w:themeColor="accent1" w:themeShade="BF"/>
+          <w:kern w:val="0"/>
+          <w:sz w:val="32"/>
+          <w:szCs w:val="32"/>
+          <w:lang w:eastAsia="es-MX"/>
+          <w14:ligatures w14:val="none"/>
+        </w:rPr>
+      </w:pPr>
+      <w:r>
+        <w:rPr>
+          <w:noProof/>
+          <w:lang w:eastAsia="es-MX"/>
+        </w:rPr>
+        <mc:AlternateContent>
+          <mc:Choice Requires="wps">
+            <w:drawing>
+              <wp:anchor distT="45720" distB="45720" distL="114300" distR="114300" simplePos="0" relativeHeight="251671552" behindDoc="0" locked="0" layoutInCell="1" allowOverlap="1" wp14:anchorId="136D9EF9" wp14:editId="491A55EB">
+                <wp:simplePos x="0" y="0"/>
+                <wp:positionH relativeFrom="margin">
+                  <wp:align>right</wp:align>
+                </wp:positionH>
+                <wp:positionV relativeFrom="paragraph">
+                  <wp:posOffset>4165600</wp:posOffset>
+                </wp:positionV>
+                <wp:extent cx="3829050" cy="575310"/>
+                <wp:effectExtent l="0" t="0" r="0" b="0"/>
+                <wp:wrapSquare wrapText="bothSides"/>
+                <wp:docPr id="18" name="Cuadro de texto 2"/>
+                <wp:cNvGraphicFramePr>
+                  <a:graphicFrameLocks xmlns:a="http://schemas.openxmlformats.org/drawingml/2006/main"/>
+                </wp:cNvGraphicFramePr>
+                <a:graphic xmlns:a="http://schemas.openxmlformats.org/drawingml/2006/main">
+                  <a:graphicData uri="http://schemas.microsoft.com/office/word/2010/wordprocessingShape">
+                    <wps:wsp>
+                      <wps:cNvSpPr txBox="1">
+                        <a:spLocks noChangeArrowheads="1"/>
+                      </wps:cNvSpPr>
+                      <wps:spPr bwMode="auto">
+                        <a:xfrm>
+                          <a:off x="0" y="0"/>
+                          <a:ext cx="3829050" cy="575310"/>
+                        </a:xfrm>
+                        <a:prstGeom prst="rect">
+                          <a:avLst/>
+                        </a:prstGeom>
+                        <a:noFill/>
+                        <a:ln w="9525">
+                          <a:noFill/>
+                          <a:miter lim="800000"/>
+                          <a:headEnd/>
+                          <a:tailEnd/>
+                        </a:ln>
+                      </wps:spPr>
+                      <wps:txbx>
+                        <w:txbxContent>
+                          <w:p>
+                            <w:pPr>
+                              <w:rPr>
+                                <w:rFonts w:ascii="Arial" w:hAnsi="Arial" w:cs="Arial"/>
+                                <w:sz w:val="40"/>
+                                <w:szCs w:val="36"/>
+                              </w:rPr>
+                            </w:pPr>
+                            <w:r>
+                              <w:rPr>
+                                <w:rFonts w:ascii="Arial" w:hAnsi="Arial" w:cs="Arial"/>
+                                <w:sz w:val="40"/>
+                                <w:szCs w:val="36"/>
+                              </w:rPr>
+                              <w:t>000</w:t>
+                            </w:r>
+                          </w:p>
+                        </w:txbxContent>
+                      </wps:txbx>
+                      <wps:bodyPr rot="0" vert="horz" wrap="square" lIns="91440" tIns="45720" rIns="91440" bIns="45720" anchor="t" anchorCtr="0">
+                        <a:noAutofit/>
+                      </wps:bodyPr>
+                    </wps:wsp>
+                  </a:graphicData>
+                </a:graphic>
+                <wp14:sizeRelH relativeFrom="margin">
+                  <wp14:pctWidth>0</wp14:pctWidth>
+                </wp14:sizeRelH>
+                <wp14:sizeRelV relativeFrom="margin">
+                  <wp14:pctHeight>0</wp14:pctHeight>
+                </wp14:sizeRelV>
+              </wp:anchor>
+            </w:drawing>
+          </mc:Choice>
+          <mc:Fallback>
+            <w:pict>
+              <v:shape w14:anchorId="136D9EF9" id="_x0000_s1042" type="#_x0000_t202" style="position:absolute;margin-left:250.3pt;margin-top:328pt;width:301.5pt;height:45.3pt;z-index:251671552;visibility:visible;mso-wrap-style:square;mso-width-percent:0;mso-height-percent:0;mso-wrap-distance-left:9pt;mso-wrap-distance-top:3.6pt;mso-wrap-distance-right:9pt;mso-wrap-distance-bottom:3.6pt;mso-position-horizontal:right;mso-position-horizontal-relative:margin;mso-position-vertical:absolute;mso-position-vertical-relative:text;mso-width-percent:0;mso-height-percent:0;mso-width-relative:margin;mso-height-relative:margin;v-text-anchor:top" o:gfxdata="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" filled="f" stroked="f">
+                <v:textbox>
+                  <w:txbxContent>
+                    <w:p>
+                      <w:pPr>
+                        <w:rPr>
+                          <w:rFonts w:ascii="Arial" w:hAnsi="Arial" w:cs="Arial"/>
+                          <w:sz w:val="40"/>
+                          <w:szCs w:val="36"/>
+                        </w:rPr>
+                      </w:pPr>
+                      <w:r>
+                        <w:rPr>
+                          <w:rFonts w:ascii="Arial" w:hAnsi="Arial" w:cs="Arial"/>
+                          <w:sz w:val="40"/>
+                          <w:szCs w:val="36"/>
+                        </w:rPr>
+                        <w:t>000</w:t>
+                      </w:r>
+                    </w:p>
+                  </w:txbxContent>
+                </v:textbox>
+                <w10:wrap type="square" anchorx="margin"/>
+              </v:shape>
+            </w:pict>
+          </mc:Fallback>
+        </mc:AlternateContent>
+      </w:r>
+      <w:r>
+        <w:br w:type="page"/>
+      </w:r>
+    </w:p>
+    <w:sdt>
+      <w:sdtPr>
+        <w:id w:val="1268964238"/>
+        <w:docPartObj>
+          <w:docPartGallery w:val="Table of Contents"/>
+          <w:docPartUnique/>
+        </w:docPartObj>
+      </w:sdtPr>
+      <w:sdtEndPr>
+        <w:rPr>
+          <w:rFonts w:asciiTheme="minorHAnsi" w:eastAsiaTheme="minorHAnsi" w:hAnsiTheme="minorHAnsi" w:cstheme="minorBidi"/>
           <w:b/>
           <w:bCs/>
-          <w:sz w:val="56"/>
-          <w:szCs w:val="56"/>
-        </w:rPr>
-        <w:t>UNIVERSIDAD AUTÓNOMA</w:t>
-      </w:r>
-    </w:p>
-    <w:p>
-      <w:pPr>
-        <w:spacing w:after="200" w:line="276" w:lineRule="auto"/>
-        <w:ind w:left="-270" w:right="-270"/>
-        <w:jc w:val="center"/>
-        <w:rPr>
-          <w:sz w:val="52"/>
-          <w:szCs w:val="52"/>
-        </w:rPr>
-      </w:pPr>
-      <w:r>
-        <w:rPr>
-          <w:rFonts w:ascii="Aptos" w:eastAsia="Aptos" w:hAnsi="Aptos" w:cs="Aptos"/>
-          <w:b/>
-          <w:bCs/>
-          <w:sz w:val="56"/>
-          <w:szCs w:val="56"/>
-        </w:rPr>
-        <w:t>DE NUEVO LEÓN</w:t>
-      </w:r>
-    </w:p>
-    <w:p>
-      <w:pPr>
-        <w:spacing w:after="200" w:line="276" w:lineRule="auto"/>
-        <w:rPr>
-          <w:rFonts w:ascii="Aptos" w:eastAsia="Aptos" w:hAnsi="Aptos" w:cs="Aptos"/>
-          <w:b/>
-          <w:bCs/>
+          <w:color w:val="auto"/>
+          <w:kern w:val="2"/>
+          <w:sz w:val="24"/>
+          <w:szCs w:val="24"/>
+          <w:lang w:eastAsia="en-US"/>
+          <w14:ligatures w14:val="standardContextual"/>
+        </w:rPr>
+      </w:sdtEndPr>
+      <w:sdtContent>
+        <w:p>
+          <w:pPr>
+            <w:pStyle w:val="TtuloTDC"/>
+          </w:pPr>
+          <w:r>
+            <w:t>Contenido</w:t>
+          </w:r>
+        </w:p>
+        <w:p>
+          <w:pPr>
+            <w:pStyle w:val="TDC1"/>
+            <w:tabs>
+              <w:tab w:val="right" w:leader="dot" w:pos="9350"/>
+            </w:tabs>
+            <w:rPr>
+              <w:noProof/>
+            </w:rPr>
+          </w:pPr>
+          <w:r>
+            <w:fldChar w:fldCharType="begin"/>
+          </w:r>
+          <w:r>
+            <w:instrText xml:space="preserve"> TOC \o "1-3" \h \z \u </w:instrText>
+          </w:r>
+          <w:r>
+            <w:fldChar w:fldCharType="separate"/>
+          </w:r>
+          <w:hyperlink w:anchor="_Toc223370974" w:history="1">
+            <w:r>
+              <w:rPr>
+                <w:rStyle w:val="Hipervnculo"/>
+                <w:noProof/>
+              </w:rPr>
+              <w:t>1.1 - 3 Indicadores del World Bank Open Data y su relación con el objetivo.</w:t>
+            </w:r>
+            <w:r>
+              <w:rPr>
+                <w:noProof/>
+                <w:webHidden/>
+              </w:rPr>
+              <w:tab/>
+            </w:r>
+            <w:r>
+              <w:rPr>
+                <w:noProof/>
+                <w:webHidden/>
+              </w:rPr>
+              <w:fldChar w:fldCharType="begin"/>
+            </w:r>
+            <w:r>
+              <w:rPr>
+                <w:noProof/>
+                <w:webHidden/>
+              </w:rPr>
+              <w:instrText xml:space="preserve"> PAGEREF _Toc223370974 \h </w:instrText>
+            </w:r>
+            <w:r>
+              <w:rPr>
+                <w:noProof/>
+                <w:webHidden/>
+              </w:rPr>
+            </w:r>
+            <w:r>
+              <w:rPr>
+                <w:noProof/>
+                <w:webHidden/>
+              </w:rPr>
+              <w:fldChar w:fldCharType="separate"/>
+            </w:r>
+            <w:r>
+              <w:rPr>
+                <w:noProof/>
+                <w:webHidden/>
+              </w:rPr>
+              <w:t>3</w:t>
+            </w:r>
+            <w:r>
+              <w:rPr>
+                <w:noProof/>
+                <w:webHidden/>
+              </w:rPr>
+              <w:fldChar w:fldCharType="end"/>
+            </w:r>
+          </w:hyperlink>
+        </w:p>
+        <w:p>
+          <w:pPr>
+            <w:pStyle w:val="TDC2"/>
+            <w:tabs>
+              <w:tab w:val="right" w:leader="dot" w:pos="9350"/>
+            </w:tabs>
+            <w:rPr>
+              <w:noProof/>
+            </w:rPr>
+          </w:pPr>
+          <w:hyperlink w:anchor="_Toc223370975" w:history="1">
+            <w:r>
+              <w:rPr>
+                <w:rStyle w:val="Hipervnculo"/>
+                <w:noProof/>
+              </w:rPr>
+              <w:t>1.2 – Desarrollo</w:t>
+            </w:r>
+            <w:r>
+              <w:rPr>
+                <w:noProof/>
+                <w:webHidden/>
+              </w:rPr>
+              <w:tab/>
+            </w:r>
+            <w:r>
+              <w:rPr>
+                <w:noProof/>
+                <w:webHidden/>
+              </w:rPr>
+              <w:fldChar w:fldCharType="begin"/>
+            </w:r>
+            <w:r>
+              <w:rPr>
+                <w:noProof/>
+                <w:webHidden/>
+              </w:rPr>
+              <w:instrText xml:space="preserve"> PAGEREF _Toc223370975 \h </w:instrText>
+            </w:r>
+            <w:r>
+              <w:rPr>
+                <w:noProof/>
+                <w:webHidden/>
+              </w:rPr>
+            </w:r>
+            <w:r>
+              <w:rPr>
+                <w:noProof/>
+                <w:webHidden/>
+              </w:rPr>
+              <w:fldChar w:fldCharType="separate"/>
+            </w:r>
+            <w:r>
+              <w:rPr>
+                <w:noProof/>
+                <w:webHidden/>
+              </w:rPr>
+              <w:t>3</w:t>
+            </w:r>
+            <w:r>
+              <w:rPr>
+                <w:noProof/>
+                <w:webHidden/>
+              </w:rPr>
+              <w:fldChar w:fldCharType="end"/>
+            </w:r>
+          </w:hyperlink>
+        </w:p>
+        <w:p>
+          <w:pPr>
+            <w:pStyle w:val="TDC2"/>
+            <w:tabs>
+              <w:tab w:val="right" w:leader="dot" w:pos="9350"/>
+            </w:tabs>
+            <w:rPr>
+              <w:noProof/>
+            </w:rPr>
+          </w:pPr>
+          <w:hyperlink w:anchor="_Toc223370976" w:history="1">
+            <w:r>
+              <w:rPr>
+                <w:rStyle w:val="Hipervnculo"/>
+                <w:noProof/>
+              </w:rPr>
+              <w:t>Conclusiones y result</w:t>
+            </w:r>
+            <w:r>
+              <w:rPr>
+                <w:rStyle w:val="Hipervnculo"/>
+                <w:noProof/>
+              </w:rPr>
+              <w:t>a</w:t>
+            </w:r>
+            <w:r>
+              <w:rPr>
+                <w:rStyle w:val="Hipervnculo"/>
+                <w:noProof/>
+              </w:rPr>
+              <w:t>dos</w:t>
+            </w:r>
+            <w:r>
+              <w:rPr>
+                <w:noProof/>
+                <w:webHidden/>
+              </w:rPr>
+              <w:tab/>
+            </w:r>
+            <w:r>
+              <w:rPr>
+                <w:noProof/>
+                <w:webHidden/>
+              </w:rPr>
+              <w:fldChar w:fldCharType="begin"/>
+            </w:r>
+            <w:r>
+              <w:rPr>
+                <w:noProof/>
+                <w:webHidden/>
+              </w:rPr>
+              <w:instrText xml:space="preserve"> PAGEREF _Toc223370976 \h </w:instrText>
+            </w:r>
+            <w:r>
+              <w:rPr>
+                <w:noProof/>
+                <w:webHidden/>
+              </w:rPr>
+            </w:r>
+            <w:r>
+              <w:rPr>
+                <w:noProof/>
+                <w:webHidden/>
+              </w:rPr>
+              <w:fldChar w:fldCharType="separate"/>
+            </w:r>
+            <w:r>
+              <w:rPr>
+                <w:noProof/>
+                <w:webHidden/>
+              </w:rPr>
+              <w:t>5</w:t>
+            </w:r>
+            <w:r>
+              <w:rPr>
+                <w:noProof/>
+                <w:webHidden/>
+              </w:rPr>
+              <w:fldChar w:fldCharType="end"/>
+            </w:r>
+          </w:hyperlink>
+        </w:p>
+        <w:p>
+          <w:pPr>
+            <w:pStyle w:val="TDC2"/>
+            <w:tabs>
+              <w:tab w:val="right" w:leader="dot" w:pos="9350"/>
+            </w:tabs>
+            <w:rPr>
+              <w:noProof/>
+            </w:rPr>
+          </w:pPr>
+          <w:hyperlink w:anchor="_Toc223370977" w:history="1">
+            <w:r>
+              <w:rPr>
+                <w:rStyle w:val="Hipervnculo"/>
+                <w:noProof/>
+              </w:rPr>
+              <w:t>Conclusión</w:t>
+            </w:r>
+            <w:r>
+              <w:rPr>
+                <w:noProof/>
+                <w:webHidden/>
+              </w:rPr>
+              <w:tab/>
+            </w:r>
+            <w:r>
+              <w:rPr>
+                <w:noProof/>
+                <w:webHidden/>
+              </w:rPr>
+              <w:fldChar w:fldCharType="begin"/>
+            </w:r>
+            <w:r>
+              <w:rPr>
+                <w:noProof/>
+                <w:webHidden/>
+              </w:rPr>
+              <w:instrText xml:space="preserve"> PAGEREF _Toc223370977 \h </w:instrText>
+            </w:r>
+            <w:r>
+              <w:rPr>
+                <w:noProof/>
+                <w:webHidden/>
+              </w:rPr>
+            </w:r>
+            <w:r>
+              <w:rPr>
+                <w:noProof/>
+                <w:webHidden/>
+              </w:rPr>
+              <w:fldChar w:fldCharType="separate"/>
+            </w:r>
+            <w:r>
+              <w:rPr>
+                <w:noProof/>
+                <w:webHidden/>
+              </w:rPr>
+              <w:t>5</w:t>
+            </w:r>
+            <w:r>
+              <w:rPr>
+                <w:noProof/>
+                <w:webHidden/>
+              </w:rPr>
+              <w:fldChar w:fldCharType="end"/>
+            </w:r>
+          </w:hyperlink>
+        </w:p>
+        <w:p>
+          <w:pPr>
+            <w:pStyle w:val="TDC1"/>
+            <w:tabs>
+              <w:tab w:val="right" w:leader="dot" w:pos="9350"/>
+            </w:tabs>
+            <w:rPr>
+              <w:noProof/>
+            </w:rPr>
+          </w:pPr>
+          <w:hyperlink w:anchor="_Toc223370978" w:history="1">
+            <w:r>
+              <w:rPr>
+                <w:rStyle w:val="Hipervnculo"/>
+                <w:noProof/>
+                <w:lang w:val="es-ES"/>
+              </w:rPr>
+              <w:t>2.1.- Subsetting del DataSet de BorderCrossing (Teams) para un objetivo elegido.</w:t>
+            </w:r>
+            <w:r>
+              <w:rPr>
+                <w:noProof/>
+                <w:webHidden/>
+              </w:rPr>
+              <w:tab/>
+            </w:r>
+            <w:r>
+              <w:rPr>
+                <w:noProof/>
+                <w:webHidden/>
+              </w:rPr>
+              <w:fldChar w:fldCharType="begin"/>
+            </w:r>
+            <w:r>
+              <w:rPr>
+                <w:noProof/>
+                <w:webHidden/>
+              </w:rPr>
+              <w:instrText xml:space="preserve"> PAGEREF _Toc223370978 \h </w:instrText>
+            </w:r>
+            <w:r>
+              <w:rPr>
+                <w:noProof/>
+                <w:webHidden/>
+              </w:rPr>
+            </w:r>
+            <w:r>
+              <w:rPr>
+                <w:noProof/>
+                <w:webHidden/>
+              </w:rPr>
+              <w:fldChar w:fldCharType="separate"/>
+            </w:r>
+            <w:r>
+              <w:rPr>
+                <w:noProof/>
+                <w:webHidden/>
+              </w:rPr>
+              <w:t>6</w:t>
+            </w:r>
+            <w:r>
+              <w:rPr>
+                <w:noProof/>
+                <w:webHidden/>
+              </w:rPr>
+              <w:fldChar w:fldCharType="end"/>
+            </w:r>
+          </w:hyperlink>
+        </w:p>
+        <w:p>
+          <w:pPr>
+            <w:pStyle w:val="TDC1"/>
+            <w:tabs>
+              <w:tab w:val="right" w:leader="dot" w:pos="9350"/>
+            </w:tabs>
+            <w:rPr>
+              <w:noProof/>
+            </w:rPr>
+          </w:pPr>
+          <w:hyperlink w:anchor="_Toc223370979" w:history="1">
+            <w:r>
+              <w:rPr>
+                <w:rStyle w:val="Hipervnculo"/>
+                <w:noProof/>
+              </w:rPr>
+              <w:t>3.1 – Seleccionar un Dataset incluído en las librerías de R y aplicar filtros de subsetting hasta tener un dataset que haga una aproximación</w:t>
+            </w:r>
+            <w:r>
+              <w:rPr>
+                <w:noProof/>
+                <w:webHidden/>
+              </w:rPr>
+              <w:tab/>
+            </w:r>
+            <w:r>
+              <w:rPr>
+                <w:noProof/>
+                <w:webHidden/>
+              </w:rPr>
+              <w:fldChar w:fldCharType="begin"/>
+            </w:r>
+            <w:r>
+              <w:rPr>
+                <w:noProof/>
+                <w:webHidden/>
+              </w:rPr>
+              <w:instrText xml:space="preserve"> PAGEREF _Toc223370979 \h </w:instrText>
+            </w:r>
+            <w:r>
+              <w:rPr>
+                <w:noProof/>
+                <w:webHidden/>
+              </w:rPr>
+            </w:r>
+            <w:r>
+              <w:rPr>
+                <w:noProof/>
+                <w:webHidden/>
+              </w:rPr>
+              <w:fldChar w:fldCharType="separate"/>
+            </w:r>
+            <w:r>
+              <w:rPr>
+                <w:noProof/>
+                <w:webHidden/>
+              </w:rPr>
+              <w:t>6</w:t>
+            </w:r>
+            <w:r>
+              <w:rPr>
+                <w:noProof/>
+                <w:webHidden/>
+              </w:rPr>
+              <w:fldChar w:fldCharType="end"/>
+            </w:r>
+          </w:hyperlink>
+        </w:p>
+        <w:p>
+          <w:pPr>
+            <w:pStyle w:val="TDC3"/>
+            <w:tabs>
+              <w:tab w:val="right" w:leader="dot" w:pos="9350"/>
+            </w:tabs>
+            <w:rPr>
+              <w:noProof/>
+            </w:rPr>
+          </w:pPr>
+          <w:hyperlink w:anchor="_Toc223370980" w:history="1">
+            <w:r>
+              <w:rPr>
+                <w:rStyle w:val="Hipervnculo"/>
+                <w:noProof/>
+              </w:rPr>
+              <w:t>3.1.1 - Objeti</w:t>
+            </w:r>
+            <w:r>
+              <w:rPr>
+                <w:rStyle w:val="Hipervnculo"/>
+                <w:noProof/>
+              </w:rPr>
+              <w:t>v</w:t>
+            </w:r>
+            <w:r>
+              <w:rPr>
+                <w:rStyle w:val="Hipervnculo"/>
+                <w:noProof/>
+              </w:rPr>
+              <w:t>o:</w:t>
+            </w:r>
+            <w:r>
+              <w:rPr>
+                <w:noProof/>
+                <w:webHidden/>
+              </w:rPr>
+              <w:tab/>
+            </w:r>
+            <w:r>
+              <w:rPr>
+                <w:noProof/>
+                <w:webHidden/>
+              </w:rPr>
+              <w:fldChar w:fldCharType="begin"/>
+            </w:r>
+            <w:r>
+              <w:rPr>
+                <w:noProof/>
+                <w:webHidden/>
+              </w:rPr>
+              <w:instrText xml:space="preserve"> PAGEREF _Toc223370980 \h </w:instrText>
+            </w:r>
+            <w:r>
+              <w:rPr>
+                <w:noProof/>
+                <w:webHidden/>
+              </w:rPr>
+            </w:r>
+            <w:r>
+              <w:rPr>
+                <w:noProof/>
+                <w:webHidden/>
+              </w:rPr>
+              <w:fldChar w:fldCharType="separate"/>
+            </w:r>
+            <w:r>
+              <w:rPr>
+                <w:noProof/>
+                <w:webHidden/>
+              </w:rPr>
+              <w:t>6</w:t>
+            </w:r>
+            <w:r>
+              <w:rPr>
+                <w:noProof/>
+                <w:webHidden/>
+              </w:rPr>
+              <w:fldChar w:fldCharType="end"/>
+            </w:r>
+          </w:hyperlink>
+        </w:p>
+        <w:p>
+          <w:pPr>
+            <w:pStyle w:val="TDC3"/>
+            <w:tabs>
+              <w:tab w:val="right" w:leader="dot" w:pos="9350"/>
+            </w:tabs>
+            <w:rPr>
+              <w:noProof/>
+            </w:rPr>
+          </w:pPr>
+          <w:hyperlink w:anchor="_Toc223370981" w:history="1">
+            <w:r>
+              <w:rPr>
+                <w:rStyle w:val="Hipervnculo"/>
+                <w:noProof/>
+              </w:rPr>
+              <w:t>3.1.2 Exploración de los datos</w:t>
+            </w:r>
+            <w:r>
+              <w:rPr>
+                <w:noProof/>
+                <w:webHidden/>
+              </w:rPr>
+              <w:tab/>
+            </w:r>
+            <w:r>
+              <w:rPr>
+                <w:noProof/>
+                <w:webHidden/>
+              </w:rPr>
+              <w:fldChar w:fldCharType="begin"/>
+            </w:r>
+            <w:r>
+              <w:rPr>
+                <w:noProof/>
+                <w:webHidden/>
+              </w:rPr>
+              <w:instrText xml:space="preserve"> PAGEREF _Toc223370981 \h </w:instrText>
+            </w:r>
+            <w:r>
+              <w:rPr>
+                <w:noProof/>
+                <w:webHidden/>
+              </w:rPr>
+            </w:r>
+            <w:r>
+              <w:rPr>
+                <w:noProof/>
+                <w:webHidden/>
+              </w:rPr>
+              <w:fldChar w:fldCharType="separate"/>
+            </w:r>
+            <w:r>
+              <w:rPr>
+                <w:noProof/>
+                <w:webHidden/>
+              </w:rPr>
+              <w:t>6</w:t>
+            </w:r>
+            <w:r>
+              <w:rPr>
+                <w:noProof/>
+                <w:webHidden/>
+              </w:rPr>
+              <w:fldChar w:fldCharType="end"/>
+            </w:r>
+          </w:hyperlink>
+        </w:p>
+        <w:p>
+          <w:pPr>
+            <w:pStyle w:val="TDC3"/>
+            <w:tabs>
+              <w:tab w:val="right" w:leader="dot" w:pos="9350"/>
+            </w:tabs>
+            <w:rPr>
+              <w:noProof/>
+            </w:rPr>
+          </w:pPr>
+          <w:hyperlink w:anchor="_Toc223370982" w:history="1">
+            <w:r>
+              <w:rPr>
+                <w:rStyle w:val="Hipervnculo"/>
+                <w:noProof/>
+              </w:rPr>
+              <w:t>3.1.3 Corrección del DataSet inicial</w:t>
+            </w:r>
+            <w:r>
+              <w:rPr>
+                <w:noProof/>
+                <w:webHidden/>
+              </w:rPr>
+              <w:tab/>
+            </w:r>
+            <w:r>
+              <w:rPr>
+                <w:noProof/>
+                <w:webHidden/>
+              </w:rPr>
+              <w:fldChar w:fldCharType="begin"/>
+            </w:r>
+            <w:r>
+              <w:rPr>
+                <w:noProof/>
+                <w:webHidden/>
+              </w:rPr>
+              <w:instrText xml:space="preserve"> PAGEREF _Toc223370982 \h </w:instrText>
+            </w:r>
+            <w:r>
+              <w:rPr>
+                <w:noProof/>
+                <w:webHidden/>
+              </w:rPr>
+            </w:r>
+            <w:r>
+              <w:rPr>
+                <w:noProof/>
+                <w:webHidden/>
+              </w:rPr>
+              <w:fldChar w:fldCharType="separate"/>
+            </w:r>
+            <w:r>
+              <w:rPr>
+                <w:noProof/>
+                <w:webHidden/>
+              </w:rPr>
+              <w:t>7</w:t>
+            </w:r>
+            <w:r>
+              <w:rPr>
+                <w:noProof/>
+                <w:webHidden/>
+              </w:rPr>
+              <w:fldChar w:fldCharType="end"/>
+            </w:r>
+          </w:hyperlink>
+        </w:p>
+        <w:p>
+          <w:pPr>
+            <w:pStyle w:val="TDC3"/>
+            <w:tabs>
+              <w:tab w:val="right" w:leader="dot" w:pos="9350"/>
+            </w:tabs>
+            <w:rPr>
+              <w:noProof/>
+            </w:rPr>
+          </w:pPr>
+          <w:hyperlink w:anchor="_Toc223370983" w:history="1">
+            <w:r>
+              <w:rPr>
+                <w:rStyle w:val="Hipervnculo"/>
+                <w:noProof/>
+              </w:rPr>
+              <w:t>3.2 Subsetting del DataSet inicial</w:t>
+            </w:r>
+            <w:r>
+              <w:rPr>
+                <w:noProof/>
+                <w:webHidden/>
+              </w:rPr>
+              <w:tab/>
+            </w:r>
+            <w:r>
+              <w:rPr>
+                <w:noProof/>
+                <w:webHidden/>
+              </w:rPr>
+              <w:fldChar w:fldCharType="begin"/>
+            </w:r>
+            <w:r>
+              <w:rPr>
+                <w:noProof/>
+                <w:webHidden/>
+              </w:rPr>
+              <w:instrText xml:space="preserve"> PAGEREF _Toc223370983 \h </w:instrText>
+            </w:r>
+            <w:r>
+              <w:rPr>
+                <w:noProof/>
+                <w:webHidden/>
+              </w:rPr>
+            </w:r>
+            <w:r>
+              <w:rPr>
+                <w:noProof/>
+                <w:webHidden/>
+              </w:rPr>
+              <w:fldChar w:fldCharType="separate"/>
+            </w:r>
+            <w:r>
+              <w:rPr>
+                <w:noProof/>
+                <w:webHidden/>
+              </w:rPr>
+              <w:t>7</w:t>
+            </w:r>
+            <w:r>
+              <w:rPr>
+                <w:noProof/>
+                <w:webHidden/>
+              </w:rPr>
+              <w:fldChar w:fldCharType="end"/>
+            </w:r>
+          </w:hyperlink>
+        </w:p>
+        <w:p>
+          <w:pPr>
+            <w:pStyle w:val="TDC3"/>
+            <w:tabs>
+              <w:tab w:val="right" w:leader="dot" w:pos="9350"/>
+            </w:tabs>
+            <w:rPr>
+              <w:noProof/>
+            </w:rPr>
+          </w:pPr>
+          <w:hyperlink w:anchor="_Toc223370984" w:history="1">
+            <w:r>
+              <w:rPr>
+                <w:rStyle w:val="Hipervnculo"/>
+                <w:noProof/>
+              </w:rPr>
+              <w:t>3.3.- Conclusión de este dataset</w:t>
+            </w:r>
+            <w:r>
+              <w:rPr>
+                <w:noProof/>
+                <w:webHidden/>
+              </w:rPr>
+              <w:tab/>
+            </w:r>
+            <w:r>
+              <w:rPr>
+                <w:noProof/>
+                <w:webHidden/>
+              </w:rPr>
+              <w:fldChar w:fldCharType="begin"/>
+            </w:r>
+            <w:r>
+              <w:rPr>
+                <w:noProof/>
+                <w:webHidden/>
+              </w:rPr>
+              <w:instrText xml:space="preserve"> PAGEREF _Toc223370984 \h </w:instrText>
+            </w:r>
+            <w:r>
+              <w:rPr>
+                <w:noProof/>
+                <w:webHidden/>
+              </w:rPr>
+            </w:r>
+            <w:r>
+              <w:rPr>
+                <w:noProof/>
+                <w:webHidden/>
+              </w:rPr>
+              <w:fldChar w:fldCharType="separate"/>
+            </w:r>
+            <w:r>
+              <w:rPr>
+                <w:noProof/>
+                <w:webHidden/>
+              </w:rPr>
+              <w:t>11</w:t>
+            </w:r>
+            <w:r>
+              <w:rPr>
+                <w:noProof/>
+                <w:webHidden/>
+              </w:rPr>
+              <w:fldChar w:fldCharType="end"/>
+            </w:r>
+          </w:hyperlink>
+        </w:p>
+        <w:p>
+          <w:r>
+            <w:rPr>
+              <w:b/>
+              <w:bCs/>
+            </w:rPr>
+            <w:fldChar w:fldCharType="end"/>
+          </w:r>
+        </w:p>
+      </w:sdtContent>
+    </w:sdt>
+    <w:p>
+      <w:pPr>
+        <w:rPr>
+          <w:rFonts w:asciiTheme="majorHAnsi" w:eastAsiaTheme="majorEastAsia" w:hAnsiTheme="majorHAnsi" w:cstheme="majorBidi"/>
+          <w:color w:val="0F4761" w:themeColor="accent1" w:themeShade="BF"/>
           <w:sz w:val="40"/>
           <w:szCs w:val="40"/>
         </w:rPr>
       </w:pPr>
       <w:r>
-        <w:rPr>
-          <w:rFonts w:ascii="Aptos" w:eastAsia="Aptos" w:hAnsi="Aptos" w:cs="Aptos"/>
-          <w:b/>
-          <w:bCs/>
-          <w:sz w:val="40"/>
-          <w:szCs w:val="40"/>
-        </w:rPr>
-        <w:t>FACULTAD DE INGENIERÍA MECÁNICA Y ELÉCTRICA</w:t>
-      </w:r>
-    </w:p>
-    <w:p>
-      <w:pPr>
-        <w:spacing w:after="200" w:line="276" w:lineRule="auto"/>
-        <w:rPr>
-          <w:rFonts w:ascii="Aptos" w:eastAsia="Aptos" w:hAnsi="Aptos" w:cs="Aptos"/>
-          <w:b/>
-          <w:bCs/>
-        </w:rPr>
-      </w:pPr>
-    </w:p>
-    <w:p>
-      <w:pPr>
-        <w:spacing w:after="200" w:line="276" w:lineRule="auto"/>
-        <w:jc w:val="center"/>
-        <w:rPr>
-          <w:rFonts w:ascii="Aptos" w:eastAsia="Aptos" w:hAnsi="Aptos" w:cs="Aptos"/>
-          <w:b/>
-          <w:bCs/>
-          <w:i/>
-          <w:iCs/>
-          <w:sz w:val="48"/>
-          <w:szCs w:val="48"/>
-        </w:rPr>
-      </w:pPr>
-      <w:r>
-        <w:rPr>
-          <w:rFonts w:ascii="Aptos" w:eastAsia="Aptos" w:hAnsi="Aptos" w:cs="Aptos"/>
-          <w:b/>
-          <w:bCs/>
-          <w:i/>
-          <w:iCs/>
-          <w:sz w:val="48"/>
-          <w:szCs w:val="48"/>
-        </w:rPr>
-        <w:t xml:space="preserve"> </w:t>
-      </w:r>
-      <w:r>
-        <w:rPr>
-          <w:rFonts w:ascii="Aptos" w:eastAsia="Aptos" w:hAnsi="Aptos" w:cs="Aptos"/>
-          <w:b/>
-          <w:bCs/>
-          <w:i/>
-          <w:iCs/>
-          <w:sz w:val="48"/>
-          <w:szCs w:val="48"/>
-        </w:rPr>
-        <w:t xml:space="preserve">Ciencia de la </w:t>
-      </w:r>
-      <w:r>
-        <w:rPr>
-          <w:rFonts w:ascii="Aptos" w:eastAsia="Aptos" w:hAnsi="Aptos" w:cs="Aptos"/>
-          <w:b/>
-          <w:bCs/>
-          <w:i/>
-          <w:iCs/>
-          <w:sz w:val="48"/>
-          <w:szCs w:val="48"/>
-        </w:rPr>
-        <w:t>Ingeniería</w:t>
-      </w:r>
-    </w:p>
-    <w:p>
-      <w:pPr>
-        <w:spacing w:after="200" w:line="276" w:lineRule="auto"/>
-        <w:jc w:val="center"/>
-        <w:rPr>
-          <w:b/>
-          <w:bCs/>
-          <w:sz w:val="96"/>
-          <w:szCs w:val="96"/>
-        </w:rPr>
-      </w:pPr>
-      <w:r>
-        <w:rPr>
-          <w:b/>
-          <w:bCs/>
-          <w:sz w:val="96"/>
-          <w:szCs w:val="96"/>
-        </w:rPr>
-        <w:t>P</w:t>
-      </w:r>
-      <w:r>
-        <w:rPr>
-          <w:b/>
-          <w:bCs/>
-          <w:sz w:val="96"/>
-          <w:szCs w:val="96"/>
-        </w:rPr>
-        <w:t>1</w:t>
-      </w:r>
-    </w:p>
-    <w:p>
-      <w:pPr>
-        <w:spacing w:after="200" w:line="276" w:lineRule="auto"/>
-        <w:jc w:val="center"/>
-        <w:rPr>
-          <w:rFonts w:ascii="Aptos" w:eastAsia="Aptos" w:hAnsi="Aptos" w:cs="Aptos"/>
-          <w:b/>
-          <w:bCs/>
-          <w:sz w:val="32"/>
-          <w:szCs w:val="32"/>
-        </w:rPr>
-      </w:pPr>
-      <w:r>
-        <w:rPr>
-          <w:rFonts w:ascii="Aptos" w:eastAsia="Aptos" w:hAnsi="Aptos" w:cs="Aptos"/>
-          <w:b/>
-          <w:bCs/>
-          <w:sz w:val="32"/>
-          <w:szCs w:val="32"/>
-        </w:rPr>
-        <w:t>DOCENTE: -</w:t>
-      </w:r>
-    </w:p>
-    <w:tbl>
-      <w:tblPr>
-        <w:tblStyle w:val="Tablaconcuadrcula"/>
-        <w:tblpPr w:leftFromText="141" w:rightFromText="141" w:vertAnchor="text" w:horzAnchor="margin" w:tblpXSpec="center" w:tblpY="118"/>
-        <w:tblW w:w="7088" w:type="dxa"/>
-        <w:tblLayout w:type="fixed"/>
-        <w:tblLook w:val="04A0" w:firstRow="1" w:lastRow="0" w:firstColumn="1" w:lastColumn="0" w:noHBand="0" w:noVBand="1"/>
-      </w:tblPr>
-      <w:tblGrid>
-        <w:gridCol w:w="5260"/>
-        <w:gridCol w:w="1828"/>
-      </w:tblGrid>
-      <w:tr>
-        <w:trPr>
-          <w:trHeight w:val="430"/>
-        </w:trPr>
-        <w:tc>
-          <w:tcPr>
-            <w:tcW w:w="5260" w:type="dxa"/>
-            <w:tcBorders>
-              <w:top w:val="single" w:sz="8" w:space="0" w:color="0A1D30"/>
-              <w:left w:val="single" w:sz="8" w:space="0" w:color="0A1D30"/>
-              <w:bottom w:val="single" w:sz="8" w:space="0" w:color="0A1D30"/>
-              <w:right w:val="single" w:sz="8" w:space="0" w:color="0A1D30"/>
-            </w:tcBorders>
-            <w:shd w:val="clear" w:color="auto" w:fill="8DD873" w:themeFill="accent6" w:themeFillTint="99"/>
-            <w:tcMar>
-              <w:left w:w="108" w:type="dxa"/>
-              <w:right w:w="108" w:type="dxa"/>
-            </w:tcMar>
-          </w:tcPr>
-          <w:p>
-            <w:pPr>
-              <w:jc w:val="center"/>
-              <w:rPr>
-                <w:sz w:val="32"/>
-                <w:szCs w:val="32"/>
-              </w:rPr>
-            </w:pPr>
-            <w:r>
-              <w:rPr>
-                <w:rFonts w:ascii="Aptos" w:eastAsia="Aptos" w:hAnsi="Aptos" w:cs="Aptos"/>
-                <w:b/>
-                <w:bCs/>
-                <w:sz w:val="32"/>
-                <w:szCs w:val="32"/>
-              </w:rPr>
-              <w:t>Nombre</w:t>
-            </w:r>
-          </w:p>
-        </w:tc>
-        <w:tc>
-          <w:tcPr>
-            <w:tcW w:w="1828" w:type="dxa"/>
-            <w:tcBorders>
-              <w:top w:val="single" w:sz="8" w:space="0" w:color="0A1D30"/>
-              <w:left w:val="single" w:sz="8" w:space="0" w:color="0A1D30"/>
-              <w:bottom w:val="single" w:sz="8" w:space="0" w:color="0A1D30"/>
-              <w:right w:val="single" w:sz="8" w:space="0" w:color="0A1D30"/>
-            </w:tcBorders>
-            <w:shd w:val="clear" w:color="auto" w:fill="8DD873" w:themeFill="accent6" w:themeFillTint="99"/>
-            <w:tcMar>
-              <w:left w:w="108" w:type="dxa"/>
-              <w:right w:w="108" w:type="dxa"/>
-            </w:tcMar>
-          </w:tcPr>
-          <w:p>
-            <w:pPr>
-              <w:jc w:val="center"/>
-              <w:rPr>
-                <w:sz w:val="32"/>
-                <w:szCs w:val="32"/>
-              </w:rPr>
-            </w:pPr>
-            <w:r>
-              <w:rPr>
-                <w:rFonts w:ascii="Aptos" w:eastAsia="Aptos" w:hAnsi="Aptos" w:cs="Aptos"/>
-                <w:b/>
-                <w:bCs/>
-                <w:sz w:val="32"/>
-                <w:szCs w:val="32"/>
-              </w:rPr>
-              <w:t>Matrícula</w:t>
-            </w:r>
-          </w:p>
-        </w:tc>
-      </w:tr>
-      <w:tr>
-        <w:trPr>
-          <w:trHeight w:val="430"/>
-        </w:trPr>
-        <w:tc>
-          <w:tcPr>
-            <w:tcW w:w="5260" w:type="dxa"/>
-            <w:tcBorders>
-              <w:top w:val="single" w:sz="8" w:space="0" w:color="0A1D30"/>
-              <w:left w:val="single" w:sz="8" w:space="0" w:color="0A1D30"/>
-              <w:bottom w:val="single" w:sz="8" w:space="0" w:color="0A1D30"/>
-              <w:right w:val="single" w:sz="8" w:space="0" w:color="0A1D30"/>
-            </w:tcBorders>
-            <w:tcMar>
-              <w:left w:w="108" w:type="dxa"/>
-              <w:right w:w="108" w:type="dxa"/>
-            </w:tcMar>
-          </w:tcPr>
-          <w:p>
-            <w:pPr>
-              <w:rPr>
-                <w:rFonts w:ascii="Aptos" w:eastAsia="Aptos" w:hAnsi="Aptos" w:cs="Aptos"/>
-                <w:b/>
-                <w:bCs/>
-                <w:sz w:val="32"/>
-                <w:szCs w:val="32"/>
-              </w:rPr>
-            </w:pPr>
-            <w:r>
-              <w:rPr>
-                <w:rFonts w:ascii="Aptos" w:eastAsia="Aptos" w:hAnsi="Aptos" w:cs="Aptos"/>
-                <w:b/>
-                <w:bCs/>
-                <w:sz w:val="32"/>
-                <w:szCs w:val="32"/>
-              </w:rPr>
-              <w:t>Ángel Gerardo Garza Rodríguez</w:t>
-            </w:r>
-          </w:p>
-        </w:tc>
-        <w:tc>
-          <w:tcPr>
-            <w:tcW w:w="1828" w:type="dxa"/>
-            <w:tcBorders>
-              <w:top w:val="single" w:sz="8" w:space="0" w:color="0A1D30"/>
-              <w:left w:val="single" w:sz="8" w:space="0" w:color="0A1D30"/>
-              <w:bottom w:val="single" w:sz="8" w:space="0" w:color="0A1D30"/>
-              <w:right w:val="single" w:sz="8" w:space="0" w:color="0A1D30"/>
-            </w:tcBorders>
-            <w:tcMar>
-              <w:left w:w="108" w:type="dxa"/>
-              <w:right w:w="108" w:type="dxa"/>
-            </w:tcMar>
-          </w:tcPr>
-          <w:p>
-            <w:pPr>
-              <w:jc w:val="center"/>
-              <w:rPr>
-                <w:rFonts w:ascii="Aptos" w:eastAsia="Aptos" w:hAnsi="Aptos" w:cs="Aptos"/>
-                <w:b/>
-                <w:bCs/>
-                <w:sz w:val="32"/>
-                <w:szCs w:val="32"/>
-              </w:rPr>
-            </w:pPr>
-            <w:r>
-              <w:rPr>
-                <w:rFonts w:ascii="Aptos" w:eastAsia="Aptos" w:hAnsi="Aptos" w:cs="Aptos"/>
-                <w:b/>
-                <w:bCs/>
-                <w:sz w:val="32"/>
-                <w:szCs w:val="32"/>
-              </w:rPr>
-              <w:t>2000036</w:t>
-            </w:r>
-          </w:p>
-        </w:tc>
-      </w:tr>
-      <w:tr>
-        <w:trPr>
-          <w:trHeight w:val="430"/>
-        </w:trPr>
-        <w:tc>
-          <w:tcPr>
-            <w:tcW w:w="5260" w:type="dxa"/>
-            <w:tcBorders>
-              <w:top w:val="single" w:sz="8" w:space="0" w:color="0A1D30"/>
-              <w:left w:val="single" w:sz="8" w:space="0" w:color="0A1D30"/>
-              <w:bottom w:val="single" w:sz="8" w:space="0" w:color="0A1D30"/>
-              <w:right w:val="single" w:sz="8" w:space="0" w:color="0A1D30"/>
-            </w:tcBorders>
-            <w:tcMar>
-              <w:left w:w="108" w:type="dxa"/>
-              <w:right w:w="108" w:type="dxa"/>
-            </w:tcMar>
-          </w:tcPr>
-          <w:p>
-            <w:pPr>
-              <w:rPr>
-                <w:rFonts w:ascii="Aptos" w:eastAsia="Aptos" w:hAnsi="Aptos" w:cs="Aptos"/>
-                <w:b/>
-                <w:bCs/>
-                <w:sz w:val="32"/>
-                <w:szCs w:val="32"/>
-              </w:rPr>
-            </w:pPr>
-            <w:r>
-              <w:rPr>
-                <w:rFonts w:ascii="Aptos" w:eastAsia="Aptos" w:hAnsi="Aptos" w:cs="Aptos"/>
-                <w:b/>
-                <w:bCs/>
-                <w:sz w:val="32"/>
-                <w:szCs w:val="32"/>
-              </w:rPr>
-              <w:t>Ranfery Josua Peregrina Morales</w:t>
-            </w:r>
-          </w:p>
-        </w:tc>
-        <w:tc>
-          <w:tcPr>
-            <w:tcW w:w="1828" w:type="dxa"/>
-            <w:tcBorders>
-              <w:top w:val="single" w:sz="8" w:space="0" w:color="0A1D30"/>
-              <w:left w:val="single" w:sz="8" w:space="0" w:color="0A1D30"/>
-              <w:bottom w:val="single" w:sz="8" w:space="0" w:color="0A1D30"/>
-              <w:right w:val="single" w:sz="8" w:space="0" w:color="0A1D30"/>
-            </w:tcBorders>
-            <w:tcMar>
-              <w:left w:w="108" w:type="dxa"/>
-              <w:right w:w="108" w:type="dxa"/>
-            </w:tcMar>
-          </w:tcPr>
-          <w:p>
-            <w:pPr>
-              <w:jc w:val="center"/>
-              <w:rPr>
-                <w:rFonts w:ascii="Aptos" w:eastAsia="Aptos" w:hAnsi="Aptos" w:cs="Aptos"/>
-                <w:b/>
-                <w:bCs/>
-                <w:sz w:val="32"/>
-                <w:szCs w:val="32"/>
-              </w:rPr>
-            </w:pPr>
-            <w:r>
-              <w:rPr>
-                <w:rFonts w:ascii="Aptos" w:eastAsia="Aptos" w:hAnsi="Aptos" w:cs="Aptos"/>
-                <w:b/>
-                <w:bCs/>
-                <w:sz w:val="32"/>
-                <w:szCs w:val="32"/>
-              </w:rPr>
-              <w:t>1924910</w:t>
-            </w:r>
-          </w:p>
-        </w:tc>
-      </w:tr>
-      <w:tr>
-        <w:trPr>
-          <w:trHeight w:val="430"/>
-        </w:trPr>
-        <w:tc>
-          <w:tcPr>
-            <w:tcW w:w="5260" w:type="dxa"/>
-            <w:tcBorders>
-              <w:top w:val="single" w:sz="8" w:space="0" w:color="0A1D30"/>
-              <w:left w:val="single" w:sz="8" w:space="0" w:color="0A1D30"/>
-              <w:bottom w:val="single" w:sz="8" w:space="0" w:color="0A1D30"/>
-              <w:right w:val="single" w:sz="8" w:space="0" w:color="0A1D30"/>
-            </w:tcBorders>
-            <w:tcMar>
-              <w:left w:w="108" w:type="dxa"/>
-              <w:right w:w="108" w:type="dxa"/>
-            </w:tcMar>
-          </w:tcPr>
-          <w:p>
-            <w:pPr>
-              <w:rPr>
-                <w:rFonts w:ascii="Aptos" w:eastAsia="Aptos" w:hAnsi="Aptos" w:cs="Aptos"/>
-                <w:b/>
-                <w:bCs/>
-                <w:sz w:val="32"/>
-                <w:szCs w:val="32"/>
-              </w:rPr>
-            </w:pPr>
-          </w:p>
-        </w:tc>
-        <w:tc>
-          <w:tcPr>
-            <w:tcW w:w="1828" w:type="dxa"/>
-            <w:tcBorders>
-              <w:top w:val="single" w:sz="8" w:space="0" w:color="0A1D30"/>
-              <w:left w:val="single" w:sz="8" w:space="0" w:color="0A1D30"/>
-              <w:bottom w:val="single" w:sz="8" w:space="0" w:color="0A1D30"/>
-              <w:right w:val="single" w:sz="8" w:space="0" w:color="0A1D30"/>
-            </w:tcBorders>
-            <w:tcMar>
-              <w:left w:w="108" w:type="dxa"/>
-              <w:right w:w="108" w:type="dxa"/>
-            </w:tcMar>
-          </w:tcPr>
-          <w:p>
-            <w:pPr>
-              <w:jc w:val="center"/>
-              <w:rPr>
-                <w:rFonts w:ascii="Aptos" w:eastAsia="Aptos" w:hAnsi="Aptos" w:cs="Aptos"/>
-                <w:b/>
-                <w:bCs/>
-                <w:sz w:val="32"/>
-                <w:szCs w:val="32"/>
-              </w:rPr>
-            </w:pPr>
-          </w:p>
-        </w:tc>
-      </w:tr>
-      <w:tr>
-        <w:trPr>
-          <w:trHeight w:val="430"/>
-        </w:trPr>
-        <w:tc>
-          <w:tcPr>
-            <w:tcW w:w="5260" w:type="dxa"/>
-            <w:tcBorders>
-              <w:top w:val="single" w:sz="8" w:space="0" w:color="0A1D30"/>
-              <w:left w:val="single" w:sz="8" w:space="0" w:color="0A1D30"/>
-              <w:bottom w:val="single" w:sz="8" w:space="0" w:color="0A1D30"/>
-              <w:right w:val="single" w:sz="8" w:space="0" w:color="0A1D30"/>
-            </w:tcBorders>
-            <w:tcMar>
-              <w:left w:w="108" w:type="dxa"/>
-              <w:right w:w="108" w:type="dxa"/>
-            </w:tcMar>
-          </w:tcPr>
-          <w:p>
-            <w:pPr>
-              <w:rPr>
-                <w:rFonts w:ascii="Aptos" w:eastAsia="Aptos" w:hAnsi="Aptos" w:cs="Aptos"/>
-                <w:b/>
-                <w:bCs/>
-                <w:sz w:val="32"/>
-                <w:szCs w:val="32"/>
-              </w:rPr>
-            </w:pPr>
-          </w:p>
-        </w:tc>
-        <w:tc>
-          <w:tcPr>
-            <w:tcW w:w="1828" w:type="dxa"/>
-            <w:tcBorders>
-              <w:top w:val="single" w:sz="8" w:space="0" w:color="0A1D30"/>
-              <w:left w:val="single" w:sz="8" w:space="0" w:color="0A1D30"/>
-              <w:bottom w:val="single" w:sz="8" w:space="0" w:color="0A1D30"/>
-              <w:right w:val="single" w:sz="8" w:space="0" w:color="0A1D30"/>
-            </w:tcBorders>
-            <w:tcMar>
-              <w:left w:w="108" w:type="dxa"/>
-              <w:right w:w="108" w:type="dxa"/>
-            </w:tcMar>
-          </w:tcPr>
-          <w:p>
-            <w:pPr>
-              <w:jc w:val="center"/>
-              <w:rPr>
-                <w:rFonts w:ascii="Aptos" w:eastAsia="Aptos" w:hAnsi="Aptos" w:cs="Aptos"/>
-                <w:b/>
-                <w:bCs/>
-                <w:sz w:val="32"/>
-                <w:szCs w:val="32"/>
-              </w:rPr>
-            </w:pPr>
-          </w:p>
-        </w:tc>
-      </w:tr>
-      <w:tr>
-        <w:trPr>
-          <w:trHeight w:val="430"/>
-        </w:trPr>
-        <w:tc>
-          <w:tcPr>
-            <w:tcW w:w="5260" w:type="dxa"/>
-            <w:tcBorders>
-              <w:top w:val="single" w:sz="8" w:space="0" w:color="0A1D30"/>
-              <w:left w:val="single" w:sz="8" w:space="0" w:color="0A1D30"/>
-              <w:bottom w:val="single" w:sz="8" w:space="0" w:color="0A1D30"/>
-              <w:right w:val="single" w:sz="8" w:space="0" w:color="0A1D30"/>
-            </w:tcBorders>
-            <w:tcMar>
-              <w:left w:w="108" w:type="dxa"/>
-              <w:right w:w="108" w:type="dxa"/>
-            </w:tcMar>
-          </w:tcPr>
-          <w:p>
-            <w:pPr>
-              <w:rPr>
-                <w:rFonts w:ascii="Aptos" w:eastAsia="Aptos" w:hAnsi="Aptos" w:cs="Aptos"/>
-                <w:b/>
-                <w:bCs/>
-                <w:sz w:val="32"/>
-                <w:szCs w:val="32"/>
-              </w:rPr>
-            </w:pPr>
-          </w:p>
-        </w:tc>
-        <w:tc>
-          <w:tcPr>
-            <w:tcW w:w="1828" w:type="dxa"/>
-            <w:tcBorders>
-              <w:top w:val="single" w:sz="8" w:space="0" w:color="0A1D30"/>
-              <w:left w:val="single" w:sz="8" w:space="0" w:color="0A1D30"/>
-              <w:bottom w:val="single" w:sz="8" w:space="0" w:color="0A1D30"/>
-              <w:right w:val="single" w:sz="8" w:space="0" w:color="0A1D30"/>
-            </w:tcBorders>
-            <w:tcMar>
-              <w:left w:w="108" w:type="dxa"/>
-              <w:right w:w="108" w:type="dxa"/>
-            </w:tcMar>
-          </w:tcPr>
-          <w:p>
-            <w:pPr>
-              <w:jc w:val="center"/>
-              <w:rPr>
-                <w:rFonts w:ascii="Aptos" w:eastAsia="Aptos" w:hAnsi="Aptos" w:cs="Aptos"/>
-                <w:b/>
-                <w:bCs/>
-                <w:sz w:val="32"/>
-                <w:szCs w:val="32"/>
-              </w:rPr>
-            </w:pPr>
-          </w:p>
-        </w:tc>
-      </w:tr>
-    </w:tbl>
-    <w:p>
-      <w:pPr>
-        <w:spacing w:after="200" w:line="276" w:lineRule="auto"/>
-        <w:jc w:val="center"/>
-        <w:rPr>
-          <w:rFonts w:ascii="Aptos" w:eastAsia="Aptos" w:hAnsi="Aptos" w:cs="Aptos"/>
-          <w:b/>
-          <w:bCs/>
-          <w:sz w:val="32"/>
-          <w:szCs w:val="32"/>
-        </w:rPr>
-      </w:pPr>
-    </w:p>
-    <w:p>
-      <w:pPr>
-        <w:spacing w:after="200" w:line="276" w:lineRule="auto"/>
-        <w:rPr>
-          <w:rFonts w:ascii="Aptos" w:eastAsia="Aptos" w:hAnsi="Aptos" w:cs="Aptos"/>
-          <w:b/>
-          <w:bCs/>
-          <w:sz w:val="32"/>
-          <w:szCs w:val="32"/>
-        </w:rPr>
-      </w:pPr>
-    </w:p>
-    <w:p>
-      <w:pPr>
-        <w:spacing w:after="200" w:line="276" w:lineRule="auto"/>
-        <w:jc w:val="center"/>
-        <w:rPr>
-          <w:rFonts w:ascii="Aptos" w:eastAsia="Aptos" w:hAnsi="Aptos" w:cs="Aptos"/>
-          <w:b/>
-          <w:bCs/>
-          <w:sz w:val="32"/>
-          <w:szCs w:val="32"/>
-        </w:rPr>
-      </w:pPr>
-    </w:p>
-    <w:p>
-      <w:pPr>
-        <w:spacing w:after="200" w:line="276" w:lineRule="auto"/>
-        <w:jc w:val="center"/>
-        <w:rPr>
-          <w:rFonts w:ascii="Aptos" w:eastAsia="Aptos" w:hAnsi="Aptos" w:cs="Aptos"/>
-          <w:b/>
-          <w:bCs/>
-          <w:sz w:val="32"/>
-          <w:szCs w:val="32"/>
-        </w:rPr>
-      </w:pPr>
-    </w:p>
-    <w:p>
-      <w:pPr>
-        <w:spacing w:after="200" w:line="276" w:lineRule="auto"/>
-        <w:jc w:val="center"/>
-        <w:rPr>
-          <w:rFonts w:ascii="Aptos" w:eastAsia="Aptos" w:hAnsi="Aptos" w:cs="Aptos"/>
-          <w:b/>
-          <w:bCs/>
-          <w:sz w:val="32"/>
-          <w:szCs w:val="32"/>
-        </w:rPr>
-      </w:pPr>
-    </w:p>
-    <w:p>
-      <w:pPr>
-        <w:spacing w:after="200" w:line="276" w:lineRule="auto"/>
-        <w:jc w:val="center"/>
-        <w:rPr>
-          <w:rFonts w:ascii="Aptos" w:eastAsia="Aptos" w:hAnsi="Aptos" w:cs="Aptos"/>
-          <w:b/>
-          <w:bCs/>
-          <w:sz w:val="32"/>
-          <w:szCs w:val="32"/>
-        </w:rPr>
-      </w:pPr>
-    </w:p>
-    <w:p>
-      <w:pPr>
-        <w:spacing w:after="200" w:line="276" w:lineRule="auto"/>
-        <w:jc w:val="center"/>
-        <w:rPr>
-          <w:rFonts w:ascii="Aptos" w:eastAsia="Aptos" w:hAnsi="Aptos" w:cs="Aptos"/>
-          <w:b/>
-          <w:bCs/>
-          <w:sz w:val="32"/>
-          <w:szCs w:val="32"/>
-        </w:rPr>
-      </w:pPr>
-      <w:r>
-        <w:rPr>
-          <w:rFonts w:ascii="Aptos" w:eastAsia="Aptos" w:hAnsi="Aptos" w:cs="Aptos"/>
-          <w:b/>
-          <w:bCs/>
-          <w:sz w:val="32"/>
-          <w:szCs w:val="32"/>
-        </w:rPr>
-        <w:t>Grupo:  -</w:t>
-      </w:r>
-      <w:r>
-        <w:rPr>
-          <w:rFonts w:ascii="Aptos" w:eastAsia="Aptos" w:hAnsi="Aptos" w:cs="Aptos"/>
-          <w:b/>
-          <w:bCs/>
-          <w:sz w:val="32"/>
-          <w:szCs w:val="32"/>
-        </w:rPr>
-        <w:tab/>
-        <w:t xml:space="preserve"> Hora: -</w:t>
-      </w:r>
-    </w:p>
-    <w:p>
-      <w:pPr>
-        <w:spacing w:after="200" w:line="276" w:lineRule="auto"/>
-        <w:jc w:val="center"/>
-        <w:rPr>
-          <w:rFonts w:ascii="Aptos" w:eastAsia="Aptos" w:hAnsi="Aptos" w:cs="Aptos"/>
-          <w:b/>
-          <w:bCs/>
-          <w:sz w:val="32"/>
-          <w:szCs w:val="32"/>
-        </w:rPr>
-      </w:pPr>
-      <w:r>
-        <w:rPr>
-          <w:rFonts w:ascii="Aptos" w:eastAsia="Aptos" w:hAnsi="Aptos" w:cs="Aptos"/>
-          <w:b/>
-          <w:bCs/>
-          <w:sz w:val="32"/>
-          <w:szCs w:val="32"/>
-        </w:rPr>
-        <w:t xml:space="preserve">Semestre Enero – </w:t>
-      </w:r>
-      <w:proofErr w:type="gramStart"/>
-      <w:r>
-        <w:rPr>
-          <w:rFonts w:ascii="Aptos" w:eastAsia="Aptos" w:hAnsi="Aptos" w:cs="Aptos"/>
-          <w:b/>
-          <w:bCs/>
-          <w:sz w:val="32"/>
-          <w:szCs w:val="32"/>
-        </w:rPr>
-        <w:t>Junio</w:t>
-      </w:r>
-      <w:proofErr w:type="gramEnd"/>
-      <w:r>
-        <w:rPr>
-          <w:rFonts w:ascii="Aptos" w:eastAsia="Aptos" w:hAnsi="Aptos" w:cs="Aptos"/>
-          <w:b/>
-          <w:bCs/>
-          <w:sz w:val="32"/>
-          <w:szCs w:val="32"/>
-        </w:rPr>
-        <w:t xml:space="preserve"> 2026</w:t>
-      </w:r>
-    </w:p>
-    <w:p>
-      <w:pPr>
-        <w:spacing w:after="200" w:line="276" w:lineRule="auto"/>
-        <w:jc w:val="center"/>
-        <w:rPr>
-          <w:rFonts w:ascii="Aptos" w:eastAsia="Aptos" w:hAnsi="Aptos" w:cs="Aptos"/>
-          <w:b/>
-          <w:bCs/>
-          <w:sz w:val="32"/>
-          <w:szCs w:val="32"/>
-        </w:rPr>
-      </w:pPr>
-    </w:p>
-    <w:p>
-      <w:pPr>
-        <w:spacing w:after="200" w:line="276" w:lineRule="auto"/>
-        <w:jc w:val="center"/>
-        <w:rPr>
-          <w:rFonts w:ascii="Aptos" w:eastAsia="Aptos" w:hAnsi="Aptos" w:cs="Aptos"/>
-          <w:b/>
-          <w:bCs/>
-          <w:sz w:val="32"/>
-          <w:szCs w:val="32"/>
-        </w:rPr>
-      </w:pPr>
-      <w:r>
-        <w:rPr>
-          <w:rFonts w:ascii="Aptos" w:eastAsia="Aptos" w:hAnsi="Aptos" w:cs="Aptos"/>
-          <w:b/>
-          <w:bCs/>
-          <w:sz w:val="32"/>
-          <w:szCs w:val="32"/>
-        </w:rPr>
-        <w:t xml:space="preserve"> San Nicolás de los Garza, Nuevo León a 15 de febrero de 2026</w:t>
+        <w:br w:type="page"/>
       </w:r>
     </w:p>
     <w:p>
       <w:pPr>
         <w:pStyle w:val="Ttulo1"/>
       </w:pPr>
+      <w:bookmarkStart w:id="0" w:name="_Toc223370974"/>
       <w:r>
         <w:lastRenderedPageBreak/>
         <w:t>1.1 - 3 Indicadores del World Bank Open Data y su relación con el objetivo.</w:t>
       </w:r>
+      <w:bookmarkEnd w:id="0"/>
     </w:p>
     <w:p>
       <w:r>
@@ -962,9 +3006,29 @@
           <w:ilvl w:val="0"/>
           <w:numId w:val="10"/>
         </w:numPr>
-      </w:pPr>
-      <w:r>
-        <w:t>PIB per cápita (US$) - NY.GDP.PCAP.CD</w:t>
+        <w:rPr>
+          <w:lang w:val="en-US"/>
+        </w:rPr>
+      </w:pPr>
+      <w:r>
+        <w:rPr>
+          <w:lang w:val="en-US"/>
+        </w:rPr>
+        <w:t xml:space="preserve">PIB per </w:t>
+      </w:r>
+      <w:proofErr w:type="spellStart"/>
+      <w:r>
+        <w:rPr>
+          <w:lang w:val="en-US"/>
+        </w:rPr>
+        <w:t>cápita</w:t>
+      </w:r>
+      <w:proofErr w:type="spellEnd"/>
+      <w:r>
+        <w:rPr>
+          <w:lang w:val="en-US"/>
+        </w:rPr>
+        <w:t xml:space="preserve"> (US$) - NY.GDP.PCAP.CD</w:t>
       </w:r>
     </w:p>
     <w:p>
@@ -987,9 +3051,11 @@
       <w:pPr>
         <w:pStyle w:val="Ttulo2"/>
       </w:pPr>
+      <w:bookmarkStart w:id="1" w:name="_Toc223370975"/>
       <w:r>
         <w:t>1.2 – Desarrollo</w:t>
       </w:r>
+      <w:bookmarkEnd w:id="1"/>
     </w:p>
     <w:p>
       <w:r>
@@ -2213,10 +4279,12 @@
       <w:pPr>
         <w:pStyle w:val="Ttulo2"/>
       </w:pPr>
+      <w:bookmarkStart w:id="2" w:name="_Toc223370976"/>
       <w:r>
         <w:lastRenderedPageBreak/>
         <w:t>Conclusiones y resultados</w:t>
       </w:r>
+      <w:bookmarkEnd w:id="2"/>
     </w:p>
     <w:p>
       <w:pPr>
@@ -2244,6 +4312,7 @@
         <w:rPr>
           <w:b/>
           <w:bCs/>
+          <w:noProof/>
         </w:rPr>
         <w:drawing>
           <wp:inline distT="0" distB="0" distL="0" distR="0" wp14:anchorId="4063F97A" wp14:editId="5666961C">
@@ -2340,6 +4409,7 @@
         <w:rPr>
           <w:b/>
           <w:bCs/>
+          <w:noProof/>
         </w:rPr>
         <w:drawing>
           <wp:inline distT="0" distB="0" distL="0" distR="0" wp14:anchorId="761C77C2" wp14:editId="4C7A26DE">
@@ -2440,9 +4510,11 @@
       <w:pPr>
         <w:pStyle w:val="Ttulo2"/>
       </w:pPr>
+      <w:bookmarkStart w:id="3" w:name="_Toc223370977"/>
       <w:r>
         <w:t>Conclusión</w:t>
       </w:r>
+      <w:bookmarkEnd w:id="3"/>
     </w:p>
     <w:p>
       <w:r>
@@ -2456,6 +4528,7 @@
           <w:lang w:val="es-ES"/>
         </w:rPr>
       </w:pPr>
+      <w:bookmarkStart w:id="4" w:name="_Toc223370978"/>
       <w:r>
         <w:rPr>
           <w:lang w:val="es-ES"/>
@@ -2519,6 +4592,7 @@
         </w:rPr>
         <w:t>) para un objetivo elegido.</w:t>
       </w:r>
+      <w:bookmarkEnd w:id="4"/>
     </w:p>
     <w:p>
       <w:pPr>
@@ -2529,6 +4603,7 @@
           <w:szCs w:val="32"/>
         </w:rPr>
       </w:pPr>
+      <w:bookmarkStart w:id="5" w:name="_Toc223370979"/>
       <w:r>
         <w:rPr>
           <w:rStyle w:val="Ttulo1Car"/>
@@ -2589,7 +4664,14 @@
         <w:rPr>
           <w:rStyle w:val="Ttulo1Car"/>
         </w:rPr>
-        <w:t xml:space="preserve"> que haga una aproximación </w:t>
+        <w:t xml:space="preserve"> que haga una aproximación</w:t>
+      </w:r>
+      <w:bookmarkEnd w:id="5"/>
+      <w:r>
+        <w:rPr>
+          <w:rStyle w:val="Ttulo1Car"/>
+        </w:rPr>
+        <w:t xml:space="preserve"> </w:t>
       </w:r>
       <w:r>
         <w:rPr>
@@ -2610,9 +4692,11 @@
           <w:szCs w:val="22"/>
         </w:rPr>
       </w:pPr>
+      <w:bookmarkStart w:id="6" w:name="_Toc223370980"/>
       <w:r>
         <w:t>3.1.1 - Objetivo:</w:t>
       </w:r>
+      <w:bookmarkEnd w:id="6"/>
     </w:p>
     <w:p>
       <w:r>
@@ -2628,9 +4712,11 @@
           <w:szCs w:val="22"/>
         </w:rPr>
       </w:pPr>
+      <w:bookmarkStart w:id="7" w:name="_Toc223370981"/>
       <w:r>
         <w:t>3.1.2 Exploración de los datos</w:t>
       </w:r>
+      <w:bookmarkEnd w:id="7"/>
     </w:p>
     <w:p>
       <w:pPr>
@@ -3179,6 +5265,7 @@
           <w:szCs w:val="22"/>
         </w:rPr>
       </w:pPr>
+      <w:bookmarkStart w:id="8" w:name="_Toc223370982"/>
       <w:r>
         <w:t xml:space="preserve">3.1.3 Corrección del </w:t>
       </w:r>
@@ -3190,6 +5277,7 @@
       <w:r>
         <w:t xml:space="preserve"> inicial</w:t>
       </w:r>
+      <w:bookmarkEnd w:id="8"/>
     </w:p>
     <w:p>
       <w:r>
@@ -3321,6 +5409,7 @@
       <w:pPr>
         <w:pStyle w:val="Ttulo3"/>
       </w:pPr>
+      <w:bookmarkStart w:id="9" w:name="_Toc223370983"/>
       <w:r>
         <w:t xml:space="preserve">3.2 </w:t>
       </w:r>
@@ -3340,6 +5429,7 @@
       <w:r>
         <w:t xml:space="preserve"> inicial</w:t>
       </w:r>
+      <w:bookmarkEnd w:id="9"/>
     </w:p>
     <w:p>
       <w:r>
@@ -4974,6 +7064,7 @@
       <w:pPr>
         <w:pStyle w:val="Ttulo3"/>
       </w:pPr>
+      <w:bookmarkStart w:id="10" w:name="_Toc223370984"/>
       <w:r>
         <w:t>3</w:t>
       </w:r>
@@ -4990,6 +7081,7 @@
       <w:r>
         <w:t>dataset</w:t>
       </w:r>
+      <w:bookmarkEnd w:id="10"/>
       <w:proofErr w:type="spellEnd"/>
     </w:p>
     <w:p>
@@ -7157,6 +9249,7 @@
   <w:style w:type="character" w:default="1" w:styleId="Fuentedeprrafopredeter">
     <w:name w:val="Default Paragraph Font"/>
     <w:uiPriority w:val="1"/>
+    <w:semiHidden/>
     <w:unhideWhenUsed/>
   </w:style>
   <w:style w:type="table" w:default="1" w:styleId="Tablanormal">
@@ -7516,6 +9609,75 @@
       <w:rFonts w:ascii="Times New Roman" w:hAnsi="Times New Roman" w:cs="Times New Roman"/>
     </w:rPr>
   </w:style>
+  <w:style w:type="paragraph" w:styleId="TtuloTDC">
+    <w:name w:val="TOC Heading"/>
+    <w:basedOn w:val="Ttulo1"/>
+    <w:next w:val="Normal"/>
+    <w:uiPriority w:val="39"/>
+    <w:unhideWhenUsed/>
+    <w:qFormat/>
+    <w:rsid w:val="000160AD"/>
+    <w:pPr>
+      <w:spacing w:before="240" w:after="0" w:line="259" w:lineRule="auto"/>
+      <w:outlineLvl w:val="9"/>
+    </w:pPr>
+    <w:rPr>
+      <w:kern w:val="0"/>
+      <w:sz w:val="32"/>
+      <w:szCs w:val="32"/>
+      <w:lang w:eastAsia="es-MX"/>
+      <w14:ligatures w14:val="none"/>
+    </w:rPr>
+  </w:style>
+  <w:style w:type="paragraph" w:styleId="TDC1">
+    <w:name w:val="toc 1"/>
+    <w:basedOn w:val="Normal"/>
+    <w:next w:val="Normal"/>
+    <w:autoRedefine/>
+    <w:uiPriority w:val="39"/>
+    <w:unhideWhenUsed/>
+    <w:rsid w:val="000160AD"/>
+    <w:pPr>
+      <w:spacing w:after="100"/>
+    </w:pPr>
+  </w:style>
+  <w:style w:type="paragraph" w:styleId="TDC2">
+    <w:name w:val="toc 2"/>
+    <w:basedOn w:val="Normal"/>
+    <w:next w:val="Normal"/>
+    <w:autoRedefine/>
+    <w:uiPriority w:val="39"/>
+    <w:unhideWhenUsed/>
+    <w:rsid w:val="000160AD"/>
+    <w:pPr>
+      <w:spacing w:after="100"/>
+      <w:ind w:left="240"/>
+    </w:pPr>
+  </w:style>
+  <w:style w:type="paragraph" w:styleId="TDC3">
+    <w:name w:val="toc 3"/>
+    <w:basedOn w:val="Normal"/>
+    <w:next w:val="Normal"/>
+    <w:autoRedefine/>
+    <w:uiPriority w:val="39"/>
+    <w:unhideWhenUsed/>
+    <w:rsid w:val="000160AD"/>
+    <w:pPr>
+      <w:spacing w:after="100"/>
+      <w:ind w:left="480"/>
+    </w:pPr>
+  </w:style>
+  <w:style w:type="character" w:styleId="Hipervnculo">
+    <w:name w:val="Hyperlink"/>
+    <w:basedOn w:val="Fuentedeprrafopredeter"/>
+    <w:uiPriority w:val="99"/>
+    <w:unhideWhenUsed/>
+    <w:rsid w:val="000160AD"/>
+    <w:rPr>
+      <w:color w:val="467886" w:themeColor="hyperlink"/>
+      <w:u w:val="single"/>
+    </w:rPr>
+  </w:style>
 </w:styles>
 </file>
 
@@ -7812,4 +9974,16 @@
     </a:ext>
   </a:extLst>
 </a:theme>
+</file>
+
+<file path=customXml/item1.xml><?xml version="1.0" encoding="utf-8"?>
+<b:Sources xmlns:b="http://schemas.openxmlformats.org/officeDocument/2006/bibliography" xmlns="http://schemas.openxmlformats.org/officeDocument/2006/bibliography" SelectedStyle="\APASixthEditionOfficeOnline.xsl" StyleName="APA" Version="6"/>
+</file>
+
+<file path=customXml/itemProps1.xml><?xml version="1.0" encoding="utf-8"?>
+<ds:datastoreItem xmlns:ds="http://schemas.openxmlformats.org/officeDocument/2006/customXml" ds:itemID="{7A2A7403-C16F-4818-ABD4-3C31FC12CFDE}">
+  <ds:schemaRefs>
+    <ds:schemaRef ds:uri="http://schemas.openxmlformats.org/officeDocument/2006/bibliography"/>
+  </ds:schemaRefs>
+</ds:datastoreItem>
 </file>
--- a/Minería de datos/Practica 1/Práctica 1.docx
+++ b/Minería de datos/Practica 1/Práctica 1.docx
@@ -481,25 +481,7 @@
                                 <w:sz w:val="40"/>
                                 <w:szCs w:val="36"/>
                               </w:rPr>
-                              <w:t xml:space="preserve">Ranfery </w:t>
-                            </w:r>
-                            <w:proofErr w:type="spellStart"/>
-                            <w:r>
-                              <w:rPr>
-                                <w:rFonts w:ascii="Arial" w:hAnsi="Arial" w:cs="Arial"/>
-                                <w:sz w:val="40"/>
-                                <w:szCs w:val="36"/>
-                              </w:rPr>
-                              <w:t>Josua</w:t>
-                            </w:r>
-                            <w:proofErr w:type="spellEnd"/>
-                            <w:r>
-                              <w:rPr>
-                                <w:rFonts w:ascii="Arial" w:hAnsi="Arial" w:cs="Arial"/>
-                                <w:sz w:val="40"/>
-                                <w:szCs w:val="36"/>
-                              </w:rPr>
-                              <w:t xml:space="preserve"> Peregrina Morales</w:t>
+                              <w:t>Ranfery Josua Peregrina Morales</w:t>
                             </w:r>
                           </w:p>
                         </w:txbxContent>
@@ -575,118 +557,7 @@
         <mc:AlternateContent>
           <mc:Choice Requires="wps">
             <w:drawing>
-              <wp:anchor distT="45720" distB="45720" distL="114300" distR="114300" simplePos="0" relativeHeight="251670528" behindDoc="0" locked="0" layoutInCell="1" allowOverlap="1" wp14:anchorId="0E3E9F36" wp14:editId="136E8EEC">
-                <wp:simplePos x="0" y="0"/>
-                <wp:positionH relativeFrom="margin">
-                  <wp:posOffset>1956435</wp:posOffset>
-                </wp:positionH>
-                <wp:positionV relativeFrom="paragraph">
-                  <wp:posOffset>3911691</wp:posOffset>
-                </wp:positionV>
-                <wp:extent cx="3959860" cy="391795"/>
-                <wp:effectExtent l="0" t="0" r="0" b="0"/>
-                <wp:wrapSquare wrapText="bothSides"/>
-                <wp:docPr id="17" name="Cuadro de texto 2"/>
-                <wp:cNvGraphicFramePr>
-                  <a:graphicFrameLocks xmlns:a="http://schemas.openxmlformats.org/drawingml/2006/main"/>
-                </wp:cNvGraphicFramePr>
-                <a:graphic xmlns:a="http://schemas.openxmlformats.org/drawingml/2006/main">
-                  <a:graphicData uri="http://schemas.microsoft.com/office/word/2010/wordprocessingShape">
-                    <wps:wsp>
-                      <wps:cNvSpPr txBox="1">
-                        <a:spLocks noChangeArrowheads="1"/>
-                      </wps:cNvSpPr>
-                      <wps:spPr bwMode="auto">
-                        <a:xfrm>
-                          <a:off x="0" y="0"/>
-                          <a:ext cx="3959860" cy="391795"/>
-                        </a:xfrm>
-                        <a:prstGeom prst="rect">
-                          <a:avLst/>
-                        </a:prstGeom>
-                        <a:noFill/>
-                        <a:ln w="9525">
-                          <a:noFill/>
-                          <a:miter lim="800000"/>
-                          <a:headEnd/>
-                          <a:tailEnd/>
-                        </a:ln>
-                      </wps:spPr>
-                      <wps:txbx>
-                        <w:txbxContent>
-                          <w:p>
-                            <w:pPr>
-                              <w:rPr>
-                                <w:rFonts w:ascii="Arial" w:hAnsi="Arial" w:cs="Arial"/>
-                                <w:sz w:val="40"/>
-                                <w:szCs w:val="36"/>
-                              </w:rPr>
-                            </w:pPr>
-                            <w:r>
-                              <w:rPr>
-                                <w:rFonts w:ascii="Arial" w:hAnsi="Arial" w:cs="Arial"/>
-                                <w:sz w:val="40"/>
-                                <w:szCs w:val="36"/>
-                              </w:rPr>
-                              <w:t>1924910</w:t>
-                            </w:r>
-                          </w:p>
-                        </w:txbxContent>
-                      </wps:txbx>
-                      <wps:bodyPr rot="0" vert="horz" wrap="square" lIns="91440" tIns="45720" rIns="91440" bIns="45720" anchor="t" anchorCtr="0">
-                        <a:noAutofit/>
-                      </wps:bodyPr>
-                    </wps:wsp>
-                  </a:graphicData>
-                </a:graphic>
-                <wp14:sizeRelH relativeFrom="margin">
-                  <wp14:pctWidth>0</wp14:pctWidth>
-                </wp14:sizeRelH>
-                <wp14:sizeRelV relativeFrom="margin">
-                  <wp14:pctHeight>0</wp14:pctHeight>
-                </wp14:sizeRelV>
-              </wp:anchor>
-            </w:drawing>
-          </mc:Choice>
-          <mc:Fallback>
-            <w:pict>
-              <v:shape w14:anchorId="0E3E9F36" id="_x0000_s1030" type="#_x0000_t202" style="position:absolute;margin-left:154.05pt;margin-top:308pt;width:311.8pt;height:30.85pt;z-index:251670528;visibility:visible;mso-wrap-style:square;mso-width-percent:0;mso-height-percent:0;mso-wrap-distance-left:9pt;mso-wrap-distance-top:3.6pt;mso-wrap-distance-right:9pt;mso-wrap-distance-bottom:3.6pt;mso-position-horizontal:absolute;mso-position-horizontal-relative:margin;mso-position-vertical:absolute;mso-position-vertical-relative:text;mso-width-percent:0;mso-height-percent:0;mso-width-relative:margin;mso-height-relative:margin;v-text-anchor:top" o:gfxdata="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" filled="f" stroked="f">
-                <v:textbox>
-                  <w:txbxContent>
-                    <w:p>
-                      <w:pPr>
-                        <w:rPr>
-                          <w:rFonts w:ascii="Arial" w:hAnsi="Arial" w:cs="Arial"/>
-                          <w:sz w:val="40"/>
-                          <w:szCs w:val="36"/>
-                        </w:rPr>
-                      </w:pPr>
-                      <w:r>
-                        <w:rPr>
-                          <w:rFonts w:ascii="Arial" w:hAnsi="Arial" w:cs="Arial"/>
-                          <w:sz w:val="40"/>
-                          <w:szCs w:val="36"/>
-                        </w:rPr>
-                        <w:t>1924910</w:t>
-                      </w:r>
-                    </w:p>
-                  </w:txbxContent>
-                </v:textbox>
-                <w10:wrap type="square" anchorx="margin"/>
-              </v:shape>
-            </w:pict>
-          </mc:Fallback>
-        </mc:AlternateContent>
-      </w:r>
-      <w:r>
-        <w:rPr>
-          <w:noProof/>
-          <w:lang w:eastAsia="es-MX"/>
-        </w:rPr>
-        <mc:AlternateContent>
-          <mc:Choice Requires="wps">
-            <w:drawing>
-              <wp:anchor distT="45720" distB="45720" distL="114300" distR="114300" simplePos="0" relativeHeight="251665408" behindDoc="0" locked="0" layoutInCell="1" allowOverlap="1" wp14:anchorId="7868344C" wp14:editId="23B66128">
+              <wp:anchor distT="45720" distB="45720" distL="114300" distR="114300" simplePos="0" relativeHeight="251665408" behindDoc="0" locked="0" layoutInCell="1" allowOverlap="1" wp14:anchorId="7868344C" wp14:editId="15D076EC">
                 <wp:simplePos x="0" y="0"/>
                 <wp:positionH relativeFrom="margin">
                   <wp:align>left</wp:align>
@@ -763,7 +634,11 @@
           </mc:Choice>
           <mc:Fallback>
             <w:pict>
-              <v:shape w14:anchorId="7868344C" id="_x0000_s1031" type="#_x0000_t202" style="position:absolute;margin-left:0;margin-top:245.9pt;width:167.25pt;height:45.3pt;z-index:251665408;visibility:visible;mso-wrap-style:square;mso-width-percent:0;mso-height-percent:0;mso-wrap-distance-left:9pt;mso-wrap-distance-top:3.6pt;mso-wrap-distance-right:9pt;mso-wrap-distance-bottom:3.6pt;mso-position-horizontal:left;mso-position-horizontal-relative:margin;mso-position-vertical:absolute;mso-position-vertical-relative:text;mso-width-percent:0;mso-height-percent:0;mso-width-relative:margin;mso-height-relative:margin;v-text-anchor:top" o:gfxdata="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" filled="f" stroked="f">
+              <v:shapetype w14:anchorId="7868344C" id="_x0000_t202" coordsize="21600,21600" o:spt="202" path="m,l,21600r21600,l21600,xe">
+                <v:stroke joinstyle="miter"/>
+                <v:path gradientshapeok="t" o:connecttype="rect"/>
+              </v:shapetype>
+              <v:shape id="_x0000_s1030" type="#_x0000_t202" style="position:absolute;margin-left:0;margin-top:245.9pt;width:167.25pt;height:45.3pt;z-index:251665408;visibility:visible;mso-wrap-style:square;mso-width-percent:0;mso-height-percent:0;mso-wrap-distance-left:9pt;mso-wrap-distance-top:3.6pt;mso-wrap-distance-right:9pt;mso-wrap-distance-bottom:3.6pt;mso-position-horizontal:left;mso-position-horizontal-relative:margin;mso-position-vertical:absolute;mso-position-vertical-relative:text;mso-width-percent:0;mso-height-percent:0;mso-width-relative:margin;mso-height-relative:margin;v-text-anchor:top" o:gfxdata="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" filled="f" stroked="f">
                 <v:textbox>
                   <w:txbxContent>
                     <w:p>
@@ -2008,6 +1883,117 @@
         <mc:AlternateContent>
           <mc:Choice Requires="wps">
             <w:drawing>
+              <wp:anchor distT="45720" distB="45720" distL="114300" distR="114300" simplePos="0" relativeHeight="251670528" behindDoc="0" locked="0" layoutInCell="1" allowOverlap="1" wp14:anchorId="0E3E9F36" wp14:editId="5EDE5863">
+                <wp:simplePos x="0" y="0"/>
+                <wp:positionH relativeFrom="margin">
+                  <wp:posOffset>2146935</wp:posOffset>
+                </wp:positionH>
+                <wp:positionV relativeFrom="paragraph">
+                  <wp:posOffset>3520440</wp:posOffset>
+                </wp:positionV>
+                <wp:extent cx="3959860" cy="391795"/>
+                <wp:effectExtent l="0" t="0" r="0" b="0"/>
+                <wp:wrapSquare wrapText="bothSides"/>
+                <wp:docPr id="17" name="Cuadro de texto 2"/>
+                <wp:cNvGraphicFramePr>
+                  <a:graphicFrameLocks xmlns:a="http://schemas.openxmlformats.org/drawingml/2006/main"/>
+                </wp:cNvGraphicFramePr>
+                <a:graphic xmlns:a="http://schemas.openxmlformats.org/drawingml/2006/main">
+                  <a:graphicData uri="http://schemas.microsoft.com/office/word/2010/wordprocessingShape">
+                    <wps:wsp>
+                      <wps:cNvSpPr txBox="1">
+                        <a:spLocks noChangeArrowheads="1"/>
+                      </wps:cNvSpPr>
+                      <wps:spPr bwMode="auto">
+                        <a:xfrm>
+                          <a:off x="0" y="0"/>
+                          <a:ext cx="3959860" cy="391795"/>
+                        </a:xfrm>
+                        <a:prstGeom prst="rect">
+                          <a:avLst/>
+                        </a:prstGeom>
+                        <a:noFill/>
+                        <a:ln w="9525">
+                          <a:noFill/>
+                          <a:miter lim="800000"/>
+                          <a:headEnd/>
+                          <a:tailEnd/>
+                        </a:ln>
+                      </wps:spPr>
+                      <wps:txbx>
+                        <w:txbxContent>
+                          <w:p>
+                            <w:pPr>
+                              <w:rPr>
+                                <w:rFonts w:ascii="Arial" w:hAnsi="Arial" w:cs="Arial"/>
+                                <w:sz w:val="40"/>
+                                <w:szCs w:val="36"/>
+                              </w:rPr>
+                            </w:pPr>
+                            <w:r>
+                              <w:rPr>
+                                <w:rFonts w:ascii="Arial" w:hAnsi="Arial" w:cs="Arial"/>
+                                <w:sz w:val="40"/>
+                                <w:szCs w:val="36"/>
+                              </w:rPr>
+                              <w:t>1924910</w:t>
+                            </w:r>
+                          </w:p>
+                        </w:txbxContent>
+                      </wps:txbx>
+                      <wps:bodyPr rot="0" vert="horz" wrap="square" lIns="91440" tIns="45720" rIns="91440" bIns="45720" anchor="t" anchorCtr="0">
+                        <a:noAutofit/>
+                      </wps:bodyPr>
+                    </wps:wsp>
+                  </a:graphicData>
+                </a:graphic>
+                <wp14:sizeRelH relativeFrom="margin">
+                  <wp14:pctWidth>0</wp14:pctWidth>
+                </wp14:sizeRelH>
+                <wp14:sizeRelV relativeFrom="margin">
+                  <wp14:pctHeight>0</wp14:pctHeight>
+                </wp14:sizeRelV>
+              </wp:anchor>
+            </w:drawing>
+          </mc:Choice>
+          <mc:Fallback>
+            <w:pict>
+              <v:shape w14:anchorId="0E3E9F36" id="_x0000_s1041" type="#_x0000_t202" style="position:absolute;margin-left:169.05pt;margin-top:277.2pt;width:311.8pt;height:30.85pt;z-index:251670528;visibility:visible;mso-wrap-style:square;mso-width-percent:0;mso-height-percent:0;mso-wrap-distance-left:9pt;mso-wrap-distance-top:3.6pt;mso-wrap-distance-right:9pt;mso-wrap-distance-bottom:3.6pt;mso-position-horizontal:absolute;mso-position-horizontal-relative:margin;mso-position-vertical:absolute;mso-position-vertical-relative:text;mso-width-percent:0;mso-height-percent:0;mso-width-relative:margin;mso-height-relative:margin;v-text-anchor:top" o:gfxdata="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" filled="f" stroked="f">
+                <v:textbox>
+                  <w:txbxContent>
+                    <w:p>
+                      <w:pPr>
+                        <w:rPr>
+                          <w:rFonts w:ascii="Arial" w:hAnsi="Arial" w:cs="Arial"/>
+                          <w:sz w:val="40"/>
+                          <w:szCs w:val="36"/>
+                        </w:rPr>
+                      </w:pPr>
+                      <w:r>
+                        <w:rPr>
+                          <w:rFonts w:ascii="Arial" w:hAnsi="Arial" w:cs="Arial"/>
+                          <w:sz w:val="40"/>
+                          <w:szCs w:val="36"/>
+                        </w:rPr>
+                        <w:t>1924910</w:t>
+                      </w:r>
+                    </w:p>
+                  </w:txbxContent>
+                </v:textbox>
+                <w10:wrap type="square" anchorx="margin"/>
+              </v:shape>
+            </w:pict>
+          </mc:Fallback>
+        </mc:AlternateContent>
+      </w:r>
+      <w:r>
+        <w:rPr>
+          <w:noProof/>
+          <w:lang w:eastAsia="es-MX"/>
+        </w:rPr>
+        <mc:AlternateContent>
+          <mc:Choice Requires="wps">
+            <w:drawing>
               <wp:anchor distT="45720" distB="45720" distL="114300" distR="114300" simplePos="0" relativeHeight="251671552" behindDoc="0" locked="0" layoutInCell="1" allowOverlap="1" wp14:anchorId="136D9EF9" wp14:editId="491A55EB">
                 <wp:simplePos x="0" y="0"/>
                 <wp:positionH relativeFrom="margin">
@@ -2117,6 +2103,15 @@
     </w:p>
     <w:sdt>
       <w:sdtPr>
+        <w:rPr>
+          <w:rFonts w:asciiTheme="minorHAnsi" w:eastAsiaTheme="minorHAnsi" w:hAnsiTheme="minorHAnsi" w:cstheme="minorBidi"/>
+          <w:color w:val="auto"/>
+          <w:kern w:val="2"/>
+          <w:sz w:val="24"/>
+          <w:szCs w:val="24"/>
+          <w:lang w:eastAsia="en-US"/>
+          <w14:ligatures w14:val="standardContextual"/>
+        </w:rPr>
         <w:id w:val="1268964238"/>
         <w:docPartObj>
           <w:docPartGallery w:val="Table of Contents"/>
@@ -2125,15 +2120,8 @@
       </w:sdtPr>
       <w:sdtEndPr>
         <w:rPr>
-          <w:rFonts w:asciiTheme="minorHAnsi" w:eastAsiaTheme="minorHAnsi" w:hAnsiTheme="minorHAnsi" w:cstheme="minorBidi"/>
           <w:b/>
           <w:bCs/>
-          <w:color w:val="auto"/>
-          <w:kern w:val="2"/>
-          <w:sz w:val="24"/>
-          <w:szCs w:val="24"/>
-          <w:lang w:eastAsia="en-US"/>
-          <w14:ligatures w14:val="standardContextual"/>
         </w:rPr>
       </w:sdtEndPr>
       <w:sdtContent>
@@ -2306,21 +2294,7 @@
                 <w:rStyle w:val="Hipervnculo"/>
                 <w:noProof/>
               </w:rPr>
-              <w:t>Conclusiones y result</w:t>
-            </w:r>
-            <w:r>
-              <w:rPr>
-                <w:rStyle w:val="Hipervnculo"/>
-                <w:noProof/>
-              </w:rPr>
-              <w:t>a</w:t>
-            </w:r>
-            <w:r>
-              <w:rPr>
-                <w:rStyle w:val="Hipervnculo"/>
-                <w:noProof/>
-              </w:rPr>
-              <w:t>dos</w:t>
+              <w:t>Conclusiones y resultados</w:t>
             </w:r>
             <w:r>
               <w:rPr>
@@ -2593,21 +2567,7 @@
                 <w:rStyle w:val="Hipervnculo"/>
                 <w:noProof/>
               </w:rPr>
-              <w:t>3.1.1 - Objeti</w:t>
-            </w:r>
-            <w:r>
-              <w:rPr>
-                <w:rStyle w:val="Hipervnculo"/>
-                <w:noProof/>
-              </w:rPr>
-              <w:t>v</w:t>
-            </w:r>
-            <w:r>
-              <w:rPr>
-                <w:rStyle w:val="Hipervnculo"/>
-                <w:noProof/>
-              </w:rPr>
-              <w:t>o:</w:t>
+              <w:t>3.1.1 - Objetivo:</w:t>
             </w:r>
             <w:r>
               <w:rPr>
@@ -2962,7 +2922,137 @@
       <w:bookmarkStart w:id="0" w:name="_Toc223370974"/>
       <w:r>
         <w:lastRenderedPageBreak/>
-        <w:t>1.1 - 3 Indicadores del World Bank Open Data y su relación con el objetivo.</w:t>
+        <w:t>Objetivo</w:t>
+      </w:r>
+    </w:p>
+    <w:p>
+      <w:r>
+        <w:t>Analizar el tratamiento para un registro de datos correspondiente a un objetivo determinado de la minería</w:t>
+      </w:r>
+    </w:p>
+    <w:p>
+      <w:pPr>
+        <w:pStyle w:val="Ttulo1"/>
+      </w:pPr>
+      <w:r>
+        <w:t>Marco teórico</w:t>
+      </w:r>
+    </w:p>
+    <w:p>
+      <w:r>
+        <w:t>Aquí va información sobre:</w:t>
+      </w:r>
+    </w:p>
+    <w:p>
+      <w:pPr>
+        <w:pStyle w:val="Prrafodelista"/>
+        <w:numPr>
+          <w:ilvl w:val="0"/>
+          <w:numId w:val="14"/>
+        </w:numPr>
+      </w:pPr>
+      <w:r>
+        <w:t>Tratamiento de datos</w:t>
+      </w:r>
+    </w:p>
+    <w:p>
+      <w:pPr>
+        <w:pStyle w:val="Prrafodelista"/>
+        <w:numPr>
+          <w:ilvl w:val="0"/>
+          <w:numId w:val="14"/>
+        </w:numPr>
+      </w:pPr>
+      <w:r>
+        <w:t>Eliminación de instancias repetidas</w:t>
+      </w:r>
+    </w:p>
+    <w:p>
+      <w:pPr>
+        <w:pStyle w:val="Prrafodelista"/>
+        <w:numPr>
+          <w:ilvl w:val="0"/>
+          <w:numId w:val="14"/>
+        </w:numPr>
+      </w:pPr>
+      <w:r>
+        <w:t>Eliminar instancias incompletas</w:t>
+      </w:r>
+    </w:p>
+    <w:p>
+      <w:pPr>
+        <w:pStyle w:val="Prrafodelista"/>
+        <w:numPr>
+          <w:ilvl w:val="0"/>
+          <w:numId w:val="14"/>
+        </w:numPr>
+      </w:pPr>
+      <w:r>
+        <w:t>Eliminar datos correlacionados entre sí</w:t>
+      </w:r>
+    </w:p>
+    <w:p>
+      <w:pPr>
+        <w:pStyle w:val="Prrafodelista"/>
+        <w:numPr>
+          <w:ilvl w:val="0"/>
+          <w:numId w:val="14"/>
+        </w:numPr>
+      </w:pPr>
+      <w:r>
+        <w:t>Proyectar los datos incompletos</w:t>
+      </w:r>
+    </w:p>
+    <w:p>
+      <w:pPr>
+        <w:pStyle w:val="Prrafodelista"/>
+        <w:numPr>
+          <w:ilvl w:val="0"/>
+          <w:numId w:val="14"/>
+        </w:numPr>
+      </w:pPr>
+      <w:r>
+        <w:t>Escalar los datos, nada de juntar centímetros con kilómetros ni nada así.</w:t>
+      </w:r>
+    </w:p>
+    <w:p>
+      <w:pPr>
+        <w:pStyle w:val="Prrafodelista"/>
+        <w:numPr>
+          <w:ilvl w:val="1"/>
+          <w:numId w:val="14"/>
+        </w:numPr>
+      </w:pPr>
+      <w:r>
+        <w:t>Escalado con Estadístico Z</w:t>
+      </w:r>
+    </w:p>
+    <w:p>
+      <w:pPr>
+        <w:pStyle w:val="Prrafodelista"/>
+        <w:numPr>
+          <w:ilvl w:val="1"/>
+          <w:numId w:val="14"/>
+        </w:numPr>
+      </w:pPr>
+      <w:r>
+        <w:t>Escalado con Línea recta</w:t>
+      </w:r>
+    </w:p>
+    <w:p>
+      <w:pPr>
+        <w:pStyle w:val="Ttulo1"/>
+      </w:pPr>
+      <w:r>
+        <w:t xml:space="preserve">3 </w:t>
+      </w:r>
+      <w:proofErr w:type="gramStart"/>
+      <w:r>
+        <w:t>Indicadores</w:t>
+      </w:r>
+      <w:proofErr w:type="gramEnd"/>
+      <w:r>
+        <w:t xml:space="preserve"> del World Bank Open Data y su relación con el objetivo.</w:t>
       </w:r>
       <w:bookmarkEnd w:id="0"/>
     </w:p>
@@ -3120,6 +3210,7 @@
     </w:p>
     <w:p>
       <w:r>
+        <w:lastRenderedPageBreak/>
         <w:t xml:space="preserve">Inicio creando 3 </w:t>
       </w:r>
       <w:proofErr w:type="spellStart"/>
@@ -3309,7 +3400,6 @@
     </w:p>
     <w:p>
       <w:r>
-        <w:lastRenderedPageBreak/>
         <w:t xml:space="preserve">Para los dos </w:t>
       </w:r>
       <w:proofErr w:type="spellStart"/>
@@ -3523,6 +3613,7 @@
         <w:rPr>
           <w:noProof/>
         </w:rPr>
+        <w:lastRenderedPageBreak/>
         <w:drawing>
           <wp:inline distT="0" distB="0" distL="0" distR="0" wp14:anchorId="344008BB" wp14:editId="179BC8F9">
             <wp:extent cx="3848637" cy="219106"/>
@@ -8004,6 +8095,119 @@
     </w:lvl>
   </w:abstractNum>
   <w:abstractNum w:abstractNumId="7" w15:restartNumberingAfterBreak="0">
+    <w:nsid w:val="581C68C9"/>
+    <w:multiLevelType w:val="hybridMultilevel"/>
+    <w:tmpl w:val="59D0DB0A"/>
+    <w:lvl w:ilvl="0" w:tplc="080A0001">
+      <w:start w:val="1"/>
+      <w:numFmt w:val="bullet"/>
+      <w:lvlText w:val=""/>
+      <w:lvlJc w:val="left"/>
+      <w:pPr>
+        <w:ind w:left="720" w:hanging="360"/>
+      </w:pPr>
+      <w:rPr>
+        <w:rFonts w:ascii="Symbol" w:hAnsi="Symbol" w:hint="default"/>
+      </w:rPr>
+    </w:lvl>
+    <w:lvl w:ilvl="1" w:tplc="080A0003">
+      <w:start w:val="1"/>
+      <w:numFmt w:val="bullet"/>
+      <w:lvlText w:val="o"/>
+      <w:lvlJc w:val="left"/>
+      <w:pPr>
+        <w:ind w:left="1440" w:hanging="360"/>
+      </w:pPr>
+      <w:rPr>
+        <w:rFonts w:ascii="Courier New" w:hAnsi="Courier New" w:cs="Courier New" w:hint="default"/>
+      </w:rPr>
+    </w:lvl>
+    <w:lvl w:ilvl="2" w:tplc="080A0005" w:tentative="1">
+      <w:start w:val="1"/>
+      <w:numFmt w:val="bullet"/>
+      <w:lvlText w:val=""/>
+      <w:lvlJc w:val="left"/>
+      <w:pPr>
+        <w:ind w:left="2160" w:hanging="360"/>
+      </w:pPr>
+      <w:rPr>
+        <w:rFonts w:ascii="Wingdings" w:hAnsi="Wingdings" w:hint="default"/>
+      </w:rPr>
+    </w:lvl>
+    <w:lvl w:ilvl="3" w:tplc="080A0001" w:tentative="1">
+      <w:start w:val="1"/>
+      <w:numFmt w:val="bullet"/>
+      <w:lvlText w:val=""/>
+      <w:lvlJc w:val="left"/>
+      <w:pPr>
+        <w:ind w:left="2880" w:hanging="360"/>
+      </w:pPr>
+      <w:rPr>
+        <w:rFonts w:ascii="Symbol" w:hAnsi="Symbol" w:hint="default"/>
+      </w:rPr>
+    </w:lvl>
+    <w:lvl w:ilvl="4" w:tplc="080A0003" w:tentative="1">
+      <w:start w:val="1"/>
+      <w:numFmt w:val="bullet"/>
+      <w:lvlText w:val="o"/>
+      <w:lvlJc w:val="left"/>
+      <w:pPr>
+        <w:ind w:left="3600" w:hanging="360"/>
+      </w:pPr>
+      <w:rPr>
+        <w:rFonts w:ascii="Courier New" w:hAnsi="Courier New" w:cs="Courier New" w:hint="default"/>
+      </w:rPr>
+    </w:lvl>
+    <w:lvl w:ilvl="5" w:tplc="080A0005" w:tentative="1">
+      <w:start w:val="1"/>
+      <w:numFmt w:val="bullet"/>
+      <w:lvlText w:val=""/>
+      <w:lvlJc w:val="left"/>
+      <w:pPr>
+        <w:ind w:left="4320" w:hanging="360"/>
+      </w:pPr>
+      <w:rPr>
+        <w:rFonts w:ascii="Wingdings" w:hAnsi="Wingdings" w:hint="default"/>
+      </w:rPr>
+    </w:lvl>
+    <w:lvl w:ilvl="6" w:tplc="080A0001" w:tentative="1">
+      <w:start w:val="1"/>
+      <w:numFmt w:val="bullet"/>
+      <w:lvlText w:val=""/>
+      <w:lvlJc w:val="left"/>
+      <w:pPr>
+        <w:ind w:left="5040" w:hanging="360"/>
+      </w:pPr>
+      <w:rPr>
+        <w:rFonts w:ascii="Symbol" w:hAnsi="Symbol" w:hint="default"/>
+      </w:rPr>
+    </w:lvl>
+    <w:lvl w:ilvl="7" w:tplc="080A0003" w:tentative="1">
+      <w:start w:val="1"/>
+      <w:numFmt w:val="bullet"/>
+      <w:lvlText w:val="o"/>
+      <w:lvlJc w:val="left"/>
+      <w:pPr>
+        <w:ind w:left="5760" w:hanging="360"/>
+      </w:pPr>
+      <w:rPr>
+        <w:rFonts w:ascii="Courier New" w:hAnsi="Courier New" w:cs="Courier New" w:hint="default"/>
+      </w:rPr>
+    </w:lvl>
+    <w:lvl w:ilvl="8" w:tplc="080A0005" w:tentative="1">
+      <w:start w:val="1"/>
+      <w:numFmt w:val="bullet"/>
+      <w:lvlText w:val=""/>
+      <w:lvlJc w:val="left"/>
+      <w:pPr>
+        <w:ind w:left="6480" w:hanging="360"/>
+      </w:pPr>
+      <w:rPr>
+        <w:rFonts w:ascii="Wingdings" w:hAnsi="Wingdings" w:hint="default"/>
+      </w:rPr>
+    </w:lvl>
+  </w:abstractNum>
+  <w:abstractNum w:abstractNumId="8" w15:restartNumberingAfterBreak="0">
     <w:nsid w:val="62657DE2"/>
     <w:multiLevelType w:val="hybridMultilevel"/>
     <w:tmpl w:val="49828C7C"/>
@@ -8116,7 +8320,7 @@
       </w:rPr>
     </w:lvl>
   </w:abstractNum>
-  <w:abstractNum w:abstractNumId="8" w15:restartNumberingAfterBreak="0">
+  <w:abstractNum w:abstractNumId="9" w15:restartNumberingAfterBreak="0">
     <w:nsid w:val="659E1CC5"/>
     <w:multiLevelType w:val="hybridMultilevel"/>
     <w:tmpl w:val="B02E8928"/>
@@ -8229,7 +8433,7 @@
       </w:rPr>
     </w:lvl>
   </w:abstractNum>
-  <w:abstractNum w:abstractNumId="9" w15:restartNumberingAfterBreak="0">
+  <w:abstractNum w:abstractNumId="10" w15:restartNumberingAfterBreak="0">
     <w:nsid w:val="6AA17384"/>
     <w:multiLevelType w:val="multilevel"/>
     <w:tmpl w:val="B9CC5E9E"/>
@@ -8378,7 +8582,7 @@
       </w:rPr>
     </w:lvl>
   </w:abstractNum>
-  <w:abstractNum w:abstractNumId="10" w15:restartNumberingAfterBreak="0">
+  <w:abstractNum w:abstractNumId="11" w15:restartNumberingAfterBreak="0">
     <w:nsid w:val="70F23B25"/>
     <w:multiLevelType w:val="hybridMultilevel"/>
     <w:tmpl w:val="7E00329E"/>
@@ -8491,7 +8695,95 @@
       </w:rPr>
     </w:lvl>
   </w:abstractNum>
-  <w:abstractNum w:abstractNumId="11" w15:restartNumberingAfterBreak="0">
+  <w:abstractNum w:abstractNumId="12" w15:restartNumberingAfterBreak="0">
+    <w:nsid w:val="71005E1F"/>
+    <w:multiLevelType w:val="hybridMultilevel"/>
+    <w:tmpl w:val="2A80F456"/>
+    <w:lvl w:ilvl="0" w:tplc="080A000F">
+      <w:start w:val="1"/>
+      <w:numFmt w:val="decimal"/>
+      <w:lvlText w:val="%1."/>
+      <w:lvlJc w:val="left"/>
+      <w:pPr>
+        <w:ind w:left="720" w:hanging="360"/>
+      </w:pPr>
+    </w:lvl>
+    <w:lvl w:ilvl="1" w:tplc="531CBC90">
+      <w:numFmt w:val="bullet"/>
+      <w:lvlText w:val="-"/>
+      <w:lvlJc w:val="left"/>
+      <w:pPr>
+        <w:ind w:left="1440" w:hanging="360"/>
+      </w:pPr>
+      <w:rPr>
+        <w:rFonts w:ascii="Aptos" w:eastAsiaTheme="minorHAnsi" w:hAnsi="Aptos" w:cstheme="minorBidi" w:hint="default"/>
+      </w:rPr>
+    </w:lvl>
+    <w:lvl w:ilvl="2" w:tplc="080A001B" w:tentative="1">
+      <w:start w:val="1"/>
+      <w:numFmt w:val="lowerRoman"/>
+      <w:lvlText w:val="%3."/>
+      <w:lvlJc w:val="right"/>
+      <w:pPr>
+        <w:ind w:left="2160" w:hanging="180"/>
+      </w:pPr>
+    </w:lvl>
+    <w:lvl w:ilvl="3" w:tplc="080A000F" w:tentative="1">
+      <w:start w:val="1"/>
+      <w:numFmt w:val="decimal"/>
+      <w:lvlText w:val="%4."/>
+      <w:lvlJc w:val="left"/>
+      <w:pPr>
+        <w:ind w:left="2880" w:hanging="360"/>
+      </w:pPr>
+    </w:lvl>
+    <w:lvl w:ilvl="4" w:tplc="080A0019" w:tentative="1">
+      <w:start w:val="1"/>
+      <w:numFmt w:val="lowerLetter"/>
+      <w:lvlText w:val="%5."/>
+      <w:lvlJc w:val="left"/>
+      <w:pPr>
+        <w:ind w:left="3600" w:hanging="360"/>
+      </w:pPr>
+    </w:lvl>
+    <w:lvl w:ilvl="5" w:tplc="080A001B" w:tentative="1">
+      <w:start w:val="1"/>
+      <w:numFmt w:val="lowerRoman"/>
+      <w:lvlText w:val="%6."/>
+      <w:lvlJc w:val="right"/>
+      <w:pPr>
+        <w:ind w:left="4320" w:hanging="180"/>
+      </w:pPr>
+    </w:lvl>
+    <w:lvl w:ilvl="6" w:tplc="080A000F" w:tentative="1">
+      <w:start w:val="1"/>
+      <w:numFmt w:val="decimal"/>
+      <w:lvlText w:val="%7."/>
+      <w:lvlJc w:val="left"/>
+      <w:pPr>
+        <w:ind w:left="5040" w:hanging="360"/>
+      </w:pPr>
+    </w:lvl>
+    <w:lvl w:ilvl="7" w:tplc="080A0019" w:tentative="1">
+      <w:start w:val="1"/>
+      <w:numFmt w:val="lowerLetter"/>
+      <w:lvlText w:val="%8."/>
+      <w:lvlJc w:val="left"/>
+      <w:pPr>
+        <w:ind w:left="5760" w:hanging="360"/>
+      </w:pPr>
+    </w:lvl>
+    <w:lvl w:ilvl="8" w:tplc="080A001B" w:tentative="1">
+      <w:start w:val="1"/>
+      <w:numFmt w:val="lowerRoman"/>
+      <w:lvlText w:val="%9."/>
+      <w:lvlJc w:val="right"/>
+      <w:pPr>
+        <w:ind w:left="6480" w:hanging="180"/>
+      </w:pPr>
+    </w:lvl>
+  </w:abstractNum>
+  <w:abstractNum w:abstractNumId="13" w15:restartNumberingAfterBreak="0">
     <w:nsid w:val="73CF2156"/>
     <w:multiLevelType w:val="hybridMultilevel"/>
     <w:tmpl w:val="55E6CB84"/>
@@ -8614,7 +8906,7 @@
     <w:abstractNumId w:val="3"/>
   </w:num>
   <w:num w:numId="4" w16cid:durableId="1724787420">
-    <w:abstractNumId w:val="11"/>
+    <w:abstractNumId w:val="13"/>
   </w:num>
   <w:num w:numId="5" w16cid:durableId="961040457">
     <w:abstractNumId w:val="5"/>
@@ -8623,13 +8915,13 @@
     <w:abstractNumId w:val="6"/>
   </w:num>
   <w:num w:numId="7" w16cid:durableId="954021543">
-    <w:abstractNumId w:val="7"/>
+    <w:abstractNumId w:val="8"/>
   </w:num>
   <w:num w:numId="8" w16cid:durableId="1162044590">
-    <w:abstractNumId w:val="10"/>
+    <w:abstractNumId w:val="11"/>
   </w:num>
   <w:num w:numId="9" w16cid:durableId="596836465">
-    <w:abstractNumId w:val="9"/>
+    <w:abstractNumId w:val="10"/>
   </w:num>
   <w:num w:numId="10" w16cid:durableId="1619751705">
     <w:abstractNumId w:val="4"/>
@@ -8638,7 +8930,13 @@
     <w:abstractNumId w:val="2"/>
   </w:num>
   <w:num w:numId="12" w16cid:durableId="1086465018">
-    <w:abstractNumId w:val="8"/>
+    <w:abstractNumId w:val="9"/>
+  </w:num>
+  <w:num w:numId="13" w16cid:durableId="890774993">
+    <w:abstractNumId w:val="12"/>
+  </w:num>
+  <w:num w:numId="14" w16cid:durableId="1542402213">
+    <w:abstractNumId w:val="7"/>
   </w:num>
 </w:numbering>
 </file>

--- a/Minería de datos/Practica 1/Práctica 1.docx
+++ b/Minería de datos/Practica 1/Práctica 1.docx
@@ -1,6 +1,6 @@
 
 <file path=word/document.xml><?xml version="1.0" encoding="utf-8"?>
-<w:document xmlns:wpc="http://schemas.microsoft.com/office/word/2010/wordprocessingCanvas" xmlns:cx="http://schemas.microsoft.com/office/drawing/2014/chartex" xmlns:cx1="http://schemas.microsoft.com/office/drawing/2015/9/8/chartex" xmlns:cx2="http://schemas.microsoft.com/office/drawing/2015/10/21/chartex" xmlns:cx3="http://schemas.microsoft.com/office/drawing/2016/5/9/chartex" xmlns:cx4="http://schemas.microsoft.com/office/drawing/2016/5/10/chartex" xmlns:cx5="http://schemas.microsoft.com/office/drawing/2016/5/11/chartex" xmlns:cx6="http://schemas.microsoft.com/office/drawing/2016/5/12/chartex" xmlns:cx7="http://schemas.microsoft.com/office/drawing/2016/5/13/chartex" xmlns:cx8="http://schemas.microsoft.com/office/drawing/2016/5/14/chartex" xmlns:mc="http://schemas.openxmlformats.org/markup-compatibility/2006" xmlns:aink="http://schemas.microsoft.com/office/drawing/2016/ink" xmlns:am3d="http://schemas.microsoft.com/office/drawing/2017/model3d" xmlns:o="urn:schemas-microsoft-com:office:office" xmlns:oel="http://schemas.microsoft.com/office/2019/extlst" xmlns:r="http://schemas.openxmlformats.org/officeDocument/2006/relationships" xmlns:m="http://schemas.openxmlformats.org/officeDocument/2006/math" xmlns:v="urn:schemas-microsoft-com:vml" xmlns:wp14="http://schemas.microsoft.com/office/word/2010/wordprocessingDrawing" xmlns:wp="http://schemas.openxmlformats.org/drawingml/2006/wordprocessingDrawing" xmlns:w10="urn:schemas-microsoft-com:office:word" xmlns:w="http://schemas.openxmlformats.org/wordprocessingml/2006/main" xmlns:w14="http://schemas.microsoft.com/office/word/2010/wordml" xmlns:w15="http://schemas.microsoft.com/office/word/2012/wordml" xmlns:w16cex="http://schemas.microsoft.com/office/word/2018/wordml/cex" xmlns:w16cid="http://schemas.microsoft.com/office/word/2016/wordml/cid" xmlns:w16="http://schemas.microsoft.com/office/word/2018/wordml" xmlns:w16du="http://schemas.microsoft.com/office/word/2023/wordml/word16du" xmlns:w16sdtdh="http://schemas.microsoft.com/office/word/2020/wordml/sdtdatahash" xmlns:w16sdtfl="http://schemas.microsoft.com/office/word/2024/wordml/sdtformatlock" xmlns:w16se="http://schemas.microsoft.com/office/word/2015/wordml/symex" xmlns:wpg="http://schemas.microsoft.com/office/word/2010/wordprocessingGroup" xmlns:wpi="http://schemas.microsoft.com/office/word/2010/wordprocessingInk" xmlns:wne="http://schemas.microsoft.com/office/word/2006/wordml" xmlns:wps="http://schemas.microsoft.com/office/word/2010/wordprocessingShape" mc:Ignorable="w14 w15 w16se w16cid w16 w16cex w16sdtdh w16sdtfl w16du wp14">
+<w:document xmlns:wpc="http://schemas.microsoft.com/office/word/2010/wordprocessingCanvas" xmlns:mc="http://schemas.openxmlformats.org/markup-compatibility/2006" xmlns:o="urn:schemas-microsoft-com:office:office" xmlns:r="http://schemas.openxmlformats.org/officeDocument/2006/relationships" xmlns:m="http://schemas.openxmlformats.org/officeDocument/2006/math" xmlns:v="urn:schemas-microsoft-com:vml" xmlns:wp14="http://schemas.microsoft.com/office/word/2010/wordprocessingDrawing" xmlns:wp="http://schemas.openxmlformats.org/drawingml/2006/wordprocessingDrawing" xmlns:w10="urn:schemas-microsoft-com:office:word" xmlns:w="http://schemas.openxmlformats.org/wordprocessingml/2006/main" xmlns:w14="http://schemas.microsoft.com/office/word/2010/wordml" xmlns:w15="http://schemas.microsoft.com/office/word/2012/wordml" xmlns:wpg="http://schemas.microsoft.com/office/word/2010/wordprocessingGroup" xmlns:wpi="http://schemas.microsoft.com/office/word/2010/wordprocessingInk" xmlns:wne="http://schemas.microsoft.com/office/word/2006/wordml" xmlns:wps="http://schemas.microsoft.com/office/word/2010/wordprocessingShape" mc:Ignorable="w14 w15 wp14">
   <w:body>
     <w:p>
       <w:pPr>
@@ -82,25 +82,7 @@
                                 <w:sz w:val="36"/>
                                 <w:szCs w:val="28"/>
                               </w:rPr>
-                              <w:t xml:space="preserve"> Enero – </w:t>
-                            </w:r>
-                            <w:proofErr w:type="gramStart"/>
-                            <w:r>
-                              <w:rPr>
-                                <w:rFonts w:ascii="Bahnschrift Light" w:hAnsi="Bahnschrift Light" w:cs="Arial"/>
-                                <w:sz w:val="36"/>
-                                <w:szCs w:val="28"/>
-                              </w:rPr>
-                              <w:t>Junio</w:t>
-                            </w:r>
-                            <w:proofErr w:type="gramEnd"/>
-                            <w:r>
-                              <w:rPr>
-                                <w:rFonts w:ascii="Bahnschrift Light" w:hAnsi="Bahnschrift Light" w:cs="Arial"/>
-                                <w:sz w:val="36"/>
-                                <w:szCs w:val="28"/>
-                              </w:rPr>
-                              <w:t xml:space="preserve"> 2026</w:t>
+                              <w:t xml:space="preserve"> Enero – Junio 2026</w:t>
                             </w:r>
                           </w:p>
                         </w:txbxContent>
@@ -120,7 +102,7 @@
               </wp:anchor>
             </w:drawing>
           </mc:Choice>
-          <mc:Fallback>
+          <mc:Fallback xmlns:w16se="http://schemas.microsoft.com/office/word/2015/wordml/symex" xmlns:w16sdtfl="http://schemas.microsoft.com/office/word/2024/wordml/sdtformatlock" xmlns:w16sdtdh="http://schemas.microsoft.com/office/word/2020/wordml/sdtdatahash" xmlns:w16du="http://schemas.microsoft.com/office/word/2023/wordml/word16du" xmlns:w16="http://schemas.microsoft.com/office/word/2018/wordml" xmlns:w16cid="http://schemas.microsoft.com/office/word/2016/wordml/cid" xmlns:w16cex="http://schemas.microsoft.com/office/word/2018/wordml/cex" xmlns:oel="http://schemas.microsoft.com/office/2019/extlst" xmlns:am3d="http://schemas.microsoft.com/office/drawing/2017/model3d" xmlns:aink="http://schemas.microsoft.com/office/drawing/2016/ink" xmlns:cx8="http://schemas.microsoft.com/office/drawing/2016/5/14/chartex" xmlns:cx7="http://schemas.microsoft.com/office/drawing/2016/5/13/chartex" xmlns:cx6="http://schemas.microsoft.com/office/drawing/2016/5/12/chartex" xmlns:cx5="http://schemas.microsoft.com/office/drawing/2016/5/11/chartex" xmlns:cx4="http://schemas.microsoft.com/office/drawing/2016/5/10/chartex" xmlns:cx3="http://schemas.microsoft.com/office/drawing/2016/5/9/chartex" xmlns:cx2="http://schemas.microsoft.com/office/drawing/2015/10/21/chartex" xmlns:cx1="http://schemas.microsoft.com/office/drawing/2015/9/8/chartex" xmlns:cx="http://schemas.microsoft.com/office/drawing/2014/chartex">
             <w:pict>
               <v:shapetype w14:anchorId="4DE9F267" id="_x0000_t202" coordsize="21600,21600" o:spt="202" path="m,l,21600r21600,l21600,xe">
                 <v:stroke joinstyle="miter"/>
@@ -248,7 +230,7 @@
                                 <w:sz w:val="40"/>
                                 <w:szCs w:val="36"/>
                               </w:rPr>
-                              <w:t>Nombre Actividad</w:t>
+                              <w:t>Práctica 1</w:t>
                             </w:r>
                           </w:p>
                         </w:txbxContent>
@@ -270,7 +252,11 @@
           </mc:Choice>
           <mc:Fallback>
             <w:pict>
-              <v:shape w14:anchorId="1AA8CFD9" id="_x0000_s1027" type="#_x0000_t202" style="position:absolute;margin-left:71.9pt;margin-top:176.2pt;width:345.3pt;height:45.3pt;z-index:251673600;visibility:visible;mso-wrap-style:square;mso-width-percent:0;mso-height-percent:0;mso-wrap-distance-left:9pt;mso-wrap-distance-top:3.6pt;mso-wrap-distance-right:9pt;mso-wrap-distance-bottom:3.6pt;mso-position-horizontal:absolute;mso-position-horizontal-relative:margin;mso-position-vertical:absolute;mso-position-vertical-relative:text;mso-width-percent:0;mso-height-percent:0;mso-width-relative:margin;mso-height-relative:margin;v-text-anchor:top" o:gfxdata="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" filled="f" stroked="f">
+              <v:shapetype w14:anchorId="1AA8CFD9" id="_x0000_t202" coordsize="21600,21600" o:spt="202" path="m,l,21600r21600,l21600,xe">
+                <v:stroke joinstyle="miter"/>
+                <v:path gradientshapeok="t" o:connecttype="rect"/>
+              </v:shapetype>
+              <v:shape id="_x0000_s1027" type="#_x0000_t202" style="position:absolute;margin-left:71.9pt;margin-top:176.2pt;width:345.3pt;height:45.3pt;z-index:251673600;visibility:visible;mso-wrap-style:square;mso-width-percent:0;mso-height-percent:0;mso-wrap-distance-left:9pt;mso-wrap-distance-top:3.6pt;mso-wrap-distance-right:9pt;mso-wrap-distance-bottom:3.6pt;mso-position-horizontal:absolute;mso-position-horizontal-relative:margin;mso-position-vertical:absolute;mso-position-vertical-relative:text;mso-width-percent:0;mso-height-percent:0;mso-width-relative:margin;mso-height-relative:margin;v-text-anchor:top" o:gfxdata="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" filled="f" stroked="f">
                 <v:textbox>
                   <w:txbxContent>
                     <w:p>
@@ -292,7 +278,7 @@
                           <w:sz w:val="40"/>
                           <w:szCs w:val="36"/>
                         </w:rPr>
-                        <w:t>Nombre Actividad</w:t>
+                        <w:t>Práctica 1</w:t>
                       </w:r>
                     </w:p>
                   </w:txbxContent>
@@ -367,7 +353,7 @@
                                 <w:sz w:val="36"/>
                                 <w:szCs w:val="32"/>
                               </w:rPr>
-                              <w:t>Subtítulo o instrucciones de la actividad</w:t>
+                              <w:t>Tratamiento de datos</w:t>
                             </w:r>
                           </w:p>
                         </w:txbxContent>
@@ -389,7 +375,7 @@
           </mc:Choice>
           <mc:Fallback>
             <w:pict>
-              <v:shape w14:anchorId="333BCFF7" id="_x0000_s1028" type="#_x0000_t202" style="position:absolute;margin-left:67.55pt;margin-top:206.65pt;width:345.3pt;height:45.3pt;z-index:251674624;visibility:visible;mso-wrap-style:square;mso-width-percent:0;mso-height-percent:0;mso-wrap-distance-left:9pt;mso-wrap-distance-top:3.6pt;mso-wrap-distance-right:9pt;mso-wrap-distance-bottom:3.6pt;mso-position-horizontal:absolute;mso-position-horizontal-relative:margin;mso-position-vertical:absolute;mso-position-vertical-relative:text;mso-width-percent:0;mso-height-percent:0;mso-width-relative:margin;mso-height-relative:margin;v-text-anchor:top" o:gfxdata="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" filled="f" stroked="f">
+              <v:shape w14:anchorId="333BCFF7" id="_x0000_s1028" type="#_x0000_t202" style="position:absolute;margin-left:67.55pt;margin-top:206.65pt;width:345.3pt;height:45.3pt;z-index:251674624;visibility:visible;mso-wrap-style:square;mso-width-percent:0;mso-height-percent:0;mso-wrap-distance-left:9pt;mso-wrap-distance-top:3.6pt;mso-wrap-distance-right:9pt;mso-wrap-distance-bottom:3.6pt;mso-position-horizontal:absolute;mso-position-horizontal-relative:margin;mso-position-vertical:absolute;mso-position-vertical-relative:text;mso-width-percent:0;mso-height-percent:0;mso-width-relative:margin;mso-height-relative:margin;v-text-anchor:top" o:gfxdata="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" filled="f" stroked="f">
                 <v:textbox>
                   <w:txbxContent>
                     <w:p>
@@ -409,7 +395,7 @@
                           <w:sz w:val="36"/>
                           <w:szCs w:val="32"/>
                         </w:rPr>
-                        <w:t>Subtítulo o instrucciones de la actividad</w:t>
+                        <w:t>Tratamiento de datos</w:t>
                       </w:r>
                     </w:p>
                   </w:txbxContent>
@@ -501,7 +487,7 @@
               </wp:anchor>
             </w:drawing>
           </mc:Choice>
-          <mc:Fallback>
+          <mc:Fallback xmlns:w16se="http://schemas.microsoft.com/office/word/2015/wordml/symex" xmlns:w16sdtfl="http://schemas.microsoft.com/office/word/2024/wordml/sdtformatlock" xmlns:w16sdtdh="http://schemas.microsoft.com/office/word/2020/wordml/sdtdatahash" xmlns:w16du="http://schemas.microsoft.com/office/word/2023/wordml/word16du" xmlns:w16="http://schemas.microsoft.com/office/word/2018/wordml" xmlns:w16cid="http://schemas.microsoft.com/office/word/2016/wordml/cid" xmlns:w16cex="http://schemas.microsoft.com/office/word/2018/wordml/cex" xmlns:oel="http://schemas.microsoft.com/office/2019/extlst" xmlns:am3d="http://schemas.microsoft.com/office/drawing/2017/model3d" xmlns:aink="http://schemas.microsoft.com/office/drawing/2016/ink" xmlns:cx8="http://schemas.microsoft.com/office/drawing/2016/5/14/chartex" xmlns:cx7="http://schemas.microsoft.com/office/drawing/2016/5/13/chartex" xmlns:cx6="http://schemas.microsoft.com/office/drawing/2016/5/12/chartex" xmlns:cx5="http://schemas.microsoft.com/office/drawing/2016/5/11/chartex" xmlns:cx4="http://schemas.microsoft.com/office/drawing/2016/5/10/chartex" xmlns:cx3="http://schemas.microsoft.com/office/drawing/2016/5/9/chartex" xmlns:cx2="http://schemas.microsoft.com/office/drawing/2015/10/21/chartex" xmlns:cx1="http://schemas.microsoft.com/office/drawing/2015/9/8/chartex" xmlns:cx="http://schemas.microsoft.com/office/drawing/2014/chartex">
             <w:pict>
               <v:shape w14:anchorId="3338C0D8" id="_x0000_s1029" type="#_x0000_t202" style="position:absolute;margin-left:240.5pt;margin-top:255.85pt;width:329.8pt;height:37.4pt;z-index:251669504;visibility:visible;mso-wrap-style:square;mso-width-percent:0;mso-height-percent:0;mso-wrap-distance-left:9pt;mso-wrap-distance-top:3.6pt;mso-wrap-distance-right:9pt;mso-wrap-distance-bottom:3.6pt;mso-position-horizontal:absolute;mso-position-horizontal-relative:page;mso-position-vertical:absolute;mso-position-vertical-relative:text;mso-width-percent:0;mso-height-percent:0;mso-width-relative:margin;mso-height-relative:margin;v-text-anchor:top" o:gfxdata="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" filled="f" stroked="f">
                 <v:textbox>
@@ -632,7 +618,7 @@
               </wp:anchor>
             </w:drawing>
           </mc:Choice>
-          <mc:Fallback>
+          <mc:Fallback xmlns:w16se="http://schemas.microsoft.com/office/word/2015/wordml/symex" xmlns:w16sdtfl="http://schemas.microsoft.com/office/word/2024/wordml/sdtformatlock" xmlns:w16sdtdh="http://schemas.microsoft.com/office/word/2020/wordml/sdtdatahash" xmlns:w16du="http://schemas.microsoft.com/office/word/2023/wordml/word16du" xmlns:w16="http://schemas.microsoft.com/office/word/2018/wordml" xmlns:w16cid="http://schemas.microsoft.com/office/word/2016/wordml/cid" xmlns:w16cex="http://schemas.microsoft.com/office/word/2018/wordml/cex" xmlns:oel="http://schemas.microsoft.com/office/2019/extlst" xmlns:am3d="http://schemas.microsoft.com/office/drawing/2017/model3d" xmlns:aink="http://schemas.microsoft.com/office/drawing/2016/ink" xmlns:cx8="http://schemas.microsoft.com/office/drawing/2016/5/14/chartex" xmlns:cx7="http://schemas.microsoft.com/office/drawing/2016/5/13/chartex" xmlns:cx6="http://schemas.microsoft.com/office/drawing/2016/5/12/chartex" xmlns:cx5="http://schemas.microsoft.com/office/drawing/2016/5/11/chartex" xmlns:cx4="http://schemas.microsoft.com/office/drawing/2016/5/10/chartex" xmlns:cx3="http://schemas.microsoft.com/office/drawing/2016/5/9/chartex" xmlns:cx2="http://schemas.microsoft.com/office/drawing/2015/10/21/chartex" xmlns:cx1="http://schemas.microsoft.com/office/drawing/2015/9/8/chartex" xmlns:cx="http://schemas.microsoft.com/office/drawing/2014/chartex">
             <w:pict>
               <v:shapetype w14:anchorId="7868344C" id="_x0000_t202" coordsize="21600,21600" o:spt="202" path="m,l,21600r21600,l21600,xe">
                 <v:stroke joinstyle="miter"/>
@@ -751,7 +737,7 @@
               </wp:anchor>
             </w:drawing>
           </mc:Choice>
-          <mc:Fallback>
+          <mc:Fallback xmlns:w16se="http://schemas.microsoft.com/office/word/2015/wordml/symex" xmlns:w16sdtfl="http://schemas.microsoft.com/office/word/2024/wordml/sdtformatlock" xmlns:w16sdtdh="http://schemas.microsoft.com/office/word/2020/wordml/sdtdatahash" xmlns:w16du="http://schemas.microsoft.com/office/word/2023/wordml/word16du" xmlns:w16="http://schemas.microsoft.com/office/word/2018/wordml" xmlns:w16cid="http://schemas.microsoft.com/office/word/2016/wordml/cid" xmlns:w16cex="http://schemas.microsoft.com/office/word/2018/wordml/cex" xmlns:oel="http://schemas.microsoft.com/office/2019/extlst" xmlns:am3d="http://schemas.microsoft.com/office/drawing/2017/model3d" xmlns:aink="http://schemas.microsoft.com/office/drawing/2016/ink" xmlns:cx8="http://schemas.microsoft.com/office/drawing/2016/5/14/chartex" xmlns:cx7="http://schemas.microsoft.com/office/drawing/2016/5/13/chartex" xmlns:cx6="http://schemas.microsoft.com/office/drawing/2016/5/12/chartex" xmlns:cx5="http://schemas.microsoft.com/office/drawing/2016/5/11/chartex" xmlns:cx4="http://schemas.microsoft.com/office/drawing/2016/5/10/chartex" xmlns:cx3="http://schemas.microsoft.com/office/drawing/2016/5/9/chartex" xmlns:cx2="http://schemas.microsoft.com/office/drawing/2015/10/21/chartex" xmlns:cx1="http://schemas.microsoft.com/office/drawing/2015/9/8/chartex" xmlns:cx="http://schemas.microsoft.com/office/drawing/2014/chartex">
             <w:pict>
               <v:shape w14:anchorId="53C6E124" id="_x0000_s1032" type="#_x0000_t202" style="position:absolute;margin-left:0;margin-top:298.55pt;width:166.65pt;height:45.3pt;z-index:251666432;visibility:visible;mso-wrap-style:square;mso-width-percent:0;mso-height-percent:0;mso-wrap-distance-left:9pt;mso-wrap-distance-top:3.6pt;mso-wrap-distance-right:9pt;mso-wrap-distance-bottom:3.6pt;mso-position-horizontal:left;mso-position-horizontal-relative:margin;mso-position-vertical:absolute;mso-position-vertical-relative:text;mso-width-percent:0;mso-height-percent:0;mso-width-relative:margin;mso-height-relative:margin;v-text-anchor:top" o:gfxdata="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" filled="f" stroked="f">
                 <v:textbox>
@@ -866,7 +852,7 @@
               </wp:anchor>
             </w:drawing>
           </mc:Choice>
-          <mc:Fallback>
+          <mc:Fallback xmlns:w16se="http://schemas.microsoft.com/office/word/2015/wordml/symex" xmlns:w16sdtfl="http://schemas.microsoft.com/office/word/2024/wordml/sdtformatlock" xmlns:w16sdtdh="http://schemas.microsoft.com/office/word/2020/wordml/sdtdatahash" xmlns:w16du="http://schemas.microsoft.com/office/word/2023/wordml/word16du" xmlns:w16="http://schemas.microsoft.com/office/word/2018/wordml" xmlns:w16cid="http://schemas.microsoft.com/office/word/2016/wordml/cid" xmlns:w16cex="http://schemas.microsoft.com/office/word/2018/wordml/cex" xmlns:oel="http://schemas.microsoft.com/office/2019/extlst" xmlns:am3d="http://schemas.microsoft.com/office/drawing/2017/model3d" xmlns:aink="http://schemas.microsoft.com/office/drawing/2016/ink" xmlns:cx8="http://schemas.microsoft.com/office/drawing/2016/5/14/chartex" xmlns:cx7="http://schemas.microsoft.com/office/drawing/2016/5/13/chartex" xmlns:cx6="http://schemas.microsoft.com/office/drawing/2016/5/12/chartex" xmlns:cx5="http://schemas.microsoft.com/office/drawing/2016/5/11/chartex" xmlns:cx4="http://schemas.microsoft.com/office/drawing/2016/5/10/chartex" xmlns:cx3="http://schemas.microsoft.com/office/drawing/2016/5/9/chartex" xmlns:cx2="http://schemas.microsoft.com/office/drawing/2015/10/21/chartex" xmlns:cx1="http://schemas.microsoft.com/office/drawing/2015/9/8/chartex" xmlns:cx="http://schemas.microsoft.com/office/drawing/2014/chartex">
             <w:pict>
               <v:shape w14:anchorId="1F1A65A0" id="_x0000_s1033" type="#_x0000_t202" style="position:absolute;margin-left:0;margin-top:347.1pt;width:166.65pt;height:45.3pt;z-index:251667456;visibility:visible;mso-wrap-style:square;mso-width-percent:0;mso-height-percent:0;mso-wrap-distance-left:9pt;mso-wrap-distance-top:3.6pt;mso-wrap-distance-right:9pt;mso-wrap-distance-bottom:3.6pt;mso-position-horizontal:left;mso-position-horizontal-relative:margin;mso-position-vertical:absolute;mso-position-vertical-relative:text;mso-width-percent:0;mso-height-percent:0;mso-width-relative:margin;mso-height-relative:margin;v-text-anchor:top" o:gfxdata="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" filled="f" stroked="f">
                 <v:textbox>
@@ -901,6 +887,7 @@
       <w:r>
         <w:rPr>
           <w:noProof/>
+          <w:lang w:eastAsia="es-MX"/>
         </w:rPr>
         <w:drawing>
           <wp:anchor distT="0" distB="0" distL="114300" distR="114300" simplePos="0" relativeHeight="251664384" behindDoc="1" locked="0" layoutInCell="1" allowOverlap="1" wp14:anchorId="2DF8D9E7" wp14:editId="3ECC30CF">
@@ -1019,7 +1006,7 @@
                                 <w:sz w:val="40"/>
                                 <w:szCs w:val="36"/>
                               </w:rPr>
-                              <w:t>31/02/25</w:t>
+                              <w:t>22/3/6</w:t>
                             </w:r>
                           </w:p>
                         </w:txbxContent>
@@ -1041,7 +1028,7 @@
           </mc:Choice>
           <mc:Fallback>
             <w:pict>
-              <v:shape w14:anchorId="3A795063" id="_x0000_s1034" type="#_x0000_t202" style="position:absolute;margin-left:237.8pt;margin-top:565.4pt;width:311.8pt;height:45.3pt;z-index:251678720;visibility:visible;mso-wrap-style:square;mso-width-percent:0;mso-height-percent:0;mso-wrap-distance-left:9pt;mso-wrap-distance-top:3.6pt;mso-wrap-distance-right:9pt;mso-wrap-distance-bottom:3.6pt;mso-position-horizontal:absolute;mso-position-horizontal-relative:page;mso-position-vertical:absolute;mso-position-vertical-relative:text;mso-width-percent:0;mso-height-percent:0;mso-width-relative:margin;mso-height-relative:margin;v-text-anchor:top" o:gfxdata="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" filled="f" stroked="f">
+              <v:shape w14:anchorId="3A795063" id="_x0000_s1033" type="#_x0000_t202" style="position:absolute;margin-left:237.8pt;margin-top:565.4pt;width:311.8pt;height:45.3pt;z-index:251678720;visibility:visible;mso-wrap-style:square;mso-width-percent:0;mso-height-percent:0;mso-wrap-distance-left:9pt;mso-wrap-distance-top:3.6pt;mso-wrap-distance-right:9pt;mso-wrap-distance-bottom:3.6pt;mso-position-horizontal:absolute;mso-position-horizontal-relative:page;mso-position-vertical:absolute;mso-position-vertical-relative:text;mso-width-percent:0;mso-height-percent:0;mso-width-relative:margin;mso-height-relative:margin;v-text-anchor:top" o:gfxdata="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" filled="f" stroked="f">
                 <v:textbox>
                   <w:txbxContent>
                     <w:p>
@@ -1058,7 +1045,7 @@
                           <w:sz w:val="40"/>
                           <w:szCs w:val="36"/>
                         </w:rPr>
-                        <w:t>31/02/25</w:t>
+                        <w:t>22/3/6</w:t>
                       </w:r>
                     </w:p>
                   </w:txbxContent>
@@ -1130,7 +1117,7 @@
                                 <w:sz w:val="40"/>
                                 <w:szCs w:val="36"/>
                               </w:rPr>
-                              <w:t>Nombre del docente de la materia</w:t>
+                              <w:t>Raymundo Said Zamora Pequeño</w:t>
                             </w:r>
                           </w:p>
                         </w:txbxContent>
@@ -1152,7 +1139,7 @@
           </mc:Choice>
           <mc:Fallback>
             <w:pict>
-              <v:shape w14:anchorId="39D76FC2" id="_x0000_s1035" type="#_x0000_t202" style="position:absolute;margin-left:237.6pt;margin-top:514.3pt;width:349.2pt;height:45.3pt;z-index:251677696;visibility:visible;mso-wrap-style:square;mso-width-percent:0;mso-height-percent:0;mso-wrap-distance-left:9pt;mso-wrap-distance-top:3.6pt;mso-wrap-distance-right:9pt;mso-wrap-distance-bottom:3.6pt;mso-position-horizontal:absolute;mso-position-horizontal-relative:page;mso-position-vertical:absolute;mso-position-vertical-relative:text;mso-width-percent:0;mso-height-percent:0;mso-width-relative:margin;mso-height-relative:margin;v-text-anchor:top" o:gfxdata="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" filled="f" stroked="f">
+              <v:shape w14:anchorId="39D76FC2" id="_x0000_s1034" type="#_x0000_t202" style="position:absolute;margin-left:237.6pt;margin-top:514.3pt;width:349.2pt;height:45.3pt;z-index:251677696;visibility:visible;mso-wrap-style:square;mso-width-percent:0;mso-height-percent:0;mso-wrap-distance-left:9pt;mso-wrap-distance-top:3.6pt;mso-wrap-distance-right:9pt;mso-wrap-distance-bottom:3.6pt;mso-position-horizontal:absolute;mso-position-horizontal-relative:page;mso-position-vertical:absolute;mso-position-vertical-relative:text;mso-width-percent:0;mso-height-percent:0;mso-width-relative:margin;mso-height-relative:margin;v-text-anchor:top" o:gfxdata="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" filled="f" stroked="f">
                 <v:textbox>
                   <w:txbxContent>
                     <w:p>
@@ -1169,7 +1156,7 @@
                           <w:sz w:val="40"/>
                           <w:szCs w:val="36"/>
                         </w:rPr>
-                        <w:t>Nombre del docente de la materia</w:t>
+                        <w:t>Raymundo Said Zamora Pequeño</w:t>
                       </w:r>
                     </w:p>
                   </w:txbxContent>
@@ -1188,118 +1175,7 @@
         <mc:AlternateContent>
           <mc:Choice Requires="wps">
             <w:drawing>
-              <wp:anchor distT="45720" distB="45720" distL="114300" distR="114300" simplePos="0" relativeHeight="251672576" behindDoc="0" locked="0" layoutInCell="1" allowOverlap="1" wp14:anchorId="79BA0080" wp14:editId="6FB22D93">
-                <wp:simplePos x="0" y="0"/>
-                <wp:positionH relativeFrom="page">
-                  <wp:posOffset>3020060</wp:posOffset>
-                </wp:positionH>
-                <wp:positionV relativeFrom="paragraph">
-                  <wp:posOffset>5792470</wp:posOffset>
-                </wp:positionV>
-                <wp:extent cx="3959860" cy="575310"/>
-                <wp:effectExtent l="0" t="0" r="0" b="0"/>
-                <wp:wrapSquare wrapText="bothSides"/>
-                <wp:docPr id="19" name="Cuadro de texto 2"/>
-                <wp:cNvGraphicFramePr>
-                  <a:graphicFrameLocks xmlns:a="http://schemas.openxmlformats.org/drawingml/2006/main"/>
-                </wp:cNvGraphicFramePr>
-                <a:graphic xmlns:a="http://schemas.openxmlformats.org/drawingml/2006/main">
-                  <a:graphicData uri="http://schemas.microsoft.com/office/word/2010/wordprocessingShape">
-                    <wps:wsp>
-                      <wps:cNvSpPr txBox="1">
-                        <a:spLocks noChangeArrowheads="1"/>
-                      </wps:cNvSpPr>
-                      <wps:spPr bwMode="auto">
-                        <a:xfrm>
-                          <a:off x="0" y="0"/>
-                          <a:ext cx="3959860" cy="575310"/>
-                        </a:xfrm>
-                        <a:prstGeom prst="rect">
-                          <a:avLst/>
-                        </a:prstGeom>
-                        <a:noFill/>
-                        <a:ln w="9525">
-                          <a:noFill/>
-                          <a:miter lim="800000"/>
-                          <a:headEnd/>
-                          <a:tailEnd/>
-                        </a:ln>
-                      </wps:spPr>
-                      <wps:txbx>
-                        <w:txbxContent>
-                          <w:p>
-                            <w:pPr>
-                              <w:rPr>
-                                <w:rFonts w:ascii="Arial" w:hAnsi="Arial" w:cs="Arial"/>
-                                <w:sz w:val="40"/>
-                                <w:szCs w:val="36"/>
-                              </w:rPr>
-                            </w:pPr>
-                            <w:r>
-                              <w:rPr>
-                                <w:rFonts w:ascii="Arial" w:hAnsi="Arial" w:cs="Arial"/>
-                                <w:sz w:val="40"/>
-                                <w:szCs w:val="36"/>
-                              </w:rPr>
-                              <w:t>Nombre de la materia</w:t>
-                            </w:r>
-                          </w:p>
-                        </w:txbxContent>
-                      </wps:txbx>
-                      <wps:bodyPr rot="0" vert="horz" wrap="square" lIns="91440" tIns="45720" rIns="91440" bIns="45720" anchor="t" anchorCtr="0">
-                        <a:noAutofit/>
-                      </wps:bodyPr>
-                    </wps:wsp>
-                  </a:graphicData>
-                </a:graphic>
-                <wp14:sizeRelH relativeFrom="margin">
-                  <wp14:pctWidth>0</wp14:pctWidth>
-                </wp14:sizeRelH>
-                <wp14:sizeRelV relativeFrom="margin">
-                  <wp14:pctHeight>0</wp14:pctHeight>
-                </wp14:sizeRelV>
-              </wp:anchor>
-            </w:drawing>
-          </mc:Choice>
-          <mc:Fallback>
-            <w:pict>
-              <v:shape w14:anchorId="79BA0080" id="_x0000_s1036" type="#_x0000_t202" style="position:absolute;margin-left:237.8pt;margin-top:456.1pt;width:311.8pt;height:45.3pt;z-index:251672576;visibility:visible;mso-wrap-style:square;mso-width-percent:0;mso-height-percent:0;mso-wrap-distance-left:9pt;mso-wrap-distance-top:3.6pt;mso-wrap-distance-right:9pt;mso-wrap-distance-bottom:3.6pt;mso-position-horizontal:absolute;mso-position-horizontal-relative:page;mso-position-vertical:absolute;mso-position-vertical-relative:text;mso-width-percent:0;mso-height-percent:0;mso-width-relative:margin;mso-height-relative:margin;v-text-anchor:top" o:gfxdata="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" filled="f" stroked="f">
-                <v:textbox>
-                  <w:txbxContent>
-                    <w:p>
-                      <w:pPr>
-                        <w:rPr>
-                          <w:rFonts w:ascii="Arial" w:hAnsi="Arial" w:cs="Arial"/>
-                          <w:sz w:val="40"/>
-                          <w:szCs w:val="36"/>
-                        </w:rPr>
-                      </w:pPr>
-                      <w:r>
-                        <w:rPr>
-                          <w:rFonts w:ascii="Arial" w:hAnsi="Arial" w:cs="Arial"/>
-                          <w:sz w:val="40"/>
-                          <w:szCs w:val="36"/>
-                        </w:rPr>
-                        <w:t>Nombre de la materia</w:t>
-                      </w:r>
-                    </w:p>
-                  </w:txbxContent>
-                </v:textbox>
-                <w10:wrap type="square" anchorx="page"/>
-              </v:shape>
-            </w:pict>
-          </mc:Fallback>
-        </mc:AlternateContent>
-      </w:r>
-      <w:r>
-        <w:rPr>
-          <w:noProof/>
-          <w:lang w:eastAsia="es-MX"/>
-        </w:rPr>
-        <mc:AlternateContent>
-          <mc:Choice Requires="wps">
-            <w:drawing>
-              <wp:anchor distT="45720" distB="45720" distL="114300" distR="114300" simplePos="0" relativeHeight="251681792" behindDoc="0" locked="0" layoutInCell="1" allowOverlap="1" wp14:anchorId="218B6301" wp14:editId="7B61E7EA">
+              <wp:anchor distT="45720" distB="45720" distL="114300" distR="114300" simplePos="0" relativeHeight="251681792" behindDoc="0" locked="0" layoutInCell="1" allowOverlap="1" wp14:anchorId="218B6301" wp14:editId="6482ECED">
                 <wp:simplePos x="0" y="0"/>
                 <wp:positionH relativeFrom="page">
                   <wp:posOffset>3020060</wp:posOffset>
@@ -1374,7 +1250,7 @@
           </mc:Choice>
           <mc:Fallback>
             <w:pict>
-              <v:shape w14:anchorId="218B6301" id="_x0000_s1037" type="#_x0000_t202" style="position:absolute;margin-left:237.8pt;margin-top:406.7pt;width:311.8pt;height:45.3pt;z-index:251681792;visibility:visible;mso-wrap-style:square;mso-width-percent:0;mso-height-percent:0;mso-wrap-distance-left:9pt;mso-wrap-distance-top:3.6pt;mso-wrap-distance-right:9pt;mso-wrap-distance-bottom:3.6pt;mso-position-horizontal:absolute;mso-position-horizontal-relative:page;mso-position-vertical:absolute;mso-position-vertical-relative:text;mso-width-percent:0;mso-height-percent:0;mso-width-relative:margin;mso-height-relative:margin;v-text-anchor:top" o:gfxdata="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" filled="f" stroked="f">
+              <v:shape w14:anchorId="218B6301" id="_x0000_s1035" type="#_x0000_t202" style="position:absolute;margin-left:237.8pt;margin-top:406.7pt;width:311.8pt;height:45.3pt;z-index:251681792;visibility:visible;mso-wrap-style:square;mso-width-percent:0;mso-height-percent:0;mso-wrap-distance-left:9pt;mso-wrap-distance-top:3.6pt;mso-wrap-distance-right:9pt;mso-wrap-distance-bottom:3.6pt;mso-position-horizontal:absolute;mso-position-horizontal-relative:page;mso-position-vertical:absolute;mso-position-vertical-relative:text;mso-width-percent:0;mso-height-percent:0;mso-width-relative:margin;mso-height-relative:margin;v-text-anchor:top" o:gfxdata="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" filled="f" stroked="f">
                 <v:textbox>
                   <w:txbxContent>
                     <w:p>
@@ -1485,7 +1361,7 @@
               </wp:anchor>
             </w:drawing>
           </mc:Choice>
-          <mc:Fallback>
+          <mc:Fallback xmlns:w16se="http://schemas.microsoft.com/office/word/2015/wordml/symex" xmlns:w16sdtfl="http://schemas.microsoft.com/office/word/2024/wordml/sdtformatlock" xmlns:w16sdtdh="http://schemas.microsoft.com/office/word/2020/wordml/sdtdatahash" xmlns:w16du="http://schemas.microsoft.com/office/word/2023/wordml/word16du" xmlns:w16="http://schemas.microsoft.com/office/word/2018/wordml" xmlns:w16cid="http://schemas.microsoft.com/office/word/2016/wordml/cid" xmlns:w16cex="http://schemas.microsoft.com/office/word/2018/wordml/cex" xmlns:oel="http://schemas.microsoft.com/office/2019/extlst" xmlns:am3d="http://schemas.microsoft.com/office/drawing/2017/model3d" xmlns:aink="http://schemas.microsoft.com/office/drawing/2016/ink" xmlns:cx8="http://schemas.microsoft.com/office/drawing/2016/5/14/chartex" xmlns:cx7="http://schemas.microsoft.com/office/drawing/2016/5/13/chartex" xmlns:cx6="http://schemas.microsoft.com/office/drawing/2016/5/12/chartex" xmlns:cx5="http://schemas.microsoft.com/office/drawing/2016/5/11/chartex" xmlns:cx4="http://schemas.microsoft.com/office/drawing/2016/5/10/chartex" xmlns:cx3="http://schemas.microsoft.com/office/drawing/2016/5/9/chartex" xmlns:cx2="http://schemas.microsoft.com/office/drawing/2015/10/21/chartex" xmlns:cx1="http://schemas.microsoft.com/office/drawing/2015/9/8/chartex" xmlns:cx="http://schemas.microsoft.com/office/drawing/2014/chartex">
             <w:pict>
               <v:shape w14:anchorId="760AF1F1" id="_x0000_s1038" type="#_x0000_t202" style="position:absolute;margin-left:0;margin-top:397.15pt;width:166.65pt;height:45.3pt;z-index:251680768;visibility:visible;mso-wrap-style:square;mso-width-percent:0;mso-height-percent:0;mso-wrap-distance-left:9pt;mso-wrap-distance-top:3.6pt;mso-wrap-distance-right:9pt;mso-wrap-distance-bottom:3.6pt;mso-position-horizontal:left;mso-position-horizontal-relative:margin;mso-position-vertical:absolute;mso-position-vertical-relative:text;mso-width-percent:0;mso-height-percent:0;mso-width-relative:margin;mso-height-relative:margin;v-text-anchor:top" o:gfxdata="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" filled="f" stroked="f">
                 <v:textbox>
@@ -1600,7 +1476,7 @@
               </wp:anchor>
             </w:drawing>
           </mc:Choice>
-          <mc:Fallback>
+          <mc:Fallback xmlns:w16se="http://schemas.microsoft.com/office/word/2015/wordml/symex" xmlns:w16sdtfl="http://schemas.microsoft.com/office/word/2024/wordml/sdtformatlock" xmlns:w16sdtdh="http://schemas.microsoft.com/office/word/2020/wordml/sdtdatahash" xmlns:w16du="http://schemas.microsoft.com/office/word/2023/wordml/word16du" xmlns:w16="http://schemas.microsoft.com/office/word/2018/wordml" xmlns:w16cid="http://schemas.microsoft.com/office/word/2016/wordml/cid" xmlns:w16cex="http://schemas.microsoft.com/office/word/2018/wordml/cex" xmlns:oel="http://schemas.microsoft.com/office/2019/extlst" xmlns:am3d="http://schemas.microsoft.com/office/drawing/2017/model3d" xmlns:aink="http://schemas.microsoft.com/office/drawing/2016/ink" xmlns:cx8="http://schemas.microsoft.com/office/drawing/2016/5/14/chartex" xmlns:cx7="http://schemas.microsoft.com/office/drawing/2016/5/13/chartex" xmlns:cx6="http://schemas.microsoft.com/office/drawing/2016/5/12/chartex" xmlns:cx5="http://schemas.microsoft.com/office/drawing/2016/5/11/chartex" xmlns:cx4="http://schemas.microsoft.com/office/drawing/2016/5/10/chartex" xmlns:cx3="http://schemas.microsoft.com/office/drawing/2016/5/9/chartex" xmlns:cx2="http://schemas.microsoft.com/office/drawing/2015/10/21/chartex" xmlns:cx1="http://schemas.microsoft.com/office/drawing/2015/9/8/chartex" xmlns:cx="http://schemas.microsoft.com/office/drawing/2014/chartex">
             <w:pict>
               <v:shape w14:anchorId="57498611" id="_x0000_s1039" type="#_x0000_t202" style="position:absolute;margin-left:0;margin-top:454.3pt;width:166.65pt;height:50.4pt;z-index:251668480;visibility:visible;mso-wrap-style:square;mso-width-percent:0;mso-height-percent:0;mso-wrap-distance-left:9pt;mso-wrap-distance-top:3.6pt;mso-wrap-distance-right:9pt;mso-wrap-distance-bottom:3.6pt;mso-position-horizontal:left;mso-position-horizontal-relative:margin;mso-position-vertical:absolute;mso-position-vertical-relative:text;mso-width-percent:0;mso-height-percent:0;mso-width-relative:margin;mso-height-relative:margin;v-text-anchor:top" o:gfxdata="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" filled="f" stroked="f">
                 <v:textbox>
@@ -1715,7 +1591,7 @@
               </wp:anchor>
             </w:drawing>
           </mc:Choice>
-          <mc:Fallback>
+          <mc:Fallback xmlns:w16se="http://schemas.microsoft.com/office/word/2015/wordml/symex" xmlns:w16sdtfl="http://schemas.microsoft.com/office/word/2024/wordml/sdtformatlock" xmlns:w16sdtdh="http://schemas.microsoft.com/office/word/2020/wordml/sdtdatahash" xmlns:w16du="http://schemas.microsoft.com/office/word/2023/wordml/word16du" xmlns:w16="http://schemas.microsoft.com/office/word/2018/wordml" xmlns:w16cid="http://schemas.microsoft.com/office/word/2016/wordml/cid" xmlns:w16cex="http://schemas.microsoft.com/office/word/2018/wordml/cex" xmlns:oel="http://schemas.microsoft.com/office/2019/extlst" xmlns:am3d="http://schemas.microsoft.com/office/drawing/2017/model3d" xmlns:aink="http://schemas.microsoft.com/office/drawing/2016/ink" xmlns:cx8="http://schemas.microsoft.com/office/drawing/2016/5/14/chartex" xmlns:cx7="http://schemas.microsoft.com/office/drawing/2016/5/13/chartex" xmlns:cx6="http://schemas.microsoft.com/office/drawing/2016/5/12/chartex" xmlns:cx5="http://schemas.microsoft.com/office/drawing/2016/5/11/chartex" xmlns:cx4="http://schemas.microsoft.com/office/drawing/2016/5/10/chartex" xmlns:cx3="http://schemas.microsoft.com/office/drawing/2016/5/9/chartex" xmlns:cx2="http://schemas.microsoft.com/office/drawing/2015/10/21/chartex" xmlns:cx1="http://schemas.microsoft.com/office/drawing/2015/9/8/chartex" xmlns:cx="http://schemas.microsoft.com/office/drawing/2014/chartex">
             <w:pict>
               <v:shape w14:anchorId="0551B988" id="_x0000_s1040" type="#_x0000_t202" style="position:absolute;margin-left:1.4pt;margin-top:558.25pt;width:102pt;height:52.6pt;z-index:251675648;visibility:visible;mso-wrap-style:square;mso-width-percent:0;mso-height-percent:0;mso-wrap-distance-left:9pt;mso-wrap-distance-top:3.6pt;mso-wrap-distance-right:9pt;mso-wrap-distance-bottom:3.6pt;mso-position-horizontal:absolute;mso-position-horizontal-relative:margin;mso-position-vertical:absolute;mso-position-vertical-relative:text;mso-width-percent:0;mso-height-percent:0;mso-width-relative:margin;mso-height-relative:margin;v-text-anchor:top" o:gfxdata="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" filled="f" stroked="f">
                 <v:textbox>
@@ -1830,7 +1706,7 @@
               </wp:anchor>
             </w:drawing>
           </mc:Choice>
-          <mc:Fallback>
+          <mc:Fallback xmlns:w16se="http://schemas.microsoft.com/office/word/2015/wordml/symex" xmlns:w16sdtfl="http://schemas.microsoft.com/office/word/2024/wordml/sdtformatlock" xmlns:w16sdtdh="http://schemas.microsoft.com/office/word/2020/wordml/sdtdatahash" xmlns:w16du="http://schemas.microsoft.com/office/word/2023/wordml/word16du" xmlns:w16="http://schemas.microsoft.com/office/word/2018/wordml" xmlns:w16cid="http://schemas.microsoft.com/office/word/2016/wordml/cid" xmlns:w16cex="http://schemas.microsoft.com/office/word/2018/wordml/cex" xmlns:oel="http://schemas.microsoft.com/office/2019/extlst" xmlns:am3d="http://schemas.microsoft.com/office/drawing/2017/model3d" xmlns:aink="http://schemas.microsoft.com/office/drawing/2016/ink" xmlns:cx8="http://schemas.microsoft.com/office/drawing/2016/5/14/chartex" xmlns:cx7="http://schemas.microsoft.com/office/drawing/2016/5/13/chartex" xmlns:cx6="http://schemas.microsoft.com/office/drawing/2016/5/12/chartex" xmlns:cx5="http://schemas.microsoft.com/office/drawing/2016/5/11/chartex" xmlns:cx4="http://schemas.microsoft.com/office/drawing/2016/5/10/chartex" xmlns:cx3="http://schemas.microsoft.com/office/drawing/2016/5/9/chartex" xmlns:cx2="http://schemas.microsoft.com/office/drawing/2015/10/21/chartex" xmlns:cx1="http://schemas.microsoft.com/office/drawing/2015/9/8/chartex" xmlns:cx="http://schemas.microsoft.com/office/drawing/2014/chartex">
             <w:pict>
               <v:shape w14:anchorId="6932118A" id="_x0000_s1041" type="#_x0000_t202" style="position:absolute;margin-left:0;margin-top:505.55pt;width:166.65pt;height:45.3pt;z-index:251676672;visibility:visible;mso-wrap-style:square;mso-width-percent:0;mso-height-percent:0;mso-wrap-distance-left:9pt;mso-wrap-distance-top:3.6pt;mso-wrap-distance-right:9pt;mso-wrap-distance-bottom:3.6pt;mso-position-horizontal:left;mso-position-horizontal-relative:margin;mso-position-vertical:absolute;mso-position-vertical-relative:text;mso-width-percent:0;mso-height-percent:0;mso-width-relative:margin;mso-height-relative:margin;v-text-anchor:top" o:gfxdata="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" filled="f" stroked="f">
                 <v:textbox>
@@ -1875,6 +1751,117 @@
           <w14:ligatures w14:val="none"/>
         </w:rPr>
       </w:pPr>
+      <w:r>
+        <w:rPr>
+          <w:noProof/>
+          <w:lang w:eastAsia="es-MX"/>
+        </w:rPr>
+        <mc:AlternateContent>
+          <mc:Choice Requires="wps">
+            <w:drawing>
+              <wp:anchor distT="45720" distB="45720" distL="114300" distR="114300" simplePos="0" relativeHeight="251672576" behindDoc="0" locked="0" layoutInCell="1" allowOverlap="1" wp14:anchorId="79BA0080" wp14:editId="3DB54EB5">
+                <wp:simplePos x="0" y="0"/>
+                <wp:positionH relativeFrom="page">
+                  <wp:posOffset>3019425</wp:posOffset>
+                </wp:positionH>
+                <wp:positionV relativeFrom="paragraph">
+                  <wp:posOffset>5384800</wp:posOffset>
+                </wp:positionV>
+                <wp:extent cx="3959860" cy="800100"/>
+                <wp:effectExtent l="0" t="0" r="0" b="0"/>
+                <wp:wrapSquare wrapText="bothSides"/>
+                <wp:docPr id="19" name="Cuadro de texto 2"/>
+                <wp:cNvGraphicFramePr>
+                  <a:graphicFrameLocks xmlns:a="http://schemas.openxmlformats.org/drawingml/2006/main"/>
+                </wp:cNvGraphicFramePr>
+                <a:graphic xmlns:a="http://schemas.openxmlformats.org/drawingml/2006/main">
+                  <a:graphicData uri="http://schemas.microsoft.com/office/word/2010/wordprocessingShape">
+                    <wps:wsp>
+                      <wps:cNvSpPr txBox="1">
+                        <a:spLocks noChangeArrowheads="1"/>
+                      </wps:cNvSpPr>
+                      <wps:spPr bwMode="auto">
+                        <a:xfrm>
+                          <a:off x="0" y="0"/>
+                          <a:ext cx="3959860" cy="800100"/>
+                        </a:xfrm>
+                        <a:prstGeom prst="rect">
+                          <a:avLst/>
+                        </a:prstGeom>
+                        <a:noFill/>
+                        <a:ln w="9525">
+                          <a:noFill/>
+                          <a:miter lim="800000"/>
+                          <a:headEnd/>
+                          <a:tailEnd/>
+                        </a:ln>
+                      </wps:spPr>
+                      <wps:txbx>
+                        <w:txbxContent>
+                          <w:p>
+                            <w:pPr>
+                              <w:rPr>
+                                <w:rFonts w:ascii="Arial" w:hAnsi="Arial" w:cs="Arial"/>
+                                <w:sz w:val="40"/>
+                                <w:szCs w:val="36"/>
+                              </w:rPr>
+                            </w:pPr>
+                            <w:r>
+                              <w:rPr>
+                                <w:rFonts w:ascii="Arial" w:hAnsi="Arial" w:cs="Arial"/>
+                                <w:sz w:val="40"/>
+                                <w:szCs w:val="36"/>
+                              </w:rPr>
+                              <w:t>Tópicos Selectos de Ciencia de la Ing. III</w:t>
+                            </w:r>
+                          </w:p>
+                        </w:txbxContent>
+                      </wps:txbx>
+                      <wps:bodyPr rot="0" vert="horz" wrap="square" lIns="91440" tIns="45720" rIns="91440" bIns="45720" anchor="t" anchorCtr="0">
+                        <a:noAutofit/>
+                      </wps:bodyPr>
+                    </wps:wsp>
+                  </a:graphicData>
+                </a:graphic>
+                <wp14:sizeRelH relativeFrom="margin">
+                  <wp14:pctWidth>0</wp14:pctWidth>
+                </wp14:sizeRelH>
+                <wp14:sizeRelV relativeFrom="margin">
+                  <wp14:pctHeight>0</wp14:pctHeight>
+                </wp14:sizeRelV>
+              </wp:anchor>
+            </w:drawing>
+          </mc:Choice>
+          <mc:Fallback>
+            <w:pict>
+              <v:shape w14:anchorId="79BA0080" id="_x0000_s1040" type="#_x0000_t202" style="position:absolute;margin-left:237.75pt;margin-top:424pt;width:311.8pt;height:63pt;z-index:251672576;visibility:visible;mso-wrap-style:square;mso-width-percent:0;mso-height-percent:0;mso-wrap-distance-left:9pt;mso-wrap-distance-top:3.6pt;mso-wrap-distance-right:9pt;mso-wrap-distance-bottom:3.6pt;mso-position-horizontal:absolute;mso-position-horizontal-relative:page;mso-position-vertical:absolute;mso-position-vertical-relative:text;mso-width-percent:0;mso-height-percent:0;mso-width-relative:margin;mso-height-relative:margin;v-text-anchor:top" o:gfxdata="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" filled="f" stroked="f">
+                <v:textbox>
+                  <w:txbxContent>
+                    <w:p>
+                      <w:pPr>
+                        <w:rPr>
+                          <w:rFonts w:ascii="Arial" w:hAnsi="Arial" w:cs="Arial"/>
+                          <w:sz w:val="40"/>
+                          <w:szCs w:val="36"/>
+                        </w:rPr>
+                      </w:pPr>
+                      <w:r>
+                        <w:rPr>
+                          <w:rFonts w:ascii="Arial" w:hAnsi="Arial" w:cs="Arial"/>
+                          <w:sz w:val="40"/>
+                          <w:szCs w:val="36"/>
+                        </w:rPr>
+                        <w:t>Tópicos Selectos de Ciencia de la Ing. III</w:t>
+                      </w:r>
+                    </w:p>
+                  </w:txbxContent>
+                </v:textbox>
+                <w10:wrap type="square" anchorx="page"/>
+              </v:shape>
+            </w:pict>
+          </mc:Fallback>
+        </mc:AlternateContent>
+      </w:r>
       <w:r>
         <w:rPr>
           <w:noProof/>
@@ -1956,7 +1943,7 @@
               </wp:anchor>
             </w:drawing>
           </mc:Choice>
-          <mc:Fallback>
+          <mc:Fallback xmlns:w16se="http://schemas.microsoft.com/office/word/2015/wordml/symex" xmlns:w16sdtfl="http://schemas.microsoft.com/office/word/2024/wordml/sdtformatlock" xmlns:w16sdtdh="http://schemas.microsoft.com/office/word/2020/wordml/sdtdatahash" xmlns:w16du="http://schemas.microsoft.com/office/word/2023/wordml/word16du" xmlns:w16="http://schemas.microsoft.com/office/word/2018/wordml" xmlns:w16cid="http://schemas.microsoft.com/office/word/2016/wordml/cid" xmlns:w16cex="http://schemas.microsoft.com/office/word/2018/wordml/cex" xmlns:oel="http://schemas.microsoft.com/office/2019/extlst" xmlns:am3d="http://schemas.microsoft.com/office/drawing/2017/model3d" xmlns:aink="http://schemas.microsoft.com/office/drawing/2016/ink" xmlns:cx8="http://schemas.microsoft.com/office/drawing/2016/5/14/chartex" xmlns:cx7="http://schemas.microsoft.com/office/drawing/2016/5/13/chartex" xmlns:cx6="http://schemas.microsoft.com/office/drawing/2016/5/12/chartex" xmlns:cx5="http://schemas.microsoft.com/office/drawing/2016/5/11/chartex" xmlns:cx4="http://schemas.microsoft.com/office/drawing/2016/5/10/chartex" xmlns:cx3="http://schemas.microsoft.com/office/drawing/2016/5/9/chartex" xmlns:cx2="http://schemas.microsoft.com/office/drawing/2015/10/21/chartex" xmlns:cx1="http://schemas.microsoft.com/office/drawing/2015/9/8/chartex" xmlns:cx="http://schemas.microsoft.com/office/drawing/2014/chartex">
             <w:pict>
               <v:shape w14:anchorId="0E3E9F36" id="_x0000_s1041" type="#_x0000_t202" style="position:absolute;margin-left:169.05pt;margin-top:277.2pt;width:311.8pt;height:30.85pt;z-index:251670528;visibility:visible;mso-wrap-style:square;mso-width-percent:0;mso-height-percent:0;mso-wrap-distance-left:9pt;mso-wrap-distance-top:3.6pt;mso-wrap-distance-right:9pt;mso-wrap-distance-bottom:3.6pt;mso-position-horizontal:absolute;mso-position-horizontal-relative:margin;mso-position-vertical:absolute;mso-position-vertical-relative:text;mso-width-percent:0;mso-height-percent:0;mso-width-relative:margin;mso-height-relative:margin;v-text-anchor:top" o:gfxdata="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" filled="f" stroked="f">
                 <v:textbox>
@@ -2047,7 +2034,7 @@
                                 <w:sz w:val="40"/>
                                 <w:szCs w:val="36"/>
                               </w:rPr>
-                              <w:t>000</w:t>
+                              <w:t>507</w:t>
                             </w:r>
                           </w:p>
                         </w:txbxContent>
@@ -2069,7 +2056,7 @@
           </mc:Choice>
           <mc:Fallback>
             <w:pict>
-              <v:shape w14:anchorId="136D9EF9" id="_x0000_s1042" type="#_x0000_t202" style="position:absolute;margin-left:250.3pt;margin-top:328pt;width:301.5pt;height:45.3pt;z-index:251671552;visibility:visible;mso-wrap-style:square;mso-width-percent:0;mso-height-percent:0;mso-wrap-distance-left:9pt;mso-wrap-distance-top:3.6pt;mso-wrap-distance-right:9pt;mso-wrap-distance-bottom:3.6pt;mso-position-horizontal:right;mso-position-horizontal-relative:margin;mso-position-vertical:absolute;mso-position-vertical-relative:text;mso-width-percent:0;mso-height-percent:0;mso-width-relative:margin;mso-height-relative:margin;v-text-anchor:top" o:gfxdata="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" filled="f" stroked="f">
+              <v:shape w14:anchorId="136D9EF9" id="_x0000_s1042" type="#_x0000_t202" style="position:absolute;margin-left:250.3pt;margin-top:328pt;width:301.5pt;height:45.3pt;z-index:251671552;visibility:visible;mso-wrap-style:square;mso-width-percent:0;mso-height-percent:0;mso-wrap-distance-left:9pt;mso-wrap-distance-top:3.6pt;mso-wrap-distance-right:9pt;mso-wrap-distance-bottom:3.6pt;mso-position-horizontal:right;mso-position-horizontal-relative:margin;mso-position-vertical:absolute;mso-position-vertical-relative:text;mso-width-percent:0;mso-height-percent:0;mso-width-relative:margin;mso-height-relative:margin;v-text-anchor:top" o:gfxdata="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" filled="f" stroked="f">
                 <v:textbox>
                   <w:txbxContent>
                     <w:p>
@@ -2086,7 +2073,7 @@
                           <w:sz w:val="40"/>
                           <w:szCs w:val="36"/>
                         </w:rPr>
-                        <w:t>000</w:t>
+                        <w:t>507</w:t>
                       </w:r>
                     </w:p>
                   </w:txbxContent>
@@ -2127,7 +2114,7 @@
       <w:sdtContent>
         <w:p>
           <w:pPr>
-            <w:pStyle w:val="TtuloTDC"/>
+            <w:pStyle w:val="TtulodeTDC"/>
           </w:pPr>
           <w:r>
             <w:t>Contenido</w:t>
@@ -2140,7 +2127,13 @@
               <w:tab w:val="right" w:leader="dot" w:pos="9350"/>
             </w:tabs>
             <w:rPr>
+              <w:rFonts w:eastAsiaTheme="minorEastAsia"/>
               <w:noProof/>
+              <w:kern w:val="0"/>
+              <w:sz w:val="22"/>
+              <w:szCs w:val="22"/>
+              <w:lang w:eastAsia="es-MX"/>
+              <w14:ligatures w14:val="none"/>
             </w:rPr>
           </w:pPr>
           <w:r>
@@ -2152,13 +2145,13 @@
           <w:r>
             <w:fldChar w:fldCharType="separate"/>
           </w:r>
-          <w:hyperlink w:anchor="_Toc223370974" w:history="1">
+          <w:hyperlink w:anchor="_Toc224999469" w:history="1">
             <w:r>
               <w:rPr>
                 <w:rStyle w:val="Hipervnculo"/>
                 <w:noProof/>
               </w:rPr>
-              <w:t>1.1 - 3 Indicadores del World Bank Open Data y su relación con el objetivo.</w:t>
+              <w:t>Objetivo</w:t>
             </w:r>
             <w:r>
               <w:rPr>
@@ -2179,7 +2172,169 @@
                 <w:noProof/>
                 <w:webHidden/>
               </w:rPr>
-              <w:instrText xml:space="preserve"> PAGEREF _Toc223370974 \h </w:instrText>
+              <w:instrText xml:space="preserve"> PAGEREF _Toc224999469 \h </w:instrText>
+            </w:r>
+            <w:r>
+              <w:rPr>
+                <w:noProof/>
+                <w:webHidden/>
+              </w:rPr>
+            </w:r>
+            <w:r>
+              <w:rPr>
+                <w:noProof/>
+                <w:webHidden/>
+              </w:rPr>
+              <w:fldChar w:fldCharType="separate"/>
+            </w:r>
+            <w:r>
+              <w:rPr>
+                <w:noProof/>
+                <w:webHidden/>
+              </w:rPr>
+              <w:t>3</w:t>
+            </w:r>
+            <w:r>
+              <w:rPr>
+                <w:noProof/>
+                <w:webHidden/>
+              </w:rPr>
+              <w:fldChar w:fldCharType="end"/>
+            </w:r>
+          </w:hyperlink>
+        </w:p>
+        <w:p>
+          <w:pPr>
+            <w:pStyle w:val="TDC1"/>
+            <w:tabs>
+              <w:tab w:val="right" w:leader="dot" w:pos="9350"/>
+            </w:tabs>
+            <w:rPr>
+              <w:rFonts w:eastAsiaTheme="minorEastAsia"/>
+              <w:noProof/>
+              <w:kern w:val="0"/>
+              <w:sz w:val="22"/>
+              <w:szCs w:val="22"/>
+              <w:lang w:eastAsia="es-MX"/>
+              <w14:ligatures w14:val="none"/>
+            </w:rPr>
+          </w:pPr>
+          <w:hyperlink w:anchor="_Toc224999470" w:history="1">
+            <w:r>
+              <w:rPr>
+                <w:rStyle w:val="Hipervnculo"/>
+                <w:noProof/>
+              </w:rPr>
+              <w:t xml:space="preserve">Marco </w:t>
+            </w:r>
+            <w:r>
+              <w:rPr>
+                <w:rStyle w:val="Hipervnculo"/>
+                <w:noProof/>
+              </w:rPr>
+              <w:t>t</w:t>
+            </w:r>
+            <w:r>
+              <w:rPr>
+                <w:rStyle w:val="Hipervnculo"/>
+                <w:noProof/>
+              </w:rPr>
+              <w:t>eórico</w:t>
+            </w:r>
+            <w:r>
+              <w:rPr>
+                <w:noProof/>
+                <w:webHidden/>
+              </w:rPr>
+              <w:tab/>
+            </w:r>
+            <w:r>
+              <w:rPr>
+                <w:noProof/>
+                <w:webHidden/>
+              </w:rPr>
+              <w:fldChar w:fldCharType="begin"/>
+            </w:r>
+            <w:r>
+              <w:rPr>
+                <w:noProof/>
+                <w:webHidden/>
+              </w:rPr>
+              <w:instrText xml:space="preserve"> PAGEREF _Toc224999470 \h </w:instrText>
+            </w:r>
+            <w:r>
+              <w:rPr>
+                <w:noProof/>
+                <w:webHidden/>
+              </w:rPr>
+            </w:r>
+            <w:r>
+              <w:rPr>
+                <w:noProof/>
+                <w:webHidden/>
+              </w:rPr>
+              <w:fldChar w:fldCharType="separate"/>
+            </w:r>
+            <w:r>
+              <w:rPr>
+                <w:noProof/>
+                <w:webHidden/>
+              </w:rPr>
+              <w:t>3</w:t>
+            </w:r>
+            <w:r>
+              <w:rPr>
+                <w:noProof/>
+                <w:webHidden/>
+              </w:rPr>
+              <w:fldChar w:fldCharType="end"/>
+            </w:r>
+          </w:hyperlink>
+        </w:p>
+        <w:p>
+          <w:pPr>
+            <w:pStyle w:val="TDC1"/>
+            <w:tabs>
+              <w:tab w:val="right" w:leader="dot" w:pos="9350"/>
+            </w:tabs>
+            <w:rPr>
+              <w:rFonts w:eastAsiaTheme="minorEastAsia"/>
+              <w:noProof/>
+              <w:kern w:val="0"/>
+              <w:sz w:val="22"/>
+              <w:szCs w:val="22"/>
+              <w:lang w:eastAsia="es-MX"/>
+              <w14:ligatures w14:val="none"/>
+            </w:rPr>
+          </w:pPr>
+          <w:hyperlink w:anchor="_Toc224999471" w:history="1">
+            <w:r>
+              <w:rPr>
+                <w:rStyle w:val="Hipervnculo"/>
+                <w:noProof/>
+              </w:rPr>
+              <w:t>3 Indicadores del World Bank Open Data y su relación con el objetivo.</w:t>
+            </w:r>
+            <w:r>
+              <w:rPr>
+                <w:noProof/>
+                <w:webHidden/>
+              </w:rPr>
+              <w:tab/>
+            </w:r>
+            <w:r>
+              <w:rPr>
+                <w:noProof/>
+                <w:webHidden/>
+              </w:rPr>
+              <w:fldChar w:fldCharType="begin"/>
+            </w:r>
+            <w:r>
+              <w:rPr>
+                <w:noProof/>
+                <w:webHidden/>
+              </w:rPr>
+              <w:instrText xml:space="preserve"> PAGEREF _Toc224999471 \h </w:instrText>
             </w:r>
             <w:r>
               <w:rPr>
@@ -2217,10 +2372,16 @@
               <w:tab w:val="right" w:leader="dot" w:pos="9350"/>
             </w:tabs>
             <w:rPr>
+              <w:rFonts w:eastAsiaTheme="minorEastAsia"/>
               <w:noProof/>
+              <w:kern w:val="0"/>
+              <w:sz w:val="22"/>
+              <w:szCs w:val="22"/>
+              <w:lang w:eastAsia="es-MX"/>
+              <w14:ligatures w14:val="none"/>
             </w:rPr>
           </w:pPr>
-          <w:hyperlink w:anchor="_Toc223370975" w:history="1">
+          <w:hyperlink w:anchor="_Toc224999472" w:history="1">
             <w:r>
               <w:rPr>
                 <w:rStyle w:val="Hipervnculo"/>
@@ -2247,7 +2408,7 @@
                 <w:noProof/>
                 <w:webHidden/>
               </w:rPr>
-              <w:instrText xml:space="preserve"> PAGEREF _Toc223370975 \h </w:instrText>
+              <w:instrText xml:space="preserve"> PAGEREF _Toc224999472 \h </w:instrText>
             </w:r>
             <w:r>
               <w:rPr>
@@ -2285,10 +2446,16 @@
               <w:tab w:val="right" w:leader="dot" w:pos="9350"/>
             </w:tabs>
             <w:rPr>
+              <w:rFonts w:eastAsiaTheme="minorEastAsia"/>
               <w:noProof/>
+              <w:kern w:val="0"/>
+              <w:sz w:val="22"/>
+              <w:szCs w:val="22"/>
+              <w:lang w:eastAsia="es-MX"/>
+              <w14:ligatures w14:val="none"/>
             </w:rPr>
           </w:pPr>
-          <w:hyperlink w:anchor="_Toc223370976" w:history="1">
+          <w:hyperlink w:anchor="_Toc224999473" w:history="1">
             <w:r>
               <w:rPr>
                 <w:rStyle w:val="Hipervnculo"/>
@@ -2315,7 +2482,7 @@
                 <w:noProof/>
                 <w:webHidden/>
               </w:rPr>
-              <w:instrText xml:space="preserve"> PAGEREF _Toc223370976 \h </w:instrText>
+              <w:instrText xml:space="preserve"> PAGEREF _Toc224999473 \h </w:instrText>
             </w:r>
             <w:r>
               <w:rPr>
@@ -2335,7 +2502,7 @@
                 <w:noProof/>
                 <w:webHidden/>
               </w:rPr>
-              <w:t>5</w:t>
+              <w:t>6</w:t>
             </w:r>
             <w:r>
               <w:rPr>
@@ -2353,10 +2520,16 @@
               <w:tab w:val="right" w:leader="dot" w:pos="9350"/>
             </w:tabs>
             <w:rPr>
+              <w:rFonts w:eastAsiaTheme="minorEastAsia"/>
               <w:noProof/>
+              <w:kern w:val="0"/>
+              <w:sz w:val="22"/>
+              <w:szCs w:val="22"/>
+              <w:lang w:eastAsia="es-MX"/>
+              <w14:ligatures w14:val="none"/>
             </w:rPr>
           </w:pPr>
-          <w:hyperlink w:anchor="_Toc223370977" w:history="1">
+          <w:hyperlink w:anchor="_Toc224999474" w:history="1">
             <w:r>
               <w:rPr>
                 <w:rStyle w:val="Hipervnculo"/>
@@ -2383,7 +2556,7 @@
                 <w:noProof/>
                 <w:webHidden/>
               </w:rPr>
-              <w:instrText xml:space="preserve"> PAGEREF _Toc223370977 \h </w:instrText>
+              <w:instrText xml:space="preserve"> PAGEREF _Toc224999474 \h </w:instrText>
             </w:r>
             <w:r>
               <w:rPr>
@@ -2403,7 +2576,7 @@
                 <w:noProof/>
                 <w:webHidden/>
               </w:rPr>
-              <w:t>5</w:t>
+              <w:t>6</w:t>
             </w:r>
             <w:r>
               <w:rPr>
@@ -2421,10 +2594,16 @@
               <w:tab w:val="right" w:leader="dot" w:pos="9350"/>
             </w:tabs>
             <w:rPr>
+              <w:rFonts w:eastAsiaTheme="minorEastAsia"/>
               <w:noProof/>
+              <w:kern w:val="0"/>
+              <w:sz w:val="22"/>
+              <w:szCs w:val="22"/>
+              <w:lang w:eastAsia="es-MX"/>
+              <w14:ligatures w14:val="none"/>
             </w:rPr>
           </w:pPr>
-          <w:hyperlink w:anchor="_Toc223370978" w:history="1">
+          <w:hyperlink w:anchor="_Toc224999475" w:history="1">
             <w:r>
               <w:rPr>
                 <w:rStyle w:val="Hipervnculo"/>
@@ -2452,7 +2631,7 @@
                 <w:noProof/>
                 <w:webHidden/>
               </w:rPr>
-              <w:instrText xml:space="preserve"> PAGEREF _Toc223370978 \h </w:instrText>
+              <w:instrText xml:space="preserve"> PAGEREF _Toc224999475 \h </w:instrText>
             </w:r>
             <w:r>
               <w:rPr>
@@ -2490,10 +2669,16 @@
               <w:tab w:val="right" w:leader="dot" w:pos="9350"/>
             </w:tabs>
             <w:rPr>
+              <w:rFonts w:eastAsiaTheme="minorEastAsia"/>
               <w:noProof/>
+              <w:kern w:val="0"/>
+              <w:sz w:val="22"/>
+              <w:szCs w:val="22"/>
+              <w:lang w:eastAsia="es-MX"/>
+              <w14:ligatures w14:val="none"/>
             </w:rPr>
           </w:pPr>
-          <w:hyperlink w:anchor="_Toc223370979" w:history="1">
+          <w:hyperlink w:anchor="_Toc224999476" w:history="1">
             <w:r>
               <w:rPr>
                 <w:rStyle w:val="Hipervnculo"/>
@@ -2520,7 +2705,7 @@
                 <w:noProof/>
                 <w:webHidden/>
               </w:rPr>
-              <w:instrText xml:space="preserve"> PAGEREF _Toc223370979 \h </w:instrText>
+              <w:instrText xml:space="preserve"> PAGEREF _Toc224999476 \h </w:instrText>
             </w:r>
             <w:r>
               <w:rPr>
@@ -2558,10 +2743,16 @@
               <w:tab w:val="right" w:leader="dot" w:pos="9350"/>
             </w:tabs>
             <w:rPr>
+              <w:rFonts w:eastAsiaTheme="minorEastAsia"/>
               <w:noProof/>
+              <w:kern w:val="0"/>
+              <w:sz w:val="22"/>
+              <w:szCs w:val="22"/>
+              <w:lang w:eastAsia="es-MX"/>
+              <w14:ligatures w14:val="none"/>
             </w:rPr>
           </w:pPr>
-          <w:hyperlink w:anchor="_Toc223370980" w:history="1">
+          <w:hyperlink w:anchor="_Toc224999477" w:history="1">
             <w:r>
               <w:rPr>
                 <w:rStyle w:val="Hipervnculo"/>
@@ -2588,7 +2779,7 @@
                 <w:noProof/>
                 <w:webHidden/>
               </w:rPr>
-              <w:instrText xml:space="preserve"> PAGEREF _Toc223370980 \h </w:instrText>
+              <w:instrText xml:space="preserve"> PAGEREF _Toc224999477 \h </w:instrText>
             </w:r>
             <w:r>
               <w:rPr>
@@ -2608,7 +2799,7 @@
                 <w:noProof/>
                 <w:webHidden/>
               </w:rPr>
-              <w:t>6</w:t>
+              <w:t>7</w:t>
             </w:r>
             <w:r>
               <w:rPr>
@@ -2626,10 +2817,16 @@
               <w:tab w:val="right" w:leader="dot" w:pos="9350"/>
             </w:tabs>
             <w:rPr>
+              <w:rFonts w:eastAsiaTheme="minorEastAsia"/>
               <w:noProof/>
+              <w:kern w:val="0"/>
+              <w:sz w:val="22"/>
+              <w:szCs w:val="22"/>
+              <w:lang w:eastAsia="es-MX"/>
+              <w14:ligatures w14:val="none"/>
             </w:rPr>
           </w:pPr>
-          <w:hyperlink w:anchor="_Toc223370981" w:history="1">
+          <w:hyperlink w:anchor="_Toc224999478" w:history="1">
             <w:r>
               <w:rPr>
                 <w:rStyle w:val="Hipervnculo"/>
@@ -2656,7 +2853,7 @@
                 <w:noProof/>
                 <w:webHidden/>
               </w:rPr>
-              <w:instrText xml:space="preserve"> PAGEREF _Toc223370981 \h </w:instrText>
+              <w:instrText xml:space="preserve"> PAGEREF _Toc224999478 \h </w:instrText>
             </w:r>
             <w:r>
               <w:rPr>
@@ -2676,7 +2873,7 @@
                 <w:noProof/>
                 <w:webHidden/>
               </w:rPr>
-              <w:t>6</w:t>
+              <w:t>7</w:t>
             </w:r>
             <w:r>
               <w:rPr>
@@ -2694,10 +2891,16 @@
               <w:tab w:val="right" w:leader="dot" w:pos="9350"/>
             </w:tabs>
             <w:rPr>
+              <w:rFonts w:eastAsiaTheme="minorEastAsia"/>
               <w:noProof/>
+              <w:kern w:val="0"/>
+              <w:sz w:val="22"/>
+              <w:szCs w:val="22"/>
+              <w:lang w:eastAsia="es-MX"/>
+              <w14:ligatures w14:val="none"/>
             </w:rPr>
           </w:pPr>
-          <w:hyperlink w:anchor="_Toc223370982" w:history="1">
+          <w:hyperlink w:anchor="_Toc224999479" w:history="1">
             <w:r>
               <w:rPr>
                 <w:rStyle w:val="Hipervnculo"/>
@@ -2724,7 +2927,7 @@
                 <w:noProof/>
                 <w:webHidden/>
               </w:rPr>
-              <w:instrText xml:space="preserve"> PAGEREF _Toc223370982 \h </w:instrText>
+              <w:instrText xml:space="preserve"> PAGEREF _Toc224999479 \h </w:instrText>
             </w:r>
             <w:r>
               <w:rPr>
@@ -2744,7 +2947,7 @@
                 <w:noProof/>
                 <w:webHidden/>
               </w:rPr>
-              <w:t>7</w:t>
+              <w:t>8</w:t>
             </w:r>
             <w:r>
               <w:rPr>
@@ -2762,10 +2965,16 @@
               <w:tab w:val="right" w:leader="dot" w:pos="9350"/>
             </w:tabs>
             <w:rPr>
+              <w:rFonts w:eastAsiaTheme="minorEastAsia"/>
               <w:noProof/>
+              <w:kern w:val="0"/>
+              <w:sz w:val="22"/>
+              <w:szCs w:val="22"/>
+              <w:lang w:eastAsia="es-MX"/>
+              <w14:ligatures w14:val="none"/>
             </w:rPr>
           </w:pPr>
-          <w:hyperlink w:anchor="_Toc223370983" w:history="1">
+          <w:hyperlink w:anchor="_Toc224999480" w:history="1">
             <w:r>
               <w:rPr>
                 <w:rStyle w:val="Hipervnculo"/>
@@ -2792,7 +3001,7 @@
                 <w:noProof/>
                 <w:webHidden/>
               </w:rPr>
-              <w:instrText xml:space="preserve"> PAGEREF _Toc223370983 \h </w:instrText>
+              <w:instrText xml:space="preserve"> PAGEREF _Toc224999480 \h </w:instrText>
             </w:r>
             <w:r>
               <w:rPr>
@@ -2812,7 +3021,7 @@
                 <w:noProof/>
                 <w:webHidden/>
               </w:rPr>
-              <w:t>7</w:t>
+              <w:t>8</w:t>
             </w:r>
             <w:r>
               <w:rPr>
@@ -2830,10 +3039,16 @@
               <w:tab w:val="right" w:leader="dot" w:pos="9350"/>
             </w:tabs>
             <w:rPr>
+              <w:rFonts w:eastAsiaTheme="minorEastAsia"/>
               <w:noProof/>
+              <w:kern w:val="0"/>
+              <w:sz w:val="22"/>
+              <w:szCs w:val="22"/>
+              <w:lang w:eastAsia="es-MX"/>
+              <w14:ligatures w14:val="none"/>
             </w:rPr>
           </w:pPr>
-          <w:hyperlink w:anchor="_Toc223370984" w:history="1">
+          <w:hyperlink w:anchor="_Toc224999481" w:history="1">
             <w:r>
               <w:rPr>
                 <w:rStyle w:val="Hipervnculo"/>
@@ -2860,7 +3075,7 @@
                 <w:noProof/>
                 <w:webHidden/>
               </w:rPr>
-              <w:instrText xml:space="preserve"> PAGEREF _Toc223370984 \h </w:instrText>
+              <w:instrText xml:space="preserve"> PAGEREF _Toc224999481 \h </w:instrText>
             </w:r>
             <w:r>
               <w:rPr>
@@ -2880,7 +3095,7 @@
                 <w:noProof/>
                 <w:webHidden/>
               </w:rPr>
-              <w:t>11</w:t>
+              <w:t>12</w:t>
             </w:r>
             <w:r>
               <w:rPr>
@@ -2919,11 +3134,12 @@
       <w:pPr>
         <w:pStyle w:val="Ttulo1"/>
       </w:pPr>
-      <w:bookmarkStart w:id="0" w:name="_Toc223370974"/>
+      <w:bookmarkStart w:id="0" w:name="_Toc224999469"/>
       <w:r>
         <w:lastRenderedPageBreak/>
         <w:t>Objetivo</w:t>
       </w:r>
+      <w:bookmarkEnd w:id="0"/>
     </w:p>
     <w:p>
       <w:r>
@@ -2934,9 +3150,13 @@
       <w:pPr>
         <w:pStyle w:val="Ttulo1"/>
       </w:pPr>
+      <w:bookmarkStart w:id="1" w:name="_Toc224999470"/>
+      <w:bookmarkStart w:id="2" w:name="_GoBack"/>
+      <w:bookmarkEnd w:id="2"/>
       <w:r>
         <w:t>Marco teórico</w:t>
       </w:r>
+      <w:bookmarkEnd w:id="1"/>
     </w:p>
     <w:p>
       <w:r>
@@ -3043,18 +3263,11 @@
       <w:pPr>
         <w:pStyle w:val="Ttulo1"/>
       </w:pPr>
-      <w:r>
-        <w:t xml:space="preserve">3 </w:t>
-      </w:r>
-      <w:proofErr w:type="gramStart"/>
-      <w:r>
-        <w:t>Indicadores</w:t>
-      </w:r>
-      <w:proofErr w:type="gramEnd"/>
-      <w:r>
-        <w:t xml:space="preserve"> del World Bank Open Data y su relación con el objetivo.</w:t>
-      </w:r>
-      <w:bookmarkEnd w:id="0"/>
+      <w:bookmarkStart w:id="3" w:name="_Toc224999471"/>
+      <w:r>
+        <w:t>3 Indicadores del World Bank Open Data y su relación con el objetivo.</w:t>
+      </w:r>
+      <w:bookmarkEnd w:id="3"/>
     </w:p>
     <w:p>
       <w:r>
@@ -3100,11 +3313,19 @@
           <w:lang w:val="en-US"/>
         </w:rPr>
       </w:pPr>
+      <w:proofErr w:type="spellStart"/>
       <w:r>
         <w:rPr>
           <w:lang w:val="en-US"/>
         </w:rPr>
-        <w:t xml:space="preserve">PIB per </w:t>
+        <w:t>PIB</w:t>
+      </w:r>
+      <w:proofErr w:type="spellEnd"/>
+      <w:r>
+        <w:rPr>
+          <w:lang w:val="en-US"/>
+        </w:rPr>
+        <w:t xml:space="preserve"> per </w:t>
       </w:r>
       <w:proofErr w:type="spellStart"/>
       <w:r>
@@ -3118,8 +3339,16 @@
         <w:rPr>
           <w:lang w:val="en-US"/>
         </w:rPr>
-        <w:t xml:space="preserve"> (US$) - NY.GDP.PCAP.CD</w:t>
-      </w:r>
+        <w:t xml:space="preserve"> (US$) - </w:t>
+      </w:r>
+      <w:proofErr w:type="spellStart"/>
+      <w:r>
+        <w:rPr>
+          <w:lang w:val="en-US"/>
+        </w:rPr>
+        <w:t>NY.GDP.PCAP.CD</w:t>
+      </w:r>
+      <w:proofErr w:type="spellEnd"/>
     </w:p>
     <w:p>
       <w:r>
@@ -3141,11 +3370,11 @@
       <w:pPr>
         <w:pStyle w:val="Ttulo2"/>
       </w:pPr>
-      <w:bookmarkStart w:id="1" w:name="_Toc223370975"/>
+      <w:bookmarkStart w:id="4" w:name="_Toc224999472"/>
       <w:r>
         <w:t>1.2 – Desarrollo</w:t>
       </w:r>
-      <w:bookmarkEnd w:id="1"/>
+      <w:bookmarkEnd w:id="4"/>
     </w:p>
     <w:p>
       <w:r>
@@ -3157,7 +3386,15 @@
       </w:r>
       <w:proofErr w:type="spellEnd"/>
       <w:r>
-        <w:t xml:space="preserve"> CSV son un desastre. </w:t>
+        <w:t xml:space="preserve"> </w:t>
+      </w:r>
+      <w:proofErr w:type="spellStart"/>
+      <w:r>
+        <w:t>CSV</w:t>
+      </w:r>
+      <w:proofErr w:type="spellEnd"/>
+      <w:r>
+        <w:t xml:space="preserve"> son un desastre. </w:t>
       </w:r>
     </w:p>
     <w:p>
@@ -3210,7 +3447,6 @@
     </w:p>
     <w:p>
       <w:r>
-        <w:lastRenderedPageBreak/>
         <w:t xml:space="preserve">Inicio creando 3 </w:t>
       </w:r>
       <w:proofErr w:type="spellStart"/>
@@ -3230,7 +3466,9 @@
       <w:r>
         <w:rPr>
           <w:noProof/>
-        </w:rPr>
+          <w:lang w:eastAsia="es-MX"/>
+        </w:rPr>
+        <w:lastRenderedPageBreak/>
         <w:drawing>
           <wp:inline distT="0" distB="0" distL="0" distR="0" wp14:anchorId="375A9C9E" wp14:editId="5B07267D">
             <wp:extent cx="4495800" cy="422202"/>
@@ -3321,7 +3559,15 @@
       </w:r>
       <w:r>
         <w:br/>
-        <w:t xml:space="preserve">Para el CSV de </w:t>
+        <w:t xml:space="preserve">Para el </w:t>
+      </w:r>
+      <w:proofErr w:type="spellStart"/>
+      <w:r>
+        <w:t>CSV</w:t>
+      </w:r>
+      <w:proofErr w:type="spellEnd"/>
+      <w:r>
+        <w:t xml:space="preserve"> de </w:t>
       </w:r>
       <w:proofErr w:type="spellStart"/>
       <w:r>
@@ -3347,6 +3593,7 @@
       <w:r>
         <w:rPr>
           <w:noProof/>
+          <w:lang w:eastAsia="es-MX"/>
         </w:rPr>
         <w:drawing>
           <wp:inline distT="0" distB="0" distL="0" distR="0" wp14:anchorId="0B95C961" wp14:editId="7B57E7CB">
@@ -3454,6 +3701,7 @@
       <w:r>
         <w:rPr>
           <w:noProof/>
+          <w:lang w:eastAsia="es-MX"/>
         </w:rPr>
         <w:drawing>
           <wp:inline distT="0" distB="0" distL="0" distR="0" wp14:anchorId="23593EC1" wp14:editId="015C3A04">
@@ -3509,6 +3757,7 @@
       <w:r>
         <w:rPr>
           <w:noProof/>
+          <w:lang w:eastAsia="es-MX"/>
         </w:rPr>
         <w:drawing>
           <wp:inline distT="0" distB="0" distL="0" distR="0" wp14:anchorId="05467B41" wp14:editId="3902E2D3">
@@ -3553,11 +3802,11 @@
       </w:r>
       <w:proofErr w:type="gramStart"/>
       <w:r>
-        <w:t>tercer columna</w:t>
+        <w:t>tercer</w:t>
       </w:r>
       <w:proofErr w:type="gramEnd"/>
       <w:r>
-        <w:t>, utilizando como índice en común la columna “País”.</w:t>
+        <w:t xml:space="preserve"> columna, utilizando como índice en común la columna “País”.</w:t>
       </w:r>
       <w:r>
         <w:t xml:space="preserve"> Otra alternativa hubiera sido crear un </w:t>
@@ -3580,7 +3829,6 @@
         <w:t>data.frame</w:t>
       </w:r>
       <w:proofErr w:type="spellEnd"/>
-      <w:proofErr w:type="gramEnd"/>
       <w:r>
         <w:rPr>
           <w:i/>
@@ -3589,6 +3837,7 @@
         <w:t>(</w:t>
       </w:r>
       <w:proofErr w:type="spellStart"/>
+      <w:proofErr w:type="gramEnd"/>
       <w:r>
         <w:rPr>
           <w:i/>
@@ -3612,8 +3861,8 @@
       <w:r>
         <w:rPr>
           <w:noProof/>
-        </w:rPr>
-        <w:lastRenderedPageBreak/>
+          <w:lang w:eastAsia="es-MX"/>
+        </w:rPr>
         <w:drawing>
           <wp:inline distT="0" distB="0" distL="0" distR="0" wp14:anchorId="344008BB" wp14:editId="179BC8F9">
             <wp:extent cx="3848637" cy="219106"/>
@@ -3653,6 +3902,7 @@
     </w:p>
     <w:p>
       <w:r>
+        <w:lastRenderedPageBreak/>
         <w:t>Eliminamos las filas que tengan “NA” (Datos vacíos) para que no estorben el análisis.</w:t>
       </w:r>
     </w:p>
@@ -4313,6 +4563,7 @@
       <w:r>
         <w:rPr>
           <w:noProof/>
+          <w:lang w:eastAsia="es-MX"/>
         </w:rPr>
         <w:drawing>
           <wp:inline distT="0" distB="0" distL="0" distR="0" wp14:anchorId="06625970" wp14:editId="24A100DB">
@@ -4370,12 +4621,12 @@
       <w:pPr>
         <w:pStyle w:val="Ttulo2"/>
       </w:pPr>
-      <w:bookmarkStart w:id="2" w:name="_Toc223370976"/>
+      <w:bookmarkStart w:id="5" w:name="_Toc224999473"/>
       <w:r>
         <w:lastRenderedPageBreak/>
         <w:t>Conclusiones y resultados</w:t>
       </w:r>
-      <w:bookmarkEnd w:id="2"/>
+      <w:bookmarkEnd w:id="5"/>
     </w:p>
     <w:p>
       <w:pPr>
@@ -4404,6 +4655,7 @@
           <w:b/>
           <w:bCs/>
           <w:noProof/>
+          <w:lang w:eastAsia="es-MX"/>
         </w:rPr>
         <w:drawing>
           <wp:inline distT="0" distB="0" distL="0" distR="0" wp14:anchorId="4063F97A" wp14:editId="5666961C">
@@ -4501,6 +4753,7 @@
           <w:b/>
           <w:bCs/>
           <w:noProof/>
+          <w:lang w:eastAsia="es-MX"/>
         </w:rPr>
         <w:drawing>
           <wp:inline distT="0" distB="0" distL="0" distR="0" wp14:anchorId="761C77C2" wp14:editId="4C7A26DE">
@@ -4553,15 +4806,7 @@
         <w:t xml:space="preserve">No realmente. </w:t>
       </w:r>
       <w:r>
-        <w:t xml:space="preserve">De </w:t>
-      </w:r>
-      <w:proofErr w:type="gramStart"/>
-      <w:r>
-        <w:t>hecho</w:t>
-      </w:r>
-      <w:proofErr w:type="gramEnd"/>
-      <w:r>
-        <w:t xml:space="preserve"> hay una correlación es </w:t>
+        <w:t xml:space="preserve">De hecho hay una correlación es </w:t>
       </w:r>
       <w:r>
         <w:rPr>
@@ -4601,11 +4846,11 @@
       <w:pPr>
         <w:pStyle w:val="Ttulo2"/>
       </w:pPr>
-      <w:bookmarkStart w:id="3" w:name="_Toc223370977"/>
+      <w:bookmarkStart w:id="6" w:name="_Toc224999474"/>
       <w:r>
         <w:t>Conclusión</w:t>
       </w:r>
-      <w:bookmarkEnd w:id="3"/>
+      <w:bookmarkEnd w:id="6"/>
     </w:p>
     <w:p>
       <w:r>
@@ -4619,12 +4864,11 @@
           <w:lang w:val="es-ES"/>
         </w:rPr>
       </w:pPr>
-      <w:bookmarkStart w:id="4" w:name="_Toc223370978"/>
+      <w:bookmarkStart w:id="7" w:name="_Toc224999475"/>
       <w:r>
         <w:rPr>
           <w:lang w:val="es-ES"/>
         </w:rPr>
-        <w:lastRenderedPageBreak/>
         <w:t xml:space="preserve">2.1.- </w:t>
       </w:r>
       <w:proofErr w:type="spellStart"/>
@@ -4683,7 +4927,7 @@
         </w:rPr>
         <w:t>) para un objetivo elegido.</w:t>
       </w:r>
-      <w:bookmarkEnd w:id="4"/>
+      <w:bookmarkEnd w:id="7"/>
     </w:p>
     <w:p>
       <w:pPr>
@@ -4694,7 +4938,7 @@
           <w:szCs w:val="32"/>
         </w:rPr>
       </w:pPr>
-      <w:bookmarkStart w:id="5" w:name="_Toc223370979"/>
+      <w:bookmarkStart w:id="8" w:name="_Toc224999476"/>
       <w:r>
         <w:rPr>
           <w:rStyle w:val="Ttulo1Car"/>
@@ -4748,6 +4992,7 @@
         <w:rPr>
           <w:rStyle w:val="Ttulo1Car"/>
         </w:rPr>
+        <w:lastRenderedPageBreak/>
         <w:t>dataset</w:t>
       </w:r>
       <w:proofErr w:type="spellEnd"/>
@@ -4757,7 +5002,7 @@
         </w:rPr>
         <w:t xml:space="preserve"> que haga una aproximación</w:t>
       </w:r>
-      <w:bookmarkEnd w:id="5"/>
+      <w:bookmarkEnd w:id="8"/>
       <w:r>
         <w:rPr>
           <w:rStyle w:val="Ttulo1Car"/>
@@ -4783,11 +5028,11 @@
           <w:szCs w:val="22"/>
         </w:rPr>
       </w:pPr>
-      <w:bookmarkStart w:id="6" w:name="_Toc223370980"/>
+      <w:bookmarkStart w:id="9" w:name="_Toc224999477"/>
       <w:r>
         <w:t>3.1.1 - Objetivo:</w:t>
       </w:r>
-      <w:bookmarkEnd w:id="6"/>
+      <w:bookmarkEnd w:id="9"/>
     </w:p>
     <w:p>
       <w:r>
@@ -4803,11 +5048,11 @@
           <w:szCs w:val="22"/>
         </w:rPr>
       </w:pPr>
-      <w:bookmarkStart w:id="7" w:name="_Toc223370981"/>
+      <w:bookmarkStart w:id="10" w:name="_Toc224999478"/>
       <w:r>
         <w:t>3.1.2 Exploración de los datos</w:t>
       </w:r>
-      <w:bookmarkEnd w:id="7"/>
+      <w:bookmarkEnd w:id="10"/>
     </w:p>
     <w:p>
       <w:pPr>
@@ -4840,6 +5085,7 @@
         <w:t>head(</w:t>
       </w:r>
       <w:proofErr w:type="spellStart"/>
+      <w:proofErr w:type="gramEnd"/>
       <w:r>
         <w:rPr>
           <w:rFonts w:ascii="Lucida Console" w:eastAsia="Lucida Console" w:hAnsi="Lucida Console" w:cs="Lucida Console"/>
@@ -4866,17 +5112,7 @@
           <w:sz w:val="20"/>
           <w:szCs w:val="20"/>
         </w:rPr>
-        <w:t xml:space="preserve">   </w:t>
-      </w:r>
-      <w:proofErr w:type="gramEnd"/>
-      <w:r>
-        <w:rPr>
-          <w:rFonts w:ascii="Lucida Console" w:eastAsia="Lucida Console" w:hAnsi="Lucida Console" w:cs="Lucida Console"/>
-          <w:color w:val="000000" w:themeColor="text1"/>
-          <w:sz w:val="20"/>
-          <w:szCs w:val="20"/>
-        </w:rPr>
-        <w:t xml:space="preserve">        </w:t>
+        <w:t xml:space="preserve">           </w:t>
       </w:r>
       <w:proofErr w:type="spellStart"/>
       <w:r>
@@ -5011,7 +5247,25 @@
           <w:sz w:val="22"/>
           <w:szCs w:val="22"/>
         </w:rPr>
-        <w:t xml:space="preserve"> refiere a ‘Urban </w:t>
+        <w:t xml:space="preserve"> refiere a ‘</w:t>
+      </w:r>
+      <w:proofErr w:type="spellStart"/>
+      <w:r>
+        <w:rPr>
+          <w:rFonts w:ascii="Calibri" w:eastAsia="Calibri" w:hAnsi="Calibri" w:cs="Calibri"/>
+          <w:sz w:val="22"/>
+          <w:szCs w:val="22"/>
+        </w:rPr>
+        <w:t>Urban</w:t>
+      </w:r>
+      <w:proofErr w:type="spellEnd"/>
+      <w:r>
+        <w:rPr>
+          <w:rFonts w:ascii="Calibri" w:eastAsia="Calibri" w:hAnsi="Calibri" w:cs="Calibri"/>
+          <w:sz w:val="22"/>
+          <w:szCs w:val="22"/>
+        </w:rPr>
+        <w:t xml:space="preserve"> </w:t>
       </w:r>
       <w:proofErr w:type="spellStart"/>
       <w:r>
@@ -5257,6 +5511,7 @@
       <w:r>
         <w:rPr>
           <w:noProof/>
+          <w:lang w:eastAsia="es-MX"/>
         </w:rPr>
         <w:drawing>
           <wp:anchor distT="0" distB="0" distL="114300" distR="114300" simplePos="0" relativeHeight="251658240" behindDoc="0" locked="0" layoutInCell="1" allowOverlap="1" wp14:anchorId="4F5DF3AB" wp14:editId="11D9FCD8">
@@ -5356,7 +5611,7 @@
           <w:szCs w:val="22"/>
         </w:rPr>
       </w:pPr>
-      <w:bookmarkStart w:id="8" w:name="_Toc223370982"/>
+      <w:bookmarkStart w:id="11" w:name="_Toc224999479"/>
       <w:r>
         <w:t xml:space="preserve">3.1.3 Corrección del </w:t>
       </w:r>
@@ -5368,7 +5623,7 @@
       <w:r>
         <w:t xml:space="preserve"> inicial</w:t>
       </w:r>
-      <w:bookmarkEnd w:id="8"/>
+      <w:bookmarkEnd w:id="11"/>
     </w:p>
     <w:p>
       <w:r>
@@ -5500,7 +5755,7 @@
       <w:pPr>
         <w:pStyle w:val="Ttulo3"/>
       </w:pPr>
-      <w:bookmarkStart w:id="9" w:name="_Toc223370983"/>
+      <w:bookmarkStart w:id="12" w:name="_Toc224999480"/>
       <w:r>
         <w:t xml:space="preserve">3.2 </w:t>
       </w:r>
@@ -5520,7 +5775,7 @@
       <w:r>
         <w:t xml:space="preserve"> inicial</w:t>
       </w:r>
-      <w:bookmarkEnd w:id="9"/>
+      <w:bookmarkEnd w:id="12"/>
     </w:p>
     <w:p>
       <w:r>
@@ -5730,7 +5985,6 @@
         <w:t xml:space="preserve"> &lt;- </w:t>
       </w:r>
       <w:proofErr w:type="spellStart"/>
-      <w:proofErr w:type="gramStart"/>
       <w:r>
         <w:rPr>
           <w:rFonts w:ascii="Lucida Console" w:eastAsia="Lucida Console" w:hAnsi="Lucida Console" w:cs="Lucida Console"/>
@@ -5751,7 +6005,6 @@
         <w:t>(</w:t>
       </w:r>
       <w:proofErr w:type="spellStart"/>
-      <w:proofErr w:type="gramEnd"/>
       <w:r>
         <w:rPr>
           <w:rFonts w:ascii="Lucida Console" w:eastAsia="Lucida Console" w:hAnsi="Lucida Console" w:cs="Lucida Console"/>
@@ -5796,6 +6049,7 @@
       <w:r>
         <w:rPr>
           <w:noProof/>
+          <w:lang w:eastAsia="es-MX"/>
         </w:rPr>
         <w:drawing>
           <wp:inline distT="0" distB="0" distL="0" distR="0" wp14:anchorId="30B50BE3" wp14:editId="5323C5CC">
@@ -5842,26 +6096,26 @@
     </w:p>
     <w:p>
       <w:r>
+        <w:t>Ahora, para acercarnos a nuestro objetivo de ‘</w:t>
+      </w:r>
+      <w:r>
+        <w:rPr>
+          <w:rFonts w:ascii="Aptos" w:eastAsia="Aptos" w:hAnsi="Aptos" w:cs="Aptos"/>
+        </w:rPr>
+        <w:t>Comparar estados altamente urbanos con alta criminalidad vs estados poco urbanos con baja criminalidad.’, vamos a hacer otra separación. Primero con los estados altamente urbanos y con alta criminalidad.</w:t>
+      </w:r>
+    </w:p>
+    <w:p>
+      <w:pPr>
+        <w:rPr>
+          <w:rFonts w:ascii="Aptos" w:eastAsia="Aptos" w:hAnsi="Aptos" w:cs="Aptos"/>
+        </w:rPr>
+      </w:pPr>
+      <w:r>
+        <w:rPr>
+          <w:rFonts w:ascii="Aptos" w:eastAsia="Aptos" w:hAnsi="Aptos" w:cs="Aptos"/>
+        </w:rPr>
         <w:lastRenderedPageBreak/>
-        <w:t>Ahora, para acercarnos a nuestro objetivo de ‘</w:t>
-      </w:r>
-      <w:r>
-        <w:rPr>
-          <w:rFonts w:ascii="Aptos" w:eastAsia="Aptos" w:hAnsi="Aptos" w:cs="Aptos"/>
-        </w:rPr>
-        <w:t>Comparar estados altamente urbanos con alta criminalidad vs estados poco urbanos con baja criminalidad.’, vamos a hacer otra separación. Primero con los estados altamente urbanos y con alta criminalidad.</w:t>
-      </w:r>
-    </w:p>
-    <w:p>
-      <w:pPr>
-        <w:rPr>
-          <w:rFonts w:ascii="Aptos" w:eastAsia="Aptos" w:hAnsi="Aptos" w:cs="Aptos"/>
-        </w:rPr>
-      </w:pPr>
-      <w:r>
-        <w:rPr>
-          <w:rFonts w:ascii="Aptos" w:eastAsia="Aptos" w:hAnsi="Aptos" w:cs="Aptos"/>
-        </w:rPr>
         <w:t xml:space="preserve">Pero para calificar nuevamente qué es </w:t>
       </w:r>
       <w:r>
@@ -5897,6 +6151,7 @@
       <w:r>
         <w:rPr>
           <w:noProof/>
+          <w:lang w:eastAsia="es-MX"/>
         </w:rPr>
         <w:drawing>
           <wp:inline distT="0" distB="0" distL="0" distR="0" wp14:anchorId="2150AD25" wp14:editId="4B01977B">
@@ -5939,6 +6194,7 @@
       <w:r>
         <w:rPr>
           <w:noProof/>
+          <w:lang w:eastAsia="es-MX"/>
         </w:rPr>
         <w:drawing>
           <wp:inline distT="0" distB="0" distL="0" distR="0" wp14:anchorId="0121BB23" wp14:editId="4110216D">
@@ -6036,21 +6292,14 @@
     </w:p>
     <w:p>
       <w:r>
-        <w:t xml:space="preserve">Y cualquier valor por encima </w:t>
-      </w:r>
-      <w:proofErr w:type="gramStart"/>
-      <w:r>
-        <w:t>de  esos</w:t>
-      </w:r>
-      <w:proofErr w:type="gramEnd"/>
-      <w:r>
-        <w:t xml:space="preserve"> en sus respectivas categorías lo vamos a considerar atípicamente ‘Alto’.</w:t>
+        <w:t>Y cualquier valor por encima de  esos en sus respectivas categorías lo vamos a considerar atípicamente ‘Alto’.</w:t>
       </w:r>
     </w:p>
     <w:p>
       <w:r>
         <w:rPr>
           <w:noProof/>
+          <w:lang w:eastAsia="es-MX"/>
         </w:rPr>
         <w:lastRenderedPageBreak/>
         <w:drawing>
@@ -6147,15 +6396,7 @@
     </w:p>
     <w:p>
       <w:r>
-        <w:t xml:space="preserve">Y cualquier valor por encima </w:t>
-      </w:r>
-      <w:proofErr w:type="gramStart"/>
-      <w:r>
-        <w:t>de  esos</w:t>
-      </w:r>
-      <w:proofErr w:type="gramEnd"/>
-      <w:r>
-        <w:t xml:space="preserve"> en sus respectivas categorías lo vamos a considerar atípicamente ‘Alto’.</w:t>
+        <w:t>Y cualquier valor por encima de  esos en sus respectivas categorías lo vamos a considerar atípicamente ‘Alto’.</w:t>
       </w:r>
     </w:p>
     <w:p>
@@ -6719,6 +6960,7 @@
       <w:r>
         <w:rPr>
           <w:noProof/>
+          <w:lang w:eastAsia="es-MX"/>
         </w:rPr>
         <w:drawing>
           <wp:anchor distT="0" distB="0" distL="114300" distR="114300" simplePos="0" relativeHeight="251661312" behindDoc="0" locked="0" layoutInCell="1" allowOverlap="1" wp14:anchorId="4A61C629" wp14:editId="28EAD81A">
@@ -6779,6 +7021,7 @@
       <w:r>
         <w:rPr>
           <w:noProof/>
+          <w:lang w:eastAsia="es-MX"/>
         </w:rPr>
         <w:drawing>
           <wp:anchor distT="0" distB="0" distL="114300" distR="114300" simplePos="0" relativeHeight="251662336" behindDoc="0" locked="0" layoutInCell="1" allowOverlap="1" wp14:anchorId="50581BFB" wp14:editId="2168FE66">
@@ -6945,6 +7188,7 @@
       <w:r>
         <w:rPr>
           <w:noProof/>
+          <w:lang w:eastAsia="es-MX"/>
         </w:rPr>
         <w:drawing>
           <wp:inline distT="0" distB="0" distL="0" distR="0" wp14:anchorId="4F09341D" wp14:editId="4CBE5197">
@@ -7082,15 +7326,7 @@
         <w:t>Sin embargo</w:t>
       </w:r>
       <w:r>
-        <w:t xml:space="preserve">, falla bastante en la </w:t>
-      </w:r>
-      <w:proofErr w:type="gramStart"/>
-      <w:r>
-        <w:t>tercer estadística</w:t>
-      </w:r>
-      <w:proofErr w:type="gramEnd"/>
-      <w:r>
-        <w:t xml:space="preserve"> con:</w:t>
+        <w:t>, falla bastante en la tercer estadística con:</w:t>
       </w:r>
       <w:r>
         <w:br/>
@@ -7155,7 +7391,7 @@
       <w:pPr>
         <w:pStyle w:val="Ttulo3"/>
       </w:pPr>
-      <w:bookmarkStart w:id="10" w:name="_Toc223370984"/>
+      <w:bookmarkStart w:id="13" w:name="_Toc224999481"/>
       <w:r>
         <w:t>3</w:t>
       </w:r>
@@ -7172,7 +7408,7 @@
       <w:r>
         <w:t>dataset</w:t>
       </w:r>
-      <w:bookmarkEnd w:id="10"/>
+      <w:bookmarkEnd w:id="13"/>
       <w:proofErr w:type="spellEnd"/>
     </w:p>
     <w:p>
@@ -7223,13 +7459,14 @@
       </w:r>
       <w:r>
         <w:br/>
+        <w:t xml:space="preserve">Por lo que vale la pena aceptar la interpretación de que esta estadística </w:t>
+      </w:r>
+      <w:r>
+        <w:t xml:space="preserve">de asesinatos </w:t>
       </w:r>
       <w:r>
         <w:lastRenderedPageBreak/>
-        <w:t xml:space="preserve">Por lo que vale la pena aceptar la interpretación de que esta estadística </w:t>
-      </w:r>
-      <w:r>
-        <w:t>de asesinatos en estados No-Urbanizados</w:t>
+        <w:t>en estados No-Urbanizados</w:t>
       </w:r>
       <w:r>
         <w:t xml:space="preserve"> está concentrada en casos específicos y no </w:t>
@@ -7302,8 +7539,8 @@
 </file>
 
 <file path=word/numbering.xml><?xml version="1.0" encoding="utf-8"?>
-<w:numbering xmlns:wpc="http://schemas.microsoft.com/office/word/2010/wordprocessingCanvas" xmlns:cx="http://schemas.microsoft.com/office/drawing/2014/chartex" xmlns:cx1="http://schemas.microsoft.com/office/drawing/2015/9/8/chartex" xmlns:cx2="http://schemas.microsoft.com/office/drawing/2015/10/21/chartex" xmlns:cx3="http://schemas.microsoft.com/office/drawing/2016/5/9/chartex" xmlns:cx4="http://schemas.microsoft.com/office/drawing/2016/5/10/chartex" xmlns:cx5="http://schemas.microsoft.com/office/drawing/2016/5/11/chartex" xmlns:cx6="http://schemas.microsoft.com/office/drawing/2016/5/12/chartex" xmlns:cx7="http://schemas.microsoft.com/office/drawing/2016/5/13/chartex" xmlns:cx8="http://schemas.microsoft.com/office/drawing/2016/5/14/chartex" xmlns:mc="http://schemas.openxmlformats.org/markup-compatibility/2006" xmlns:aink="http://schemas.microsoft.com/office/drawing/2016/ink" xmlns:am3d="http://schemas.microsoft.com/office/drawing/2017/model3d" xmlns:o="urn:schemas-microsoft-com:office:office" xmlns:oel="http://schemas.microsoft.com/office/2019/extlst" xmlns:r="http://schemas.openxmlformats.org/officeDocument/2006/relationships" xmlns:m="http://schemas.openxmlformats.org/officeDocument/2006/math" xmlns:v="urn:schemas-microsoft-com:vml" xmlns:wp14="http://schemas.microsoft.com/office/word/2010/wordprocessingDrawing" xmlns:wp="http://schemas.openxmlformats.org/drawingml/2006/wordprocessingDrawing" xmlns:w10="urn:schemas-microsoft-com:office:word" xmlns:w="http://schemas.openxmlformats.org/wordprocessingml/2006/main" xmlns:w14="http://schemas.microsoft.com/office/word/2010/wordml" xmlns:w15="http://schemas.microsoft.com/office/word/2012/wordml" xmlns:w16cex="http://schemas.microsoft.com/office/word/2018/wordml/cex" xmlns:w16cid="http://schemas.microsoft.com/office/word/2016/wordml/cid" xmlns:w16="http://schemas.microsoft.com/office/word/2018/wordml" xmlns:w16du="http://schemas.microsoft.com/office/word/2023/wordml/word16du" xmlns:w16sdtdh="http://schemas.microsoft.com/office/word/2020/wordml/sdtdatahash" xmlns:w16sdtfl="http://schemas.microsoft.com/office/word/2024/wordml/sdtformatlock" xmlns:w16se="http://schemas.microsoft.com/office/word/2015/wordml/symex" xmlns:wpg="http://schemas.microsoft.com/office/word/2010/wordprocessingGroup" xmlns:wpi="http://schemas.microsoft.com/office/word/2010/wordprocessingInk" xmlns:wne="http://schemas.microsoft.com/office/word/2006/wordml" xmlns:wps="http://schemas.microsoft.com/office/word/2010/wordprocessingShape" mc:Ignorable="w14 w15 w16se w16cid w16 w16cex w16sdtdh w16sdtfl w16du wp14">
-  <w:abstractNum w:abstractNumId="0" w15:restartNumberingAfterBreak="0">
+<w:numbering xmlns:wpc="http://schemas.microsoft.com/office/word/2010/wordprocessingCanvas" xmlns:mc="http://schemas.openxmlformats.org/markup-compatibility/2006" xmlns:o="urn:schemas-microsoft-com:office:office" xmlns:r="http://schemas.openxmlformats.org/officeDocument/2006/relationships" xmlns:m="http://schemas.openxmlformats.org/officeDocument/2006/math" xmlns:v="urn:schemas-microsoft-com:vml" xmlns:wp14="http://schemas.microsoft.com/office/word/2010/wordprocessingDrawing" xmlns:wp="http://schemas.openxmlformats.org/drawingml/2006/wordprocessingDrawing" xmlns:w10="urn:schemas-microsoft-com:office:word" xmlns:w="http://schemas.openxmlformats.org/wordprocessingml/2006/main" xmlns:w14="http://schemas.microsoft.com/office/word/2010/wordml" xmlns:w15="http://schemas.microsoft.com/office/word/2012/wordml" xmlns:wpg="http://schemas.microsoft.com/office/word/2010/wordprocessingGroup" xmlns:wpi="http://schemas.microsoft.com/office/word/2010/wordprocessingInk" xmlns:wne="http://schemas.microsoft.com/office/word/2006/wordml" xmlns:wps="http://schemas.microsoft.com/office/word/2010/wordprocessingShape" mc:Ignorable="w14 w15 wp14">
+  <w:abstractNum w:abstractNumId="0">
     <w:nsid w:val="0B1C32FC"/>
     <w:multiLevelType w:val="hybridMultilevel"/>
     <w:tmpl w:val="301639D8"/>
@@ -7416,7 +7653,7 @@
       </w:rPr>
     </w:lvl>
   </w:abstractNum>
-  <w:abstractNum w:abstractNumId="1" w15:restartNumberingAfterBreak="0">
+  <w:abstractNum w:abstractNumId="1">
     <w:nsid w:val="0FE02C2D"/>
     <w:multiLevelType w:val="hybridMultilevel"/>
     <w:tmpl w:val="50BCC15C"/>
@@ -7529,7 +7766,7 @@
       </w:rPr>
     </w:lvl>
   </w:abstractNum>
-  <w:abstractNum w:abstractNumId="2" w15:restartNumberingAfterBreak="0">
+  <w:abstractNum w:abstractNumId="2">
     <w:nsid w:val="11CE4B11"/>
     <w:multiLevelType w:val="hybridMultilevel"/>
     <w:tmpl w:val="2F505710"/>
@@ -7642,7 +7879,7 @@
       </w:rPr>
     </w:lvl>
   </w:abstractNum>
-  <w:abstractNum w:abstractNumId="3" w15:restartNumberingAfterBreak="0">
+  <w:abstractNum w:abstractNumId="3">
     <w:nsid w:val="1FCA494C"/>
     <w:multiLevelType w:val="hybridMultilevel"/>
     <w:tmpl w:val="01989052"/>
@@ -7755,7 +7992,7 @@
       </w:rPr>
     </w:lvl>
   </w:abstractNum>
-  <w:abstractNum w:abstractNumId="4" w15:restartNumberingAfterBreak="0">
+  <w:abstractNum w:abstractNumId="4">
     <w:nsid w:val="445D602E"/>
     <w:multiLevelType w:val="hybridMultilevel"/>
     <w:tmpl w:val="3B209608"/>
@@ -7868,7 +8105,7 @@
       </w:rPr>
     </w:lvl>
   </w:abstractNum>
-  <w:abstractNum w:abstractNumId="5" w15:restartNumberingAfterBreak="0">
+  <w:abstractNum w:abstractNumId="5">
     <w:nsid w:val="475D75FE"/>
     <w:multiLevelType w:val="hybridMultilevel"/>
     <w:tmpl w:val="A7DC2A88"/>
@@ -7981,7 +8218,7 @@
       </w:rPr>
     </w:lvl>
   </w:abstractNum>
-  <w:abstractNum w:abstractNumId="6" w15:restartNumberingAfterBreak="0">
+  <w:abstractNum w:abstractNumId="6">
     <w:nsid w:val="4DDB1CCD"/>
     <w:multiLevelType w:val="hybridMultilevel"/>
     <w:tmpl w:val="1F7C510C"/>
@@ -8094,7 +8331,7 @@
       </w:rPr>
     </w:lvl>
   </w:abstractNum>
-  <w:abstractNum w:abstractNumId="7" w15:restartNumberingAfterBreak="0">
+  <w:abstractNum w:abstractNumId="7">
     <w:nsid w:val="581C68C9"/>
     <w:multiLevelType w:val="hybridMultilevel"/>
     <w:tmpl w:val="59D0DB0A"/>
@@ -8207,7 +8444,7 @@
       </w:rPr>
     </w:lvl>
   </w:abstractNum>
-  <w:abstractNum w:abstractNumId="8" w15:restartNumberingAfterBreak="0">
+  <w:abstractNum w:abstractNumId="8">
     <w:nsid w:val="62657DE2"/>
     <w:multiLevelType w:val="hybridMultilevel"/>
     <w:tmpl w:val="49828C7C"/>
@@ -8320,7 +8557,7 @@
       </w:rPr>
     </w:lvl>
   </w:abstractNum>
-  <w:abstractNum w:abstractNumId="9" w15:restartNumberingAfterBreak="0">
+  <w:abstractNum w:abstractNumId="9">
     <w:nsid w:val="659E1CC5"/>
     <w:multiLevelType w:val="hybridMultilevel"/>
     <w:tmpl w:val="B02E8928"/>
@@ -8433,7 +8670,7 @@
       </w:rPr>
     </w:lvl>
   </w:abstractNum>
-  <w:abstractNum w:abstractNumId="10" w15:restartNumberingAfterBreak="0">
+  <w:abstractNum w:abstractNumId="10">
     <w:nsid w:val="6AA17384"/>
     <w:multiLevelType w:val="multilevel"/>
     <w:tmpl w:val="B9CC5E9E"/>
@@ -8582,7 +8819,7 @@
       </w:rPr>
     </w:lvl>
   </w:abstractNum>
-  <w:abstractNum w:abstractNumId="11" w15:restartNumberingAfterBreak="0">
+  <w:abstractNum w:abstractNumId="11">
     <w:nsid w:val="70F23B25"/>
     <w:multiLevelType w:val="hybridMultilevel"/>
     <w:tmpl w:val="7E00329E"/>
@@ -8695,7 +8932,7 @@
       </w:rPr>
     </w:lvl>
   </w:abstractNum>
-  <w:abstractNum w:abstractNumId="12" w15:restartNumberingAfterBreak="0">
+  <w:abstractNum w:abstractNumId="12">
     <w:nsid w:val="71005E1F"/>
     <w:multiLevelType w:val="hybridMultilevel"/>
     <w:tmpl w:val="2A80F456"/>
@@ -8783,7 +9020,7 @@
       </w:pPr>
     </w:lvl>
   </w:abstractNum>
-  <w:abstractNum w:abstractNumId="13" w15:restartNumberingAfterBreak="0">
+  <w:abstractNum w:abstractNumId="13">
     <w:nsid w:val="73CF2156"/>
     <w:multiLevelType w:val="hybridMultilevel"/>
     <w:tmpl w:val="55E6CB84"/>
@@ -8896,53 +9133,53 @@
       </w:rPr>
     </w:lvl>
   </w:abstractNum>
-  <w:num w:numId="1" w16cid:durableId="2091851873">
+  <w:num w:numId="1">
     <w:abstractNumId w:val="1"/>
   </w:num>
-  <w:num w:numId="2" w16cid:durableId="1067798024">
+  <w:num w:numId="2">
     <w:abstractNumId w:val="0"/>
   </w:num>
-  <w:num w:numId="3" w16cid:durableId="9646852">
+  <w:num w:numId="3">
     <w:abstractNumId w:val="3"/>
   </w:num>
-  <w:num w:numId="4" w16cid:durableId="1724787420">
+  <w:num w:numId="4">
     <w:abstractNumId w:val="13"/>
   </w:num>
-  <w:num w:numId="5" w16cid:durableId="961040457">
+  <w:num w:numId="5">
     <w:abstractNumId w:val="5"/>
   </w:num>
-  <w:num w:numId="6" w16cid:durableId="809057822">
+  <w:num w:numId="6">
     <w:abstractNumId w:val="6"/>
   </w:num>
-  <w:num w:numId="7" w16cid:durableId="954021543">
+  <w:num w:numId="7">
     <w:abstractNumId w:val="8"/>
   </w:num>
-  <w:num w:numId="8" w16cid:durableId="1162044590">
+  <w:num w:numId="8">
     <w:abstractNumId w:val="11"/>
   </w:num>
-  <w:num w:numId="9" w16cid:durableId="596836465">
+  <w:num w:numId="9">
     <w:abstractNumId w:val="10"/>
   </w:num>
-  <w:num w:numId="10" w16cid:durableId="1619751705">
+  <w:num w:numId="10">
     <w:abstractNumId w:val="4"/>
   </w:num>
-  <w:num w:numId="11" w16cid:durableId="306059462">
+  <w:num w:numId="11">
     <w:abstractNumId w:val="2"/>
   </w:num>
-  <w:num w:numId="12" w16cid:durableId="1086465018">
+  <w:num w:numId="12">
     <w:abstractNumId w:val="9"/>
   </w:num>
-  <w:num w:numId="13" w16cid:durableId="890774993">
+  <w:num w:numId="13">
     <w:abstractNumId w:val="12"/>
   </w:num>
-  <w:num w:numId="14" w16cid:durableId="1542402213">
+  <w:num w:numId="14">
     <w:abstractNumId w:val="7"/>
   </w:num>
 </w:numbering>
 </file>
 
 <file path=word/styles.xml><?xml version="1.0" encoding="utf-8"?>
-<w:styles xmlns:mc="http://schemas.openxmlformats.org/markup-compatibility/2006" xmlns:r="http://schemas.openxmlformats.org/officeDocument/2006/relationships" xmlns:w="http://schemas.openxmlformats.org/wordprocessingml/2006/main" xmlns:w14="http://schemas.microsoft.com/office/word/2010/wordml" xmlns:w15="http://schemas.microsoft.com/office/word/2012/wordml" xmlns:w16cex="http://schemas.microsoft.com/office/word/2018/wordml/cex" xmlns:w16cid="http://schemas.microsoft.com/office/word/2016/wordml/cid" xmlns:w16="http://schemas.microsoft.com/office/word/2018/wordml" xmlns:w16du="http://schemas.microsoft.com/office/word/2023/wordml/word16du" xmlns:w16sdtdh="http://schemas.microsoft.com/office/word/2020/wordml/sdtdatahash" xmlns:w16sdtfl="http://schemas.microsoft.com/office/word/2024/wordml/sdtformatlock" xmlns:w16se="http://schemas.microsoft.com/office/word/2015/wordml/symex" mc:Ignorable="w14 w15 w16se w16cid w16 w16cex w16sdtdh w16sdtfl w16du">
+<w:styles xmlns:mc="http://schemas.openxmlformats.org/markup-compatibility/2006" xmlns:r="http://schemas.openxmlformats.org/officeDocument/2006/relationships" xmlns:w="http://schemas.openxmlformats.org/wordprocessingml/2006/main" xmlns:w14="http://schemas.microsoft.com/office/word/2010/wordml" xmlns:w15="http://schemas.microsoft.com/office/word/2012/wordml" mc:Ignorable="w14 w15">
   <w:docDefaults>
     <w:rPrDefault>
       <w:rPr>
@@ -8960,7 +9197,7 @@
       </w:pPr>
     </w:pPrDefault>
   </w:docDefaults>
-  <w:latentStyles w:defLockedState="0" w:defUIPriority="99" w:defSemiHidden="0" w:defUnhideWhenUsed="0" w:defQFormat="0" w:count="376">
+  <w:latentStyles w:defLockedState="0" w:defUIPriority="99" w:defSemiHidden="0" w:defUnhideWhenUsed="0" w:defQFormat="0" w:count="371">
     <w:lsdException w:name="Normal" w:uiPriority="0" w:qFormat="1"/>
     <w:lsdException w:name="heading 1" w:uiPriority="9" w:qFormat="1"/>
     <w:lsdException w:name="heading 2" w:semiHidden="1" w:uiPriority="9" w:unhideWhenUsed="1" w:qFormat="1"/>
@@ -9332,11 +9569,6 @@
     <w:lsdException w:name="List Table 5 Dark Accent 6" w:uiPriority="50"/>
     <w:lsdException w:name="List Table 6 Colorful Accent 6" w:uiPriority="51"/>
     <w:lsdException w:name="List Table 7 Colorful Accent 6" w:uiPriority="52"/>
-    <w:lsdException w:name="Mention" w:semiHidden="1" w:unhideWhenUsed="1"/>
-    <w:lsdException w:name="Smart Hyperlink" w:semiHidden="1" w:unhideWhenUsed="1"/>
-    <w:lsdException w:name="Hashtag" w:semiHidden="1" w:unhideWhenUsed="1"/>
-    <w:lsdException w:name="Unresolved Mention" w:semiHidden="1" w:unhideWhenUsed="1"/>
-    <w:lsdException w:name="Smart Link" w:semiHidden="1" w:unhideWhenUsed="1"/>
   </w:latentStyles>
   <w:style w:type="paragraph" w:default="1" w:styleId="Normal">
     <w:name w:val="Normal"/>
@@ -9698,11 +9930,11 @@
       <w:lang w:val="es-MX"/>
     </w:rPr>
   </w:style>
-  <w:style w:type="paragraph" w:styleId="Ttulo">
+  <w:style w:type="paragraph" w:styleId="Puesto">
     <w:name w:val="Title"/>
     <w:basedOn w:val="Normal"/>
     <w:next w:val="Normal"/>
-    <w:link w:val="TtuloCar"/>
+    <w:link w:val="PuestoCar"/>
     <w:uiPriority w:val="10"/>
     <w:qFormat/>
     <w:rsid w:val="00ED56A2"/>
@@ -9718,10 +9950,10 @@
       <w:szCs w:val="56"/>
     </w:rPr>
   </w:style>
-  <w:style w:type="character" w:customStyle="1" w:styleId="TtuloCar">
-    <w:name w:val="Título Car"/>
+  <w:style w:type="character" w:customStyle="1" w:styleId="PuestoCar">
+    <w:name w:val="Puesto Car"/>
     <w:basedOn w:val="Fuentedeprrafopredeter"/>
-    <w:link w:val="Ttulo"/>
+    <w:link w:val="Puesto"/>
     <w:uiPriority w:val="10"/>
     <w:rsid w:val="00ED56A2"/>
     <w:rPr>
@@ -9886,6 +10118,7 @@
       <w:lang w:val="es-US" w:eastAsia="es-ES"/>
     </w:rPr>
     <w:tblPr>
+      <w:tblInd w:w="0" w:type="dxa"/>
       <w:tblBorders>
         <w:top w:val="single" w:sz="4" w:space="0" w:color="000000" w:themeColor="text1"/>
         <w:left w:val="single" w:sz="4" w:space="0" w:color="000000" w:themeColor="text1"/>
@@ -9894,6 +10127,12 @@
         <w:insideH w:val="single" w:sz="4" w:space="0" w:color="000000" w:themeColor="text1"/>
         <w:insideV w:val="single" w:sz="4" w:space="0" w:color="000000" w:themeColor="text1"/>
       </w:tblBorders>
+      <w:tblCellMar>
+        <w:top w:w="0" w:type="dxa"/>
+        <w:left w:w="108" w:type="dxa"/>
+        <w:bottom w:w="0" w:type="dxa"/>
+        <w:right w:w="108" w:type="dxa"/>
+      </w:tblCellMar>
     </w:tblPr>
   </w:style>
   <w:style w:type="paragraph" w:styleId="NormalWeb">
@@ -9907,7 +10146,7 @@
       <w:rFonts w:ascii="Times New Roman" w:hAnsi="Times New Roman" w:cs="Times New Roman"/>
     </w:rPr>
   </w:style>
-  <w:style w:type="paragraph" w:styleId="TtuloTDC">
+  <w:style w:type="paragraph" w:styleId="TtulodeTDC">
     <w:name w:val="TOC Heading"/>
     <w:basedOn w:val="Ttulo1"/>
     <w:next w:val="Normal"/>
@@ -10279,7 +10518,7 @@
 </file>
 
 <file path=customXml/itemProps1.xml><?xml version="1.0" encoding="utf-8"?>
-<ds:datastoreItem xmlns:ds="http://schemas.openxmlformats.org/officeDocument/2006/customXml" ds:itemID="{7A2A7403-C16F-4818-ABD4-3C31FC12CFDE}">
+<ds:datastoreItem xmlns:ds="http://schemas.openxmlformats.org/officeDocument/2006/customXml" ds:itemID="{CF502812-F4AD-4BEF-BB24-FACCCC02F41B}">
   <ds:schemaRefs>
     <ds:schemaRef ds:uri="http://schemas.openxmlformats.org/officeDocument/2006/bibliography"/>
   </ds:schemaRefs>

--- a/Minería de datos/Practica 1/Práctica 1.docx
+++ b/Minería de datos/Practica 1/Práctica 1.docx
@@ -985,7 +985,7 @@
           <w:r>
             <w:fldChar w:fldCharType="separate"/>
           </w:r>
-          <w:hyperlink w:anchor="_Toc225049440" w:history="1">
+          <w:hyperlink w:anchor="_Toc225078486" w:history="1">
             <w:r>
               <w:rPr>
                 <w:rStyle w:val="Hipervnculo"/>
@@ -1012,7 +1012,7 @@
                 <w:noProof/>
                 <w:webHidden/>
               </w:rPr>
-              <w:instrText xml:space="preserve"> PAGEREF _Toc225049440 \h </w:instrText>
+              <w:instrText xml:space="preserve"> PAGEREF _Toc225078486 \h </w:instrText>
             </w:r>
             <w:r>
               <w:rPr>
@@ -1055,7 +1055,7 @@
               <w:lang w:eastAsia="es-MX"/>
             </w:rPr>
           </w:pPr>
-          <w:hyperlink w:anchor="_Toc225049441" w:history="1">
+          <w:hyperlink w:anchor="_Toc225078487" w:history="1">
             <w:r>
               <w:rPr>
                 <w:rStyle w:val="Hipervnculo"/>
@@ -1082,7 +1082,7 @@
                 <w:noProof/>
                 <w:webHidden/>
               </w:rPr>
-              <w:instrText xml:space="preserve"> PAGEREF _Toc225049441 \h </w:instrText>
+              <w:instrText xml:space="preserve"> PAGEREF _Toc225078487 \h </w:instrText>
             </w:r>
             <w:r>
               <w:rPr>
@@ -1125,7 +1125,7 @@
               <w:lang w:eastAsia="es-MX"/>
             </w:rPr>
           </w:pPr>
-          <w:hyperlink w:anchor="_Toc225049442" w:history="1">
+          <w:hyperlink w:anchor="_Toc225078488" w:history="1">
             <w:r>
               <w:rPr>
                 <w:rStyle w:val="Hipervnculo"/>
@@ -1152,7 +1152,7 @@
                 <w:noProof/>
                 <w:webHidden/>
               </w:rPr>
-              <w:instrText xml:space="preserve"> PAGEREF _Toc225049442 \h </w:instrText>
+              <w:instrText xml:space="preserve"> PAGEREF _Toc225078488 \h </w:instrText>
             </w:r>
             <w:r>
               <w:rPr>
@@ -1195,7 +1195,7 @@
               <w:lang w:eastAsia="es-MX"/>
             </w:rPr>
           </w:pPr>
-          <w:hyperlink w:anchor="_Toc225049443" w:history="1">
+          <w:hyperlink w:anchor="_Toc225078489" w:history="1">
             <w:r>
               <w:rPr>
                 <w:rStyle w:val="Hipervnculo"/>
@@ -1222,7 +1222,7 @@
                 <w:noProof/>
                 <w:webHidden/>
               </w:rPr>
-              <w:instrText xml:space="preserve"> PAGEREF _Toc225049443 \h </w:instrText>
+              <w:instrText xml:space="preserve"> PAGEREF _Toc225078489 \h </w:instrText>
             </w:r>
             <w:r>
               <w:rPr>
@@ -1265,7 +1265,7 @@
               <w:lang w:eastAsia="es-MX"/>
             </w:rPr>
           </w:pPr>
-          <w:hyperlink w:anchor="_Toc225049444" w:history="1">
+          <w:hyperlink w:anchor="_Toc225078490" w:history="1">
             <w:r>
               <w:rPr>
                 <w:rStyle w:val="Hipervnculo"/>
@@ -1292,7 +1292,7 @@
                 <w:noProof/>
                 <w:webHidden/>
               </w:rPr>
-              <w:instrText xml:space="preserve"> PAGEREF _Toc225049444 \h </w:instrText>
+              <w:instrText xml:space="preserve"> PAGEREF _Toc225078490 \h </w:instrText>
             </w:r>
             <w:r>
               <w:rPr>
@@ -1335,7 +1335,7 @@
               <w:lang w:eastAsia="es-MX"/>
             </w:rPr>
           </w:pPr>
-          <w:hyperlink w:anchor="_Toc225049445" w:history="1">
+          <w:hyperlink w:anchor="_Toc225078491" w:history="1">
             <w:r>
               <w:rPr>
                 <w:rStyle w:val="Hipervnculo"/>
@@ -1362,7 +1362,7 @@
                 <w:noProof/>
                 <w:webHidden/>
               </w:rPr>
-              <w:instrText xml:space="preserve"> PAGEREF _Toc225049445 \h </w:instrText>
+              <w:instrText xml:space="preserve"> PAGEREF _Toc225078491 \h </w:instrText>
             </w:r>
             <w:r>
               <w:rPr>
@@ -1405,7 +1405,7 @@
               <w:lang w:eastAsia="es-MX"/>
             </w:rPr>
           </w:pPr>
-          <w:hyperlink w:anchor="_Toc225049446" w:history="1">
+          <w:hyperlink w:anchor="_Toc225078492" w:history="1">
             <w:r>
               <w:rPr>
                 <w:rStyle w:val="Hipervnculo"/>
@@ -1432,7 +1432,7 @@
                 <w:noProof/>
                 <w:webHidden/>
               </w:rPr>
-              <w:instrText xml:space="preserve"> PAGEREF _Toc225049446 \h </w:instrText>
+              <w:instrText xml:space="preserve"> PAGEREF _Toc225078492 \h </w:instrText>
             </w:r>
             <w:r>
               <w:rPr>
@@ -1475,7 +1475,7 @@
               <w:lang w:eastAsia="es-MX"/>
             </w:rPr>
           </w:pPr>
-          <w:hyperlink w:anchor="_Toc225049447" w:history="1">
+          <w:hyperlink w:anchor="_Toc225078493" w:history="1">
             <w:r>
               <w:rPr>
                 <w:rStyle w:val="Hipervnculo"/>
@@ -1502,7 +1502,7 @@
                 <w:noProof/>
                 <w:webHidden/>
               </w:rPr>
-              <w:instrText xml:space="preserve"> PAGEREF _Toc225049447 \h </w:instrText>
+              <w:instrText xml:space="preserve"> PAGEREF _Toc225078493 \h </w:instrText>
             </w:r>
             <w:r>
               <w:rPr>
@@ -1545,7 +1545,7 @@
               <w:lang w:eastAsia="es-MX"/>
             </w:rPr>
           </w:pPr>
-          <w:hyperlink w:anchor="_Toc225049448" w:history="1">
+          <w:hyperlink w:anchor="_Toc225078494" w:history="1">
             <w:r>
               <w:rPr>
                 <w:rStyle w:val="Hipervnculo"/>
@@ -1572,7 +1572,7 @@
                 <w:noProof/>
                 <w:webHidden/>
               </w:rPr>
-              <w:instrText xml:space="preserve"> PAGEREF _Toc225049448 \h </w:instrText>
+              <w:instrText xml:space="preserve"> PAGEREF _Toc225078494 \h </w:instrText>
             </w:r>
             <w:r>
               <w:rPr>
@@ -1615,7 +1615,7 @@
               <w:lang w:eastAsia="es-MX"/>
             </w:rPr>
           </w:pPr>
-          <w:hyperlink w:anchor="_Toc225049449" w:history="1">
+          <w:hyperlink w:anchor="_Toc225078495" w:history="1">
             <w:r>
               <w:rPr>
                 <w:rStyle w:val="Hipervnculo"/>
@@ -1642,7 +1642,7 @@
                 <w:noProof/>
                 <w:webHidden/>
               </w:rPr>
-              <w:instrText xml:space="preserve"> PAGEREF _Toc225049449 \h </w:instrText>
+              <w:instrText xml:space="preserve"> PAGEREF _Toc225078495 \h </w:instrText>
             </w:r>
             <w:r>
               <w:rPr>
@@ -1685,7 +1685,7 @@
               <w:lang w:eastAsia="es-MX"/>
             </w:rPr>
           </w:pPr>
-          <w:hyperlink w:anchor="_Toc225049450" w:history="1">
+          <w:hyperlink w:anchor="_Toc225078496" w:history="1">
             <w:r>
               <w:rPr>
                 <w:rStyle w:val="Hipervnculo"/>
@@ -1712,7 +1712,7 @@
                 <w:noProof/>
                 <w:webHidden/>
               </w:rPr>
-              <w:instrText xml:space="preserve"> PAGEREF _Toc225049450 \h </w:instrText>
+              <w:instrText xml:space="preserve"> PAGEREF _Toc225078496 \h </w:instrText>
             </w:r>
             <w:r>
               <w:rPr>
@@ -1755,7 +1755,7 @@
               <w:lang w:eastAsia="es-MX"/>
             </w:rPr>
           </w:pPr>
-          <w:hyperlink w:anchor="_Toc225049451" w:history="1">
+          <w:hyperlink w:anchor="_Toc225078497" w:history="1">
             <w:r>
               <w:rPr>
                 <w:rStyle w:val="Hipervnculo"/>
@@ -1782,7 +1782,7 @@
                 <w:noProof/>
                 <w:webHidden/>
               </w:rPr>
-              <w:instrText xml:space="preserve"> PAGEREF _Toc225049451 \h </w:instrText>
+              <w:instrText xml:space="preserve"> PAGEREF _Toc225078497 \h </w:instrText>
             </w:r>
             <w:r>
               <w:rPr>
@@ -1825,7 +1825,7 @@
               <w:lang w:eastAsia="es-MX"/>
             </w:rPr>
           </w:pPr>
-          <w:hyperlink w:anchor="_Toc225049452" w:history="1">
+          <w:hyperlink w:anchor="_Toc225078498" w:history="1">
             <w:r>
               <w:rPr>
                 <w:rStyle w:val="Hipervnculo"/>
@@ -1852,7 +1852,7 @@
                 <w:noProof/>
                 <w:webHidden/>
               </w:rPr>
-              <w:instrText xml:space="preserve"> PAGEREF _Toc225049452 \h </w:instrText>
+              <w:instrText xml:space="preserve"> PAGEREF _Toc225078498 \h </w:instrText>
             </w:r>
             <w:r>
               <w:rPr>
@@ -1895,7 +1895,7 @@
               <w:lang w:eastAsia="es-MX"/>
             </w:rPr>
           </w:pPr>
-          <w:hyperlink w:anchor="_Toc225049453" w:history="1">
+          <w:hyperlink w:anchor="_Toc225078499" w:history="1">
             <w:r>
               <w:rPr>
                 <w:rStyle w:val="Hipervnculo"/>
@@ -1922,7 +1922,7 @@
                 <w:noProof/>
                 <w:webHidden/>
               </w:rPr>
-              <w:instrText xml:space="preserve"> PAGEREF _Toc225049453 \h </w:instrText>
+              <w:instrText xml:space="preserve"> PAGEREF _Toc225078499 \h </w:instrText>
             </w:r>
             <w:r>
               <w:rPr>
@@ -1965,7 +1965,7 @@
               <w:lang w:eastAsia="es-MX"/>
             </w:rPr>
           </w:pPr>
-          <w:hyperlink w:anchor="_Toc225049454" w:history="1">
+          <w:hyperlink w:anchor="_Toc225078500" w:history="1">
             <w:r>
               <w:rPr>
                 <w:rStyle w:val="Hipervnculo"/>
@@ -1992,7 +1992,7 @@
                 <w:noProof/>
                 <w:webHidden/>
               </w:rPr>
-              <w:instrText xml:space="preserve"> PAGEREF _Toc225049454 \h </w:instrText>
+              <w:instrText xml:space="preserve"> PAGEREF _Toc225078500 \h </w:instrText>
             </w:r>
             <w:r>
               <w:rPr>
@@ -2035,7 +2035,7 @@
               <w:lang w:eastAsia="es-MX"/>
             </w:rPr>
           </w:pPr>
-          <w:hyperlink w:anchor="_Toc225049455" w:history="1">
+          <w:hyperlink w:anchor="_Toc225078501" w:history="1">
             <w:r>
               <w:rPr>
                 <w:rStyle w:val="Hipervnculo"/>
@@ -2062,7 +2062,7 @@
                 <w:noProof/>
                 <w:webHidden/>
               </w:rPr>
-              <w:instrText xml:space="preserve"> PAGEREF _Toc225049455 \h </w:instrText>
+              <w:instrText xml:space="preserve"> PAGEREF _Toc225078501 \h </w:instrText>
             </w:r>
             <w:r>
               <w:rPr>
@@ -2105,7 +2105,7 @@
               <w:lang w:eastAsia="es-MX"/>
             </w:rPr>
           </w:pPr>
-          <w:hyperlink w:anchor="_Toc225049456" w:history="1">
+          <w:hyperlink w:anchor="_Toc225078502" w:history="1">
             <w:r>
               <w:rPr>
                 <w:rStyle w:val="Hipervnculo"/>
@@ -2132,7 +2132,7 @@
                 <w:noProof/>
                 <w:webHidden/>
               </w:rPr>
-              <w:instrText xml:space="preserve"> PAGEREF _Toc225049456 \h </w:instrText>
+              <w:instrText xml:space="preserve"> PAGEREF _Toc225078502 \h </w:instrText>
             </w:r>
             <w:r>
               <w:rPr>
@@ -2175,7 +2175,7 @@
               <w:lang w:eastAsia="es-MX"/>
             </w:rPr>
           </w:pPr>
-          <w:hyperlink w:anchor="_Toc225049457" w:history="1">
+          <w:hyperlink w:anchor="_Toc225078503" w:history="1">
             <w:r>
               <w:rPr>
                 <w:rStyle w:val="Hipervnculo"/>
@@ -2202,7 +2202,7 @@
                 <w:noProof/>
                 <w:webHidden/>
               </w:rPr>
-              <w:instrText xml:space="preserve"> PAGEREF _Toc225049457 \h </w:instrText>
+              <w:instrText xml:space="preserve"> PAGEREF _Toc225078503 \h </w:instrText>
             </w:r>
             <w:r>
               <w:rPr>
@@ -2245,7 +2245,7 @@
               <w:lang w:eastAsia="es-MX"/>
             </w:rPr>
           </w:pPr>
-          <w:hyperlink w:anchor="_Toc225049458" w:history="1">
+          <w:hyperlink w:anchor="_Toc225078504" w:history="1">
             <w:r>
               <w:rPr>
                 <w:rStyle w:val="Hipervnculo"/>
@@ -2272,7 +2272,7 @@
                 <w:noProof/>
                 <w:webHidden/>
               </w:rPr>
-              <w:instrText xml:space="preserve"> PAGEREF _Toc225049458 \h </w:instrText>
+              <w:instrText xml:space="preserve"> PAGEREF _Toc225078504 \h </w:instrText>
             </w:r>
             <w:r>
               <w:rPr>
@@ -2315,7 +2315,7 @@
               <w:lang w:eastAsia="es-MX"/>
             </w:rPr>
           </w:pPr>
-          <w:hyperlink w:anchor="_Toc225049459" w:history="1">
+          <w:hyperlink w:anchor="_Toc225078505" w:history="1">
             <w:r>
               <w:rPr>
                 <w:rStyle w:val="Hipervnculo"/>
@@ -2342,7 +2342,7 @@
                 <w:noProof/>
                 <w:webHidden/>
               </w:rPr>
-              <w:instrText xml:space="preserve"> PAGEREF _Toc225049459 \h </w:instrText>
+              <w:instrText xml:space="preserve"> PAGEREF _Toc225078505 \h </w:instrText>
             </w:r>
             <w:r>
               <w:rPr>
@@ -2385,7 +2385,7 @@
               <w:lang w:eastAsia="es-MX"/>
             </w:rPr>
           </w:pPr>
-          <w:hyperlink w:anchor="_Toc225049460" w:history="1">
+          <w:hyperlink w:anchor="_Toc225078506" w:history="1">
             <w:r>
               <w:rPr>
                 <w:rStyle w:val="Hipervnculo"/>
@@ -2412,7 +2412,7 @@
                 <w:noProof/>
                 <w:webHidden/>
               </w:rPr>
-              <w:instrText xml:space="preserve"> PAGEREF _Toc225049460 \h </w:instrText>
+              <w:instrText xml:space="preserve"> PAGEREF _Toc225078506 \h </w:instrText>
             </w:r>
             <w:r>
               <w:rPr>
@@ -2455,13 +2455,27 @@
               <w:lang w:eastAsia="es-MX"/>
             </w:rPr>
           </w:pPr>
-          <w:hyperlink w:anchor="_Toc225049461" w:history="1">
+          <w:hyperlink w:anchor="_Toc225078507" w:history="1">
             <w:r>
               <w:rPr>
                 <w:rStyle w:val="Hipervnculo"/>
                 <w:noProof/>
               </w:rPr>
-              <w:t>Conclusión del análisis de resultados (Actividad 3)</w:t>
+              <w:t>Conclusión del a</w:t>
+            </w:r>
+            <w:r>
+              <w:rPr>
+                <w:rStyle w:val="Hipervnculo"/>
+                <w:noProof/>
+              </w:rPr>
+              <w:t>n</w:t>
+            </w:r>
+            <w:r>
+              <w:rPr>
+                <w:rStyle w:val="Hipervnculo"/>
+                <w:noProof/>
+              </w:rPr>
+              <w:t>álisis de resultados (Actividad 3)</w:t>
             </w:r>
             <w:r>
               <w:rPr>
@@ -2482,7 +2496,7 @@
                 <w:noProof/>
                 <w:webHidden/>
               </w:rPr>
-              <w:instrText xml:space="preserve"> PAGEREF _Toc225049461 \h </w:instrText>
+              <w:instrText xml:space="preserve"> PAGEREF _Toc225078507 \h </w:instrText>
             </w:r>
             <w:r>
               <w:rPr>
@@ -2525,7 +2539,7 @@
               <w:lang w:eastAsia="es-MX"/>
             </w:rPr>
           </w:pPr>
-          <w:hyperlink w:anchor="_Toc225049462" w:history="1">
+          <w:hyperlink w:anchor="_Toc225078508" w:history="1">
             <w:r>
               <w:rPr>
                 <w:rStyle w:val="Hipervnculo"/>
@@ -2552,7 +2566,7 @@
                 <w:noProof/>
                 <w:webHidden/>
               </w:rPr>
-              <w:instrText xml:space="preserve"> PAGEREF _Toc225049462 \h </w:instrText>
+              <w:instrText xml:space="preserve"> PAGEREF _Toc225078508 \h </w:instrText>
             </w:r>
             <w:r>
               <w:rPr>
@@ -2595,7 +2609,7 @@
               <w:lang w:eastAsia="es-MX"/>
             </w:rPr>
           </w:pPr>
-          <w:hyperlink w:anchor="_Toc225049463" w:history="1">
+          <w:hyperlink w:anchor="_Toc225078509" w:history="1">
             <w:r>
               <w:rPr>
                 <w:rStyle w:val="Hipervnculo"/>
@@ -2622,7 +2636,7 @@
                 <w:noProof/>
                 <w:webHidden/>
               </w:rPr>
-              <w:instrText xml:space="preserve"> PAGEREF _Toc225049463 \h </w:instrText>
+              <w:instrText xml:space="preserve"> PAGEREF _Toc225078509 \h </w:instrText>
             </w:r>
             <w:r>
               <w:rPr>
@@ -2668,7 +2682,7 @@
       <w:pPr>
         <w:pStyle w:val="Ttulo1"/>
       </w:pPr>
-      <w:bookmarkStart w:id="0" w:name="_Toc225049440"/>
+      <w:bookmarkStart w:id="0" w:name="_Toc225078486"/>
       <w:r>
         <w:lastRenderedPageBreak/>
         <w:t>O</w:t>
@@ -2687,7 +2701,7 @@
       <w:pPr>
         <w:pStyle w:val="Ttulo1"/>
       </w:pPr>
-      <w:bookmarkStart w:id="1" w:name="_Toc225049441"/>
+      <w:bookmarkStart w:id="1" w:name="_Toc225078487"/>
       <w:r>
         <w:t>Marco teórico</w:t>
       </w:r>
@@ -2697,7 +2711,7 @@
       <w:pPr>
         <w:pStyle w:val="Ttulo2"/>
       </w:pPr>
-      <w:bookmarkStart w:id="2" w:name="_Toc225049442"/>
+      <w:bookmarkStart w:id="2" w:name="_Toc225078488"/>
       <w:r>
         <w:t>Tratamiento de datos</w:t>
       </w:r>
@@ -2742,7 +2756,7 @@
       <w:r>
         <w:t xml:space="preserve"> </w:t>
       </w:r>
-      <w:bookmarkStart w:id="3" w:name="_Toc225049443"/>
+      <w:bookmarkStart w:id="3" w:name="_Toc225078489"/>
       <w:r>
         <w:t>Eliminación de instancias repetidas</w:t>
       </w:r>
@@ -2830,7 +2844,7 @@
       <w:pPr>
         <w:pStyle w:val="Ttulo2"/>
       </w:pPr>
-      <w:bookmarkStart w:id="4" w:name="_Toc225049444"/>
+      <w:bookmarkStart w:id="4" w:name="_Toc225078490"/>
       <w:r>
         <w:t>Eliminación de instancias incompletas</w:t>
       </w:r>
@@ -2931,7 +2945,7 @@
       <w:pPr>
         <w:pStyle w:val="Ttulo2"/>
       </w:pPr>
-      <w:bookmarkStart w:id="5" w:name="_Toc225049445"/>
+      <w:bookmarkStart w:id="5" w:name="_Toc225078491"/>
       <w:r>
         <w:t>Eliminación de datos correlacionados entre sí</w:t>
       </w:r>
@@ -3046,7 +3060,7 @@
       <w:r>
         <w:t xml:space="preserve"> </w:t>
       </w:r>
-      <w:bookmarkStart w:id="6" w:name="_Toc225049446"/>
+      <w:bookmarkStart w:id="6" w:name="_Toc225078492"/>
       <w:r>
         <w:t>Proyección de datos incompletos</w:t>
       </w:r>
@@ -3080,7 +3094,7 @@
       <w:r>
         <w:t xml:space="preserve"> </w:t>
       </w:r>
-      <w:bookmarkStart w:id="7" w:name="_Toc225049447"/>
+      <w:bookmarkStart w:id="7" w:name="_Toc225078493"/>
       <w:r>
         <w:t>Escalado de datos</w:t>
       </w:r>
@@ -3112,7 +3126,7 @@
       <w:r>
         <w:t xml:space="preserve"> </w:t>
       </w:r>
-      <w:bookmarkStart w:id="8" w:name="_Toc225049448"/>
+      <w:bookmarkStart w:id="8" w:name="_Toc225078494"/>
       <w:r>
         <w:t>Escalado con Estadístico Z (Estandarización)</w:t>
       </w:r>
@@ -3224,7 +3238,7 @@
       <w:r>
         <w:t xml:space="preserve"> </w:t>
       </w:r>
-      <w:bookmarkStart w:id="9" w:name="_Toc225049449"/>
+      <w:bookmarkStart w:id="9" w:name="_Toc225078495"/>
       <w:r>
         <w:t>Escalado con Línea Recta (Normalización Min-Max)</w:t>
       </w:r>
@@ -3260,7 +3274,7 @@
       <w:pPr>
         <w:pStyle w:val="Ttulo2"/>
       </w:pPr>
-      <w:bookmarkStart w:id="10" w:name="_Toc225049450"/>
+      <w:bookmarkStart w:id="10" w:name="_Toc225078496"/>
       <w:r>
         <w:lastRenderedPageBreak/>
         <w:t>Paquetes de R utilizados</w:t>
@@ -3359,7 +3373,7 @@
       <w:pPr>
         <w:pStyle w:val="Ttulo1"/>
       </w:pPr>
-      <w:bookmarkStart w:id="11" w:name="_Toc225049451"/>
+      <w:bookmarkStart w:id="11" w:name="_Toc225078497"/>
       <w:r>
         <w:t>Desarrollo</w:t>
       </w:r>
@@ -3369,7 +3383,7 @@
       <w:pPr>
         <w:pStyle w:val="Ttulo2"/>
       </w:pPr>
-      <w:bookmarkStart w:id="12" w:name="_Toc225049452"/>
+      <w:bookmarkStart w:id="12" w:name="_Toc225078498"/>
       <w:r>
         <w:t>Actividad 1: Indicadores del World Bank Open Data</w:t>
       </w:r>
@@ -3623,7 +3637,7 @@
       <w:pPr>
         <w:pStyle w:val="Ttulo2"/>
       </w:pPr>
-      <w:bookmarkStart w:id="13" w:name="_Toc225049453"/>
+      <w:bookmarkStart w:id="13" w:name="_Toc225078499"/>
       <w:r>
         <w:t xml:space="preserve">Actividad 2: </w:t>
       </w:r>
@@ -4121,7 +4135,7 @@
       <w:pPr>
         <w:pStyle w:val="Ttulo2"/>
       </w:pPr>
-      <w:bookmarkStart w:id="14" w:name="_Toc225049454"/>
+      <w:bookmarkStart w:id="14" w:name="_Toc225078500"/>
       <w:r>
         <w:t>Actividad 3: Análisis de Criminalidad y Urbanización en Estados Unidos (</w:t>
       </w:r>
@@ -4430,7 +4444,7 @@
       <w:pPr>
         <w:pStyle w:val="Ttulo1"/>
       </w:pPr>
-      <w:bookmarkStart w:id="15" w:name="_Toc225049455"/>
+      <w:bookmarkStart w:id="15" w:name="_Toc225078501"/>
       <w:r>
         <w:t>Cálculos y resultados</w:t>
       </w:r>
@@ -4440,7 +4454,7 @@
       <w:pPr>
         <w:pStyle w:val="Ttulo2"/>
       </w:pPr>
-      <w:bookmarkStart w:id="16" w:name="_Toc225049456"/>
+      <w:bookmarkStart w:id="16" w:name="_Toc225078502"/>
       <w:r>
         <w:t>Actividad 1: Indicadores del World Bank Open Data</w:t>
       </w:r>
@@ -5575,7 +5589,7 @@
       <w:pPr>
         <w:pStyle w:val="Ttulo3"/>
       </w:pPr>
-      <w:bookmarkStart w:id="17" w:name="_Toc225049457"/>
+      <w:bookmarkStart w:id="17" w:name="_Toc225078503"/>
       <w:r>
         <w:t>Conclusión del análisis (Actividad 1)</w:t>
       </w:r>
@@ -5810,7 +5824,7 @@
       <w:pPr>
         <w:pStyle w:val="Ttulo2"/>
       </w:pPr>
-      <w:bookmarkStart w:id="18" w:name="_Toc225049458"/>
+      <w:bookmarkStart w:id="18" w:name="_Toc225078504"/>
       <w:r>
         <w:t xml:space="preserve">Actividad 2: </w:t>
       </w:r>
@@ -8772,7 +8786,7 @@
       <w:pPr>
         <w:pStyle w:val="Ttulo3"/>
       </w:pPr>
-      <w:bookmarkStart w:id="19" w:name="_Toc225049459"/>
+      <w:bookmarkStart w:id="19" w:name="_Toc225078505"/>
       <w:r>
         <w:t>Conclusión del análisis (Actividad 2)</w:t>
       </w:r>
@@ -8880,7 +8894,7 @@
       <w:pPr>
         <w:pStyle w:val="Ttulo2"/>
       </w:pPr>
-      <w:bookmarkStart w:id="20" w:name="_Toc225049460"/>
+      <w:bookmarkStart w:id="20" w:name="_Toc225078506"/>
       <w:r>
         <w:t>Actividad 3: Análisis de Criminalidad y Urbanización en Estados Unidos (</w:t>
       </w:r>
@@ -11190,9 +11204,12 @@
       <w:pPr>
         <w:pStyle w:val="Ttulo3"/>
       </w:pPr>
-      <w:bookmarkStart w:id="21" w:name="_Toc225049461"/>
-      <w:r>
-        <w:t>Conclusión de</w:t>
+      <w:bookmarkStart w:id="21" w:name="_Toc225078507"/>
+      <w:r>
+        <w:t>Síntesis</w:t>
+      </w:r>
+      <w:r>
+        <w:t xml:space="preserve"> de</w:t>
       </w:r>
       <w:r>
         <w:t xml:space="preserve">l análisis de resultados (Actividad </w:t>
@@ -11316,7 +11333,7 @@
       <w:pPr>
         <w:pStyle w:val="Ttulo1"/>
       </w:pPr>
-      <w:bookmarkStart w:id="22" w:name="_Toc225049462"/>
+      <w:bookmarkStart w:id="22" w:name="_Toc225078508"/>
       <w:r>
         <w:t>Conclusión de la práctica</w:t>
       </w:r>
@@ -11379,7 +11396,7 @@
       <w:pPr>
         <w:pStyle w:val="Ttulo1"/>
       </w:pPr>
-      <w:bookmarkStart w:id="23" w:name="_Toc225049463"/>
+      <w:bookmarkStart w:id="23" w:name="_Toc225078509"/>
       <w:r>
         <w:t>Referencias</w:t>
       </w:r>
